--- a/lh4/feinkonzept/DURCHBLICKT_LH4_Schlaf_MK.docx
+++ b/lh4/feinkonzept/DURCHBLICKT_LH4_Schlaf_MK.docx
@@ -14219,7 +14219,6 @@
           <w:rFonts w:cstheme="minorHAnsi"/>
           <w:b/>
           <w:bCs/>
-          <w:color w:val="EE0000"/>
         </w:rPr>
       </w:pPr>
       <w:r>
@@ -14227,7 +14226,6 @@
           <w:rFonts w:cstheme="minorHAnsi"/>
           <w:b/>
           <w:bCs/>
-          <w:color w:val="EE0000"/>
         </w:rPr>
         <w:t>Impressum</w:t>
       </w:r>
@@ -14237,27 +14235,23 @@
         <w:spacing w:after="0" w:line="276" w:lineRule="auto"/>
         <w:rPr>
           <w:rFonts w:cstheme="minorHAnsi"/>
-          <w:color w:val="EE0000"/>
         </w:rPr>
       </w:pPr>
       <w:r>
         <w:rPr>
           <w:rFonts w:cstheme="minorHAnsi"/>
-          <w:color w:val="EE0000"/>
         </w:rPr>
         <w:t xml:space="preserve">1. </w:t>
       </w:r>
       <w:r>
         <w:rPr>
           <w:rFonts w:cstheme="minorHAnsi"/>
-          <w:color w:val="EE0000"/>
         </w:rPr>
         <w:t xml:space="preserve">Auflage </w:t>
       </w:r>
       <w:r>
         <w:rPr>
           <w:rFonts w:cstheme="minorHAnsi"/>
-          <w:color w:val="EE0000"/>
           <w:highlight w:val="yellow"/>
         </w:rPr>
         <w:t>xxx 2026</w:t>
@@ -14265,7 +14259,6 @@
       <w:r>
         <w:rPr>
           <w:rFonts w:cstheme="minorHAnsi"/>
-          <w:color w:val="EE0000"/>
         </w:rPr>
         <w:t>. Das Werk und seine Teile sind urheberrechtlich geschützt. Jede Nutzung in anderen als den gesetzlich zugelassenen Fällen bedarf der vorherigen schriftlichen Einwilligung des Verlages. Abweichend hiervon ist die Vervielfältigung und Verbreitung des Werks und seiner Teile an Lernende zur Veranschaulichung des Unterrichts und zur Lehre an Bildungseinrichtungen durch Lehrende erlaubt.</w:t>
       </w:r>
@@ -14275,7 +14268,6 @@
         <w:spacing w:after="0" w:line="276" w:lineRule="auto"/>
         <w:rPr>
           <w:rFonts w:cstheme="minorHAnsi"/>
-          <w:color w:val="EE0000"/>
         </w:rPr>
       </w:pPr>
     </w:p>
@@ -14284,20 +14276,17 @@
         <w:spacing w:after="0" w:line="276" w:lineRule="auto"/>
         <w:rPr>
           <w:rFonts w:cstheme="minorHAnsi"/>
-          <w:color w:val="EE0000"/>
         </w:rPr>
       </w:pPr>
       <w:r>
         <w:rPr>
           <w:rFonts w:cstheme="minorHAnsi"/>
-          <w:color w:val="EE0000"/>
         </w:rPr>
         <w:t xml:space="preserve">In diesem Werk sind nach dem MarkenG geschützte Marken und sonstige Kennzeichen für eine bessere Lesbarkeit nicht besonders kenntlich gemacht. Es kann also aus dem Fehlen eines entsprechenden Hinweises nicht geschlossen werden, dass es sich um einen freien Warennamen handelt. Haftungsnotiz: Auf verschiedenen Seiten dieses Heftes befinden sich Verweise (Links) auf Internetadressen. Trotz sorgfältiger inhaltlicher Kontrolle wird die Haftung für die Inhalte der externen Seiten ausgeschlossen. Für den Inhalt dieser externen Seiten sind ausschließlich die Betreiberinnen und Betreiber verantwortlich. Sollten Sie daher auf kostenpflichtige, illegale oder anstößige Seiten treffen, so bedauern wir dies ausdrücklich und bitten Sie, uns umgehend per E-Mail </w:t>
       </w:r>
       <w:r>
         <w:rPr>
           <w:rFonts w:cstheme="minorHAnsi"/>
-          <w:color w:val="EE0000"/>
           <w:highlight w:val="yellow"/>
         </w:rPr>
         <w:t>(a.rapp@klett-mex.de)</w:t>
@@ -14305,7 +14294,6 @@
       <w:r>
         <w:rPr>
           <w:rFonts w:cstheme="minorHAnsi"/>
-          <w:color w:val="EE0000"/>
         </w:rPr>
         <w:t xml:space="preserve"> davon in Kenntnis zu setzen, damit bei Nachdruck der Nachweis gelöscht wird.</w:t>
       </w:r>
@@ -14315,7 +14303,6 @@
         <w:spacing w:after="0" w:line="276" w:lineRule="auto"/>
         <w:rPr>
           <w:rFonts w:cstheme="minorHAnsi"/>
-          <w:color w:val="EE0000"/>
         </w:rPr>
       </w:pPr>
     </w:p>
@@ -14324,7 +14311,6 @@
         <w:spacing w:after="0" w:line="276" w:lineRule="auto"/>
         <w:rPr>
           <w:rFonts w:cstheme="minorHAnsi"/>
-          <w:color w:val="EE0000"/>
         </w:rPr>
       </w:pPr>
       <w:r>
@@ -14332,14 +14318,12 @@
           <w:rFonts w:cstheme="minorHAnsi"/>
           <w:b/>
           <w:bCs/>
-          <w:color w:val="EE0000"/>
         </w:rPr>
         <w:t>Autor:</w:t>
       </w:r>
       <w:r>
         <w:rPr>
           <w:rFonts w:cstheme="minorHAnsi"/>
-          <w:color w:val="EE0000"/>
         </w:rPr>
         <w:t xml:space="preserve"> Michael Kohl</w:t>
       </w:r>
@@ -14349,7 +14333,6 @@
         <w:spacing w:after="0" w:line="276" w:lineRule="auto"/>
         <w:rPr>
           <w:rFonts w:cstheme="minorHAnsi"/>
-          <w:color w:val="EE0000"/>
         </w:rPr>
       </w:pPr>
       <w:r>
@@ -14357,14 +14340,12 @@
           <w:rFonts w:cstheme="minorHAnsi"/>
           <w:b/>
           <w:bCs/>
-          <w:color w:val="EE0000"/>
         </w:rPr>
         <w:t>Redaktion und Autorenkoordination:</w:t>
       </w:r>
       <w:r>
         <w:rPr>
           <w:rFonts w:cstheme="minorHAnsi"/>
-          <w:color w:val="EE0000"/>
         </w:rPr>
         <w:t xml:space="preserve"> Fabienne Schmaus</w:t>
       </w:r>
@@ -14374,7 +14355,6 @@
         <w:spacing w:after="0" w:line="276" w:lineRule="auto"/>
         <w:rPr>
           <w:rFonts w:cstheme="minorHAnsi"/>
-          <w:color w:val="EE0000"/>
         </w:rPr>
       </w:pPr>
       <w:r>
@@ -14382,21 +14362,18 @@
           <w:rFonts w:cstheme="minorHAnsi"/>
           <w:b/>
           <w:bCs/>
-          <w:color w:val="EE0000"/>
         </w:rPr>
         <w:t>Projektkoordination:</w:t>
       </w:r>
       <w:r>
         <w:rPr>
           <w:rFonts w:cstheme="minorHAnsi"/>
-          <w:color w:val="EE0000"/>
         </w:rPr>
         <w:t xml:space="preserve"> </w:t>
       </w:r>
       <w:r>
         <w:rPr>
           <w:rFonts w:cstheme="minorHAnsi"/>
-          <w:color w:val="EE0000"/>
           <w:highlight w:val="yellow"/>
         </w:rPr>
         <w:t>Annkathrin Rapp</w:t>
@@ -14404,7 +14381,6 @@
       <w:r>
         <w:rPr>
           <w:rFonts w:cstheme="minorHAnsi"/>
-          <w:color w:val="EE0000"/>
         </w:rPr>
         <w:t>, Klett MEX GmbH</w:t>
       </w:r>
@@ -14414,7 +14390,6 @@
         <w:spacing w:after="0" w:line="276" w:lineRule="auto"/>
         <w:rPr>
           <w:rFonts w:cstheme="minorHAnsi"/>
-          <w:color w:val="EE0000"/>
         </w:rPr>
       </w:pPr>
       <w:r>
@@ -14422,7 +14397,6 @@
           <w:rFonts w:cstheme="minorHAnsi"/>
           <w:b/>
           <w:bCs/>
-          <w:color w:val="EE0000"/>
           <w:lang w:val="en-US"/>
         </w:rPr>
         <w:t>Layout und Satz</w:t>
@@ -14430,7 +14404,6 @@
       <w:r>
         <w:rPr>
           <w:rFonts w:cstheme="minorHAnsi"/>
-          <w:color w:val="EE0000"/>
           <w:lang w:val="en-US"/>
         </w:rPr>
         <w:t xml:space="preserve">: We are Family GmbH &amp; Co. </w:t>
@@ -14438,7 +14411,6 @@
       <w:r>
         <w:rPr>
           <w:rFonts w:cstheme="minorHAnsi"/>
-          <w:color w:val="EE0000"/>
         </w:rPr>
         <w:t>KG, Stuttgart</w:t>
       </w:r>
@@ -14448,7 +14420,6 @@
         <w:spacing w:after="0" w:line="276" w:lineRule="auto"/>
         <w:rPr>
           <w:rFonts w:cstheme="minorHAnsi"/>
-          <w:color w:val="EE0000"/>
         </w:rPr>
       </w:pPr>
       <w:r>
@@ -14456,14 +14427,12 @@
           <w:rFonts w:cstheme="minorHAnsi"/>
           <w:b/>
           <w:bCs/>
-          <w:color w:val="EE0000"/>
         </w:rPr>
         <w:t>Herausgeber:</w:t>
       </w:r>
       <w:r>
         <w:rPr>
           <w:rFonts w:cstheme="minorHAnsi"/>
-          <w:color w:val="EE0000"/>
         </w:rPr>
         <w:t xml:space="preserve"> BARMER, Axel-Springer-Straße 44, 10969 Berlin</w:t>
       </w:r>
@@ -14473,13 +14442,11 @@
         <w:spacing w:after="0" w:line="276" w:lineRule="auto"/>
         <w:rPr>
           <w:rFonts w:cstheme="minorHAnsi"/>
-          <w:color w:val="EE0000"/>
         </w:rPr>
       </w:pPr>
       <w:r>
         <w:rPr>
           <w:rFonts w:cstheme="minorHAnsi"/>
-          <w:color w:val="EE0000"/>
         </w:rPr>
         <w:t>Eine Zusammenarbeit der BARMER und der Klett MEX GmbH</w:t>
       </w:r>
@@ -14489,13 +14456,11 @@
         <w:spacing w:after="0" w:line="276" w:lineRule="auto"/>
         <w:rPr>
           <w:rFonts w:cstheme="minorHAnsi"/>
-          <w:color w:val="EE0000"/>
         </w:rPr>
       </w:pPr>
       <w:r>
         <w:rPr>
           <w:rFonts w:cstheme="minorHAnsi"/>
-          <w:color w:val="EE0000"/>
         </w:rPr>
         <w:t>©BARMER, Berlin, Klett MEX GmbH, Stuttgart und We are Family GmbH &amp; Co. KG, Stuttgart.</w:t>
       </w:r>
@@ -14505,7 +14470,6 @@
         <w:spacing w:after="0" w:line="276" w:lineRule="auto"/>
         <w:rPr>
           <w:rFonts w:cstheme="minorHAnsi"/>
-          <w:color w:val="EE0000"/>
         </w:rPr>
       </w:pPr>
     </w:p>
@@ -14516,7 +14480,6 @@
           <w:rFonts w:cstheme="minorHAnsi"/>
           <w:b/>
           <w:bCs/>
-          <w:color w:val="EE0000"/>
         </w:rPr>
       </w:pPr>
       <w:r>
@@ -14524,7 +14487,6 @@
           <w:rFonts w:cstheme="minorHAnsi"/>
           <w:b/>
           <w:bCs/>
-          <w:color w:val="EE0000"/>
         </w:rPr>
         <w:t>Digital in eine gesunde Zukunft.</w:t>
       </w:r>
@@ -14534,13 +14496,11 @@
         <w:spacing w:after="0" w:line="276" w:lineRule="auto"/>
         <w:rPr>
           <w:rFonts w:cstheme="minorHAnsi"/>
-          <w:color w:val="EE0000"/>
         </w:rPr>
       </w:pPr>
       <w:r>
         <w:rPr>
           <w:rFonts w:cstheme="minorHAnsi"/>
-          <w:color w:val="EE0000"/>
         </w:rPr>
         <w:t>Wir wollen die Chancen und Potenziale der Digitalisierung für unsere Gesundheit nutzen, indem wir digitale Kompetenz für selbstbestimmte Entscheidungen in allen Gesundheitsfragen vermitteln.</w:t>
       </w:r>
@@ -14550,7 +14510,6 @@
         <w:spacing w:after="0" w:line="276" w:lineRule="auto"/>
         <w:rPr>
           <w:rFonts w:cstheme="minorHAnsi"/>
-          <w:color w:val="EE0000"/>
         </w:rPr>
       </w:pPr>
     </w:p>
@@ -14559,13 +14518,11 @@
         <w:spacing w:after="0" w:line="276" w:lineRule="auto"/>
         <w:rPr>
           <w:rFonts w:cstheme="minorHAnsi"/>
-          <w:color w:val="EE0000"/>
         </w:rPr>
       </w:pPr>
       <w:r>
         <w:rPr>
           <w:rFonts w:cstheme="minorHAnsi"/>
-          <w:color w:val="EE0000"/>
           <w:highlight w:val="yellow"/>
         </w:rPr>
         <w:t>((+ Logos))</w:t>

--- a/lh4/feinkonzept/DURCHBLICKT_LH4_Schlaf_MK.docx
+++ b/lh4/feinkonzept/DURCHBLICKT_LH4_Schlaf_MK.docx
@@ -10,7 +10,7 @@
           <w:rFonts w:cstheme="minorHAnsi"/>
           <w:b/>
           <w:bCs/>
-          <w:color w:val="EE0000"/>
+          <w:color w:val="000000" w:themeColor="text1"/>
           <w:sz w:val="28"/>
           <w:szCs w:val="28"/>
         </w:rPr>
@@ -20,11 +20,22 @@
           <w:rFonts w:cstheme="minorHAnsi"/>
           <w:b/>
           <w:bCs/>
-          <w:color w:val="EE0000"/>
+          <w:color w:val="000000" w:themeColor="text1"/>
           <w:sz w:val="28"/>
           <w:szCs w:val="28"/>
         </w:rPr>
-        <w:t>Gesundheitsmythen im Netz</w:t>
+        <w:t xml:space="preserve">Schlaf gut- </w:t>
+      </w:r>
+      <w:r>
+        <w:rPr>
+          <w:rFonts w:cstheme="minorHAnsi"/>
+          <w:b/>
+          <w:bCs/>
+          <w:color w:val="000000" w:themeColor="text1"/>
+          <w:sz w:val="28"/>
+          <w:szCs w:val="28"/>
+        </w:rPr>
+        <w:t>Wie digitale Geräte unseren Schlaf beeinflussen</w:t>
       </w:r>
     </w:p>
     <w:p>
@@ -43,13 +54,13 @@
         <w:spacing w:after="0" w:line="276" w:lineRule="auto"/>
         <w:rPr>
           <w:rFonts w:cstheme="minorHAnsi"/>
-          <w:color w:val="EE0000"/>
-        </w:rPr>
-      </w:pPr>
-      <w:r>
-        <w:rPr>
-          <w:rFonts w:cstheme="minorHAnsi"/>
-          <w:color w:val="EE0000"/>
+          <w:color w:val="000000" w:themeColor="text1"/>
+        </w:rPr>
+      </w:pPr>
+      <w:r>
+        <w:rPr>
+          <w:rFonts w:cstheme="minorHAnsi"/>
+          <w:color w:val="000000" w:themeColor="text1"/>
           <w:highlight w:val="yellow"/>
         </w:rPr>
         <w:t>((Ideen für Einstiegsvideo))</w:t>
@@ -63,6 +74,7 @@
           <w:rFonts w:cstheme="minorHAnsi"/>
           <w:b/>
           <w:bCs/>
+          <w:color w:val="000000" w:themeColor="text1"/>
         </w:rPr>
       </w:pPr>
       <w:r>
@@ -70,6 +82,7 @@
           <w:rFonts w:cstheme="minorHAnsi"/>
           <w:b/>
           <w:bCs/>
+          <w:color w:val="000000" w:themeColor="text1"/>
         </w:rPr>
         <w:t>Videoinhalt – VORSCHLAG</w:t>
       </w:r>
@@ -80,7 +93,7 @@
         <w:spacing w:after="0" w:line="276" w:lineRule="auto"/>
         <w:rPr>
           <w:rFonts w:cstheme="minorHAnsi"/>
-          <w:color w:val="EE0000"/>
+          <w:color w:val="000000" w:themeColor="text1"/>
         </w:rPr>
       </w:pPr>
     </w:p>
@@ -92,7 +105,7 @@
           <w:rFonts w:cstheme="minorHAnsi"/>
           <w:b/>
           <w:bCs/>
-          <w:color w:val="EE0000"/>
+          <w:color w:val="000000" w:themeColor="text1"/>
         </w:rPr>
       </w:pPr>
       <w:r>
@@ -100,9 +113,9 @@
           <w:rFonts w:cstheme="minorHAnsi"/>
           <w:b/>
           <w:bCs/>
-          <w:color w:val="EE0000"/>
-        </w:rPr>
-        <w:t>Viral-Claim vs. Expertenwiderlegung</w:t>
+          <w:color w:val="000000" w:themeColor="text1"/>
+        </w:rPr>
+        <w:t>Der Abend davor</w:t>
       </w:r>
     </w:p>
     <w:p>
@@ -111,7 +124,7 @@
         <w:spacing w:after="0" w:line="276" w:lineRule="auto"/>
         <w:rPr>
           <w:rFonts w:cstheme="minorHAnsi"/>
-          <w:color w:val="EE0000"/>
+          <w:color w:val="000000" w:themeColor="text1"/>
         </w:rPr>
       </w:pPr>
     </w:p>
@@ -121,15 +134,57 @@
         <w:spacing w:after="0" w:line="276" w:lineRule="auto"/>
         <w:rPr>
           <w:rFonts w:cstheme="minorHAnsi"/>
-          <w:color w:val="EE0000"/>
-        </w:rPr>
-      </w:pPr>
-      <w:r>
-        <w:rPr>
-          <w:rFonts w:cstheme="minorHAnsi"/>
-          <w:color w:val="EE0000"/>
-        </w:rPr>
-        <w:t xml:space="preserve">Eine Gesundheitsbehauptung geht viral – Millionen Views, Stars teilen sie. </w:t>
+          <w:color w:val="000000" w:themeColor="text1"/>
+        </w:rPr>
+      </w:pPr>
+      <w:r>
+        <w:rPr>
+          <w:rFonts w:cstheme="minorHAnsi"/>
+          <w:color w:val="000000" w:themeColor="text1"/>
+        </w:rPr>
+        <w:t>Der Clip zeigt einen Jugendlichen spät nachts im Bett: Smartphone in der Hand, das Zimmer in blaues Licht getaucht,</w:t>
+      </w:r>
+      <w:r>
+        <w:rPr>
+          <w:rFonts w:cstheme="minorHAnsi"/>
+          <w:color w:val="000000" w:themeColor="text1"/>
+        </w:rPr>
+        <w:t xml:space="preserve"> </w:t>
+      </w:r>
+      <w:r>
+        <w:rPr>
+          <w:rFonts w:cstheme="minorHAnsi"/>
+          <w:color w:val="000000" w:themeColor="text1"/>
+        </w:rPr>
+        <w:t xml:space="preserve"> </w:t>
+      </w:r>
+      <w:r>
+        <w:rPr>
+          <w:rFonts w:cstheme="minorHAnsi"/>
+          <w:color w:val="000000" w:themeColor="text1"/>
+        </w:rPr>
+        <w:t>d</w:t>
+      </w:r>
+      <w:r>
+        <w:rPr>
+          <w:rFonts w:cstheme="minorHAnsi"/>
+          <w:color w:val="000000" w:themeColor="text1"/>
+        </w:rPr>
+        <w:t>ie Uhr zeigt kurz vor Mitternacht. Parallel läuft eine Animation: Im Gehirn beginnt Melatonin zu steigen – das Signal zum Einschlafen. Doch jedes Aufleuchten des Displays sendet das Gegensignal: „Es ist noch Tag." Der Melatonin-Spiegel</w:t>
+      </w:r>
+      <w:r>
+        <w:rPr>
+          <w:rFonts w:cstheme="minorHAnsi"/>
+          <w:color w:val="000000" w:themeColor="text1"/>
+        </w:rPr>
+        <w:t xml:space="preserve"> </w:t>
+      </w:r>
+      <w:r>
+        <w:rPr>
+          <w:rFonts w:cstheme="minorHAnsi"/>
+          <w:color w:val="000000" w:themeColor="text1"/>
+        </w:rPr>
+        <w:t xml:space="preserve"> fällt. Das Einschlafen zieht sich hin.</w:t>
       </w:r>
     </w:p>
     <w:p>
@@ -138,29 +193,29 @@
         <w:spacing w:after="0" w:line="276" w:lineRule="auto"/>
         <w:rPr>
           <w:rFonts w:cstheme="minorHAnsi"/>
-          <w:color w:val="EE0000"/>
-        </w:rPr>
-      </w:pPr>
-      <w:r>
-        <w:rPr>
-          <w:rFonts w:cstheme="minorHAnsi"/>
-          <w:color w:val="EE0000"/>
-        </w:rPr>
-        <w:t xml:space="preserve">Dann Gegenschnitt: Ernährungswissenschaftlerin </w:t>
-      </w:r>
-      <w:r>
-        <w:rPr>
-          <w:rFonts w:cstheme="minorHAnsi"/>
-          <w:color w:val="EE0000"/>
-        </w:rPr>
-        <w:t xml:space="preserve">oder Ernährungswissenschaftler </w:t>
-      </w:r>
-      <w:r>
-        <w:rPr>
-          <w:rFonts w:cstheme="minorHAnsi"/>
-          <w:color w:val="EE0000"/>
-        </w:rPr>
-        <w:t>widerlegt die Aussage in 30 Sekunden.</w:t>
+          <w:color w:val="000000" w:themeColor="text1"/>
+        </w:rPr>
+      </w:pPr>
+      <w:r>
+        <w:rPr>
+          <w:rFonts w:cstheme="minorHAnsi"/>
+          <w:color w:val="000000" w:themeColor="text1"/>
+        </w:rPr>
+        <w:t>Zweite Szene: Derselbe Jugendliche am nächsten Morgen. Schwere Augenlider. Ein verpasster Bus. Ein kurzer, verlorener</w:t>
+      </w:r>
+      <w:r>
+        <w:rPr>
+          <w:rFonts w:cstheme="minorHAnsi"/>
+          <w:color w:val="000000" w:themeColor="text1"/>
+        </w:rPr>
+        <w:t xml:space="preserve"> </w:t>
+      </w:r>
+      <w:r>
+        <w:rPr>
+          <w:rFonts w:cstheme="minorHAnsi"/>
+          <w:color w:val="000000" w:themeColor="text1"/>
+        </w:rPr>
+        <w:t xml:space="preserve"> Blick in den Spiegel – ohne zu verstehen, warum.</w:t>
       </w:r>
     </w:p>
     <w:p>
@@ -169,99 +224,29 @@
         <w:spacing w:after="0" w:line="276" w:lineRule="auto"/>
         <w:rPr>
           <w:rFonts w:cstheme="minorHAnsi"/>
-          <w:color w:val="EE0000"/>
-        </w:rPr>
-      </w:pPr>
-      <w:r>
-        <w:rPr>
-          <w:rFonts w:cstheme="minorHAnsi"/>
-          <w:color w:val="EE0000"/>
-        </w:rPr>
-        <w:t xml:space="preserve">Schnitt: Collage mit weiteren Behauptungen von Social Media Plattformen; Mix aus Fakt und Fake (z. B. </w:t>
-      </w:r>
-      <w:r>
-        <w:rPr>
-          <w:rFonts w:cstheme="minorHAnsi"/>
-          <w:color w:val="EE0000"/>
-        </w:rPr>
-        <w:t>„</w:t>
-      </w:r>
-      <w:r>
-        <w:rPr>
-          <w:rFonts w:cstheme="minorHAnsi"/>
-          <w:color w:val="EE0000"/>
-        </w:rPr>
-        <w:t>Detox-Tee reinigt deinen Körper</w:t>
-      </w:r>
-      <w:r>
-        <w:rPr>
-          <w:rFonts w:cstheme="minorHAnsi"/>
-          <w:color w:val="EE0000"/>
-        </w:rPr>
-        <w:t>“</w:t>
-      </w:r>
-      <w:r>
-        <w:rPr>
-          <w:rFonts w:cstheme="minorHAnsi"/>
-          <w:color w:val="EE0000"/>
-        </w:rPr>
-        <w:t xml:space="preserve">, </w:t>
-      </w:r>
-      <w:r>
-        <w:rPr>
-          <w:rFonts w:cstheme="minorHAnsi"/>
-          <w:color w:val="EE0000"/>
-        </w:rPr>
-        <w:t>„</w:t>
-      </w:r>
-      <w:r>
-        <w:rPr>
-          <w:rFonts w:cstheme="minorHAnsi"/>
-          <w:color w:val="EE0000"/>
-        </w:rPr>
-        <w:t>8 Gläser Wasser pro Tag sind Pflicht</w:t>
-      </w:r>
-      <w:r>
-        <w:rPr>
-          <w:rFonts w:cstheme="minorHAnsi"/>
-          <w:color w:val="EE0000"/>
-        </w:rPr>
-        <w:t>“</w:t>
-      </w:r>
-      <w:r>
-        <w:rPr>
-          <w:rFonts w:cstheme="minorHAnsi"/>
-          <w:color w:val="EE0000"/>
-        </w:rPr>
-        <w:t xml:space="preserve">, </w:t>
-      </w:r>
-      <w:r>
-        <w:rPr>
-          <w:rFonts w:cstheme="minorHAnsi"/>
-          <w:color w:val="EE0000"/>
-        </w:rPr>
-        <w:t>„</w:t>
-      </w:r>
-      <w:r>
-        <w:rPr>
-          <w:rFonts w:cstheme="minorHAnsi"/>
-          <w:color w:val="EE0000"/>
-        </w:rPr>
-        <w:t>Zucker macht Kinder hyperaktiv</w:t>
-      </w:r>
-      <w:r>
-        <w:rPr>
-          <w:rFonts w:cstheme="minorHAnsi"/>
-          <w:color w:val="EE0000"/>
-        </w:rPr>
-        <w:t>“</w:t>
-      </w:r>
-      <w:r>
-        <w:rPr>
-          <w:rFonts w:cstheme="minorHAnsi"/>
-          <w:color w:val="EE0000"/>
-        </w:rPr>
-        <w:t>)</w:t>
+          <w:color w:val="000000" w:themeColor="text1"/>
+        </w:rPr>
+      </w:pPr>
+      <w:r>
+        <w:rPr>
+          <w:rFonts w:cstheme="minorHAnsi"/>
+          <w:color w:val="000000" w:themeColor="text1"/>
+        </w:rPr>
+        <w:t>Kein Kommentar, keine Wertung. Nur die Beobachtung: Zwischen dem Bildschirm und dem Schlaf passiert etwas</w:t>
+      </w:r>
+      <w:r>
+        <w:rPr>
+          <w:rFonts w:cstheme="minorHAnsi"/>
+          <w:color w:val="000000" w:themeColor="text1"/>
+        </w:rPr>
+        <w:t xml:space="preserve"> </w:t>
+      </w:r>
+      <w:r>
+        <w:rPr>
+          <w:rFonts w:cstheme="minorHAnsi"/>
+          <w:color w:val="000000" w:themeColor="text1"/>
+        </w:rPr>
+        <w:t>Biologisches. Etwas, das sich nicht von selbst erklärt.</w:t>
       </w:r>
     </w:p>
     <w:p>
@@ -270,7 +255,48 @@
         <w:spacing w:after="0" w:line="276" w:lineRule="auto"/>
         <w:rPr>
           <w:rFonts w:cstheme="minorHAnsi"/>
-          <w:color w:val="EE0000"/>
+          <w:color w:val="000000" w:themeColor="text1"/>
+        </w:rPr>
+      </w:pPr>
+    </w:p>
+    <w:p>
+      <w:pPr>
+        <w:shd w:val="clear" w:color="auto" w:fill="FBE4D5" w:themeFill="accent2" w:themeFillTint="33"/>
+        <w:spacing w:after="0" w:line="276" w:lineRule="auto"/>
+        <w:rPr>
+          <w:rFonts w:cstheme="minorHAnsi"/>
+          <w:color w:val="000000" w:themeColor="text1"/>
+        </w:rPr>
+      </w:pPr>
+      <w:r>
+        <w:rPr>
+          <w:rFonts w:cstheme="minorHAnsi"/>
+          <w:color w:val="000000" w:themeColor="text1"/>
+        </w:rPr>
+        <w:t>Abschluss-Einblend</w:t>
+      </w:r>
+      <w:r>
+        <w:rPr>
+          <w:rFonts w:cstheme="minorHAnsi"/>
+          <w:color w:val="000000" w:themeColor="text1"/>
+        </w:rPr>
+        <w:t>und</w:t>
+      </w:r>
+      <w:r>
+        <w:rPr>
+          <w:rFonts w:cstheme="minorHAnsi"/>
+          <w:color w:val="000000" w:themeColor="text1"/>
+        </w:rPr>
+        <w:t>: „Was passiert eigentlich in deinem Körper und Gehirn, wenn du abends am Bildschirm bist?"</w:t>
+      </w:r>
+    </w:p>
+    <w:p>
+      <w:pPr>
+        <w:shd w:val="clear" w:color="auto" w:fill="FBE4D5" w:themeFill="accent2" w:themeFillTint="33"/>
+        <w:spacing w:after="0" w:line="276" w:lineRule="auto"/>
+        <w:rPr>
+          <w:rFonts w:cstheme="minorHAnsi"/>
+          <w:color w:val="000000" w:themeColor="text1"/>
         </w:rPr>
       </w:pPr>
     </w:p>
@@ -291,7 +317,7 @@
           <w:rFonts w:cstheme="minorHAnsi"/>
           <w:i/>
           <w:iCs/>
-          <w:color w:val="EE0000"/>
+          <w:color w:val="000000" w:themeColor="text1"/>
           <w:highlight w:val="red"/>
         </w:rPr>
         <w:t>((bitte nicht ändern: Handreichung basiert darauf))</w:t>
@@ -336,7 +362,7 @@
           <w:rFonts w:cstheme="minorHAnsi"/>
           <w:b/>
           <w:bCs/>
-          <w:color w:val="EE0000"/>
+          <w:color w:val="000000" w:themeColor="text1"/>
           <w:sz w:val="24"/>
           <w:szCs w:val="24"/>
         </w:rPr>
@@ -346,11 +372,11 @@
           <w:rFonts w:cstheme="minorHAnsi"/>
           <w:b/>
           <w:bCs/>
-          <w:color w:val="EE0000"/>
+          <w:color w:val="000000" w:themeColor="text1"/>
           <w:sz w:val="24"/>
           <w:szCs w:val="24"/>
         </w:rPr>
-        <w:t>Gesundheitsmythen im Netz</w:t>
+        <w:t>Schlaf gut- Wie digitale Geräte unseren Schlaf beeinflussen</w:t>
       </w:r>
     </w:p>
     <w:p>
@@ -358,7 +384,7 @@
         <w:spacing w:after="0" w:line="276" w:lineRule="auto"/>
         <w:rPr>
           <w:rFonts w:cstheme="minorHAnsi"/>
-          <w:color w:val="EE0000"/>
+          <w:color w:val="000000" w:themeColor="text1"/>
           <w:sz w:val="16"/>
           <w:szCs w:val="16"/>
         </w:rPr>
@@ -2659,13 +2685,13 @@
               <w:spacing w:line="276" w:lineRule="auto"/>
               <w:rPr>
                 <w:rFonts w:cstheme="minorHAnsi"/>
-                <w:color w:val="EE0000"/>
-              </w:rPr>
-            </w:pPr>
-            <w:r>
-              <w:rPr>
-                <w:rFonts w:cstheme="minorHAnsi"/>
-                <w:color w:val="EE0000"/>
+                <w:color w:val="000000" w:themeColor="text1"/>
+              </w:rPr>
+            </w:pPr>
+            <w:r>
+              <w:rPr>
+                <w:rFonts w:cstheme="minorHAnsi"/>
+                <w:color w:val="000000" w:themeColor="text1"/>
               </w:rPr>
               <w:t>&gt; evtl. Schulgeräte besorgen</w:t>
             </w:r>
@@ -2675,27 +2701,27 @@
               <w:spacing w:line="276" w:lineRule="auto"/>
               <w:rPr>
                 <w:rFonts w:cstheme="minorHAnsi"/>
-                <w:color w:val="EE0000"/>
-              </w:rPr>
-            </w:pPr>
-            <w:r>
-              <w:rPr>
-                <w:rFonts w:cstheme="minorHAnsi"/>
-                <w:color w:val="EE0000"/>
+                <w:color w:val="000000" w:themeColor="text1"/>
+              </w:rPr>
+            </w:pPr>
+            <w:r>
+              <w:rPr>
+                <w:rFonts w:cstheme="minorHAnsi"/>
+                <w:color w:val="000000" w:themeColor="text1"/>
               </w:rPr>
               <w:t>&gt; Anh</w:t>
             </w:r>
             <w:r>
               <w:rPr>
                 <w:rFonts w:cstheme="minorHAnsi"/>
-                <w:color w:val="EE0000"/>
+                <w:color w:val="000000" w:themeColor="text1"/>
               </w:rPr>
               <w:t xml:space="preserve">änge </w:t>
             </w:r>
             <w:r>
               <w:rPr>
                 <w:rFonts w:cstheme="minorHAnsi"/>
-                <w:color w:val="EE0000"/>
+                <w:color w:val="000000" w:themeColor="text1"/>
               </w:rPr>
               <w:t xml:space="preserve">ausdrucken oder zur Projektion vorbereiten </w:t>
             </w:r>
@@ -2705,111 +2731,78 @@
               <w:spacing w:line="276" w:lineRule="auto"/>
               <w:rPr>
                 <w:rFonts w:cstheme="minorHAnsi"/>
-                <w:color w:val="EE0000"/>
-              </w:rPr>
-            </w:pPr>
-            <w:r>
-              <w:rPr>
-                <w:rFonts w:cstheme="minorHAnsi"/>
-                <w:color w:val="EE0000"/>
+                <w:color w:val="000000" w:themeColor="text1"/>
+              </w:rPr>
+            </w:pPr>
+            <w:r>
+              <w:rPr>
+                <w:rFonts w:cstheme="minorHAnsi"/>
+                <w:color w:val="000000" w:themeColor="text1"/>
               </w:rPr>
               <w:t xml:space="preserve">&gt; </w:t>
             </w:r>
             <w:r>
               <w:rPr>
                 <w:rFonts w:cstheme="minorHAnsi"/>
-                <w:color w:val="EE0000"/>
+                <w:color w:val="000000" w:themeColor="text1"/>
               </w:rPr>
               <w:t xml:space="preserve">mit </w:t>
             </w:r>
             <w:r>
               <w:rPr>
                 <w:rFonts w:cstheme="minorHAnsi"/>
-                <w:color w:val="EE0000"/>
-              </w:rPr>
-              <w:t>der QQQQ-Methode vertraut machen</w:t>
-            </w:r>
-            <w:r>
-              <w:rPr>
-                <w:rFonts w:cstheme="minorHAnsi"/>
-                <w:color w:val="EE0000"/>
+                <w:color w:val="000000" w:themeColor="text1"/>
+              </w:rPr>
+              <w:t>de</w:t>
+            </w:r>
+            <w:r>
+              <w:rPr>
+                <w:rFonts w:cstheme="minorHAnsi"/>
+                <w:color w:val="000000" w:themeColor="text1"/>
+              </w:rPr>
+              <w:t xml:space="preserve">n </w:t>
+            </w:r>
+            <w:r>
+              <w:rPr>
+                <w:rFonts w:cstheme="minorHAnsi"/>
+                <w:color w:val="000000" w:themeColor="text1"/>
+              </w:rPr>
+              <w:t>Methode</w:t>
+            </w:r>
+            <w:r>
+              <w:rPr>
+                <w:rFonts w:cstheme="minorHAnsi"/>
+                <w:color w:val="000000" w:themeColor="text1"/>
+              </w:rPr>
+              <w:t>n Meinungslinie und Think-Pair-Share</w:t>
+            </w:r>
+            <w:r>
+              <w:rPr>
+                <w:rFonts w:cstheme="minorHAnsi"/>
+                <w:color w:val="000000" w:themeColor="text1"/>
+              </w:rPr>
+              <w:t xml:space="preserve"> vertraut machen</w:t>
+            </w:r>
+            <w:r>
+              <w:rPr>
+                <w:rFonts w:cstheme="minorHAnsi"/>
+                <w:color w:val="000000" w:themeColor="text1"/>
               </w:rPr>
               <w:t xml:space="preserve"> – siehe </w:t>
             </w:r>
             <w:r>
               <w:rPr>
                 <w:rFonts w:cstheme="minorHAnsi"/>
-                <w:color w:val="EE0000"/>
-              </w:rPr>
-              <w:t>Erwartungshorizont</w:t>
-            </w:r>
-            <w:r>
-              <w:rPr>
-                <w:rFonts w:cstheme="minorHAnsi"/>
-                <w:color w:val="EE0000"/>
-              </w:rPr>
-              <w:t xml:space="preserve"> </w:t>
-            </w:r>
-          </w:p>
-          <w:p>
-            <w:pPr>
-              <w:tabs>
-                <w:tab w:val="left" w:pos="1843"/>
-              </w:tabs>
-              <w:spacing w:line="276" w:lineRule="auto"/>
-              <w:rPr>
-                <w:rFonts w:cstheme="minorHAnsi"/>
-                <w:color w:val="EE0000"/>
-              </w:rPr>
-            </w:pPr>
-            <w:r>
-              <w:rPr>
-                <w:rFonts w:cstheme="minorHAnsi"/>
-                <w:color w:val="EE0000"/>
-              </w:rPr>
-              <w:t xml:space="preserve">&gt; mit dem </w:t>
-            </w:r>
-            <w:r>
-              <w:rPr>
-                <w:rFonts w:cstheme="minorHAnsi"/>
-                <w:color w:val="EE0000"/>
-              </w:rPr>
-              <w:t>O</w:t>
-            </w:r>
-            <w:r>
-              <w:rPr>
-                <w:rFonts w:cstheme="minorHAnsi"/>
-                <w:color w:val="EE0000"/>
-              </w:rPr>
-              <w:t>nline</w:t>
-            </w:r>
-            <w:r>
-              <w:rPr>
-                <w:rFonts w:cstheme="minorHAnsi"/>
-                <w:color w:val="EE0000"/>
-              </w:rPr>
-              <w:t>-</w:t>
-            </w:r>
-            <w:r>
-              <w:rPr>
-                <w:rFonts w:cstheme="minorHAnsi"/>
-                <w:color w:val="EE0000"/>
-              </w:rPr>
-              <w:t xml:space="preserve">QuellenChecker </w:t>
-            </w:r>
-            <w:r>
-              <w:rPr>
-                <w:rFonts w:cstheme="minorHAnsi"/>
-                <w:color w:val="EE0000"/>
-              </w:rPr>
-              <w:t>vertraut machen</w:t>
-            </w:r>
-            <w:r>
-              <w:rPr>
-                <w:rFonts w:cstheme="minorHAnsi"/>
-                <w:color w:val="EE0000"/>
-              </w:rPr>
-              <w:t xml:space="preserve"> – siehe Erwartungshorizont</w:t>
+                <w:color w:val="000000" w:themeColor="text1"/>
+              </w:rPr>
+              <w:t>Anhang</w:t>
+            </w:r>
+            <w:r>
+              <w:rPr>
+                <w:rFonts w:cstheme="minorHAnsi"/>
+                <w:color w:val="000000" w:themeColor="text1"/>
+              </w:rPr>
+              <w:t xml:space="preserve"> 2</w:t>
             </w:r>
           </w:p>
         </w:tc>
@@ -2851,6 +2844,7 @@
                 <w:bCs/>
               </w:rPr>
             </w:pPr>
+            <w:commentRangeStart w:id="2"/>
             <w:r>
               <w:rPr>
                 <w:rFonts w:cstheme="minorHAnsi"/>
@@ -2858,6 +2852,18 @@
                 <w:bCs/>
               </w:rPr>
               <w:t>Ablauf</w:t>
+            </w:r>
+            <w:commentRangeEnd w:id="2"/>
+            <w:r>
+              <w:rPr>
+                <w:rStyle w:val="Kommentarzeichen"/>
+                <w:rFonts w:cstheme="minorHAnsi"/>
+                <w:b/>
+                <w:bCs/>
+                <w:sz w:val="22"/>
+                <w:szCs w:val="22"/>
+              </w:rPr>
+              <w:commentReference w:id="2"/>
             </w:r>
           </w:p>
           <w:p>
@@ -3314,7 +3320,7 @@
                 <w:bCs/>
               </w:rPr>
             </w:pPr>
-            <w:bookmarkStart w:id="2" w:name="_Hlk139991727"/>
+            <w:bookmarkStart w:id="3" w:name="_Hlk139991727"/>
             <w:r>
               <w:rPr>
                 <w:rFonts w:cstheme="minorHAnsi"/>
@@ -3409,7 +3415,7 @@
           </w:p>
         </w:tc>
       </w:tr>
-      <w:bookmarkEnd w:id="2"/>
+      <w:bookmarkEnd w:id="3"/>
       <w:tr>
         <w:trPr>
           <w:trHeight w:val="615"/>
@@ -3569,34 +3575,6 @@
                 <w:color w:val="EE0000"/>
               </w:rPr>
             </w:pPr>
-            <w:r>
-              <w:rPr>
-                <w:rFonts w:cstheme="minorHAnsi"/>
-                <w:color w:val="EE0000"/>
-              </w:rPr>
-              <w:t>--&gt; Anhang 1</w:t>
-            </w:r>
-            <w:r>
-              <w:rPr>
-                <w:rFonts w:cstheme="minorHAnsi"/>
-                <w:color w:val="EE0000"/>
-              </w:rPr>
-              <w:t xml:space="preserve"> (</w:t>
-            </w:r>
-            <w:r>
-              <w:rPr>
-                <w:rFonts w:cstheme="minorHAnsi"/>
-                <w:color w:val="EE0000"/>
-              </w:rPr>
-              <w:t>analog und digital</w:t>
-            </w:r>
-            <w:r>
-              <w:rPr>
-                <w:rFonts w:cstheme="minorHAnsi"/>
-                <w:color w:val="EE0000"/>
-              </w:rPr>
-              <w:t>)</w:t>
-            </w:r>
           </w:p>
         </w:tc>
       </w:tr>
@@ -4384,17 +4362,6 @@
               <w:spacing w:line="276" w:lineRule="auto"/>
               <w:rPr>
                 <w:rFonts w:cstheme="minorHAnsi"/>
-              </w:rPr>
-            </w:pPr>
-          </w:p>
-          <w:p>
-            <w:pPr>
-              <w:tabs>
-                <w:tab w:val="left" w:pos="273"/>
-              </w:tabs>
-              <w:spacing w:line="276" w:lineRule="auto"/>
-              <w:rPr>
-                <w:rFonts w:cstheme="minorHAnsi"/>
                 <w:color w:val="EE0000"/>
               </w:rPr>
             </w:pPr>
@@ -4429,17 +4396,6 @@
               </w:rPr>
               <w:t>Tafel / Whiteboard</w:t>
             </w:r>
-          </w:p>
-          <w:p>
-            <w:pPr>
-              <w:tabs>
-                <w:tab w:val="left" w:pos="1843"/>
-              </w:tabs>
-              <w:spacing w:line="276" w:lineRule="auto"/>
-              <w:rPr>
-                <w:rFonts w:cstheme="minorHAnsi"/>
-              </w:rPr>
-            </w:pPr>
           </w:p>
           <w:p>
             <w:pPr>
@@ -4803,13 +4759,6 @@
                 <w:color w:val="EE0000"/>
               </w:rPr>
             </w:pPr>
-            <w:r>
-              <w:rPr>
-                <w:rFonts w:cstheme="minorHAnsi"/>
-                <w:color w:val="EE0000"/>
-              </w:rPr>
-              <w:t>Tafel oder Flipchart</w:t>
-            </w:r>
           </w:p>
         </w:tc>
       </w:tr>
@@ -4845,33 +4794,33 @@
               <w:spacing w:line="276" w:lineRule="auto"/>
               <w:rPr>
                 <w:rFonts w:cstheme="minorHAnsi"/>
+                <w:color w:val="000000" w:themeColor="text1"/>
+              </w:rPr>
+            </w:pPr>
+            <w:r>
+              <w:rPr>
+                <w:rFonts w:cstheme="minorHAnsi"/>
+                <w:color w:val="000000" w:themeColor="text1"/>
+                <w:highlight w:val="yellow"/>
+              </w:rPr>
+              <w:t>((Icon Erweiterung „Primarstufe“))</w:t>
+            </w:r>
+          </w:p>
+          <w:p>
+            <w:pPr>
+              <w:tabs>
+                <w:tab w:val="left" w:pos="273"/>
+              </w:tabs>
+              <w:spacing w:line="276" w:lineRule="auto"/>
+              <w:rPr>
+                <w:rFonts w:cstheme="minorHAnsi"/>
                 <w:color w:val="EE0000"/>
               </w:rPr>
             </w:pPr>
             <w:r>
               <w:rPr>
                 <w:rFonts w:cstheme="minorHAnsi"/>
-                <w:color w:val="EE0000"/>
-                <w:highlight w:val="yellow"/>
-              </w:rPr>
-              <w:t>((Icon Erweiterung „Primarstufe“))</w:t>
-            </w:r>
-          </w:p>
-          <w:p>
-            <w:pPr>
-              <w:tabs>
-                <w:tab w:val="left" w:pos="273"/>
-              </w:tabs>
-              <w:spacing w:line="276" w:lineRule="auto"/>
-              <w:rPr>
-                <w:rFonts w:cstheme="minorHAnsi"/>
-                <w:color w:val="EE0000"/>
-              </w:rPr>
-            </w:pPr>
-            <w:r>
-              <w:rPr>
-                <w:rFonts w:cstheme="minorHAnsi"/>
-                <w:color w:val="EE0000"/>
+                <w:color w:val="000000" w:themeColor="text1"/>
                 <w:shd w:val="clear" w:color="auto" w:fill="E2EFD9" w:themeFill="accent6" w:themeFillTint="33"/>
               </w:rPr>
               <w:t>Erweiterung Primarstufe im Erwartungshorizont</w:t>
@@ -4961,18 +4910,6 @@
               </w:rPr>
               <w:t>Stress ist nicht gleich Stress</w:t>
             </w:r>
-          </w:p>
-          <w:p>
-            <w:pPr>
-              <w:tabs>
-                <w:tab w:val="left" w:pos="1843"/>
-              </w:tabs>
-              <w:spacing w:line="276" w:lineRule="auto"/>
-              <w:rPr>
-                <w:rFonts w:cstheme="minorHAnsi"/>
-                <w:color w:val="EE0000"/>
-              </w:rPr>
-            </w:pPr>
           </w:p>
         </w:tc>
       </w:tr>
@@ -5562,30 +5499,30 @@
               <w:spacing w:line="276" w:lineRule="auto"/>
               <w:rPr>
                 <w:rFonts w:cstheme="minorHAnsi"/>
+                <w:color w:val="000000" w:themeColor="text1"/>
+              </w:rPr>
+            </w:pPr>
+            <w:r>
+              <w:rPr>
+                <w:rFonts w:cstheme="minorHAnsi"/>
+                <w:color w:val="000000" w:themeColor="text1"/>
+                <w:highlight w:val="yellow"/>
+              </w:rPr>
+              <w:t>((Icon Erweiterung „Primarstufe“))</w:t>
+            </w:r>
+          </w:p>
+          <w:p>
+            <w:pPr>
+              <w:spacing w:line="276" w:lineRule="auto"/>
+              <w:rPr>
+                <w:rFonts w:cstheme="minorHAnsi"/>
                 <w:color w:val="EE0000"/>
               </w:rPr>
             </w:pPr>
             <w:r>
               <w:rPr>
                 <w:rFonts w:cstheme="minorHAnsi"/>
-                <w:color w:val="EE0000"/>
-                <w:highlight w:val="yellow"/>
-              </w:rPr>
-              <w:t>((Icon Erweiterung „Primarstufe“))</w:t>
-            </w:r>
-          </w:p>
-          <w:p>
-            <w:pPr>
-              <w:spacing w:line="276" w:lineRule="auto"/>
-              <w:rPr>
-                <w:rFonts w:cstheme="minorHAnsi"/>
-                <w:color w:val="EE0000"/>
-              </w:rPr>
-            </w:pPr>
-            <w:r>
-              <w:rPr>
-                <w:rFonts w:cstheme="minorHAnsi"/>
-                <w:color w:val="EE0000"/>
+                <w:color w:val="000000" w:themeColor="text1"/>
                 <w:shd w:val="clear" w:color="auto" w:fill="E2EFD9" w:themeFill="accent6" w:themeFillTint="33"/>
               </w:rPr>
               <w:t>Erweiterung Primarstufe im Erwartungshorizont</w:t>
@@ -5682,28 +5619,6 @@
         </w:tc>
       </w:tr>
     </w:tbl>
-    <w:p>
-      <w:pPr>
-        <w:rPr>
-          <w:rFonts w:cstheme="minorHAnsi"/>
-          <w:color w:val="EE0000"/>
-          <w:sz w:val="12"/>
-          <w:szCs w:val="12"/>
-          <w:highlight w:val="yellow"/>
-        </w:rPr>
-      </w:pPr>
-      <w:r>
-        <w:rPr>
-          <w:rFonts w:cstheme="minorHAnsi"/>
-          <w:color w:val="EE0000"/>
-          <w:sz w:val="12"/>
-          <w:szCs w:val="12"/>
-          <w:highlight w:val="yellow"/>
-        </w:rPr>
-        <w:lastRenderedPageBreak/>
-        <w:br w:type="page"/>
-      </w:r>
-    </w:p>
     <w:p>
       <w:pPr>
         <w:spacing w:line="276" w:lineRule="auto"/>
@@ -6311,7 +6226,7 @@
           <w:highlight w:val="lightGray"/>
         </w:rPr>
       </w:pPr>
-      <w:bookmarkStart w:id="3" w:name="_Hlk139993229"/>
+      <w:bookmarkStart w:id="4" w:name="_Hlk139993229"/>
     </w:p>
     <w:tbl>
       <w:tblPr>
@@ -6962,6 +6877,25 @@
                 <w:rFonts w:cstheme="minorHAnsi"/>
                 <w:color w:val="000000" w:themeColor="text1"/>
               </w:rPr>
+              <w:t>Das Video erzeugt Neugier ohne Schuldzuweisung und öffnet die Einheit mit einer Frage, die sich die meisten Lernenden  selbst stellen könnten.</w:t>
+            </w:r>
+          </w:p>
+          <w:p>
+            <w:pPr>
+              <w:tabs>
+                <w:tab w:val="left" w:pos="273"/>
+              </w:tabs>
+              <w:spacing w:line="276" w:lineRule="auto"/>
+              <w:rPr>
+                <w:rFonts w:cstheme="minorHAnsi"/>
+                <w:color w:val="000000" w:themeColor="text1"/>
+              </w:rPr>
+            </w:pPr>
+            <w:r>
+              <w:rPr>
+                <w:rFonts w:cstheme="minorHAnsi"/>
+                <w:color w:val="000000" w:themeColor="text1"/>
+              </w:rPr>
               <w:t xml:space="preserve">Die Lehrkraft nimmt spontane Reaktionen aus dem Raum auf und </w:t>
             </w:r>
             <w:r>
@@ -7074,8 +7008,101 @@
                 <w:rFonts w:cstheme="minorHAnsi"/>
                 <w:color w:val="000000" w:themeColor="text1"/>
               </w:rPr>
-              <w:t xml:space="preserve"> In Sek. I sind hier eher Antworten aus dem persönlichen Erleben zu erwarten, in Sek. II kann bereits mit den Themen „Blaulicht“ und „Schlafrhthymus gerechnet werden. Antworten werden wohlwollend bewertet, aber nicht vertieft. </w:t>
-            </w:r>
+              <w:t xml:space="preserve"> In Sek. I sind hier eher Antworten aus dem persönlichen Erleben zu erwarten, in Sek. II kann bereits mit den Themen „Blaulicht“ und „Schlafrhthymus gerechnet werden. Antworten werden wohlwollend bewertet, aber nicht vertieft.</w:t>
+            </w:r>
+            <w:r>
+              <w:rPr>
+                <w:rFonts w:cstheme="minorHAnsi"/>
+                <w:color w:val="000000" w:themeColor="text1"/>
+              </w:rPr>
+              <w:t xml:space="preserve"> Beachten Sie dabei:</w:t>
+            </w:r>
+          </w:p>
+          <w:p>
+            <w:pPr>
+              <w:numPr>
+                <w:ilvl w:val="0"/>
+                <w:numId w:val="21"/>
+              </w:numPr>
+              <w:tabs>
+                <w:tab w:val="left" w:pos="273"/>
+              </w:tabs>
+              <w:spacing w:line="276" w:lineRule="auto"/>
+              <w:rPr>
+                <w:rFonts w:cstheme="minorHAnsi"/>
+                <w:color w:val="000000" w:themeColor="text1"/>
+              </w:rPr>
+            </w:pPr>
+            <w:r>
+              <w:rPr>
+                <w:rFonts w:cstheme="minorHAnsi"/>
+                <w:color w:val="000000" w:themeColor="text1"/>
+              </w:rPr>
+              <w:t>Blitzlicht-Ergebnis nicht überdramatisieren: Wer gestern gut geschlafen hat, ist kein Gegenbeispiel – es geht um Tendenzen, nicht um absolute Kausalität</w:t>
+            </w:r>
+          </w:p>
+          <w:p>
+            <w:pPr>
+              <w:numPr>
+                <w:ilvl w:val="0"/>
+                <w:numId w:val="21"/>
+              </w:numPr>
+              <w:tabs>
+                <w:tab w:val="left" w:pos="273"/>
+              </w:tabs>
+              <w:spacing w:line="276" w:lineRule="auto"/>
+              <w:rPr>
+                <w:rFonts w:cstheme="minorHAnsi"/>
+                <w:color w:val="000000" w:themeColor="text1"/>
+              </w:rPr>
+            </w:pPr>
+            <w:r>
+              <w:rPr>
+                <w:rFonts w:cstheme="minorHAnsi"/>
+                <w:color w:val="000000" w:themeColor="text1"/>
+              </w:rPr>
+              <w:t xml:space="preserve">Nicht moralisch rahmen: </w:t>
+            </w:r>
+            <w:r>
+              <w:rPr>
+                <w:rFonts w:cstheme="minorHAnsi"/>
+                <w:i/>
+                <w:iCs/>
+                <w:color w:val="000000" w:themeColor="text1"/>
+              </w:rPr>
+              <w:t>„Wer Handy abends nutzt, schläft schlechter"</w:t>
+            </w:r>
+            <w:r>
+              <w:rPr>
+                <w:rFonts w:cstheme="minorHAnsi"/>
+                <w:color w:val="000000" w:themeColor="text1"/>
+              </w:rPr>
+              <w:t xml:space="preserve"> → besser: *„Es gibt einen Zusammenhang – schauen wir, wie der funktioniert"</w:t>
+            </w:r>
+          </w:p>
+          <w:p>
+            <w:pPr>
+              <w:tabs>
+                <w:tab w:val="left" w:pos="273"/>
+              </w:tabs>
+              <w:spacing w:line="276" w:lineRule="auto"/>
+              <w:rPr>
+                <w:rFonts w:cstheme="minorHAnsi"/>
+                <w:color w:val="000000" w:themeColor="text1"/>
+              </w:rPr>
+            </w:pPr>
+          </w:p>
+          <w:p>
+            <w:pPr>
+              <w:tabs>
+                <w:tab w:val="left" w:pos="273"/>
+              </w:tabs>
+              <w:spacing w:line="276" w:lineRule="auto"/>
+              <w:rPr>
+                <w:rFonts w:cstheme="minorHAnsi"/>
+                <w:color w:val="000000" w:themeColor="text1"/>
+              </w:rPr>
+            </w:pPr>
             <w:r>
               <w:rPr>
                 <w:rFonts w:cstheme="minorHAnsi"/>
@@ -7219,7 +7246,7 @@
             <w:r>
               <w:rPr>
                 <w:rFonts w:cstheme="minorHAnsi"/>
-                <w:color w:val="EE0000"/>
+                <w:color w:val="000000" w:themeColor="text1"/>
               </w:rPr>
               <w:t xml:space="preserve">Anhang </w:t>
             </w:r>
@@ -7388,7 +7415,30 @@
               <w:rPr>
                 <w:rFonts w:cstheme="minorHAnsi"/>
               </w:rPr>
-              <w:t>Zur Festigung der Informationen werden die Inhalte schriftlich fixiiert auf Arbeitsblatt 1.</w:t>
+              <w:t xml:space="preserve">Zur Festigung der Informationen werden die Inhalte schriftlich fixiiert auf </w:t>
+            </w:r>
+            <w:commentRangeStart w:id="5"/>
+            <w:r>
+              <w:rPr>
+                <w:rFonts w:cstheme="minorHAnsi"/>
+              </w:rPr>
+              <w:t>Arbeitsblatt 1</w:t>
+            </w:r>
+            <w:commentRangeEnd w:id="5"/>
+            <w:r>
+              <w:rPr>
+                <w:rStyle w:val="Kommentarzeichen"/>
+                <w:rFonts w:cstheme="minorHAnsi"/>
+                <w:sz w:val="22"/>
+                <w:szCs w:val="22"/>
+              </w:rPr>
+              <w:commentReference w:id="5"/>
+            </w:r>
+            <w:r>
+              <w:rPr>
+                <w:rFonts w:cstheme="minorHAnsi"/>
+              </w:rPr>
+              <w:t>.</w:t>
             </w:r>
           </w:p>
           <w:p>
@@ -7651,6 +7701,24 @@
               <w:spacing w:line="276" w:lineRule="auto"/>
               <w:rPr>
                 <w:rFonts w:cstheme="minorHAnsi"/>
+              </w:rPr>
+            </w:pPr>
+            <w:r>
+              <w:rPr>
+                <w:rFonts w:cstheme="minorHAnsi"/>
+              </w:rPr>
+              <w:t>Lösungsbegriffe: zirkadianer Rhythmus / Melatonin / Tag / wach</w:t>
+            </w:r>
+          </w:p>
+          <w:p>
+            <w:pPr>
+              <w:shd w:val="clear" w:color="auto" w:fill="FBE4D5" w:themeFill="accent2" w:themeFillTint="33"/>
+              <w:tabs>
+                <w:tab w:val="left" w:pos="273"/>
+              </w:tabs>
+              <w:spacing w:line="276" w:lineRule="auto"/>
+              <w:rPr>
+                <w:rFonts w:cstheme="minorHAnsi"/>
                 <w:b/>
                 <w:bCs/>
               </w:rPr>
@@ -7703,6 +7771,7 @@
               <w:rPr>
                 <w:rFonts w:cstheme="minorHAnsi"/>
               </w:rPr>
+              <w:lastRenderedPageBreak/>
               <w:t xml:space="preserve">– </w:t>
             </w:r>
             <w:r>
@@ -7770,6 +7839,24 @@
                 <w:rFonts w:cstheme="minorHAnsi"/>
               </w:rPr>
               <w:t>– Schaubild auf AB 1B weniger vorstrukturiert; eigene Beschriftung und Erklärung</w:t>
+            </w:r>
+          </w:p>
+          <w:p>
+            <w:pPr>
+              <w:shd w:val="clear" w:color="auto" w:fill="FBE4D5" w:themeFill="accent2" w:themeFillTint="33"/>
+              <w:tabs>
+                <w:tab w:val="left" w:pos="273"/>
+              </w:tabs>
+              <w:spacing w:line="276" w:lineRule="auto"/>
+              <w:rPr>
+                <w:rFonts w:cstheme="minorHAnsi"/>
+              </w:rPr>
+            </w:pPr>
+            <w:r>
+              <w:rPr>
+                <w:rFonts w:cstheme="minorHAnsi"/>
+              </w:rPr>
+              <w:t>Lösungsbegriffe: zirkadianer Rhythmus / Melatonin / Tag / wach</w:t>
             </w:r>
           </w:p>
           <w:p>
@@ -7837,40 +7924,120 @@
               <w:rPr>
                 <w:rFonts w:cstheme="minorHAnsi"/>
               </w:rPr>
-              <w:t xml:space="preserve">Blaues Licht hemmt die Melatoninproduktion und verschiebt den zirkadianen Rhythmus – das ist wissenschaftlich belegt. Neuere Forschung (u. a. </w:t>
+              <w:t xml:space="preserve">Blaues Licht hemmt die Melatoninproduktion und verschiebt den zirkadianen Rhythmus – das ist wissenschaftlich belegt. Neuere Forschung </w:t>
+            </w:r>
+            <w:commentRangeStart w:id="6"/>
+            <w:r>
+              <w:rPr>
+                <w:rFonts w:cstheme="minorHAnsi"/>
+              </w:rPr>
+              <w:t>(u. a.</w:t>
+            </w:r>
+            <w:r>
+              <w:rPr>
+                <w:rFonts w:cstheme="minorHAnsi"/>
+              </w:rPr>
+              <w:t xml:space="preserve"> </w:t>
+            </w:r>
+            <w:r>
+              <w:rPr>
+                <w:rFonts w:cstheme="minorHAnsi"/>
+              </w:rPr>
+              <w:t>Hester et al.</w:t>
+            </w:r>
+            <w:r>
+              <w:rPr>
+                <w:rFonts w:cstheme="minorHAnsi"/>
+              </w:rPr>
+              <w:t xml:space="preserve"> </w:t>
+            </w:r>
+            <w:r>
+              <w:rPr>
+                <w:rFonts w:cstheme="minorHAnsi"/>
+              </w:rPr>
+              <w:t>(</w:t>
+            </w:r>
+            <w:r>
+              <w:rPr>
+                <w:rFonts w:cstheme="minorHAnsi"/>
+              </w:rPr>
+              <w:t>202</w:t>
+            </w:r>
+            <w:r>
+              <w:rPr>
+                <w:rFonts w:cstheme="minorHAnsi"/>
+              </w:rPr>
+              <w:t>1)</w:t>
+            </w:r>
+            <w:r>
+              <w:rPr>
+                <w:rFonts w:cstheme="minorHAnsi"/>
+              </w:rPr>
+              <w:t>)</w:t>
+            </w:r>
+            <w:r>
+              <w:rPr>
+                <w:rFonts w:cstheme="minorHAnsi"/>
+              </w:rPr>
+              <w:t xml:space="preserve"> </w:t>
+            </w:r>
+            <w:commentRangeEnd w:id="6"/>
+            <w:r>
+              <w:rPr>
+                <w:rStyle w:val="Kommentarzeichen"/>
+                <w:rFonts w:cstheme="minorHAnsi"/>
+                <w:sz w:val="22"/>
+                <w:szCs w:val="22"/>
+              </w:rPr>
+              <w:commentReference w:id="6"/>
+            </w:r>
+            <w:r>
+              <w:rPr>
+                <w:rFonts w:cstheme="minorHAnsi"/>
+              </w:rPr>
+              <w:t>zeigt jedoch: Der Effekt von blauem Licht allein ist kleiner als oft behauptet. Der größte Schlafstörer ist die Kombination aus Licht, aufwühlenden Inhalten und kognitiver Aktivierung durch soziale Interaktion</w:t>
             </w:r>
             <w:r>
               <w:rPr>
                 <w:rFonts w:cstheme="minorHAnsi"/>
                 <w:color w:val="EE0000"/>
               </w:rPr>
-              <w:t>Universität Oxford, 2023</w:t>
-            </w:r>
-            <w:r>
-              <w:rPr>
-                <w:rFonts w:cstheme="minorHAnsi"/>
-              </w:rPr>
-              <w:t xml:space="preserve">) zeigt jedoch: Der Effekt von blauem Licht allein ist </w:t>
-            </w:r>
-            <w:r>
-              <w:rPr>
-                <w:rFonts w:cstheme="minorHAnsi"/>
-              </w:rPr>
-              <w:lastRenderedPageBreak/>
-              <w:t>kleiner als oft behauptet. Der größte Schlafstörer ist die Kombination aus Licht, aufwühlenden Inhalten und kognitiver Aktivierung durch soziale Interaktion</w:t>
-            </w:r>
-            <w:r>
-              <w:rPr>
-                <w:rFonts w:cstheme="minorHAnsi"/>
-                <w:color w:val="EE0000"/>
-              </w:rPr>
-              <w:t>. Cain &amp; Gradisar (2024</w:t>
-            </w:r>
-            <w:r>
-              <w:rPr>
-                <w:rFonts w:cstheme="minorHAnsi"/>
-              </w:rPr>
-              <w:t>) ergänzen: Passives Scrollen wirkt schlafstörender als aktive Kommunikation mit Freundinnen und Freunden – nicht jede Bildschirmzeit ist gleich.</w:t>
+              <w:t xml:space="preserve">. </w:t>
+            </w:r>
+            <w:commentRangeStart w:id="7"/>
+            <w:r>
+              <w:rPr>
+                <w:rFonts w:cstheme="minorHAnsi"/>
+              </w:rPr>
+              <w:t>Baducco et al</w:t>
+            </w:r>
+            <w:r>
+              <w:rPr>
+                <w:rFonts w:cstheme="minorHAnsi"/>
+              </w:rPr>
+              <w:t xml:space="preserve"> (2024</w:t>
+            </w:r>
+            <w:r>
+              <w:rPr>
+                <w:rFonts w:cstheme="minorHAnsi"/>
+              </w:rPr>
+              <w:t>)</w:t>
+            </w:r>
+            <w:commentRangeEnd w:id="7"/>
+            <w:r>
+              <w:rPr>
+                <w:rStyle w:val="Kommentarzeichen"/>
+                <w:rFonts w:cstheme="minorHAnsi"/>
+                <w:sz w:val="22"/>
+                <w:szCs w:val="22"/>
+              </w:rPr>
+              <w:commentReference w:id="7"/>
+            </w:r>
+            <w:r>
+              <w:rPr>
+                <w:rFonts w:cstheme="minorHAnsi"/>
+              </w:rPr>
+              <w:t xml:space="preserve"> ergänzen: Passives Scrollen wirkt schlafstörender als aktive Kommunikation mit Freundinnen und Freunden – nicht jede Bildschirmzeit ist gleich.</w:t>
             </w:r>
           </w:p>
           <w:p>
@@ -7912,135 +8079,156 @@
                 <w:b/>
                 <w:bCs/>
               </w:rPr>
-              <w:t xml:space="preserve"> INFOBOX // Social Jetlag &amp; Chronotypen</w:t>
-            </w:r>
-          </w:p>
-          <w:p>
-            <w:pPr>
-              <w:shd w:val="clear" w:color="auto" w:fill="FFF2CC" w:themeFill="accent4" w:themeFillTint="33"/>
-              <w:tabs>
-                <w:tab w:val="left" w:pos="273"/>
-              </w:tabs>
-              <w:spacing w:line="276" w:lineRule="auto"/>
-              <w:rPr>
-                <w:rFonts w:cstheme="minorHAnsi"/>
-                <w:color w:val="EE0000"/>
-              </w:rPr>
-            </w:pPr>
-            <w:r>
-              <w:rPr>
-                <w:rFonts w:cstheme="minorHAnsi"/>
-              </w:rPr>
-              <w:t>In der Pubertät verschiebt sich der zirkadiane Rhythmus biologisch nach hinten: Jugendliche werden später müde und brauchen morgens länger zum Aufwachen. Frühe Schulanfangszeiten erzeugen dadurch ein chronisches Schlafdefizit an Schultagen, das am Wochenende durch Ausschlafen kompensiert wird – das nennt man Social Jetlag. Hinzu kommen individuelle Chronotypen: Eulen (Spättyp) und Lerchen (Frühtyp) sind biologisch bedingt und nicht durch Willenskraft überwindbar. Das erklärt, warum gleiche Schlafzeiten nicht für alle gleich gut funktionieren.</w:t>
-            </w:r>
-          </w:p>
-          <w:p>
-            <w:pPr>
-              <w:tabs>
-                <w:tab w:val="left" w:pos="273"/>
-              </w:tabs>
-              <w:spacing w:line="276" w:lineRule="auto"/>
-              <w:rPr>
-                <w:rFonts w:cstheme="minorHAnsi"/>
-                <w:color w:val="EE0000"/>
-              </w:rPr>
-            </w:pPr>
-          </w:p>
-          <w:p>
-            <w:pPr>
-              <w:rPr>
-                <w:rFonts w:cstheme="minorHAnsi"/>
-              </w:rPr>
-            </w:pPr>
-            <w:r>
-              <w:rPr>
-                <w:rFonts w:cstheme="minorHAnsi"/>
-              </w:rPr>
-              <w:t>Diese Phase findet ihren Abschluss im Hervorheben der Kernbotschaft, dass bestimmte Elemente das Einschlafen verzögern können.</w:t>
-            </w:r>
-            <w:r>
-              <w:rPr>
-                <w:rFonts w:cstheme="minorHAnsi"/>
-              </w:rPr>
-              <w:t xml:space="preserve"> In der folgenden Phase werden diese Elemente um weitere Aspekte ergänzt.</w:t>
-            </w:r>
-          </w:p>
-          <w:p>
-            <w:pPr>
-              <w:tabs>
-                <w:tab w:val="left" w:pos="273"/>
-              </w:tabs>
-              <w:spacing w:line="276" w:lineRule="auto"/>
-              <w:rPr>
-                <w:rFonts w:cstheme="minorHAnsi"/>
-                <w:color w:val="EE0000"/>
-              </w:rPr>
-            </w:pPr>
-          </w:p>
-          <w:p>
-            <w:pPr>
-              <w:tabs>
-                <w:tab w:val="left" w:pos="273"/>
-              </w:tabs>
-              <w:spacing w:line="276" w:lineRule="auto"/>
-              <w:rPr>
-                <w:rFonts w:cstheme="minorHAnsi"/>
-              </w:rPr>
-            </w:pPr>
-            <w:r>
-              <w:rPr>
-                <w:rFonts w:cstheme="minorHAnsi"/>
-              </w:rPr>
-              <w:t>In dieser Hinführung</w:t>
-            </w:r>
-            <w:r>
-              <w:rPr>
-                <w:rFonts w:cstheme="minorHAnsi"/>
-              </w:rPr>
-              <w:t xml:space="preserve"> erarbeiten </w:t>
-            </w:r>
-            <w:r>
-              <w:rPr>
-                <w:rFonts w:cstheme="minorHAnsi"/>
-              </w:rPr>
-              <w:t xml:space="preserve">die Lernenden </w:t>
-            </w:r>
-            <w:r>
-              <w:rPr>
-                <w:rFonts w:cstheme="minorHAnsi"/>
-              </w:rPr>
-              <w:t>Grundlagenwissen, um die Qualität von Informationen über Bildschirmnutzung und Schlaf einordnen und bewerten zu können.</w:t>
-            </w:r>
-          </w:p>
-          <w:p>
-            <w:pPr>
-              <w:tabs>
-                <w:tab w:val="left" w:pos="273"/>
-              </w:tabs>
-              <w:spacing w:line="276" w:lineRule="auto"/>
-              <w:rPr>
-                <w:rFonts w:cstheme="minorHAnsi"/>
-                <w:color w:val="EE0000"/>
-              </w:rPr>
-            </w:pPr>
-            <w:r>
-              <w:rPr>
-                <w:rFonts w:cstheme="minorHAnsi"/>
-                <w:color w:val="EE0000"/>
-              </w:rPr>
-              <w:t>___________________________________________________________________________</w:t>
-            </w:r>
-          </w:p>
-          <w:p>
-            <w:pPr>
-              <w:tabs>
-                <w:tab w:val="left" w:pos="273"/>
-              </w:tabs>
-              <w:spacing w:line="276" w:lineRule="auto"/>
+              <w:t xml:space="preserve"> INFOBOX // </w:t>
+            </w:r>
+            <w:commentRangeStart w:id="8"/>
+            <w:r>
               <w:rPr>
                 <w:rFonts w:cstheme="minorHAnsi"/>
                 <w:b/>
                 <w:bCs/>
+              </w:rPr>
+              <w:t>Social Jetlag &amp; Chronotypen</w:t>
+            </w:r>
+            <w:commentRangeEnd w:id="8"/>
+            <w:r>
+              <w:rPr>
+                <w:rStyle w:val="Kommentarzeichen"/>
+                <w:rFonts w:cstheme="minorHAnsi"/>
+                <w:b/>
+                <w:bCs/>
+                <w:sz w:val="22"/>
+                <w:szCs w:val="22"/>
+              </w:rPr>
+              <w:commentReference w:id="8"/>
+            </w:r>
+          </w:p>
+          <w:p>
+            <w:pPr>
+              <w:shd w:val="clear" w:color="auto" w:fill="FFF2CC" w:themeFill="accent4" w:themeFillTint="33"/>
+              <w:tabs>
+                <w:tab w:val="left" w:pos="273"/>
+              </w:tabs>
+              <w:spacing w:line="276" w:lineRule="auto"/>
+              <w:rPr>
+                <w:rFonts w:cstheme="minorHAnsi"/>
+                <w:color w:val="EE0000"/>
+              </w:rPr>
+            </w:pPr>
+            <w:r>
+              <w:rPr>
+                <w:rFonts w:cstheme="minorHAnsi"/>
+              </w:rPr>
+              <w:t>In der Pubertät verschiebt sich der zirkadiane Rhythmus biologisch nach hinten: Jugendliche werden später müde und brauchen morgens länger zum Aufwachen. Frühe Schulanfangszeiten erzeugen dadurch ein chronisches Schlafdefizit an Schultagen, das am Wochenende durch Ausschlafen kompensiert wird – das nennt man Social Jetlag. Hinzu kommen individuelle Chronotypen: Eulen (Spättyp) und Lerchen (Frühtyp) sind biologisch bedingt und nicht durch Willenskraft überwindbar. Das erklärt, warum gleiche Schlafzeiten nicht für alle gleich gut funktionieren.</w:t>
+            </w:r>
+          </w:p>
+          <w:p>
+            <w:pPr>
+              <w:tabs>
+                <w:tab w:val="left" w:pos="273"/>
+              </w:tabs>
+              <w:spacing w:line="276" w:lineRule="auto"/>
+              <w:rPr>
+                <w:rFonts w:cstheme="minorHAnsi"/>
+                <w:color w:val="EE0000"/>
+              </w:rPr>
+            </w:pPr>
+          </w:p>
+          <w:p>
+            <w:pPr>
+              <w:rPr>
+                <w:rFonts w:cstheme="minorHAnsi"/>
+              </w:rPr>
+            </w:pPr>
+            <w:r>
+              <w:rPr>
+                <w:rFonts w:cstheme="minorHAnsi"/>
+              </w:rPr>
+              <w:t>Diese Phase findet ihren Abschluss im Hervorheben der Kernbotschaft, dass bestimmte Elemente das Einschlafen verzögern können.</w:t>
+            </w:r>
+            <w:r>
+              <w:rPr>
+                <w:rFonts w:cstheme="minorHAnsi"/>
+              </w:rPr>
+              <w:t xml:space="preserve"> In der folgenden Phase werden diese Elemente um weitere Aspekte ergänzt.</w:t>
+            </w:r>
+          </w:p>
+          <w:p>
+            <w:pPr>
+              <w:tabs>
+                <w:tab w:val="left" w:pos="273"/>
+              </w:tabs>
+              <w:spacing w:line="276" w:lineRule="auto"/>
+              <w:rPr>
+                <w:rFonts w:cstheme="minorHAnsi"/>
+                <w:color w:val="EE0000"/>
+              </w:rPr>
+            </w:pPr>
+          </w:p>
+          <w:p>
+            <w:pPr>
+              <w:tabs>
+                <w:tab w:val="left" w:pos="273"/>
+              </w:tabs>
+              <w:spacing w:line="276" w:lineRule="auto"/>
+              <w:rPr>
+                <w:rFonts w:cstheme="minorHAnsi"/>
+              </w:rPr>
+            </w:pPr>
+            <w:r>
+              <w:rPr>
+                <w:rFonts w:cstheme="minorHAnsi"/>
+              </w:rPr>
+              <w:t>In dieser Hinführung</w:t>
+            </w:r>
+            <w:r>
+              <w:rPr>
+                <w:rFonts w:cstheme="minorHAnsi"/>
+              </w:rPr>
+              <w:t xml:space="preserve"> erarbeiten </w:t>
+            </w:r>
+            <w:r>
+              <w:rPr>
+                <w:rFonts w:cstheme="minorHAnsi"/>
+              </w:rPr>
+              <w:t xml:space="preserve">die Lernenden </w:t>
+            </w:r>
+            <w:r>
+              <w:rPr>
+                <w:rFonts w:cstheme="minorHAnsi"/>
+              </w:rPr>
+              <w:t>Grundlagenwissen, um die Qualität von Informationen über Bildschirmnutzung und Schlaf einordnen und bewerten zu können.</w:t>
+            </w:r>
+          </w:p>
+          <w:p>
+            <w:pPr>
+              <w:tabs>
+                <w:tab w:val="left" w:pos="273"/>
+              </w:tabs>
+              <w:spacing w:line="276" w:lineRule="auto"/>
+              <w:rPr>
+                <w:rFonts w:cstheme="minorHAnsi"/>
+                <w:color w:val="EE0000"/>
+              </w:rPr>
+            </w:pPr>
+            <w:r>
+              <w:rPr>
+                <w:rFonts w:cstheme="minorHAnsi"/>
+                <w:color w:val="EE0000"/>
+              </w:rPr>
+              <w:t>___________________________________________________________________________</w:t>
+            </w:r>
+          </w:p>
+          <w:p>
+            <w:pPr>
+              <w:tabs>
+                <w:tab w:val="left" w:pos="273"/>
+              </w:tabs>
+              <w:spacing w:line="276" w:lineRule="auto"/>
+              <w:rPr>
+                <w:rFonts w:cstheme="minorHAnsi"/>
+                <w:b/>
+                <w:bCs/>
                 <w:color w:val="000000" w:themeColor="text1"/>
                 <w:sz w:val="26"/>
                 <w:szCs w:val="26"/>
@@ -8172,7 +8360,7 @@
               </w:rPr>
               <w:t xml:space="preserve">In 4er-Gruppen werden die vier </w:t>
             </w:r>
-            <w:commentRangeStart w:id="4"/>
+            <w:commentRangeStart w:id="9"/>
             <w:r>
               <w:rPr>
                 <w:rFonts w:cstheme="minorHAnsi"/>
@@ -8187,7 +8375,7 @@
               </w:rPr>
               <w:t xml:space="preserve"> </w:t>
             </w:r>
-            <w:commentRangeEnd w:id="4"/>
+            <w:commentRangeEnd w:id="9"/>
             <w:r>
               <w:rPr>
                 <w:rStyle w:val="Kommentarzeichen"/>
@@ -8196,7 +8384,7 @@
                 <w:sz w:val="22"/>
                 <w:szCs w:val="22"/>
               </w:rPr>
-              <w:commentReference w:id="4"/>
+              <w:commentReference w:id="9"/>
             </w:r>
             <w:r>
               <w:rPr>
@@ -8210,7 +8398,21 @@
                 <w:rFonts w:cstheme="minorHAnsi"/>
                 <w:color w:val="000000" w:themeColor="text1"/>
               </w:rPr>
-              <w:t xml:space="preserve"> auf den Arbeitsblättern 2a bis 2d anhand der Leitfragen bearbeitet. Am Ende der Gruppenarbeitsphase werden die vier Fallbeispiele von je einer Gruppe in 90 Sekunden vorgestellt. Falls mehrere Gruppen dasselbe Fallbeispiel hatten, zieht man diese zu Ergänzungen heran. Besprochen werden die </w:t>
+              <w:t xml:space="preserve"> auf den Arbeitsblättern 2a bis 2d anhand der Leitfragen </w:t>
+            </w:r>
+            <w:r>
+              <w:rPr>
+                <w:rFonts w:cstheme="minorHAnsi"/>
+                <w:color w:val="000000" w:themeColor="text1"/>
+              </w:rPr>
+              <w:t xml:space="preserve">auf dem Arbeitsblatt </w:t>
+            </w:r>
+            <w:r>
+              <w:rPr>
+                <w:rFonts w:cstheme="minorHAnsi"/>
+                <w:color w:val="000000" w:themeColor="text1"/>
+              </w:rPr>
+              <w:t xml:space="preserve">bearbeitet. Am Ende der Gruppenarbeitsphase werden die vier Fallbeispiele von je einer Gruppe in 90 Sekunden vorgestellt. Falls mehrere Gruppen dasselbe Fallbeispiel hatten, zieht man diese zu Ergänzungen heran. Besprochen werden die </w:t>
             </w:r>
             <w:r>
               <w:rPr>
@@ -8281,63 +8483,6 @@
                 <w:color w:val="000000" w:themeColor="text1"/>
               </w:rPr>
               <w:t>.</w:t>
-            </w:r>
-          </w:p>
-          <w:p>
-            <w:pPr>
-              <w:tabs>
-                <w:tab w:val="left" w:pos="273"/>
-              </w:tabs>
-              <w:spacing w:line="276" w:lineRule="auto"/>
-              <w:rPr>
-                <w:rFonts w:cstheme="minorHAnsi"/>
-                <w:color w:val="EE0000"/>
-              </w:rPr>
-            </w:pPr>
-            <w:r>
-              <w:rPr>
-                <w:rFonts w:cstheme="minorHAnsi"/>
-                <w:color w:val="EE0000"/>
-              </w:rPr>
-              <w:t>[Die Leitfragen:</w:t>
-            </w:r>
-          </w:p>
-          <w:p>
-            <w:pPr>
-              <w:tabs>
-                <w:tab w:val="left" w:pos="273"/>
-              </w:tabs>
-              <w:spacing w:line="276" w:lineRule="auto"/>
-              <w:rPr>
-                <w:rFonts w:cstheme="minorHAnsi"/>
-                <w:color w:val="EE0000"/>
-              </w:rPr>
-            </w:pPr>
-            <w:r>
-              <w:rPr>
-                <w:rFonts w:cstheme="minorHAnsi"/>
-                <w:color w:val="EE0000"/>
-              </w:rPr>
-              <w:t>Leitfragen: Was macht die Person vor dem Schlafen? Wie ist ihre Schlafqualität? Warum? Was könnte sie ändern – oder was macht sie bereits richtig? Zusatzfrage: *Welcher der drei Schlafstörer wirkt hier – und wie stark?</w:t>
-            </w:r>
-          </w:p>
-          <w:p>
-            <w:pPr>
-              <w:tabs>
-                <w:tab w:val="left" w:pos="273"/>
-              </w:tabs>
-              <w:spacing w:line="276" w:lineRule="auto"/>
-              <w:rPr>
-                <w:rFonts w:cstheme="minorHAnsi"/>
-                <w:color w:val="EE0000"/>
-              </w:rPr>
-            </w:pPr>
-            <w:r>
-              <w:rPr>
-                <w:rFonts w:cstheme="minorHAnsi"/>
-                <w:color w:val="EE0000"/>
-              </w:rPr>
-              <w:t>Sind auf AB?]</w:t>
             </w:r>
           </w:p>
           <w:p>
@@ -8517,6 +8662,7 @@
                 <w:rFonts w:cstheme="minorHAnsi"/>
                 <w:color w:val="000000" w:themeColor="text1"/>
               </w:rPr>
+              <w:lastRenderedPageBreak/>
               <w:t>Positive Fallbeispiele (Malik, Jonas) besonders betonen: Was können wir davon für uns mitnehmen?</w:t>
             </w:r>
           </w:p>
@@ -8573,6 +8719,7 @@
                 <w:color w:val="000000" w:themeColor="text1"/>
               </w:rPr>
             </w:pPr>
+            <w:commentRangeStart w:id="10"/>
             <w:r>
               <w:rPr>
                 <w:rFonts w:cstheme="minorHAnsi"/>
@@ -8581,6 +8728,19 @@
                 <w:color w:val="000000" w:themeColor="text1"/>
               </w:rPr>
               <w:t>Erwartete Antworten der Lernenden</w:t>
+            </w:r>
+            <w:commentRangeEnd w:id="10"/>
+            <w:r>
+              <w:rPr>
+                <w:rStyle w:val="Kommentarzeichen"/>
+                <w:rFonts w:cstheme="minorHAnsi"/>
+                <w:b/>
+                <w:bCs/>
+                <w:color w:val="000000" w:themeColor="text1"/>
+                <w:sz w:val="22"/>
+                <w:szCs w:val="22"/>
+              </w:rPr>
+              <w:commentReference w:id="10"/>
             </w:r>
           </w:p>
           <w:p>
@@ -8650,7 +8810,6 @@
                 <w:rFonts w:cstheme="minorHAnsi"/>
                 <w:color w:val="000000" w:themeColor="text1"/>
               </w:rPr>
-              <w:lastRenderedPageBreak/>
               <w:t>„Sie schläft schlecht ein, weil das Gehirn noch aktiv ist"</w:t>
             </w:r>
           </w:p>
@@ -9383,6 +9542,7 @@
                 <w:b/>
                 <w:bCs/>
               </w:rPr>
+              <w:lastRenderedPageBreak/>
               <w:t>⚠</w:t>
             </w:r>
             <w:r>
@@ -9416,41 +9576,20 @@
             <w:r>
               <w:rPr>
                 <w:rFonts w:cstheme="minorHAnsi"/>
-                <w:b/>
-                <w:bCs/>
               </w:rPr>
               <w:t>Gewohnheiten entstehen durch Wiederholung: Ein neutraler Reiz – etwa eine bestimmte Playlist oder eine Atemübung – wird durch regelmäßige Verbindung mit dem Einschlafen zu einem automatischen Schlafsignal. Diesen Mechanismus nennt man klassische Konditionierung. Jonas' Ritual in A</w:t>
             </w:r>
             <w:r>
               <w:rPr>
                 <w:rFonts w:cstheme="minorHAnsi"/>
-                <w:b/>
-                <w:bCs/>
               </w:rPr>
               <w:t xml:space="preserve">rbeitsblatt </w:t>
             </w:r>
             <w:r>
               <w:rPr>
                 <w:rFonts w:cstheme="minorHAnsi"/>
-                <w:b/>
-                <w:bCs/>
-              </w:rPr>
-              <w:t xml:space="preserve">2d ist ein Beispiel: Sein Gehirn hat gelernt, dass „Playlist + Atemübung = Schlafenszeit" bedeutet – ohne dass er das bewusst geplant </w:t>
-            </w:r>
-            <w:r>
-              <w:rPr>
-                <w:rFonts w:cstheme="minorHAnsi"/>
-                <w:b/>
-                <w:bCs/>
-              </w:rPr>
-              <w:lastRenderedPageBreak/>
-              <w:t>hat. Derselbe Mechanismus erklärt, warum Bildschirme im Bett das Einschlafen erschweren können: Das Gehirn lernt „Bett = Bildschirm = Wachsein".</w:t>
-            </w:r>
-            <w:r>
-              <w:rPr>
-                <w:rFonts w:cstheme="minorHAnsi"/>
-              </w:rPr>
-              <w:t xml:space="preserve"> </w:t>
+              </w:rPr>
+              <w:t xml:space="preserve">2d ist ein Beispiel: Sein Gehirn hat gelernt, dass „Playlist + Atemübung = Schlafenszeit" bedeutet – ohne dass er das bewusst geplant hat. Derselbe Mechanismus erklärt, warum Bildschirme im Bett das Einschlafen erschweren können: Das Gehirn lernt „Bett = Bildschirm = Wachsein". </w:t>
             </w:r>
           </w:p>
           <w:p>
@@ -10321,6 +10460,7 @@
                 <w:rFonts w:cstheme="minorHAnsi"/>
                 <w:color w:val="000000" w:themeColor="text1"/>
               </w:rPr>
+              <w:lastRenderedPageBreak/>
               <w:t>„Feste Schlafenszeit"</w:t>
             </w:r>
           </w:p>
@@ -10434,7 +10574,6 @@
                 <w:rFonts w:cstheme="minorHAnsi"/>
                 <w:color w:val="000000" w:themeColor="text1"/>
               </w:rPr>
-              <w:lastRenderedPageBreak/>
               <w:t>„Ich weiß nicht, was ich stattdessen machen soll"</w:t>
             </w:r>
           </w:p>
@@ -10552,7 +10691,7 @@
               </w:rPr>
               <w:t xml:space="preserve"> </w:t>
             </w:r>
-            <w:commentRangeStart w:id="5"/>
+            <w:commentRangeStart w:id="11"/>
             <w:r>
               <w:rPr>
                 <w:rFonts w:cstheme="minorHAnsi"/>
@@ -10567,7 +10706,7 @@
               </w:rPr>
               <w:t xml:space="preserve"> </w:t>
             </w:r>
-            <w:commentRangeEnd w:id="5"/>
+            <w:commentRangeEnd w:id="11"/>
             <w:r>
               <w:rPr>
                 <w:rStyle w:val="Kommentarzeichen"/>
@@ -10576,7 +10715,7 @@
                 <w:sz w:val="22"/>
                 <w:szCs w:val="22"/>
               </w:rPr>
-              <w:commentReference w:id="5"/>
+              <w:commentReference w:id="11"/>
             </w:r>
             <w:r>
               <w:rPr>
@@ -11257,6 +11396,7 @@
                 <w:rFonts w:cstheme="minorHAnsi"/>
                 <w:color w:val="000000" w:themeColor="text1"/>
               </w:rPr>
+              <w:lastRenderedPageBreak/>
               <w:t xml:space="preserve">Abweichungen behutsam diskutieren – </w:t>
             </w:r>
             <w:r>
@@ -11352,7 +11492,6 @@
                 <w:rFonts w:cstheme="minorHAnsi"/>
                 <w:color w:val="000000" w:themeColor="text1"/>
               </w:rPr>
-              <w:lastRenderedPageBreak/>
               <w:t>In diesem Abschnitt entwickeln und erstellen die Lernenden ein eigenes Gesundheitsinstrument (Schlafprotokoll)</w:t>
             </w:r>
             <w:r>
@@ -11515,7 +11654,6 @@
             <w:r>
               <w:rPr>
                 <w:rFonts w:cstheme="minorHAnsi"/>
-                <w:color w:val="EE0000"/>
               </w:rPr>
               <w:t>Anhang 2</w:t>
             </w:r>
@@ -11898,24 +12036,17 @@
                 <w:rFonts w:cstheme="minorHAnsi"/>
                 <w:color w:val="000000" w:themeColor="text1"/>
               </w:rPr>
-              <w:t>In Phase 4 haben die Lernenden bereits ein Abendritual entworfen – also den Inhalt ihres neuen Verhaltens. Der Wenn-Dann-Satz geht einen Schritt weiter: Er verknüpft einen konkreten Auslöser mit der geplanten Alternative. Statt „Ich will weniger scrollen" heißt es: „Wenn ich nach dem Abendessen die Küche verlasse, lasse ich das Handy auf dem Tisch." Diese Technik (Implementation Intention) ist gut belegt – sie erhöht die Wahrscheinlichkeit, dass ein Vorsatz tatsächlich umgesetzt wird, weil die kritische Situation gedanklich bereits geprobt wurde.</w:t>
-            </w:r>
-            <w:r>
-              <w:rPr>
-                <w:rFonts w:cstheme="minorHAnsi"/>
-                <w:color w:val="000000" w:themeColor="text1"/>
-              </w:rPr>
-              <w:t xml:space="preserve"> Die Lernenden schreiben maximal zwei Wenn-Dann-Sätze auf (z.B. gleich auf das </w:t>
-            </w:r>
-            <w:commentRangeStart w:id="6"/>
-            <w:r>
-              <w:rPr>
-                <w:rFonts w:cstheme="minorHAnsi"/>
-                <w:color w:val="EE0000"/>
-              </w:rPr>
-              <w:t>Schlafprotokoll</w:t>
-            </w:r>
-            <w:commentRangeEnd w:id="6"/>
+              <w:t xml:space="preserve">In Phase 4 haben die Lernenden bereits ein Abendritual entworfen – also den Inhalt ihres neuen Verhaltens. Der Wenn-Dann-Satz geht einen Schritt weiter: Er verknüpft einen konkreten Auslöser mit der geplanten Alternative. Statt „Ich will weniger scrollen" heißt es: „Wenn ich nach dem Abendessen die Küche verlasse, lasse ich das Handy auf dem Tisch." Diese Technik (Implementation Intention) ist gut </w:t>
+            </w:r>
+            <w:commentRangeStart w:id="12"/>
+            <w:r>
+              <w:rPr>
+                <w:rFonts w:cstheme="minorHAnsi"/>
+                <w:color w:val="000000" w:themeColor="text1"/>
+              </w:rPr>
+              <w:t xml:space="preserve">belegt </w:t>
+            </w:r>
+            <w:commentRangeEnd w:id="12"/>
             <w:r>
               <w:rPr>
                 <w:rStyle w:val="Kommentarzeichen"/>
@@ -11924,7 +12055,40 @@
                 <w:sz w:val="22"/>
                 <w:szCs w:val="22"/>
               </w:rPr>
-              <w:commentReference w:id="6"/>
+              <w:commentReference w:id="12"/>
+            </w:r>
+            <w:r>
+              <w:rPr>
+                <w:rFonts w:cstheme="minorHAnsi"/>
+                <w:color w:val="000000" w:themeColor="text1"/>
+              </w:rPr>
+              <w:t>– sie erhöht die Wahrscheinlichkeit, dass ein Vorsatz tatsächlich umgesetzt wird, weil die kritische Situation gedanklich bereits geprobt wurde.</w:t>
+            </w:r>
+            <w:r>
+              <w:rPr>
+                <w:rFonts w:cstheme="minorHAnsi"/>
+                <w:color w:val="000000" w:themeColor="text1"/>
+              </w:rPr>
+              <w:t xml:space="preserve"> Die Lernenden schreiben maximal zwei Wenn-Dann-Sätze auf (z.B. gleich auf das </w:t>
+            </w:r>
+            <w:commentRangeStart w:id="13"/>
+            <w:r>
+              <w:rPr>
+                <w:rFonts w:cstheme="minorHAnsi"/>
+                <w:color w:val="EE0000"/>
+              </w:rPr>
+              <w:t>Schlafprotokoll</w:t>
+            </w:r>
+            <w:commentRangeEnd w:id="13"/>
+            <w:r>
+              <w:rPr>
+                <w:rStyle w:val="Kommentarzeichen"/>
+                <w:rFonts w:cstheme="minorHAnsi"/>
+                <w:color w:val="000000" w:themeColor="text1"/>
+                <w:sz w:val="22"/>
+                <w:szCs w:val="22"/>
+              </w:rPr>
+              <w:commentReference w:id="13"/>
             </w:r>
             <w:r>
               <w:rPr>
@@ -12121,6 +12285,7 @@
               <w:rPr>
                 <w:rFonts w:cstheme="minorHAnsi"/>
               </w:rPr>
+              <w:lastRenderedPageBreak/>
               <w:t xml:space="preserve">Meinungslinie kann um eine zweite These erweitert werden: </w:t>
             </w:r>
             <w:r>
@@ -12191,7 +12356,6 @@
               <w:rPr>
                 <w:rFonts w:cstheme="minorHAnsi"/>
               </w:rPr>
-              <w:lastRenderedPageBreak/>
               <w:t>Diskussion: Reicht individuelle Verhaltensänderung – oder braucht es strukturelle Lösungen (z. B. standardmäßige Abendmodus-Funktionen, Altersregulierung)?</w:t>
             </w:r>
           </w:p>
@@ -13030,7 +13194,6 @@
               <w:rPr>
                 <w:rFonts w:cstheme="minorHAnsi"/>
               </w:rPr>
-              <w:lastRenderedPageBreak/>
               <w:t>-</w:t>
             </w:r>
             <w:r>
@@ -13204,7 +13367,7 @@
           </w:p>
         </w:tc>
       </w:tr>
-      <w:bookmarkEnd w:id="3"/>
+      <w:bookmarkEnd w:id="4"/>
     </w:tbl>
     <w:p>
       <w:pPr>
@@ -13234,7 +13397,7 @@
           <w:color w:val="EE0000"/>
         </w:rPr>
       </w:pPr>
-      <w:bookmarkStart w:id="7" w:name="_Hlk140047780"/>
+      <w:bookmarkStart w:id="14" w:name="_Hlk140047780"/>
       <w:r>
         <w:rPr>
           <w:rFonts w:cstheme="minorHAnsi"/>
@@ -13727,7 +13890,7 @@
         </w:rPr>
       </w:pPr>
     </w:p>
-    <w:bookmarkEnd w:id="7"/>
+    <w:bookmarkEnd w:id="14"/>
     <w:p>
       <w:pPr>
         <w:rPr>
@@ -14110,6 +14273,7 @@
           <w:szCs w:val="24"/>
         </w:rPr>
       </w:pPr>
+      <w:commentRangeStart w:id="15"/>
       <w:r>
         <w:rPr>
           <w:rFonts w:cstheme="minorHAnsi"/>
@@ -14120,6 +14284,28 @@
         </w:rPr>
         <w:t>Anhang</w:t>
       </w:r>
+      <w:r>
+        <w:rPr>
+          <w:rFonts w:cstheme="minorHAnsi"/>
+          <w:b/>
+          <w:bCs/>
+          <w:sz w:val="24"/>
+          <w:szCs w:val="24"/>
+        </w:rPr>
+        <w:t xml:space="preserve"> 1</w:t>
+      </w:r>
+      <w:commentRangeEnd w:id="15"/>
+      <w:r>
+        <w:rPr>
+          <w:rStyle w:val="Kommentarzeichen"/>
+          <w:rFonts w:cstheme="minorHAnsi"/>
+          <w:b/>
+          <w:bCs/>
+          <w:sz w:val="24"/>
+          <w:szCs w:val="24"/>
+        </w:rPr>
+        <w:commentReference w:id="15"/>
+      </w:r>
     </w:p>
     <w:p>
       <w:pPr>
@@ -14128,16 +14314,4355 @@
           <w:rFonts w:cstheme="minorHAnsi"/>
           <w:b/>
           <w:bCs/>
-        </w:rPr>
-      </w:pPr>
-      <w:r>
+          <w:sz w:val="24"/>
+          <w:szCs w:val="24"/>
+        </w:rPr>
+      </w:pPr>
+    </w:p>
+    <w:p>
+      <w:pPr>
+        <w:spacing w:after="0" w:line="276" w:lineRule="auto"/>
         <w:rPr>
           <w:rFonts w:cstheme="minorHAnsi"/>
           <w:b/>
           <w:bCs/>
-        </w:rPr>
+          <w:sz w:val="24"/>
+          <w:szCs w:val="24"/>
+        </w:rPr>
+      </w:pPr>
+      <w:r>
+        <w:rPr>
+          <w:rFonts w:cstheme="minorHAnsi"/>
+          <w:b/>
+          <w:bCs/>
+          <w:sz w:val="24"/>
+          <w:szCs w:val="24"/>
+        </w:rPr>
+        <w:t>A. Melatonin und blaues Licht</w:t>
+      </w:r>
+    </w:p>
+    <w:p>
+      <w:pPr>
+        <w:spacing w:after="0" w:line="276" w:lineRule="auto"/>
+        <w:rPr>
+          <w:rFonts w:cstheme="minorHAnsi"/>
+          <w:b/>
+          <w:bCs/>
+          <w:sz w:val="24"/>
+          <w:szCs w:val="24"/>
+        </w:rPr>
+      </w:pPr>
+    </w:p>
+    <w:tbl>
+      <w:tblPr>
+        <w:tblW w:w="0" w:type="auto"/>
+        <w:tblCellSpacing w:w="15" w:type="dxa"/>
+        <w:tblBorders>
+          <w:top w:val="single" w:sz="4" w:space="0" w:color="auto"/>
+          <w:left w:val="single" w:sz="4" w:space="0" w:color="auto"/>
+          <w:bottom w:val="single" w:sz="4" w:space="0" w:color="auto"/>
+          <w:right w:val="single" w:sz="4" w:space="0" w:color="auto"/>
+          <w:insideH w:val="single" w:sz="4" w:space="0" w:color="auto"/>
+          <w:insideV w:val="single" w:sz="4" w:space="0" w:color="auto"/>
+        </w:tblBorders>
+        <w:tblCellMar>
+          <w:top w:w="15" w:type="dxa"/>
+          <w:left w:w="15" w:type="dxa"/>
+          <w:bottom w:w="15" w:type="dxa"/>
+          <w:right w:w="15" w:type="dxa"/>
+        </w:tblCellMar>
+        <w:tblLook w:val="04A0" w:firstRow="1" w:lastRow="0" w:firstColumn="1" w:lastColumn="0" w:noHBand="0" w:noVBand="1"/>
+      </w:tblPr>
+      <w:tblGrid>
+        <w:gridCol w:w="3062"/>
+        <w:gridCol w:w="3559"/>
+        <w:gridCol w:w="3835"/>
+      </w:tblGrid>
+      <w:tr>
+        <w:trPr>
+          <w:tblHeader/>
+          <w:tblCellSpacing w:w="15" w:type="dxa"/>
+        </w:trPr>
+        <w:tc>
+          <w:tcPr>
+            <w:tcW w:w="0" w:type="auto"/>
+            <w:vAlign w:val="center"/>
+            <w:hideMark/>
+          </w:tcPr>
+          <w:p>
+            <w:pPr>
+              <w:spacing w:after="0" w:line="276" w:lineRule="auto"/>
+              <w:rPr>
+                <w:rFonts w:cstheme="minorHAnsi"/>
+                <w:b/>
+                <w:bCs/>
+                <w:sz w:val="24"/>
+                <w:szCs w:val="24"/>
+              </w:rPr>
+            </w:pPr>
+            <w:r>
+              <w:rPr>
+                <w:rFonts w:cstheme="minorHAnsi"/>
+                <w:b/>
+                <w:bCs/>
+                <w:sz w:val="24"/>
+                <w:szCs w:val="24"/>
+              </w:rPr>
+              <w:t>WAS IST MELATONIN?</w:t>
+            </w:r>
+          </w:p>
+        </w:tc>
+        <w:tc>
+          <w:tcPr>
+            <w:tcW w:w="0" w:type="auto"/>
+            <w:vAlign w:val="center"/>
+            <w:hideMark/>
+          </w:tcPr>
+          <w:p>
+            <w:pPr>
+              <w:spacing w:after="0" w:line="276" w:lineRule="auto"/>
+              <w:rPr>
+                <w:rFonts w:cstheme="minorHAnsi"/>
+                <w:b/>
+                <w:bCs/>
+                <w:sz w:val="24"/>
+                <w:szCs w:val="24"/>
+              </w:rPr>
+            </w:pPr>
+            <w:r>
+              <w:rPr>
+                <w:rFonts w:cstheme="minorHAnsi"/>
+                <w:b/>
+                <w:bCs/>
+                <w:sz w:val="24"/>
+                <w:szCs w:val="24"/>
+              </w:rPr>
+              <w:t>WAS IST BLAUES LICHT?</w:t>
+            </w:r>
+          </w:p>
+        </w:tc>
+        <w:tc>
+          <w:tcPr>
+            <w:tcW w:w="0" w:type="auto"/>
+            <w:vAlign w:val="center"/>
+            <w:hideMark/>
+          </w:tcPr>
+          <w:p>
+            <w:pPr>
+              <w:spacing w:after="0" w:line="276" w:lineRule="auto"/>
+              <w:rPr>
+                <w:rFonts w:cstheme="minorHAnsi"/>
+                <w:b/>
+                <w:bCs/>
+                <w:sz w:val="24"/>
+                <w:szCs w:val="24"/>
+              </w:rPr>
+            </w:pPr>
+            <w:r>
+              <w:rPr>
+                <w:rFonts w:cstheme="minorHAnsi"/>
+                <w:b/>
+                <w:bCs/>
+                <w:sz w:val="24"/>
+                <w:szCs w:val="24"/>
+              </w:rPr>
+              <w:t>WIE BEEINFLUSST ES MELATONIN?</w:t>
+            </w:r>
+          </w:p>
+        </w:tc>
+      </w:tr>
+      <w:tr>
+        <w:trPr>
+          <w:tblCellSpacing w:w="15" w:type="dxa"/>
+        </w:trPr>
+        <w:tc>
+          <w:tcPr>
+            <w:tcW w:w="0" w:type="auto"/>
+            <w:vAlign w:val="center"/>
+            <w:hideMark/>
+          </w:tcPr>
+          <w:p>
+            <w:pPr>
+              <w:spacing w:after="0" w:line="276" w:lineRule="auto"/>
+              <w:rPr>
+                <w:rFonts w:cstheme="minorHAnsi"/>
+                <w:sz w:val="24"/>
+                <w:szCs w:val="24"/>
+              </w:rPr>
+            </w:pPr>
+            <w:r>
+              <w:rPr>
+                <w:rFonts w:cstheme="minorHAnsi"/>
+                <w:sz w:val="24"/>
+                <w:szCs w:val="24"/>
+              </w:rPr>
+              <w:t>Melatonin ist ein Hormon, das in der Zirbeldrüse (Epiphyse) im Gehirn gebildet wird.</w:t>
+            </w:r>
+          </w:p>
+        </w:tc>
+        <w:tc>
+          <w:tcPr>
+            <w:tcW w:w="0" w:type="auto"/>
+            <w:vAlign w:val="center"/>
+            <w:hideMark/>
+          </w:tcPr>
+          <w:p>
+            <w:pPr>
+              <w:spacing w:after="0" w:line="276" w:lineRule="auto"/>
+              <w:rPr>
+                <w:rFonts w:cstheme="minorHAnsi"/>
+                <w:sz w:val="24"/>
+                <w:szCs w:val="24"/>
+              </w:rPr>
+            </w:pPr>
+            <w:r>
+              <w:rPr>
+                <w:rFonts w:cstheme="minorHAnsi"/>
+                <w:sz w:val="24"/>
+                <w:szCs w:val="24"/>
+              </w:rPr>
+              <w:t>Blaues Licht hat eine kurze Wellenlänge und eine hohe Energie. Es kommt natürlich im Tageslicht vor – besonders am Morgen und Vormittag.</w:t>
+            </w:r>
+          </w:p>
+        </w:tc>
+        <w:tc>
+          <w:tcPr>
+            <w:tcW w:w="0" w:type="auto"/>
+            <w:vAlign w:val="center"/>
+            <w:hideMark/>
+          </w:tcPr>
+          <w:p>
+            <w:pPr>
+              <w:spacing w:after="0" w:line="276" w:lineRule="auto"/>
+              <w:rPr>
+                <w:rFonts w:cstheme="minorHAnsi"/>
+                <w:sz w:val="24"/>
+                <w:szCs w:val="24"/>
+              </w:rPr>
+            </w:pPr>
+            <w:r>
+              <w:rPr>
+                <w:rFonts w:cstheme="minorHAnsi"/>
+                <w:sz w:val="24"/>
+                <w:szCs w:val="24"/>
+              </w:rPr>
+              <w:t>Blaues Licht am Abend oder in der Nacht hemmt die Ausschüttung von Melatonin. Das täuscht dem Gehirn vor, dass es noch Tag ist.</w:t>
+            </w:r>
+          </w:p>
+        </w:tc>
+      </w:tr>
+      <w:tr>
+        <w:trPr>
+          <w:tblCellSpacing w:w="15" w:type="dxa"/>
+        </w:trPr>
+        <w:tc>
+          <w:tcPr>
+            <w:tcW w:w="0" w:type="auto"/>
+            <w:vAlign w:val="center"/>
+            <w:hideMark/>
+          </w:tcPr>
+          <w:p>
+            <w:pPr>
+              <w:spacing w:after="0" w:line="276" w:lineRule="auto"/>
+              <w:rPr>
+                <w:rFonts w:cstheme="minorHAnsi"/>
+                <w:sz w:val="24"/>
+                <w:szCs w:val="24"/>
+              </w:rPr>
+            </w:pPr>
+            <w:r>
+              <w:rPr>
+                <w:rFonts w:cstheme="minorHAnsi"/>
+                <w:sz w:val="24"/>
+                <w:szCs w:val="24"/>
+              </w:rPr>
+              <w:t>Es signalisiert dem Körper: „Es ist Zeit zu schlafen.“</w:t>
+            </w:r>
+          </w:p>
+        </w:tc>
+        <w:tc>
+          <w:tcPr>
+            <w:tcW w:w="0" w:type="auto"/>
+            <w:vAlign w:val="center"/>
+            <w:hideMark/>
+          </w:tcPr>
+          <w:p>
+            <w:pPr>
+              <w:spacing w:after="0" w:line="276" w:lineRule="auto"/>
+              <w:rPr>
+                <w:rFonts w:cstheme="minorHAnsi"/>
+                <w:sz w:val="24"/>
+                <w:szCs w:val="24"/>
+              </w:rPr>
+            </w:pPr>
+            <w:r>
+              <w:rPr>
+                <w:rFonts w:cstheme="minorHAnsi"/>
+                <w:sz w:val="24"/>
+                <w:szCs w:val="24"/>
+              </w:rPr>
+              <w:t>Quellen von blauem Licht:</w:t>
+            </w:r>
+          </w:p>
+          <w:p>
+            <w:pPr>
+              <w:spacing w:after="0" w:line="276" w:lineRule="auto"/>
+              <w:rPr>
+                <w:rFonts w:cstheme="minorHAnsi"/>
+                <w:sz w:val="24"/>
+                <w:szCs w:val="24"/>
+              </w:rPr>
+            </w:pPr>
+            <w:r>
+              <w:rPr>
+                <w:rFonts w:cstheme="minorHAnsi"/>
+                <w:sz w:val="24"/>
+                <w:szCs w:val="24"/>
+              </w:rPr>
+              <w:t>• Sonnenlicht</w:t>
+            </w:r>
+          </w:p>
+          <w:p>
+            <w:pPr>
+              <w:spacing w:after="0" w:line="276" w:lineRule="auto"/>
+              <w:rPr>
+                <w:rFonts w:cstheme="minorHAnsi"/>
+                <w:sz w:val="24"/>
+                <w:szCs w:val="24"/>
+                <w:lang w:val="en-US"/>
+              </w:rPr>
+            </w:pPr>
+            <w:r>
+              <w:rPr>
+                <w:rFonts w:cstheme="minorHAnsi"/>
+                <w:sz w:val="24"/>
+                <w:szCs w:val="24"/>
+                <w:lang w:val="en-US"/>
+              </w:rPr>
+              <w:t>• Bildschirme (Handy, Tablet, PC, TV)</w:t>
+            </w:r>
+          </w:p>
+          <w:p>
+            <w:pPr>
+              <w:spacing w:after="0" w:line="276" w:lineRule="auto"/>
+              <w:rPr>
+                <w:rFonts w:cstheme="minorHAnsi"/>
+                <w:sz w:val="24"/>
+                <w:szCs w:val="24"/>
+                <w:lang w:val="en-US"/>
+              </w:rPr>
+            </w:pPr>
+            <w:r>
+              <w:rPr>
+                <w:rFonts w:cstheme="minorHAnsi"/>
+                <w:sz w:val="24"/>
+                <w:szCs w:val="24"/>
+                <w:lang w:val="en-US"/>
+              </w:rPr>
+              <w:t>• LED-Lampen</w:t>
+            </w:r>
+          </w:p>
+        </w:tc>
+        <w:tc>
+          <w:tcPr>
+            <w:tcW w:w="0" w:type="auto"/>
+            <w:vAlign w:val="center"/>
+            <w:hideMark/>
+          </w:tcPr>
+          <w:p>
+            <w:pPr>
+              <w:spacing w:after="0" w:line="276" w:lineRule="auto"/>
+              <w:rPr>
+                <w:rFonts w:cstheme="minorHAnsi"/>
+                <w:sz w:val="24"/>
+                <w:szCs w:val="24"/>
+              </w:rPr>
+            </w:pPr>
+            <w:r>
+              <w:rPr>
+                <w:rFonts w:cstheme="minorHAnsi"/>
+                <w:sz w:val="24"/>
+                <w:szCs w:val="24"/>
+              </w:rPr>
+              <w:t>Wirkungskette:Blaues Licht → Auge → Gehirn erhält Signal „Es ist noch Tag“ → Weniger Melatonin wird produziert</w:t>
+            </w:r>
+          </w:p>
+        </w:tc>
+      </w:tr>
+      <w:tr>
+        <w:trPr>
+          <w:tblCellSpacing w:w="15" w:type="dxa"/>
+        </w:trPr>
+        <w:tc>
+          <w:tcPr>
+            <w:tcW w:w="0" w:type="auto"/>
+            <w:vAlign w:val="center"/>
+            <w:hideMark/>
+          </w:tcPr>
+          <w:p>
+            <w:pPr>
+              <w:spacing w:after="0" w:line="276" w:lineRule="auto"/>
+              <w:rPr>
+                <w:rFonts w:cstheme="minorHAnsi"/>
+                <w:sz w:val="24"/>
+                <w:szCs w:val="24"/>
+              </w:rPr>
+            </w:pPr>
+            <w:r>
+              <w:rPr>
+                <w:rFonts w:cstheme="minorHAnsi"/>
+                <w:sz w:val="24"/>
+                <w:szCs w:val="24"/>
+              </w:rPr>
+              <w:t>Illustration: Kopf mit Gehirn und markierter Zirbeldrüse</w:t>
+            </w:r>
+          </w:p>
+        </w:tc>
+        <w:tc>
+          <w:tcPr>
+            <w:tcW w:w="0" w:type="auto"/>
+            <w:vAlign w:val="center"/>
+            <w:hideMark/>
+          </w:tcPr>
+          <w:p>
+            <w:pPr>
+              <w:spacing w:after="0" w:line="276" w:lineRule="auto"/>
+              <w:rPr>
+                <w:rFonts w:cstheme="minorHAnsi"/>
+                <w:sz w:val="24"/>
+                <w:szCs w:val="24"/>
+              </w:rPr>
+            </w:pPr>
+            <w:r>
+              <w:rPr>
+                <w:rFonts w:cstheme="minorHAnsi"/>
+                <w:sz w:val="24"/>
+                <w:szCs w:val="24"/>
+              </w:rPr>
+              <w:t>Illustrationen: Sonne, Bildschirm, LED-Lampe</w:t>
+            </w:r>
+          </w:p>
+        </w:tc>
+        <w:tc>
+          <w:tcPr>
+            <w:tcW w:w="0" w:type="auto"/>
+            <w:vAlign w:val="center"/>
+            <w:hideMark/>
+          </w:tcPr>
+          <w:p>
+            <w:pPr>
+              <w:spacing w:after="0" w:line="276" w:lineRule="auto"/>
+              <w:rPr>
+                <w:rFonts w:cstheme="minorHAnsi"/>
+                <w:sz w:val="24"/>
+                <w:szCs w:val="24"/>
+              </w:rPr>
+            </w:pPr>
+            <w:r>
+              <w:rPr>
+                <w:rFonts w:cstheme="minorHAnsi"/>
+                <w:sz w:val="24"/>
+                <w:szCs w:val="24"/>
+              </w:rPr>
+              <w:t>Illustrationen: Smartphone → Auge → Gehirn</w:t>
+            </w:r>
+          </w:p>
+        </w:tc>
+      </w:tr>
+      <w:tr>
+        <w:trPr>
+          <w:tblCellSpacing w:w="15" w:type="dxa"/>
+        </w:trPr>
+        <w:tc>
+          <w:tcPr>
+            <w:tcW w:w="0" w:type="auto"/>
+            <w:vAlign w:val="center"/>
+            <w:hideMark/>
+          </w:tcPr>
+          <w:p>
+            <w:pPr>
+              <w:spacing w:after="0" w:line="276" w:lineRule="auto"/>
+              <w:rPr>
+                <w:rFonts w:cstheme="minorHAnsi"/>
+                <w:sz w:val="24"/>
+                <w:szCs w:val="24"/>
+              </w:rPr>
+            </w:pPr>
+            <w:r>
+              <w:rPr>
+                <w:rFonts w:cstheme="minorHAnsi"/>
+                <w:sz w:val="24"/>
+                <w:szCs w:val="24"/>
+              </w:rPr>
+              <w:t>Merk</w:t>
+            </w:r>
+            <w:r>
+              <w:rPr>
+                <w:rFonts w:cstheme="minorHAnsi"/>
+                <w:sz w:val="24"/>
+                <w:szCs w:val="24"/>
+              </w:rPr>
+              <w:t>e</w:t>
+            </w:r>
+            <w:r>
+              <w:rPr>
+                <w:rFonts w:cstheme="minorHAnsi"/>
+                <w:sz w:val="24"/>
+                <w:szCs w:val="24"/>
+              </w:rPr>
+              <w:t>:Im Dunkeln wird mehr Melatonin ausgeschüttet. Es macht uns müde und bereitet den Körper auf den Schlaf vor.</w:t>
+            </w:r>
+          </w:p>
+        </w:tc>
+        <w:tc>
+          <w:tcPr>
+            <w:tcW w:w="0" w:type="auto"/>
+            <w:vAlign w:val="center"/>
+            <w:hideMark/>
+          </w:tcPr>
+          <w:p>
+            <w:pPr>
+              <w:spacing w:after="0" w:line="276" w:lineRule="auto"/>
+              <w:rPr>
+                <w:rFonts w:cstheme="minorHAnsi"/>
+                <w:sz w:val="24"/>
+                <w:szCs w:val="24"/>
+              </w:rPr>
+            </w:pPr>
+            <w:r>
+              <w:rPr>
+                <w:rFonts w:cstheme="minorHAnsi"/>
+                <w:sz w:val="24"/>
+                <w:szCs w:val="24"/>
+              </w:rPr>
+              <w:t>Merk</w:t>
+            </w:r>
+            <w:r>
+              <w:rPr>
+                <w:rFonts w:cstheme="minorHAnsi"/>
+                <w:sz w:val="24"/>
+                <w:szCs w:val="24"/>
+              </w:rPr>
+              <w:t>e</w:t>
+            </w:r>
+            <w:r>
+              <w:rPr>
+                <w:rFonts w:cstheme="minorHAnsi"/>
+                <w:sz w:val="24"/>
+                <w:szCs w:val="24"/>
+              </w:rPr>
+              <w:t>:Blaues Licht ist tagsüber wichtig. Es fördert Aufmerksamkeit, Konzentration und Wachheit.</w:t>
+            </w:r>
+          </w:p>
+        </w:tc>
+        <w:tc>
+          <w:tcPr>
+            <w:tcW w:w="0" w:type="auto"/>
+            <w:vAlign w:val="center"/>
+            <w:hideMark/>
+          </w:tcPr>
+          <w:p>
+            <w:pPr>
+              <w:spacing w:after="0" w:line="276" w:lineRule="auto"/>
+              <w:rPr>
+                <w:rFonts w:cstheme="minorHAnsi"/>
+                <w:sz w:val="24"/>
+                <w:szCs w:val="24"/>
+              </w:rPr>
+            </w:pPr>
+            <w:r>
+              <w:rPr>
+                <w:rFonts w:cstheme="minorHAnsi"/>
+                <w:sz w:val="24"/>
+                <w:szCs w:val="24"/>
+              </w:rPr>
+              <w:t>Merk</w:t>
+            </w:r>
+            <w:r>
+              <w:rPr>
+                <w:rFonts w:cstheme="minorHAnsi"/>
+                <w:sz w:val="24"/>
+                <w:szCs w:val="24"/>
+              </w:rPr>
+              <w:t>e</w:t>
+            </w:r>
+            <w:r>
+              <w:rPr>
+                <w:rFonts w:cstheme="minorHAnsi"/>
+                <w:sz w:val="24"/>
+                <w:szCs w:val="24"/>
+              </w:rPr>
+              <w:t>:Die Folge: Wir werden später müde, schlafen schlechter ein und die Schlafqualität kann sich verschlechtern.</w:t>
+            </w:r>
+          </w:p>
+        </w:tc>
+      </w:tr>
+    </w:tbl>
+    <w:p>
+      <w:pPr>
+        <w:spacing w:after="0" w:line="276" w:lineRule="auto"/>
+        <w:rPr>
+          <w:rFonts w:cstheme="minorHAnsi"/>
+          <w:b/>
+          <w:bCs/>
+          <w:sz w:val="24"/>
+          <w:szCs w:val="24"/>
+        </w:rPr>
+      </w:pPr>
+    </w:p>
+    <w:p>
+      <w:pPr>
+        <w:spacing w:after="0" w:line="276" w:lineRule="auto"/>
+        <w:rPr>
+          <w:rFonts w:cstheme="minorHAnsi"/>
+          <w:b/>
+          <w:bCs/>
+          <w:sz w:val="24"/>
+          <w:szCs w:val="24"/>
+        </w:rPr>
+      </w:pPr>
+      <w:r>
+        <w:rPr>
+          <w:rFonts w:cstheme="minorHAnsi"/>
+          <w:b/>
+          <w:bCs/>
+          <w:sz w:val="24"/>
+          <w:szCs w:val="24"/>
+        </w:rPr>
+        <w:t xml:space="preserve">B. </w:t>
+      </w:r>
+      <w:r>
+        <w:rPr>
+          <w:rFonts w:cstheme="minorHAnsi"/>
+          <w:b/>
+          <w:bCs/>
+          <w:sz w:val="24"/>
+          <w:szCs w:val="24"/>
+        </w:rPr>
+        <w:t>Zirkadianer Rhythmus, Chronotypen und Social Jetlag</w:t>
+      </w:r>
+    </w:p>
+    <w:tbl>
+      <w:tblPr>
+        <w:tblW w:w="0" w:type="auto"/>
+        <w:tblCellSpacing w:w="15" w:type="dxa"/>
+        <w:tblBorders>
+          <w:top w:val="single" w:sz="4" w:space="0" w:color="auto"/>
+          <w:left w:val="single" w:sz="4" w:space="0" w:color="auto"/>
+          <w:bottom w:val="single" w:sz="4" w:space="0" w:color="auto"/>
+          <w:right w:val="single" w:sz="4" w:space="0" w:color="auto"/>
+          <w:insideH w:val="single" w:sz="4" w:space="0" w:color="auto"/>
+          <w:insideV w:val="single" w:sz="4" w:space="0" w:color="auto"/>
+        </w:tblBorders>
+        <w:tblCellMar>
+          <w:top w:w="15" w:type="dxa"/>
+          <w:left w:w="15" w:type="dxa"/>
+          <w:bottom w:w="15" w:type="dxa"/>
+          <w:right w:w="15" w:type="dxa"/>
+        </w:tblCellMar>
+        <w:tblLook w:val="04A0" w:firstRow="1" w:lastRow="0" w:firstColumn="1" w:lastColumn="0" w:noHBand="0" w:noVBand="1"/>
+      </w:tblPr>
+      <w:tblGrid>
+        <w:gridCol w:w="1418"/>
+        <w:gridCol w:w="9038"/>
+      </w:tblGrid>
+      <w:tr>
+        <w:trPr>
+          <w:tblHeader/>
+          <w:tblCellSpacing w:w="15" w:type="dxa"/>
+        </w:trPr>
+        <w:tc>
+          <w:tcPr>
+            <w:tcW w:w="1373" w:type="dxa"/>
+            <w:vAlign w:val="center"/>
+            <w:hideMark/>
+          </w:tcPr>
+          <w:p>
+            <w:pPr>
+              <w:spacing w:after="0" w:line="276" w:lineRule="auto"/>
+              <w:rPr>
+                <w:rFonts w:cstheme="minorHAnsi"/>
+                <w:b/>
+                <w:bCs/>
+                <w:sz w:val="24"/>
+                <w:szCs w:val="24"/>
+              </w:rPr>
+            </w:pPr>
+            <w:r>
+              <w:rPr>
+                <w:rFonts w:cstheme="minorHAnsi"/>
+                <w:b/>
+                <w:bCs/>
+                <w:sz w:val="24"/>
+                <w:szCs w:val="24"/>
+              </w:rPr>
+              <w:t>Bereich</w:t>
+            </w:r>
+          </w:p>
+        </w:tc>
+        <w:tc>
+          <w:tcPr>
+            <w:tcW w:w="9003" w:type="dxa"/>
+            <w:vAlign w:val="center"/>
+            <w:hideMark/>
+          </w:tcPr>
+          <w:p>
+            <w:pPr>
+              <w:spacing w:after="0" w:line="276" w:lineRule="auto"/>
+              <w:rPr>
+                <w:rFonts w:cstheme="minorHAnsi"/>
+                <w:b/>
+                <w:bCs/>
+                <w:sz w:val="24"/>
+                <w:szCs w:val="24"/>
+              </w:rPr>
+            </w:pPr>
+            <w:r>
+              <w:rPr>
+                <w:rFonts w:cstheme="minorHAnsi"/>
+                <w:b/>
+                <w:bCs/>
+                <w:sz w:val="24"/>
+                <w:szCs w:val="24"/>
+              </w:rPr>
+              <w:t>Inhalt</w:t>
+            </w:r>
+          </w:p>
+        </w:tc>
+      </w:tr>
+      <w:tr>
+        <w:trPr>
+          <w:tblCellSpacing w:w="15" w:type="dxa"/>
+        </w:trPr>
+        <w:tc>
+          <w:tcPr>
+            <w:tcW w:w="1373" w:type="dxa"/>
+            <w:vAlign w:val="center"/>
+            <w:hideMark/>
+          </w:tcPr>
+          <w:p>
+            <w:pPr>
+              <w:spacing w:after="0" w:line="276" w:lineRule="auto"/>
+              <w:rPr>
+                <w:rFonts w:cstheme="minorHAnsi"/>
+                <w:b/>
+                <w:bCs/>
+                <w:sz w:val="24"/>
+                <w:szCs w:val="24"/>
+              </w:rPr>
+            </w:pPr>
+            <w:r>
+              <w:rPr>
+                <w:rFonts w:cstheme="minorHAnsi"/>
+                <w:b/>
+                <w:bCs/>
+                <w:sz w:val="24"/>
+                <w:szCs w:val="24"/>
+              </w:rPr>
+              <w:t>Titel</w:t>
+            </w:r>
+          </w:p>
+        </w:tc>
+        <w:tc>
+          <w:tcPr>
+            <w:tcW w:w="9003" w:type="dxa"/>
+            <w:vAlign w:val="center"/>
+            <w:hideMark/>
+          </w:tcPr>
+          <w:p>
+            <w:pPr>
+              <w:spacing w:after="0" w:line="276" w:lineRule="auto"/>
+              <w:rPr>
+                <w:rFonts w:cstheme="minorHAnsi"/>
+                <w:sz w:val="24"/>
+                <w:szCs w:val="24"/>
+              </w:rPr>
+            </w:pPr>
+            <w:r>
+              <w:rPr>
+                <w:rFonts w:cstheme="minorHAnsi"/>
+                <w:sz w:val="24"/>
+                <w:szCs w:val="24"/>
+              </w:rPr>
+              <w:t>DER ZIRKADIANE RHYTHMUS – UNSERE INNERE UHR (CA. 24 STUNDEN)</w:t>
+            </w:r>
+          </w:p>
+        </w:tc>
+      </w:tr>
+      <w:tr>
+        <w:trPr>
+          <w:tblCellSpacing w:w="15" w:type="dxa"/>
+        </w:trPr>
+        <w:tc>
+          <w:tcPr>
+            <w:tcW w:w="1373" w:type="dxa"/>
+            <w:vAlign w:val="center"/>
+            <w:hideMark/>
+          </w:tcPr>
+          <w:p>
+            <w:pPr>
+              <w:spacing w:after="0" w:line="276" w:lineRule="auto"/>
+              <w:rPr>
+                <w:rFonts w:cstheme="minorHAnsi"/>
+                <w:b/>
+                <w:bCs/>
+                <w:sz w:val="24"/>
+                <w:szCs w:val="24"/>
+              </w:rPr>
+            </w:pPr>
+            <w:r>
+              <w:rPr>
+                <w:rFonts w:cstheme="minorHAnsi"/>
+                <w:b/>
+                <w:bCs/>
+                <w:sz w:val="24"/>
+                <w:szCs w:val="24"/>
+              </w:rPr>
+              <w:t>Einleitung</w:t>
+            </w:r>
+          </w:p>
+        </w:tc>
+        <w:tc>
+          <w:tcPr>
+            <w:tcW w:w="9003" w:type="dxa"/>
+            <w:vAlign w:val="center"/>
+            <w:hideMark/>
+          </w:tcPr>
+          <w:p>
+            <w:pPr>
+              <w:spacing w:after="0" w:line="276" w:lineRule="auto"/>
+              <w:rPr>
+                <w:rFonts w:cstheme="minorHAnsi"/>
+                <w:sz w:val="24"/>
+                <w:szCs w:val="24"/>
+              </w:rPr>
+            </w:pPr>
+            <w:r>
+              <w:rPr>
+                <w:rFonts w:cstheme="minorHAnsi"/>
+                <w:sz w:val="24"/>
+                <w:szCs w:val="24"/>
+              </w:rPr>
+              <w:t>Der zirkadiane Rhythmus ist unsere innere Uhr. Er steuert über einen Zeitraum von etwa 24 Stunden Schlaf, Wachheit, Aufmerksamkeit, Körpertemperatur und die Ausschüttung verschiedener Hormone. Licht ist dabei der wichtigste Taktgeber.</w:t>
+            </w:r>
+          </w:p>
+        </w:tc>
+      </w:tr>
+    </w:tbl>
+    <w:p>
+      <w:pPr>
+        <w:spacing w:after="0" w:line="276" w:lineRule="auto"/>
+        <w:rPr>
+          <w:rFonts w:cstheme="minorHAnsi"/>
+          <w:b/>
+          <w:bCs/>
+          <w:sz w:val="24"/>
+          <w:szCs w:val="24"/>
+        </w:rPr>
+      </w:pPr>
+    </w:p>
+    <w:p>
+      <w:pPr>
+        <w:spacing w:after="0" w:line="276" w:lineRule="auto"/>
+        <w:rPr>
+          <w:rFonts w:cstheme="minorHAnsi"/>
+          <w:b/>
+          <w:bCs/>
+          <w:sz w:val="24"/>
+          <w:szCs w:val="24"/>
+        </w:rPr>
+      </w:pPr>
+      <w:r>
+        <w:rPr>
+          <w:rFonts w:cstheme="minorHAnsi"/>
+          <w:b/>
+          <w:bCs/>
+          <w:sz w:val="24"/>
+          <w:szCs w:val="24"/>
+        </w:rPr>
+        <w:t xml:space="preserve">B.1 </w:t>
+      </w:r>
+      <w:r>
+        <w:rPr>
+          <w:rFonts w:cstheme="minorHAnsi"/>
+          <w:b/>
+          <w:bCs/>
+          <w:sz w:val="24"/>
+          <w:szCs w:val="24"/>
+        </w:rPr>
+        <w:t>Tagesverlauf der inneren Uhr</w:t>
+      </w:r>
+    </w:p>
+    <w:p>
+      <w:pPr>
+        <w:spacing w:after="0" w:line="276" w:lineRule="auto"/>
+        <w:rPr>
+          <w:rFonts w:cstheme="minorHAnsi"/>
+          <w:b/>
+          <w:bCs/>
+          <w:sz w:val="24"/>
+          <w:szCs w:val="24"/>
+        </w:rPr>
+      </w:pPr>
+    </w:p>
+    <w:tbl>
+      <w:tblPr>
+        <w:tblW w:w="0" w:type="auto"/>
+        <w:tblCellSpacing w:w="15" w:type="dxa"/>
+        <w:tblBorders>
+          <w:top w:val="single" w:sz="4" w:space="0" w:color="auto"/>
+          <w:left w:val="single" w:sz="4" w:space="0" w:color="auto"/>
+          <w:bottom w:val="single" w:sz="4" w:space="0" w:color="auto"/>
+          <w:right w:val="single" w:sz="4" w:space="0" w:color="auto"/>
+          <w:insideH w:val="single" w:sz="4" w:space="0" w:color="auto"/>
+          <w:insideV w:val="single" w:sz="4" w:space="0" w:color="auto"/>
+        </w:tblBorders>
+        <w:tblCellMar>
+          <w:top w:w="15" w:type="dxa"/>
+          <w:left w:w="15" w:type="dxa"/>
+          <w:bottom w:w="15" w:type="dxa"/>
+          <w:right w:w="15" w:type="dxa"/>
+        </w:tblCellMar>
+        <w:tblLook w:val="04A0" w:firstRow="1" w:lastRow="0" w:firstColumn="1" w:lastColumn="0" w:noHBand="0" w:noVBand="1"/>
+      </w:tblPr>
+      <w:tblGrid>
+        <w:gridCol w:w="1064"/>
+        <w:gridCol w:w="9390"/>
+      </w:tblGrid>
+      <w:tr>
+        <w:trPr>
+          <w:tblHeader/>
+          <w:tblCellSpacing w:w="15" w:type="dxa"/>
+        </w:trPr>
+        <w:tc>
+          <w:tcPr>
+            <w:tcW w:w="0" w:type="auto"/>
+            <w:vAlign w:val="center"/>
+            <w:hideMark/>
+          </w:tcPr>
+          <w:p>
+            <w:pPr>
+              <w:spacing w:after="0" w:line="276" w:lineRule="auto"/>
+              <w:rPr>
+                <w:rFonts w:cstheme="minorHAnsi"/>
+                <w:b/>
+                <w:bCs/>
+                <w:sz w:val="24"/>
+                <w:szCs w:val="24"/>
+              </w:rPr>
+            </w:pPr>
+            <w:r>
+              <w:rPr>
+                <w:rFonts w:cstheme="minorHAnsi"/>
+                <w:b/>
+                <w:bCs/>
+                <w:sz w:val="24"/>
+                <w:szCs w:val="24"/>
+              </w:rPr>
+              <w:lastRenderedPageBreak/>
+              <w:t>Uhrzeit</w:t>
+            </w:r>
+          </w:p>
+        </w:tc>
+        <w:tc>
+          <w:tcPr>
+            <w:tcW w:w="0" w:type="auto"/>
+            <w:vAlign w:val="center"/>
+            <w:hideMark/>
+          </w:tcPr>
+          <w:p>
+            <w:pPr>
+              <w:spacing w:after="0" w:line="276" w:lineRule="auto"/>
+              <w:rPr>
+                <w:rFonts w:cstheme="minorHAnsi"/>
+                <w:b/>
+                <w:bCs/>
+                <w:sz w:val="24"/>
+                <w:szCs w:val="24"/>
+              </w:rPr>
+            </w:pPr>
+            <w:r>
+              <w:rPr>
+                <w:rFonts w:cstheme="minorHAnsi"/>
+                <w:b/>
+                <w:bCs/>
+                <w:sz w:val="24"/>
+                <w:szCs w:val="24"/>
+              </w:rPr>
+              <w:t>Was passiert im Körper?</w:t>
+            </w:r>
+          </w:p>
+        </w:tc>
+      </w:tr>
+      <w:tr>
+        <w:trPr>
+          <w:tblCellSpacing w:w="15" w:type="dxa"/>
+        </w:trPr>
+        <w:tc>
+          <w:tcPr>
+            <w:tcW w:w="0" w:type="auto"/>
+            <w:vAlign w:val="center"/>
+            <w:hideMark/>
+          </w:tcPr>
+          <w:p>
+            <w:pPr>
+              <w:spacing w:after="0" w:line="276" w:lineRule="auto"/>
+              <w:rPr>
+                <w:rFonts w:cstheme="minorHAnsi"/>
+                <w:sz w:val="24"/>
+                <w:szCs w:val="24"/>
+              </w:rPr>
+            </w:pPr>
+            <w:r>
+              <w:rPr>
+                <w:rFonts w:cstheme="minorHAnsi"/>
+                <w:sz w:val="24"/>
+                <w:szCs w:val="24"/>
+              </w:rPr>
+              <w:t>06:00 Uhr</w:t>
+            </w:r>
+          </w:p>
+        </w:tc>
+        <w:tc>
+          <w:tcPr>
+            <w:tcW w:w="0" w:type="auto"/>
+            <w:vAlign w:val="center"/>
+            <w:hideMark/>
+          </w:tcPr>
+          <w:p>
+            <w:pPr>
+              <w:spacing w:after="0" w:line="276" w:lineRule="auto"/>
+              <w:rPr>
+                <w:rFonts w:cstheme="minorHAnsi"/>
+                <w:sz w:val="24"/>
+                <w:szCs w:val="24"/>
+              </w:rPr>
+            </w:pPr>
+            <w:r>
+              <w:rPr>
+                <w:rFonts w:cstheme="minorHAnsi"/>
+                <w:sz w:val="24"/>
+                <w:szCs w:val="24"/>
+              </w:rPr>
+              <w:t>Starker Anstieg des Cortisolspiegels. Der Körper bereitet sich auf das Aufwachen vor.</w:t>
+            </w:r>
+          </w:p>
+        </w:tc>
+      </w:tr>
+      <w:tr>
+        <w:trPr>
+          <w:tblCellSpacing w:w="15" w:type="dxa"/>
+        </w:trPr>
+        <w:tc>
+          <w:tcPr>
+            <w:tcW w:w="0" w:type="auto"/>
+            <w:vAlign w:val="center"/>
+            <w:hideMark/>
+          </w:tcPr>
+          <w:p>
+            <w:pPr>
+              <w:spacing w:after="0" w:line="276" w:lineRule="auto"/>
+              <w:rPr>
+                <w:rFonts w:cstheme="minorHAnsi"/>
+                <w:sz w:val="24"/>
+                <w:szCs w:val="24"/>
+              </w:rPr>
+            </w:pPr>
+            <w:r>
+              <w:rPr>
+                <w:rFonts w:cstheme="minorHAnsi"/>
+                <w:sz w:val="24"/>
+                <w:szCs w:val="24"/>
+              </w:rPr>
+              <w:t>09:00 Uhr</w:t>
+            </w:r>
+          </w:p>
+        </w:tc>
+        <w:tc>
+          <w:tcPr>
+            <w:tcW w:w="0" w:type="auto"/>
+            <w:vAlign w:val="center"/>
+            <w:hideMark/>
+          </w:tcPr>
+          <w:p>
+            <w:pPr>
+              <w:spacing w:after="0" w:line="276" w:lineRule="auto"/>
+              <w:rPr>
+                <w:rFonts w:cstheme="minorHAnsi"/>
+                <w:sz w:val="24"/>
+                <w:szCs w:val="24"/>
+              </w:rPr>
+            </w:pPr>
+            <w:r>
+              <w:rPr>
+                <w:rFonts w:cstheme="minorHAnsi"/>
+                <w:sz w:val="24"/>
+                <w:szCs w:val="24"/>
+              </w:rPr>
+              <w:t>Hohe geistige Leistungsfähigkeit und gute Konzentration.</w:t>
+            </w:r>
+          </w:p>
+        </w:tc>
+      </w:tr>
+      <w:tr>
+        <w:trPr>
+          <w:tblCellSpacing w:w="15" w:type="dxa"/>
+        </w:trPr>
+        <w:tc>
+          <w:tcPr>
+            <w:tcW w:w="0" w:type="auto"/>
+            <w:vAlign w:val="center"/>
+            <w:hideMark/>
+          </w:tcPr>
+          <w:p>
+            <w:pPr>
+              <w:spacing w:after="0" w:line="276" w:lineRule="auto"/>
+              <w:rPr>
+                <w:rFonts w:cstheme="minorHAnsi"/>
+                <w:sz w:val="24"/>
+                <w:szCs w:val="24"/>
+              </w:rPr>
+            </w:pPr>
+            <w:r>
+              <w:rPr>
+                <w:rFonts w:cstheme="minorHAnsi"/>
+                <w:sz w:val="24"/>
+                <w:szCs w:val="24"/>
+              </w:rPr>
+              <w:t>12:00 Uhr</w:t>
+            </w:r>
+          </w:p>
+        </w:tc>
+        <w:tc>
+          <w:tcPr>
+            <w:tcW w:w="0" w:type="auto"/>
+            <w:vAlign w:val="center"/>
+            <w:hideMark/>
+          </w:tcPr>
+          <w:p>
+            <w:pPr>
+              <w:spacing w:after="0" w:line="276" w:lineRule="auto"/>
+              <w:rPr>
+                <w:rFonts w:cstheme="minorHAnsi"/>
+                <w:sz w:val="24"/>
+                <w:szCs w:val="24"/>
+              </w:rPr>
+            </w:pPr>
+            <w:r>
+              <w:rPr>
+                <w:rFonts w:cstheme="minorHAnsi"/>
+                <w:sz w:val="24"/>
+                <w:szCs w:val="24"/>
+              </w:rPr>
+              <w:t>Höchste Aufmerksamkeit des Tages.</w:t>
+            </w:r>
+          </w:p>
+        </w:tc>
+      </w:tr>
+      <w:tr>
+        <w:trPr>
+          <w:tblCellSpacing w:w="15" w:type="dxa"/>
+        </w:trPr>
+        <w:tc>
+          <w:tcPr>
+            <w:tcW w:w="0" w:type="auto"/>
+            <w:vAlign w:val="center"/>
+            <w:hideMark/>
+          </w:tcPr>
+          <w:p>
+            <w:pPr>
+              <w:spacing w:after="0" w:line="276" w:lineRule="auto"/>
+              <w:rPr>
+                <w:rFonts w:cstheme="minorHAnsi"/>
+                <w:sz w:val="24"/>
+                <w:szCs w:val="24"/>
+              </w:rPr>
+            </w:pPr>
+            <w:r>
+              <w:rPr>
+                <w:rFonts w:cstheme="minorHAnsi"/>
+                <w:sz w:val="24"/>
+                <w:szCs w:val="24"/>
+              </w:rPr>
+              <w:t>15:00 Uhr</w:t>
+            </w:r>
+          </w:p>
+        </w:tc>
+        <w:tc>
+          <w:tcPr>
+            <w:tcW w:w="0" w:type="auto"/>
+            <w:vAlign w:val="center"/>
+            <w:hideMark/>
+          </w:tcPr>
+          <w:p>
+            <w:pPr>
+              <w:spacing w:after="0" w:line="276" w:lineRule="auto"/>
+              <w:rPr>
+                <w:rFonts w:cstheme="minorHAnsi"/>
+                <w:sz w:val="24"/>
+                <w:szCs w:val="24"/>
+              </w:rPr>
+            </w:pPr>
+            <w:r>
+              <w:rPr>
+                <w:rFonts w:cstheme="minorHAnsi"/>
+                <w:sz w:val="24"/>
+                <w:szCs w:val="24"/>
+              </w:rPr>
+              <w:t>Beste Reaktionszeit und gute körperliche Leistungsfähigkeit.</w:t>
+            </w:r>
+          </w:p>
+        </w:tc>
+      </w:tr>
+      <w:tr>
+        <w:trPr>
+          <w:tblCellSpacing w:w="15" w:type="dxa"/>
+        </w:trPr>
+        <w:tc>
+          <w:tcPr>
+            <w:tcW w:w="0" w:type="auto"/>
+            <w:vAlign w:val="center"/>
+            <w:hideMark/>
+          </w:tcPr>
+          <w:p>
+            <w:pPr>
+              <w:spacing w:after="0" w:line="276" w:lineRule="auto"/>
+              <w:rPr>
+                <w:rFonts w:cstheme="minorHAnsi"/>
+                <w:sz w:val="24"/>
+                <w:szCs w:val="24"/>
+              </w:rPr>
+            </w:pPr>
+            <w:r>
+              <w:rPr>
+                <w:rFonts w:cstheme="minorHAnsi"/>
+                <w:sz w:val="24"/>
+                <w:szCs w:val="24"/>
+              </w:rPr>
+              <w:t>19:00 Uhr</w:t>
+            </w:r>
+          </w:p>
+        </w:tc>
+        <w:tc>
+          <w:tcPr>
+            <w:tcW w:w="0" w:type="auto"/>
+            <w:vAlign w:val="center"/>
+            <w:hideMark/>
+          </w:tcPr>
+          <w:p>
+            <w:pPr>
+              <w:spacing w:after="0" w:line="276" w:lineRule="auto"/>
+              <w:rPr>
+                <w:rFonts w:cstheme="minorHAnsi"/>
+                <w:sz w:val="24"/>
+                <w:szCs w:val="24"/>
+              </w:rPr>
+            </w:pPr>
+            <w:r>
+              <w:rPr>
+                <w:rFonts w:cstheme="minorHAnsi"/>
+                <w:sz w:val="24"/>
+                <w:szCs w:val="24"/>
+              </w:rPr>
+              <w:t>Die Körpertemperatur sinkt langsam. Der Körper beginnt sich auf die Nacht vorzubereiten.</w:t>
+            </w:r>
+          </w:p>
+        </w:tc>
+      </w:tr>
+      <w:tr>
+        <w:trPr>
+          <w:tblCellSpacing w:w="15" w:type="dxa"/>
+        </w:trPr>
+        <w:tc>
+          <w:tcPr>
+            <w:tcW w:w="0" w:type="auto"/>
+            <w:vAlign w:val="center"/>
+            <w:hideMark/>
+          </w:tcPr>
+          <w:p>
+            <w:pPr>
+              <w:spacing w:after="0" w:line="276" w:lineRule="auto"/>
+              <w:rPr>
+                <w:rFonts w:cstheme="minorHAnsi"/>
+                <w:sz w:val="24"/>
+                <w:szCs w:val="24"/>
+              </w:rPr>
+            </w:pPr>
+            <w:r>
+              <w:rPr>
+                <w:rFonts w:cstheme="minorHAnsi"/>
+                <w:sz w:val="24"/>
+                <w:szCs w:val="24"/>
+              </w:rPr>
+              <w:t>21:00 Uhr</w:t>
+            </w:r>
+          </w:p>
+        </w:tc>
+        <w:tc>
+          <w:tcPr>
+            <w:tcW w:w="0" w:type="auto"/>
+            <w:vAlign w:val="center"/>
+            <w:hideMark/>
+          </w:tcPr>
+          <w:p>
+            <w:pPr>
+              <w:spacing w:after="0" w:line="276" w:lineRule="auto"/>
+              <w:rPr>
+                <w:rFonts w:cstheme="minorHAnsi"/>
+                <w:sz w:val="24"/>
+                <w:szCs w:val="24"/>
+              </w:rPr>
+            </w:pPr>
+            <w:r>
+              <w:rPr>
+                <w:rFonts w:cstheme="minorHAnsi"/>
+                <w:sz w:val="24"/>
+                <w:szCs w:val="24"/>
+              </w:rPr>
+              <w:t>Die Melatoninproduktion steigt an. Müdigkeit setzt ein.</w:t>
+            </w:r>
+          </w:p>
+        </w:tc>
+      </w:tr>
+      <w:tr>
+        <w:trPr>
+          <w:tblCellSpacing w:w="15" w:type="dxa"/>
+        </w:trPr>
+        <w:tc>
+          <w:tcPr>
+            <w:tcW w:w="0" w:type="auto"/>
+            <w:vAlign w:val="center"/>
+            <w:hideMark/>
+          </w:tcPr>
+          <w:p>
+            <w:pPr>
+              <w:spacing w:after="0" w:line="276" w:lineRule="auto"/>
+              <w:rPr>
+                <w:rFonts w:cstheme="minorHAnsi"/>
+                <w:sz w:val="24"/>
+                <w:szCs w:val="24"/>
+              </w:rPr>
+            </w:pPr>
+            <w:r>
+              <w:rPr>
+                <w:rFonts w:cstheme="minorHAnsi"/>
+                <w:sz w:val="24"/>
+                <w:szCs w:val="24"/>
+              </w:rPr>
+              <w:t>00:00 Uhr</w:t>
+            </w:r>
+          </w:p>
+        </w:tc>
+        <w:tc>
+          <w:tcPr>
+            <w:tcW w:w="0" w:type="auto"/>
+            <w:vAlign w:val="center"/>
+            <w:hideMark/>
+          </w:tcPr>
+          <w:p>
+            <w:pPr>
+              <w:spacing w:after="0" w:line="276" w:lineRule="auto"/>
+              <w:rPr>
+                <w:rFonts w:cstheme="minorHAnsi"/>
+                <w:sz w:val="24"/>
+                <w:szCs w:val="24"/>
+              </w:rPr>
+            </w:pPr>
+            <w:r>
+              <w:rPr>
+                <w:rFonts w:cstheme="minorHAnsi"/>
+                <w:sz w:val="24"/>
+                <w:szCs w:val="24"/>
+              </w:rPr>
+              <w:t>Melatonin erreicht hohe Werte. Regenerations- und Reparaturprozesse laufen auf Hochtouren.</w:t>
+            </w:r>
+          </w:p>
+        </w:tc>
+      </w:tr>
+      <w:tr>
+        <w:trPr>
+          <w:tblCellSpacing w:w="15" w:type="dxa"/>
+        </w:trPr>
+        <w:tc>
+          <w:tcPr>
+            <w:tcW w:w="0" w:type="auto"/>
+            <w:vAlign w:val="center"/>
+            <w:hideMark/>
+          </w:tcPr>
+          <w:p>
+            <w:pPr>
+              <w:spacing w:after="0" w:line="276" w:lineRule="auto"/>
+              <w:rPr>
+                <w:rFonts w:cstheme="minorHAnsi"/>
+                <w:sz w:val="24"/>
+                <w:szCs w:val="24"/>
+              </w:rPr>
+            </w:pPr>
+            <w:r>
+              <w:rPr>
+                <w:rFonts w:cstheme="minorHAnsi"/>
+                <w:sz w:val="24"/>
+                <w:szCs w:val="24"/>
+              </w:rPr>
+              <w:t>04:00 Uhr</w:t>
+            </w:r>
+          </w:p>
+        </w:tc>
+        <w:tc>
+          <w:tcPr>
+            <w:tcW w:w="0" w:type="auto"/>
+            <w:vAlign w:val="center"/>
+            <w:hideMark/>
+          </w:tcPr>
+          <w:p>
+            <w:pPr>
+              <w:spacing w:after="0" w:line="276" w:lineRule="auto"/>
+              <w:rPr>
+                <w:rFonts w:cstheme="minorHAnsi"/>
+                <w:sz w:val="24"/>
+                <w:szCs w:val="24"/>
+              </w:rPr>
+            </w:pPr>
+            <w:r>
+              <w:rPr>
+                <w:rFonts w:cstheme="minorHAnsi"/>
+                <w:sz w:val="24"/>
+                <w:szCs w:val="24"/>
+              </w:rPr>
+              <w:t>Tiefster Schlaf und stärkste körperliche Erholung.</w:t>
+            </w:r>
+          </w:p>
+        </w:tc>
+      </w:tr>
+    </w:tbl>
+    <w:p>
+      <w:pPr>
+        <w:spacing w:after="0" w:line="276" w:lineRule="auto"/>
+        <w:rPr>
+          <w:rFonts w:cstheme="minorHAnsi"/>
+          <w:b/>
+          <w:bCs/>
+          <w:sz w:val="24"/>
+          <w:szCs w:val="24"/>
+        </w:rPr>
+      </w:pPr>
+    </w:p>
+    <w:p>
+      <w:pPr>
+        <w:spacing w:after="0" w:line="276" w:lineRule="auto"/>
+        <w:rPr>
+          <w:rFonts w:cstheme="minorHAnsi"/>
+          <w:b/>
+          <w:bCs/>
+          <w:sz w:val="24"/>
+          <w:szCs w:val="24"/>
+        </w:rPr>
+      </w:pPr>
+      <w:r>
+        <w:rPr>
+          <w:rFonts w:cstheme="minorHAnsi"/>
+          <w:b/>
+          <w:bCs/>
+          <w:sz w:val="24"/>
+          <w:szCs w:val="24"/>
+        </w:rPr>
+        <w:t xml:space="preserve">B. 2 </w:t>
+      </w:r>
+      <w:r>
+        <w:rPr>
+          <w:rFonts w:cstheme="minorHAnsi"/>
+          <w:b/>
+          <w:bCs/>
+          <w:sz w:val="24"/>
+          <w:szCs w:val="24"/>
+        </w:rPr>
+        <w:t>Licht und Dunkelheit als Taktgeber</w:t>
+      </w:r>
+    </w:p>
+    <w:p>
+      <w:pPr>
+        <w:spacing w:after="0" w:line="276" w:lineRule="auto"/>
+        <w:rPr>
+          <w:rFonts w:cstheme="minorHAnsi"/>
+          <w:b/>
+          <w:bCs/>
+          <w:sz w:val="24"/>
+          <w:szCs w:val="24"/>
+        </w:rPr>
+      </w:pPr>
+    </w:p>
+    <w:tbl>
+      <w:tblPr>
+        <w:tblW w:w="0" w:type="auto"/>
+        <w:tblCellSpacing w:w="15" w:type="dxa"/>
+        <w:tblBorders>
+          <w:top w:val="single" w:sz="4" w:space="0" w:color="auto"/>
+          <w:left w:val="single" w:sz="4" w:space="0" w:color="auto"/>
+          <w:bottom w:val="single" w:sz="4" w:space="0" w:color="auto"/>
+          <w:right w:val="single" w:sz="4" w:space="0" w:color="auto"/>
+          <w:insideH w:val="single" w:sz="4" w:space="0" w:color="auto"/>
+          <w:insideV w:val="single" w:sz="4" w:space="0" w:color="auto"/>
+        </w:tblBorders>
+        <w:tblCellMar>
+          <w:top w:w="15" w:type="dxa"/>
+          <w:left w:w="15" w:type="dxa"/>
+          <w:bottom w:w="15" w:type="dxa"/>
+          <w:right w:w="15" w:type="dxa"/>
+        </w:tblCellMar>
+        <w:tblLook w:val="04A0" w:firstRow="1" w:lastRow="0" w:firstColumn="1" w:lastColumn="0" w:noHBand="0" w:noVBand="1"/>
+      </w:tblPr>
+      <w:tblGrid>
+        <w:gridCol w:w="5450"/>
+        <w:gridCol w:w="5006"/>
+      </w:tblGrid>
+      <w:tr>
+        <w:trPr>
+          <w:tblHeader/>
+          <w:tblCellSpacing w:w="15" w:type="dxa"/>
+        </w:trPr>
+        <w:tc>
+          <w:tcPr>
+            <w:tcW w:w="0" w:type="auto"/>
+            <w:vAlign w:val="center"/>
+            <w:hideMark/>
+          </w:tcPr>
+          <w:p>
+            <w:pPr>
+              <w:spacing w:after="0" w:line="276" w:lineRule="auto"/>
+              <w:rPr>
+                <w:rFonts w:cstheme="minorHAnsi"/>
+                <w:b/>
+                <w:bCs/>
+                <w:sz w:val="24"/>
+                <w:szCs w:val="24"/>
+              </w:rPr>
+            </w:pPr>
+            <w:r>
+              <w:rPr>
+                <w:rFonts w:cstheme="minorHAnsi"/>
+                <w:b/>
+                <w:bCs/>
+                <w:sz w:val="24"/>
+                <w:szCs w:val="24"/>
+              </w:rPr>
+              <w:t>Licht am Tag</w:t>
+            </w:r>
+          </w:p>
+        </w:tc>
+        <w:tc>
+          <w:tcPr>
+            <w:tcW w:w="0" w:type="auto"/>
+            <w:vAlign w:val="center"/>
+            <w:hideMark/>
+          </w:tcPr>
+          <w:p>
+            <w:pPr>
+              <w:spacing w:after="0" w:line="276" w:lineRule="auto"/>
+              <w:rPr>
+                <w:rFonts w:cstheme="minorHAnsi"/>
+                <w:b/>
+                <w:bCs/>
+                <w:sz w:val="24"/>
+                <w:szCs w:val="24"/>
+              </w:rPr>
+            </w:pPr>
+            <w:r>
+              <w:rPr>
+                <w:rFonts w:cstheme="minorHAnsi"/>
+                <w:b/>
+                <w:bCs/>
+                <w:sz w:val="24"/>
+                <w:szCs w:val="24"/>
+              </w:rPr>
+              <w:t>Dunkelheit am Abend</w:t>
+            </w:r>
+          </w:p>
+        </w:tc>
+      </w:tr>
+      <w:tr>
+        <w:trPr>
+          <w:tblCellSpacing w:w="15" w:type="dxa"/>
+        </w:trPr>
+        <w:tc>
+          <w:tcPr>
+            <w:tcW w:w="0" w:type="auto"/>
+            <w:vAlign w:val="center"/>
+            <w:hideMark/>
+          </w:tcPr>
+          <w:p>
+            <w:pPr>
+              <w:spacing w:after="0" w:line="276" w:lineRule="auto"/>
+              <w:rPr>
+                <w:rFonts w:cstheme="minorHAnsi"/>
+                <w:sz w:val="24"/>
+                <w:szCs w:val="24"/>
+              </w:rPr>
+            </w:pPr>
+            <w:r>
+              <w:rPr>
+                <w:rFonts w:cstheme="minorHAnsi"/>
+                <w:sz w:val="24"/>
+                <w:szCs w:val="24"/>
+              </w:rPr>
+              <w:t>Helles Tageslicht synchronisiert die innere Uhr.</w:t>
+            </w:r>
+          </w:p>
+        </w:tc>
+        <w:tc>
+          <w:tcPr>
+            <w:tcW w:w="0" w:type="auto"/>
+            <w:vAlign w:val="center"/>
+            <w:hideMark/>
+          </w:tcPr>
+          <w:p>
+            <w:pPr>
+              <w:spacing w:after="0" w:line="276" w:lineRule="auto"/>
+              <w:rPr>
+                <w:rFonts w:cstheme="minorHAnsi"/>
+                <w:sz w:val="24"/>
+                <w:szCs w:val="24"/>
+              </w:rPr>
+            </w:pPr>
+            <w:r>
+              <w:rPr>
+                <w:rFonts w:cstheme="minorHAnsi"/>
+                <w:sz w:val="24"/>
+                <w:szCs w:val="24"/>
+              </w:rPr>
+              <w:t>Dunkelheit signalisiert dem Körper: „Es ist Nacht.“</w:t>
+            </w:r>
+          </w:p>
+        </w:tc>
+      </w:tr>
+      <w:tr>
+        <w:trPr>
+          <w:tblCellSpacing w:w="15" w:type="dxa"/>
+        </w:trPr>
+        <w:tc>
+          <w:tcPr>
+            <w:tcW w:w="0" w:type="auto"/>
+            <w:vAlign w:val="center"/>
+            <w:hideMark/>
+          </w:tcPr>
+          <w:p>
+            <w:pPr>
+              <w:spacing w:after="0" w:line="276" w:lineRule="auto"/>
+              <w:rPr>
+                <w:rFonts w:cstheme="minorHAnsi"/>
+                <w:sz w:val="24"/>
+                <w:szCs w:val="24"/>
+              </w:rPr>
+            </w:pPr>
+            <w:r>
+              <w:rPr>
+                <w:rFonts w:cstheme="minorHAnsi"/>
+                <w:sz w:val="24"/>
+                <w:szCs w:val="24"/>
+              </w:rPr>
+              <w:t>Fördert Aufmerksamkeit und Leistungsfähigkeit.</w:t>
+            </w:r>
+          </w:p>
+        </w:tc>
+        <w:tc>
+          <w:tcPr>
+            <w:tcW w:w="0" w:type="auto"/>
+            <w:vAlign w:val="center"/>
+            <w:hideMark/>
+          </w:tcPr>
+          <w:p>
+            <w:pPr>
+              <w:spacing w:after="0" w:line="276" w:lineRule="auto"/>
+              <w:rPr>
+                <w:rFonts w:cstheme="minorHAnsi"/>
+                <w:sz w:val="24"/>
+                <w:szCs w:val="24"/>
+              </w:rPr>
+            </w:pPr>
+            <w:r>
+              <w:rPr>
+                <w:rFonts w:cstheme="minorHAnsi"/>
+                <w:sz w:val="24"/>
+                <w:szCs w:val="24"/>
+              </w:rPr>
+              <w:t>Unterstützt die Melatoninproduktion.</w:t>
+            </w:r>
+          </w:p>
+        </w:tc>
+      </w:tr>
+      <w:tr>
+        <w:trPr>
+          <w:tblCellSpacing w:w="15" w:type="dxa"/>
+        </w:trPr>
+        <w:tc>
+          <w:tcPr>
+            <w:tcW w:w="0" w:type="auto"/>
+            <w:vAlign w:val="center"/>
+            <w:hideMark/>
+          </w:tcPr>
+          <w:p>
+            <w:pPr>
+              <w:spacing w:after="0" w:line="276" w:lineRule="auto"/>
+              <w:rPr>
+                <w:rFonts w:cstheme="minorHAnsi"/>
+                <w:sz w:val="24"/>
+                <w:szCs w:val="24"/>
+              </w:rPr>
+            </w:pPr>
+            <w:r>
+              <w:rPr>
+                <w:rFonts w:cstheme="minorHAnsi"/>
+                <w:sz w:val="24"/>
+                <w:szCs w:val="24"/>
+              </w:rPr>
+              <w:t>Besonders wichtig in den ersten Stunden nach dem Aufstehen.</w:t>
+            </w:r>
+          </w:p>
+        </w:tc>
+        <w:tc>
+          <w:tcPr>
+            <w:tcW w:w="0" w:type="auto"/>
+            <w:vAlign w:val="center"/>
+            <w:hideMark/>
+          </w:tcPr>
+          <w:p>
+            <w:pPr>
+              <w:spacing w:after="0" w:line="276" w:lineRule="auto"/>
+              <w:rPr>
+                <w:rFonts w:cstheme="minorHAnsi"/>
+                <w:sz w:val="24"/>
+                <w:szCs w:val="24"/>
+              </w:rPr>
+            </w:pPr>
+            <w:r>
+              <w:rPr>
+                <w:rFonts w:cstheme="minorHAnsi"/>
+                <w:sz w:val="24"/>
+                <w:szCs w:val="24"/>
+              </w:rPr>
+              <w:t>Bereitet Körper und Gehirn auf den Schlaf vor.</w:t>
+            </w:r>
+          </w:p>
+        </w:tc>
+      </w:tr>
+      <w:tr>
+        <w:trPr>
+          <w:tblCellSpacing w:w="15" w:type="dxa"/>
+        </w:trPr>
+        <w:tc>
+          <w:tcPr>
+            <w:tcW w:w="0" w:type="auto"/>
+            <w:vAlign w:val="center"/>
+            <w:hideMark/>
+          </w:tcPr>
+          <w:p>
+            <w:pPr>
+              <w:spacing w:after="0" w:line="276" w:lineRule="auto"/>
+              <w:rPr>
+                <w:rFonts w:cstheme="minorHAnsi"/>
+                <w:sz w:val="24"/>
+                <w:szCs w:val="24"/>
+              </w:rPr>
+            </w:pPr>
+            <w:r>
+              <w:rPr>
+                <w:rFonts w:cstheme="minorHAnsi"/>
+                <w:sz w:val="24"/>
+                <w:szCs w:val="24"/>
+              </w:rPr>
+              <w:t>Tageslicht hilft dabei, abends leichter müde zu werden.</w:t>
+            </w:r>
+          </w:p>
+        </w:tc>
+        <w:tc>
+          <w:tcPr>
+            <w:tcW w:w="0" w:type="auto"/>
+            <w:vAlign w:val="center"/>
+            <w:hideMark/>
+          </w:tcPr>
+          <w:p>
+            <w:pPr>
+              <w:spacing w:after="0" w:line="276" w:lineRule="auto"/>
+              <w:rPr>
+                <w:rFonts w:cstheme="minorHAnsi"/>
+                <w:sz w:val="24"/>
+                <w:szCs w:val="24"/>
+              </w:rPr>
+            </w:pPr>
+            <w:r>
+              <w:rPr>
+                <w:rFonts w:cstheme="minorHAnsi"/>
+                <w:sz w:val="24"/>
+                <w:szCs w:val="24"/>
+              </w:rPr>
+              <w:t>Wenig Licht am Abend verbessert die Schlafbereitschaft.</w:t>
+            </w:r>
+          </w:p>
+        </w:tc>
+      </w:tr>
+    </w:tbl>
+    <w:p>
+      <w:pPr>
+        <w:spacing w:after="0" w:line="276" w:lineRule="auto"/>
+        <w:rPr>
+          <w:rFonts w:cstheme="minorHAnsi"/>
+          <w:b/>
+          <w:bCs/>
+          <w:sz w:val="24"/>
+          <w:szCs w:val="24"/>
+        </w:rPr>
+      </w:pPr>
+    </w:p>
+    <w:p>
+      <w:pPr>
+        <w:spacing w:after="0" w:line="276" w:lineRule="auto"/>
+        <w:rPr>
+          <w:rFonts w:cstheme="minorHAnsi"/>
+          <w:b/>
+          <w:bCs/>
+          <w:sz w:val="24"/>
+          <w:szCs w:val="24"/>
+        </w:rPr>
+      </w:pPr>
+      <w:r>
+        <w:rPr>
+          <w:rFonts w:cstheme="minorHAnsi"/>
+          <w:b/>
+          <w:bCs/>
+          <w:sz w:val="24"/>
+          <w:szCs w:val="24"/>
+        </w:rPr>
+        <w:t xml:space="preserve">B.3 </w:t>
+      </w:r>
+      <w:r>
+        <w:rPr>
+          <w:rFonts w:cstheme="minorHAnsi"/>
+          <w:b/>
+          <w:bCs/>
+          <w:sz w:val="24"/>
+          <w:szCs w:val="24"/>
+        </w:rPr>
+        <w:t>Chronotypen – Eulen und Lerchen</w:t>
+      </w:r>
+    </w:p>
+    <w:p>
+      <w:pPr>
+        <w:spacing w:after="0" w:line="276" w:lineRule="auto"/>
+        <w:rPr>
+          <w:rFonts w:cstheme="minorHAnsi"/>
+          <w:b/>
+          <w:bCs/>
+          <w:sz w:val="24"/>
+          <w:szCs w:val="24"/>
+        </w:rPr>
+      </w:pPr>
+    </w:p>
+    <w:tbl>
+      <w:tblPr>
+        <w:tblW w:w="0" w:type="auto"/>
+        <w:tblCellSpacing w:w="15" w:type="dxa"/>
+        <w:tblBorders>
+          <w:top w:val="single" w:sz="4" w:space="0" w:color="auto"/>
+          <w:left w:val="single" w:sz="4" w:space="0" w:color="auto"/>
+          <w:bottom w:val="single" w:sz="4" w:space="0" w:color="auto"/>
+          <w:right w:val="single" w:sz="4" w:space="0" w:color="auto"/>
+          <w:insideH w:val="single" w:sz="4" w:space="0" w:color="auto"/>
+          <w:insideV w:val="single" w:sz="4" w:space="0" w:color="auto"/>
+        </w:tblBorders>
+        <w:tblCellMar>
+          <w:top w:w="15" w:type="dxa"/>
+          <w:left w:w="15" w:type="dxa"/>
+          <w:bottom w:w="15" w:type="dxa"/>
+          <w:right w:w="15" w:type="dxa"/>
+        </w:tblCellMar>
+        <w:tblLook w:val="04A0" w:firstRow="1" w:lastRow="0" w:firstColumn="1" w:lastColumn="0" w:noHBand="0" w:noVBand="1"/>
+      </w:tblPr>
+      <w:tblGrid>
+        <w:gridCol w:w="4816"/>
+        <w:gridCol w:w="5640"/>
+      </w:tblGrid>
+      <w:tr>
+        <w:trPr>
+          <w:tblHeader/>
+          <w:tblCellSpacing w:w="15" w:type="dxa"/>
+        </w:trPr>
+        <w:tc>
+          <w:tcPr>
+            <w:tcW w:w="0" w:type="auto"/>
+            <w:vAlign w:val="center"/>
+            <w:hideMark/>
+          </w:tcPr>
+          <w:p>
+            <w:pPr>
+              <w:spacing w:after="0" w:line="276" w:lineRule="auto"/>
+              <w:rPr>
+                <w:rFonts w:cstheme="minorHAnsi"/>
+                <w:b/>
+                <w:bCs/>
+                <w:sz w:val="24"/>
+                <w:szCs w:val="24"/>
+              </w:rPr>
+            </w:pPr>
+            <w:r>
+              <w:rPr>
+                <w:rFonts w:cstheme="minorHAnsi"/>
+                <w:b/>
+                <w:bCs/>
+                <w:sz w:val="24"/>
+                <w:szCs w:val="24"/>
+              </w:rPr>
+              <w:t>Lerche (Frühtyp)</w:t>
+            </w:r>
+          </w:p>
+        </w:tc>
+        <w:tc>
+          <w:tcPr>
+            <w:tcW w:w="0" w:type="auto"/>
+            <w:vAlign w:val="center"/>
+            <w:hideMark/>
+          </w:tcPr>
+          <w:p>
+            <w:pPr>
+              <w:spacing w:after="0" w:line="276" w:lineRule="auto"/>
+              <w:rPr>
+                <w:rFonts w:cstheme="minorHAnsi"/>
+                <w:b/>
+                <w:bCs/>
+                <w:sz w:val="24"/>
+                <w:szCs w:val="24"/>
+              </w:rPr>
+            </w:pPr>
+            <w:r>
+              <w:rPr>
+                <w:rFonts w:cstheme="minorHAnsi"/>
+                <w:b/>
+                <w:bCs/>
+                <w:sz w:val="24"/>
+                <w:szCs w:val="24"/>
+              </w:rPr>
+              <w:t>Eule (Spättyp)</w:t>
+            </w:r>
+          </w:p>
+        </w:tc>
+      </w:tr>
+      <w:tr>
+        <w:trPr>
+          <w:tblCellSpacing w:w="15" w:type="dxa"/>
+        </w:trPr>
+        <w:tc>
+          <w:tcPr>
+            <w:tcW w:w="0" w:type="auto"/>
+            <w:vAlign w:val="center"/>
+            <w:hideMark/>
+          </w:tcPr>
+          <w:p>
+            <w:pPr>
+              <w:spacing w:after="0" w:line="276" w:lineRule="auto"/>
+              <w:rPr>
+                <w:rFonts w:cstheme="minorHAnsi"/>
+                <w:sz w:val="24"/>
+                <w:szCs w:val="24"/>
+              </w:rPr>
+            </w:pPr>
+            <w:r>
+              <w:rPr>
+                <w:rFonts w:cstheme="minorHAnsi"/>
+                <w:sz w:val="24"/>
+                <w:szCs w:val="24"/>
+              </w:rPr>
+              <w:t>Wird früh müde und wacht früh auf.</w:t>
+            </w:r>
+          </w:p>
+        </w:tc>
+        <w:tc>
+          <w:tcPr>
+            <w:tcW w:w="0" w:type="auto"/>
+            <w:vAlign w:val="center"/>
+            <w:hideMark/>
+          </w:tcPr>
+          <w:p>
+            <w:pPr>
+              <w:spacing w:after="0" w:line="276" w:lineRule="auto"/>
+              <w:rPr>
+                <w:rFonts w:cstheme="minorHAnsi"/>
+                <w:sz w:val="24"/>
+                <w:szCs w:val="24"/>
+              </w:rPr>
+            </w:pPr>
+            <w:r>
+              <w:rPr>
+                <w:rFonts w:cstheme="minorHAnsi"/>
+                <w:sz w:val="24"/>
+                <w:szCs w:val="24"/>
+              </w:rPr>
+              <w:t>Wird spät müde und wacht später auf.</w:t>
+            </w:r>
+          </w:p>
+        </w:tc>
+      </w:tr>
+      <w:tr>
+        <w:trPr>
+          <w:tblCellSpacing w:w="15" w:type="dxa"/>
+        </w:trPr>
+        <w:tc>
+          <w:tcPr>
+            <w:tcW w:w="0" w:type="auto"/>
+            <w:vAlign w:val="center"/>
+            <w:hideMark/>
+          </w:tcPr>
+          <w:p>
+            <w:pPr>
+              <w:spacing w:after="0" w:line="276" w:lineRule="auto"/>
+              <w:rPr>
+                <w:rFonts w:cstheme="minorHAnsi"/>
+                <w:sz w:val="24"/>
+                <w:szCs w:val="24"/>
+              </w:rPr>
+            </w:pPr>
+            <w:r>
+              <w:rPr>
+                <w:rFonts w:cstheme="minorHAnsi"/>
+                <w:sz w:val="24"/>
+                <w:szCs w:val="24"/>
+              </w:rPr>
+              <w:t>Ist morgens besonders leistungsfähig.</w:t>
+            </w:r>
+          </w:p>
+        </w:tc>
+        <w:tc>
+          <w:tcPr>
+            <w:tcW w:w="0" w:type="auto"/>
+            <w:vAlign w:val="center"/>
+            <w:hideMark/>
+          </w:tcPr>
+          <w:p>
+            <w:pPr>
+              <w:spacing w:after="0" w:line="276" w:lineRule="auto"/>
+              <w:rPr>
+                <w:rFonts w:cstheme="minorHAnsi"/>
+                <w:sz w:val="24"/>
+                <w:szCs w:val="24"/>
+              </w:rPr>
+            </w:pPr>
+            <w:r>
+              <w:rPr>
+                <w:rFonts w:cstheme="minorHAnsi"/>
+                <w:sz w:val="24"/>
+                <w:szCs w:val="24"/>
+              </w:rPr>
+              <w:t>Erreicht ihre beste Leistungsfähigkeit häufig erst am Nachmittag oder Abend.</w:t>
+            </w:r>
+          </w:p>
+        </w:tc>
+      </w:tr>
+      <w:tr>
+        <w:trPr>
+          <w:tblCellSpacing w:w="15" w:type="dxa"/>
+        </w:trPr>
+        <w:tc>
+          <w:tcPr>
+            <w:tcW w:w="0" w:type="auto"/>
+            <w:vAlign w:val="center"/>
+            <w:hideMark/>
+          </w:tcPr>
+          <w:p>
+            <w:pPr>
+              <w:spacing w:after="0" w:line="276" w:lineRule="auto"/>
+              <w:rPr>
+                <w:rFonts w:cstheme="minorHAnsi"/>
+                <w:sz w:val="24"/>
+                <w:szCs w:val="24"/>
+              </w:rPr>
+            </w:pPr>
+            <w:r>
+              <w:rPr>
+                <w:rFonts w:cstheme="minorHAnsi"/>
+                <w:sz w:val="24"/>
+                <w:szCs w:val="24"/>
+              </w:rPr>
+              <w:t>Hat meist weniger Probleme mit frühen Schul- oder Arbeitszeiten.</w:t>
+            </w:r>
+          </w:p>
+        </w:tc>
+        <w:tc>
+          <w:tcPr>
+            <w:tcW w:w="0" w:type="auto"/>
+            <w:vAlign w:val="center"/>
+            <w:hideMark/>
+          </w:tcPr>
+          <w:p>
+            <w:pPr>
+              <w:spacing w:after="0" w:line="276" w:lineRule="auto"/>
+              <w:rPr>
+                <w:rFonts w:cstheme="minorHAnsi"/>
+                <w:sz w:val="24"/>
+                <w:szCs w:val="24"/>
+              </w:rPr>
+            </w:pPr>
+            <w:r>
+              <w:rPr>
+                <w:rFonts w:cstheme="minorHAnsi"/>
+                <w:sz w:val="24"/>
+                <w:szCs w:val="24"/>
+              </w:rPr>
+              <w:t>Muss morgens oft gegen die eigene Biologie ankämpfen.</w:t>
+            </w:r>
+          </w:p>
+        </w:tc>
+      </w:tr>
+      <w:tr>
+        <w:trPr>
+          <w:tblCellSpacing w:w="15" w:type="dxa"/>
+        </w:trPr>
+        <w:tc>
+          <w:tcPr>
+            <w:tcW w:w="0" w:type="auto"/>
+            <w:vAlign w:val="center"/>
+            <w:hideMark/>
+          </w:tcPr>
+          <w:p>
+            <w:pPr>
+              <w:spacing w:after="0" w:line="276" w:lineRule="auto"/>
+              <w:rPr>
+                <w:rFonts w:cstheme="minorHAnsi"/>
+                <w:sz w:val="24"/>
+                <w:szCs w:val="24"/>
+              </w:rPr>
+            </w:pPr>
+            <w:r>
+              <w:rPr>
+                <w:rFonts w:cstheme="minorHAnsi"/>
+                <w:sz w:val="24"/>
+                <w:szCs w:val="24"/>
+              </w:rPr>
+              <w:t>Kommt mit festen frühen Tagesabläufen meist gut zurecht.</w:t>
+            </w:r>
+          </w:p>
+        </w:tc>
+        <w:tc>
+          <w:tcPr>
+            <w:tcW w:w="0" w:type="auto"/>
+            <w:vAlign w:val="center"/>
+            <w:hideMark/>
+          </w:tcPr>
+          <w:p>
+            <w:pPr>
+              <w:spacing w:after="0" w:line="276" w:lineRule="auto"/>
+              <w:rPr>
+                <w:rFonts w:cstheme="minorHAnsi"/>
+                <w:sz w:val="24"/>
+                <w:szCs w:val="24"/>
+              </w:rPr>
+            </w:pPr>
+            <w:r>
+              <w:rPr>
+                <w:rFonts w:cstheme="minorHAnsi"/>
+                <w:sz w:val="24"/>
+                <w:szCs w:val="24"/>
+              </w:rPr>
+              <w:t>Fühlt sich morgens häufig müde, obwohl ausreichend geschlafen wurde.</w:t>
+            </w:r>
+          </w:p>
+        </w:tc>
+      </w:tr>
+    </w:tbl>
+    <w:p>
+      <w:pPr>
+        <w:spacing w:after="0" w:line="276" w:lineRule="auto"/>
+        <w:rPr>
+          <w:rFonts w:cstheme="minorHAnsi"/>
+          <w:b/>
+          <w:bCs/>
+          <w:sz w:val="24"/>
+          <w:szCs w:val="24"/>
+        </w:rPr>
+      </w:pPr>
+    </w:p>
+    <w:p>
+      <w:pPr>
+        <w:spacing w:after="0" w:line="276" w:lineRule="auto"/>
+        <w:rPr>
+          <w:rFonts w:cstheme="minorHAnsi"/>
+          <w:b/>
+          <w:bCs/>
+          <w:sz w:val="24"/>
+          <w:szCs w:val="24"/>
+        </w:rPr>
+      </w:pPr>
+      <w:r>
+        <w:rPr>
+          <w:rFonts w:cstheme="minorHAnsi"/>
+          <w:b/>
+          <w:bCs/>
+          <w:sz w:val="24"/>
+          <w:szCs w:val="24"/>
+        </w:rPr>
+        <w:t>Merksatz</w:t>
+      </w:r>
+    </w:p>
+    <w:p>
+      <w:pPr>
+        <w:spacing w:after="0" w:line="276" w:lineRule="auto"/>
+        <w:rPr>
+          <w:rFonts w:cstheme="minorHAnsi"/>
+          <w:sz w:val="24"/>
+          <w:szCs w:val="24"/>
+        </w:rPr>
+      </w:pPr>
+      <w:r>
+        <w:rPr>
+          <w:rFonts w:cstheme="minorHAnsi"/>
+          <w:sz w:val="24"/>
+          <w:szCs w:val="24"/>
+        </w:rPr>
+        <w:t>Chronotypen sind weitgehend biologisch bedingt. Niemand entscheidet bewusst, ob er eher Lerche oder Eule ist.</w:t>
+      </w:r>
+    </w:p>
+    <w:p>
+      <w:pPr>
+        <w:spacing w:after="0" w:line="276" w:lineRule="auto"/>
+        <w:rPr>
+          <w:rFonts w:cstheme="minorHAnsi"/>
+          <w:b/>
+          <w:bCs/>
+          <w:sz w:val="24"/>
+          <w:szCs w:val="24"/>
+        </w:rPr>
+      </w:pPr>
+    </w:p>
+    <w:p>
+      <w:pPr>
+        <w:spacing w:after="0" w:line="276" w:lineRule="auto"/>
+        <w:rPr>
+          <w:rFonts w:cstheme="minorHAnsi"/>
+          <w:b/>
+          <w:bCs/>
+          <w:sz w:val="24"/>
+          <w:szCs w:val="24"/>
+        </w:rPr>
+      </w:pPr>
+      <w:r>
+        <w:rPr>
+          <w:rFonts w:cstheme="minorHAnsi"/>
+          <w:b/>
+          <w:bCs/>
+          <w:sz w:val="24"/>
+          <w:szCs w:val="24"/>
+        </w:rPr>
+        <w:t xml:space="preserve">B. 4 </w:t>
+      </w:r>
+      <w:r>
+        <w:rPr>
+          <w:rFonts w:cstheme="minorHAnsi"/>
+          <w:b/>
+          <w:bCs/>
+          <w:sz w:val="24"/>
+          <w:szCs w:val="24"/>
+        </w:rPr>
+        <w:t>Jugendliche und die innere Uhr</w:t>
+      </w:r>
+    </w:p>
+    <w:tbl>
+      <w:tblPr>
+        <w:tblW w:w="0" w:type="auto"/>
+        <w:tblCellSpacing w:w="15" w:type="dxa"/>
+        <w:tblCellMar>
+          <w:top w:w="15" w:type="dxa"/>
+          <w:left w:w="15" w:type="dxa"/>
+          <w:bottom w:w="15" w:type="dxa"/>
+          <w:right w:w="15" w:type="dxa"/>
+        </w:tblCellMar>
+        <w:tblLook w:val="04A0" w:firstRow="1" w:lastRow="0" w:firstColumn="1" w:lastColumn="0" w:noHBand="0" w:noVBand="1"/>
+      </w:tblPr>
+      <w:tblGrid>
+        <w:gridCol w:w="8205"/>
+      </w:tblGrid>
+      <w:tr>
+        <w:trPr>
+          <w:tblHeader/>
+          <w:tblCellSpacing w:w="15" w:type="dxa"/>
+        </w:trPr>
+        <w:tc>
+          <w:tcPr>
+            <w:tcW w:w="0" w:type="auto"/>
+            <w:vAlign w:val="center"/>
+            <w:hideMark/>
+          </w:tcPr>
+          <w:p>
+            <w:pPr>
+              <w:spacing w:after="0" w:line="276" w:lineRule="auto"/>
+              <w:rPr>
+                <w:rFonts w:cstheme="minorHAnsi"/>
+                <w:b/>
+                <w:bCs/>
+                <w:sz w:val="24"/>
+                <w:szCs w:val="24"/>
+              </w:rPr>
+            </w:pPr>
+            <w:r>
+              <w:rPr>
+                <w:rFonts w:cstheme="minorHAnsi"/>
+                <w:b/>
+                <w:bCs/>
+                <w:sz w:val="24"/>
+                <w:szCs w:val="24"/>
+              </w:rPr>
+              <w:t>Besonderheit in der Pubertät</w:t>
+            </w:r>
+          </w:p>
+        </w:tc>
+      </w:tr>
+      <w:tr>
+        <w:trPr>
+          <w:tblCellSpacing w:w="15" w:type="dxa"/>
+        </w:trPr>
+        <w:tc>
+          <w:tcPr>
+            <w:tcW w:w="0" w:type="auto"/>
+            <w:vAlign w:val="center"/>
+            <w:hideMark/>
+          </w:tcPr>
+          <w:p>
+            <w:pPr>
+              <w:spacing w:after="0" w:line="276" w:lineRule="auto"/>
+              <w:rPr>
+                <w:rFonts w:cstheme="minorHAnsi"/>
+                <w:sz w:val="24"/>
+                <w:szCs w:val="24"/>
+              </w:rPr>
+            </w:pPr>
+            <w:r>
+              <w:rPr>
+                <w:rFonts w:cstheme="minorHAnsi"/>
+                <w:sz w:val="24"/>
+                <w:szCs w:val="24"/>
+              </w:rPr>
+              <w:t>Während der Pubertät verschiebt sich die innere Uhr natürlicherweise nach hinten.</w:t>
+            </w:r>
+          </w:p>
+        </w:tc>
+      </w:tr>
+      <w:tr>
+        <w:trPr>
+          <w:tblCellSpacing w:w="15" w:type="dxa"/>
+        </w:trPr>
+        <w:tc>
+          <w:tcPr>
+            <w:tcW w:w="0" w:type="auto"/>
+            <w:vAlign w:val="center"/>
+            <w:hideMark/>
+          </w:tcPr>
+          <w:p>
+            <w:pPr>
+              <w:spacing w:after="0" w:line="276" w:lineRule="auto"/>
+              <w:rPr>
+                <w:rFonts w:cstheme="minorHAnsi"/>
+                <w:sz w:val="24"/>
+                <w:szCs w:val="24"/>
+              </w:rPr>
+            </w:pPr>
+            <w:r>
+              <w:rPr>
+                <w:rFonts w:cstheme="minorHAnsi"/>
+                <w:sz w:val="24"/>
+                <w:szCs w:val="24"/>
+              </w:rPr>
+              <w:lastRenderedPageBreak/>
+              <w:t>Jugendliche werden später müde als Kinder oder viele Erwachsene.</w:t>
+            </w:r>
+          </w:p>
+        </w:tc>
+      </w:tr>
+      <w:tr>
+        <w:trPr>
+          <w:tblCellSpacing w:w="15" w:type="dxa"/>
+        </w:trPr>
+        <w:tc>
+          <w:tcPr>
+            <w:tcW w:w="0" w:type="auto"/>
+            <w:vAlign w:val="center"/>
+            <w:hideMark/>
+          </w:tcPr>
+          <w:p>
+            <w:pPr>
+              <w:spacing w:after="0" w:line="276" w:lineRule="auto"/>
+              <w:rPr>
+                <w:rFonts w:cstheme="minorHAnsi"/>
+                <w:sz w:val="24"/>
+                <w:szCs w:val="24"/>
+              </w:rPr>
+            </w:pPr>
+            <w:r>
+              <w:rPr>
+                <w:rFonts w:cstheme="minorHAnsi"/>
+                <w:sz w:val="24"/>
+                <w:szCs w:val="24"/>
+              </w:rPr>
+              <w:t>Gleichzeitig müssen sie häufig früh aufstehen.</w:t>
+            </w:r>
+          </w:p>
+        </w:tc>
+      </w:tr>
+      <w:tr>
+        <w:trPr>
+          <w:tblCellSpacing w:w="15" w:type="dxa"/>
+        </w:trPr>
+        <w:tc>
+          <w:tcPr>
+            <w:tcW w:w="0" w:type="auto"/>
+            <w:vAlign w:val="center"/>
+            <w:hideMark/>
+          </w:tcPr>
+          <w:p>
+            <w:pPr>
+              <w:spacing w:after="0" w:line="276" w:lineRule="auto"/>
+              <w:rPr>
+                <w:rFonts w:cstheme="minorHAnsi"/>
+                <w:sz w:val="24"/>
+                <w:szCs w:val="24"/>
+              </w:rPr>
+            </w:pPr>
+            <w:r>
+              <w:rPr>
+                <w:rFonts w:cstheme="minorHAnsi"/>
+                <w:sz w:val="24"/>
+                <w:szCs w:val="24"/>
+              </w:rPr>
+              <w:t>Dadurch entsteht oft ein chronisches Schlafdefizit.</w:t>
+            </w:r>
+          </w:p>
+        </w:tc>
+      </w:tr>
+    </w:tbl>
+    <w:p>
+      <w:pPr>
+        <w:spacing w:after="0" w:line="276" w:lineRule="auto"/>
+        <w:rPr>
+          <w:rFonts w:cstheme="minorHAnsi"/>
+          <w:b/>
+          <w:bCs/>
+          <w:sz w:val="24"/>
+          <w:szCs w:val="24"/>
+        </w:rPr>
+      </w:pPr>
+    </w:p>
+    <w:p>
+      <w:pPr>
+        <w:spacing w:after="0" w:line="276" w:lineRule="auto"/>
+        <w:rPr>
+          <w:rFonts w:cstheme="minorHAnsi"/>
+          <w:b/>
+          <w:bCs/>
+          <w:sz w:val="24"/>
+          <w:szCs w:val="24"/>
+        </w:rPr>
+      </w:pPr>
+      <w:r>
+        <w:rPr>
+          <w:rFonts w:cstheme="minorHAnsi"/>
+          <w:b/>
+          <w:bCs/>
+          <w:sz w:val="24"/>
+          <w:szCs w:val="24"/>
+        </w:rPr>
+        <w:t xml:space="preserve">B. 5 </w:t>
+      </w:r>
+      <w:r>
+        <w:rPr>
+          <w:rFonts w:cstheme="minorHAnsi"/>
+          <w:b/>
+          <w:bCs/>
+          <w:sz w:val="24"/>
+          <w:szCs w:val="24"/>
+        </w:rPr>
+        <w:t>Wochentag vs. Wochenende (Social Jetlag)</w:t>
+      </w:r>
+    </w:p>
+    <w:p>
+      <w:pPr>
+        <w:spacing w:after="0" w:line="276" w:lineRule="auto"/>
+        <w:rPr>
+          <w:rFonts w:cstheme="minorHAnsi"/>
+          <w:b/>
+          <w:bCs/>
+          <w:sz w:val="24"/>
+          <w:szCs w:val="24"/>
+        </w:rPr>
+      </w:pPr>
+    </w:p>
+    <w:tbl>
+      <w:tblPr>
+        <w:tblW w:w="0" w:type="auto"/>
+        <w:tblCellSpacing w:w="15" w:type="dxa"/>
+        <w:tblBorders>
+          <w:top w:val="single" w:sz="4" w:space="0" w:color="auto"/>
+          <w:left w:val="single" w:sz="4" w:space="0" w:color="auto"/>
+          <w:bottom w:val="single" w:sz="4" w:space="0" w:color="auto"/>
+          <w:right w:val="single" w:sz="4" w:space="0" w:color="auto"/>
+          <w:insideH w:val="single" w:sz="4" w:space="0" w:color="auto"/>
+          <w:insideV w:val="single" w:sz="4" w:space="0" w:color="auto"/>
+        </w:tblBorders>
+        <w:tblCellMar>
+          <w:top w:w="15" w:type="dxa"/>
+          <w:left w:w="15" w:type="dxa"/>
+          <w:bottom w:w="15" w:type="dxa"/>
+          <w:right w:w="15" w:type="dxa"/>
+        </w:tblCellMar>
+        <w:tblLook w:val="04A0" w:firstRow="1" w:lastRow="0" w:firstColumn="1" w:lastColumn="0" w:noHBand="0" w:noVBand="1"/>
+      </w:tblPr>
+      <w:tblGrid>
+        <w:gridCol w:w="5519"/>
+        <w:gridCol w:w="4937"/>
+      </w:tblGrid>
+      <w:tr>
+        <w:trPr>
+          <w:tblHeader/>
+          <w:tblCellSpacing w:w="15" w:type="dxa"/>
+        </w:trPr>
+        <w:tc>
+          <w:tcPr>
+            <w:tcW w:w="0" w:type="auto"/>
+            <w:vAlign w:val="center"/>
+            <w:hideMark/>
+          </w:tcPr>
+          <w:p>
+            <w:pPr>
+              <w:spacing w:after="0" w:line="276" w:lineRule="auto"/>
+              <w:rPr>
+                <w:rFonts w:cstheme="minorHAnsi"/>
+                <w:b/>
+                <w:bCs/>
+                <w:sz w:val="24"/>
+                <w:szCs w:val="24"/>
+              </w:rPr>
+            </w:pPr>
+            <w:r>
+              <w:rPr>
+                <w:rFonts w:cstheme="minorHAnsi"/>
+                <w:b/>
+                <w:bCs/>
+                <w:sz w:val="24"/>
+                <w:szCs w:val="24"/>
+              </w:rPr>
+              <w:t>Wochentag</w:t>
+            </w:r>
+          </w:p>
+        </w:tc>
+        <w:tc>
+          <w:tcPr>
+            <w:tcW w:w="0" w:type="auto"/>
+            <w:vAlign w:val="center"/>
+            <w:hideMark/>
+          </w:tcPr>
+          <w:p>
+            <w:pPr>
+              <w:spacing w:after="0" w:line="276" w:lineRule="auto"/>
+              <w:rPr>
+                <w:rFonts w:cstheme="minorHAnsi"/>
+                <w:b/>
+                <w:bCs/>
+                <w:sz w:val="24"/>
+                <w:szCs w:val="24"/>
+              </w:rPr>
+            </w:pPr>
+            <w:r>
+              <w:rPr>
+                <w:rFonts w:cstheme="minorHAnsi"/>
+                <w:b/>
+                <w:bCs/>
+                <w:sz w:val="24"/>
+                <w:szCs w:val="24"/>
+              </w:rPr>
+              <w:t>Wochenende</w:t>
+            </w:r>
+          </w:p>
+        </w:tc>
+      </w:tr>
+      <w:tr>
+        <w:trPr>
+          <w:tblCellSpacing w:w="15" w:type="dxa"/>
+        </w:trPr>
+        <w:tc>
+          <w:tcPr>
+            <w:tcW w:w="0" w:type="auto"/>
+            <w:vAlign w:val="center"/>
+            <w:hideMark/>
+          </w:tcPr>
+          <w:p>
+            <w:pPr>
+              <w:spacing w:after="0" w:line="276" w:lineRule="auto"/>
+              <w:rPr>
+                <w:rFonts w:cstheme="minorHAnsi"/>
+                <w:sz w:val="24"/>
+                <w:szCs w:val="24"/>
+              </w:rPr>
+            </w:pPr>
+            <w:r>
+              <w:rPr>
+                <w:rFonts w:cstheme="minorHAnsi"/>
+                <w:sz w:val="24"/>
+                <w:szCs w:val="24"/>
+              </w:rPr>
+              <w:t>Aufstehen z. B. um 6:30 Uhr für die Schule</w:t>
+            </w:r>
+          </w:p>
+        </w:tc>
+        <w:tc>
+          <w:tcPr>
+            <w:tcW w:w="0" w:type="auto"/>
+            <w:vAlign w:val="center"/>
+            <w:hideMark/>
+          </w:tcPr>
+          <w:p>
+            <w:pPr>
+              <w:spacing w:after="0" w:line="276" w:lineRule="auto"/>
+              <w:rPr>
+                <w:rFonts w:cstheme="minorHAnsi"/>
+                <w:sz w:val="24"/>
+                <w:szCs w:val="24"/>
+              </w:rPr>
+            </w:pPr>
+            <w:r>
+              <w:rPr>
+                <w:rFonts w:cstheme="minorHAnsi"/>
+                <w:sz w:val="24"/>
+                <w:szCs w:val="24"/>
+              </w:rPr>
+              <w:t>Ausschlafen bis 10:00 oder 11:00 Uhr</w:t>
+            </w:r>
+          </w:p>
+        </w:tc>
+      </w:tr>
+      <w:tr>
+        <w:trPr>
+          <w:tblCellSpacing w:w="15" w:type="dxa"/>
+        </w:trPr>
+        <w:tc>
+          <w:tcPr>
+            <w:tcW w:w="0" w:type="auto"/>
+            <w:vAlign w:val="center"/>
+            <w:hideMark/>
+          </w:tcPr>
+          <w:p>
+            <w:pPr>
+              <w:spacing w:after="0" w:line="276" w:lineRule="auto"/>
+              <w:rPr>
+                <w:rFonts w:cstheme="minorHAnsi"/>
+                <w:sz w:val="24"/>
+                <w:szCs w:val="24"/>
+              </w:rPr>
+            </w:pPr>
+            <w:r>
+              <w:rPr>
+                <w:rFonts w:cstheme="minorHAnsi"/>
+                <w:sz w:val="24"/>
+                <w:szCs w:val="24"/>
+              </w:rPr>
+              <w:t>Schlafdauer oft zu kurz</w:t>
+            </w:r>
+          </w:p>
+        </w:tc>
+        <w:tc>
+          <w:tcPr>
+            <w:tcW w:w="0" w:type="auto"/>
+            <w:vAlign w:val="center"/>
+            <w:hideMark/>
+          </w:tcPr>
+          <w:p>
+            <w:pPr>
+              <w:spacing w:after="0" w:line="276" w:lineRule="auto"/>
+              <w:rPr>
+                <w:rFonts w:cstheme="minorHAnsi"/>
+                <w:sz w:val="24"/>
+                <w:szCs w:val="24"/>
+              </w:rPr>
+            </w:pPr>
+            <w:r>
+              <w:rPr>
+                <w:rFonts w:cstheme="minorHAnsi"/>
+                <w:sz w:val="24"/>
+                <w:szCs w:val="24"/>
+              </w:rPr>
+              <w:t>Schlafmangel wird teilweise nachgeholt</w:t>
+            </w:r>
+          </w:p>
+        </w:tc>
+      </w:tr>
+      <w:tr>
+        <w:trPr>
+          <w:tblCellSpacing w:w="15" w:type="dxa"/>
+        </w:trPr>
+        <w:tc>
+          <w:tcPr>
+            <w:tcW w:w="0" w:type="auto"/>
+            <w:vAlign w:val="center"/>
+            <w:hideMark/>
+          </w:tcPr>
+          <w:p>
+            <w:pPr>
+              <w:spacing w:after="0" w:line="276" w:lineRule="auto"/>
+              <w:rPr>
+                <w:rFonts w:cstheme="minorHAnsi"/>
+                <w:sz w:val="24"/>
+                <w:szCs w:val="24"/>
+              </w:rPr>
+            </w:pPr>
+            <w:r>
+              <w:rPr>
+                <w:rFonts w:cstheme="minorHAnsi"/>
+                <w:sz w:val="24"/>
+                <w:szCs w:val="24"/>
+              </w:rPr>
+              <w:t>Müdigkeit und Konzentrationsprobleme am Morgen</w:t>
+            </w:r>
+          </w:p>
+        </w:tc>
+        <w:tc>
+          <w:tcPr>
+            <w:tcW w:w="0" w:type="auto"/>
+            <w:vAlign w:val="center"/>
+            <w:hideMark/>
+          </w:tcPr>
+          <w:p>
+            <w:pPr>
+              <w:spacing w:after="0" w:line="276" w:lineRule="auto"/>
+              <w:rPr>
+                <w:rFonts w:cstheme="minorHAnsi"/>
+                <w:sz w:val="24"/>
+                <w:szCs w:val="24"/>
+              </w:rPr>
+            </w:pPr>
+            <w:r>
+              <w:rPr>
+                <w:rFonts w:cstheme="minorHAnsi"/>
+                <w:sz w:val="24"/>
+                <w:szCs w:val="24"/>
+              </w:rPr>
+              <w:t>Mehr Schlaf und höheres Wohlbefinden</w:t>
+            </w:r>
+          </w:p>
+        </w:tc>
+      </w:tr>
+      <w:tr>
+        <w:trPr>
+          <w:tblCellSpacing w:w="15" w:type="dxa"/>
+        </w:trPr>
+        <w:tc>
+          <w:tcPr>
+            <w:tcW w:w="0" w:type="auto"/>
+            <w:vAlign w:val="center"/>
+            <w:hideMark/>
+          </w:tcPr>
+          <w:p>
+            <w:pPr>
+              <w:spacing w:after="0" w:line="276" w:lineRule="auto"/>
+              <w:rPr>
+                <w:rFonts w:cstheme="minorHAnsi"/>
+                <w:sz w:val="24"/>
+                <w:szCs w:val="24"/>
+              </w:rPr>
+            </w:pPr>
+            <w:r>
+              <w:rPr>
+                <w:rFonts w:cstheme="minorHAnsi"/>
+                <w:sz w:val="24"/>
+                <w:szCs w:val="24"/>
+              </w:rPr>
+              <w:t>Innere Uhr wird häufig gegen den natürlichen Rhythmus gestellt</w:t>
+            </w:r>
+          </w:p>
+        </w:tc>
+        <w:tc>
+          <w:tcPr>
+            <w:tcW w:w="0" w:type="auto"/>
+            <w:vAlign w:val="center"/>
+            <w:hideMark/>
+          </w:tcPr>
+          <w:p>
+            <w:pPr>
+              <w:spacing w:after="0" w:line="276" w:lineRule="auto"/>
+              <w:rPr>
+                <w:rFonts w:cstheme="minorHAnsi"/>
+                <w:sz w:val="24"/>
+                <w:szCs w:val="24"/>
+              </w:rPr>
+            </w:pPr>
+            <w:r>
+              <w:rPr>
+                <w:rFonts w:cstheme="minorHAnsi"/>
+                <w:sz w:val="24"/>
+                <w:szCs w:val="24"/>
+              </w:rPr>
+              <w:t>Innere Uhr kann dem biologischen Chronotyp besser folgen</w:t>
+            </w:r>
+          </w:p>
+        </w:tc>
+      </w:tr>
+    </w:tbl>
+    <w:p>
+      <w:pPr>
+        <w:spacing w:after="0" w:line="276" w:lineRule="auto"/>
+        <w:rPr>
+          <w:rFonts w:cstheme="minorHAnsi"/>
+          <w:b/>
+          <w:bCs/>
+          <w:sz w:val="24"/>
+          <w:szCs w:val="24"/>
+        </w:rPr>
+      </w:pPr>
+    </w:p>
+    <w:p>
+      <w:pPr>
+        <w:spacing w:after="0" w:line="276" w:lineRule="auto"/>
+        <w:rPr>
+          <w:rFonts w:cstheme="minorHAnsi"/>
+          <w:b/>
+          <w:bCs/>
+          <w:sz w:val="24"/>
+          <w:szCs w:val="24"/>
+        </w:rPr>
+      </w:pPr>
+      <w:r>
+        <w:rPr>
+          <w:rFonts w:cstheme="minorHAnsi"/>
+          <w:b/>
+          <w:bCs/>
+          <w:sz w:val="24"/>
+          <w:szCs w:val="24"/>
+        </w:rPr>
+        <w:t>Social Jetlag</w:t>
+      </w:r>
+    </w:p>
+    <w:p>
+      <w:pPr>
+        <w:spacing w:after="0" w:line="276" w:lineRule="auto"/>
+        <w:rPr>
+          <w:rFonts w:cstheme="minorHAnsi"/>
+          <w:sz w:val="24"/>
+          <w:szCs w:val="24"/>
+        </w:rPr>
+      </w:pPr>
+      <w:r>
+        <w:rPr>
+          <w:rFonts w:cstheme="minorHAnsi"/>
+          <w:sz w:val="24"/>
+          <w:szCs w:val="24"/>
+        </w:rPr>
+        <w:t>Social Jetlag entsteht, wenn die biologische innere Uhr und die gesellschaftlichen Anforderungen (z. B. frühe Schulzeiten) nicht zusammenpassen.</w:t>
+      </w:r>
+    </w:p>
+    <w:p>
+      <w:pPr>
+        <w:spacing w:after="0" w:line="276" w:lineRule="auto"/>
+        <w:rPr>
+          <w:rFonts w:cstheme="minorHAnsi"/>
+          <w:sz w:val="24"/>
+          <w:szCs w:val="24"/>
+        </w:rPr>
+      </w:pPr>
+      <w:r>
+        <w:rPr>
+          <w:rFonts w:cstheme="minorHAnsi"/>
+          <w:sz w:val="24"/>
+          <w:szCs w:val="24"/>
+        </w:rPr>
+        <w:t>Vergleich:</w:t>
+      </w:r>
+    </w:p>
+    <w:p>
+      <w:pPr>
+        <w:numPr>
+          <w:ilvl w:val="0"/>
+          <w:numId w:val="22"/>
+        </w:numPr>
+        <w:spacing w:after="0" w:line="276" w:lineRule="auto"/>
+        <w:rPr>
+          <w:rFonts w:cstheme="minorHAnsi"/>
+          <w:sz w:val="24"/>
+          <w:szCs w:val="24"/>
+        </w:rPr>
+      </w:pPr>
+      <w:r>
+        <w:rPr>
+          <w:rFonts w:cstheme="minorHAnsi"/>
+          <w:sz w:val="24"/>
+          <w:szCs w:val="24"/>
+        </w:rPr>
+        <w:t>Montag bis Freitag: wie dauerhaft in einer anderen Zeitzone leben</w:t>
+      </w:r>
+    </w:p>
+    <w:p>
+      <w:pPr>
+        <w:numPr>
+          <w:ilvl w:val="0"/>
+          <w:numId w:val="22"/>
+        </w:numPr>
+        <w:spacing w:after="0" w:line="276" w:lineRule="auto"/>
+        <w:rPr>
+          <w:rFonts w:cstheme="minorHAnsi"/>
+          <w:sz w:val="24"/>
+          <w:szCs w:val="24"/>
+        </w:rPr>
+      </w:pPr>
+      <w:r>
+        <w:rPr>
+          <w:rFonts w:cstheme="minorHAnsi"/>
+          <w:sz w:val="24"/>
+          <w:szCs w:val="24"/>
+        </w:rPr>
+        <w:t>Samstag und Sonntag: Rückkehr zur „eigentlichen“ Körperzeit</w:t>
+      </w:r>
+    </w:p>
+    <w:p>
+      <w:pPr>
+        <w:numPr>
+          <w:ilvl w:val="0"/>
+          <w:numId w:val="22"/>
+        </w:numPr>
+        <w:spacing w:after="0" w:line="276" w:lineRule="auto"/>
+        <w:rPr>
+          <w:rFonts w:cstheme="minorHAnsi"/>
+          <w:sz w:val="24"/>
+          <w:szCs w:val="24"/>
+        </w:rPr>
+      </w:pPr>
+      <w:r>
+        <w:rPr>
+          <w:rFonts w:cstheme="minorHAnsi"/>
+          <w:sz w:val="24"/>
+          <w:szCs w:val="24"/>
+        </w:rPr>
+        <w:t>Montagmorgen: fühlt sich oft an wie ein kleiner Jetlag nach einer Reise</w:t>
+      </w:r>
+    </w:p>
+    <w:p>
+      <w:pPr>
+        <w:spacing w:after="0" w:line="276" w:lineRule="auto"/>
+        <w:rPr>
+          <w:rFonts w:cstheme="minorHAnsi"/>
+          <w:b/>
+          <w:bCs/>
+          <w:sz w:val="24"/>
+          <w:szCs w:val="24"/>
+        </w:rPr>
+      </w:pPr>
+    </w:p>
+    <w:p>
+      <w:pPr>
+        <w:spacing w:after="0" w:line="276" w:lineRule="auto"/>
+        <w:rPr>
+          <w:rFonts w:cstheme="minorHAnsi"/>
+          <w:b/>
+          <w:bCs/>
+          <w:sz w:val="24"/>
+          <w:szCs w:val="24"/>
+        </w:rPr>
+      </w:pPr>
+      <w:r>
+        <w:rPr>
+          <w:rFonts w:cstheme="minorHAnsi"/>
+          <w:b/>
+          <w:bCs/>
+          <w:sz w:val="24"/>
+          <w:szCs w:val="24"/>
+        </w:rPr>
+        <w:t xml:space="preserve">B. 6 </w:t>
+      </w:r>
+      <w:r>
+        <w:rPr>
+          <w:rFonts w:cstheme="minorHAnsi"/>
+          <w:b/>
+          <w:bCs/>
+          <w:sz w:val="24"/>
+          <w:szCs w:val="24"/>
+        </w:rPr>
+        <w:t>Was kann ich tun?</w:t>
+      </w:r>
+    </w:p>
+    <w:p>
+      <w:pPr>
+        <w:spacing w:after="0" w:line="276" w:lineRule="auto"/>
+        <w:rPr>
+          <w:rFonts w:cstheme="minorHAnsi"/>
+          <w:b/>
+          <w:bCs/>
+          <w:sz w:val="24"/>
+          <w:szCs w:val="24"/>
+        </w:rPr>
+      </w:pPr>
+    </w:p>
+    <w:tbl>
+      <w:tblPr>
+        <w:tblW w:w="0" w:type="auto"/>
+        <w:tblCellSpacing w:w="15" w:type="dxa"/>
+        <w:tblBorders>
+          <w:top w:val="single" w:sz="4" w:space="0" w:color="auto"/>
+          <w:left w:val="single" w:sz="4" w:space="0" w:color="auto"/>
+          <w:bottom w:val="single" w:sz="4" w:space="0" w:color="auto"/>
+          <w:right w:val="single" w:sz="4" w:space="0" w:color="auto"/>
+          <w:insideH w:val="single" w:sz="4" w:space="0" w:color="auto"/>
+          <w:insideV w:val="single" w:sz="4" w:space="0" w:color="auto"/>
+        </w:tblBorders>
+        <w:tblCellMar>
+          <w:top w:w="15" w:type="dxa"/>
+          <w:left w:w="15" w:type="dxa"/>
+          <w:bottom w:w="15" w:type="dxa"/>
+          <w:right w:w="15" w:type="dxa"/>
+        </w:tblCellMar>
+        <w:tblLook w:val="04A0" w:firstRow="1" w:lastRow="0" w:firstColumn="1" w:lastColumn="0" w:noHBand="0" w:noVBand="1"/>
+      </w:tblPr>
+      <w:tblGrid>
+        <w:gridCol w:w="3902"/>
+        <w:gridCol w:w="5676"/>
+      </w:tblGrid>
+      <w:tr>
+        <w:trPr>
+          <w:tblHeader/>
+          <w:tblCellSpacing w:w="15" w:type="dxa"/>
+        </w:trPr>
+        <w:tc>
+          <w:tcPr>
+            <w:tcW w:w="0" w:type="auto"/>
+            <w:vAlign w:val="center"/>
+            <w:hideMark/>
+          </w:tcPr>
+          <w:p>
+            <w:pPr>
+              <w:spacing w:after="0" w:line="276" w:lineRule="auto"/>
+              <w:rPr>
+                <w:rFonts w:cstheme="minorHAnsi"/>
+                <w:b/>
+                <w:bCs/>
+                <w:sz w:val="24"/>
+                <w:szCs w:val="24"/>
+              </w:rPr>
+            </w:pPr>
+            <w:r>
+              <w:rPr>
+                <w:rFonts w:cstheme="minorHAnsi"/>
+                <w:b/>
+                <w:bCs/>
+                <w:sz w:val="24"/>
+                <w:szCs w:val="24"/>
+              </w:rPr>
+              <w:t>Empfehlung</w:t>
+            </w:r>
+          </w:p>
+        </w:tc>
+        <w:tc>
+          <w:tcPr>
+            <w:tcW w:w="0" w:type="auto"/>
+            <w:vAlign w:val="center"/>
+            <w:hideMark/>
+          </w:tcPr>
+          <w:p>
+            <w:pPr>
+              <w:spacing w:after="0" w:line="276" w:lineRule="auto"/>
+              <w:rPr>
+                <w:rFonts w:cstheme="minorHAnsi"/>
+                <w:b/>
+                <w:bCs/>
+                <w:sz w:val="24"/>
+                <w:szCs w:val="24"/>
+              </w:rPr>
+            </w:pPr>
+            <w:r>
+              <w:rPr>
+                <w:rFonts w:cstheme="minorHAnsi"/>
+                <w:b/>
+                <w:bCs/>
+                <w:sz w:val="24"/>
+                <w:szCs w:val="24"/>
+              </w:rPr>
+              <w:t>Wirkung</w:t>
+            </w:r>
+          </w:p>
+        </w:tc>
+      </w:tr>
+      <w:tr>
+        <w:trPr>
+          <w:tblCellSpacing w:w="15" w:type="dxa"/>
+        </w:trPr>
+        <w:tc>
+          <w:tcPr>
+            <w:tcW w:w="0" w:type="auto"/>
+            <w:vAlign w:val="center"/>
+            <w:hideMark/>
+          </w:tcPr>
+          <w:p>
+            <w:pPr>
+              <w:spacing w:after="0" w:line="276" w:lineRule="auto"/>
+              <w:rPr>
+                <w:rFonts w:cstheme="minorHAnsi"/>
+                <w:sz w:val="24"/>
+                <w:szCs w:val="24"/>
+              </w:rPr>
+            </w:pPr>
+            <w:r>
+              <w:rPr>
+                <w:rFonts w:cstheme="minorHAnsi"/>
+                <w:sz w:val="24"/>
+                <w:szCs w:val="24"/>
+              </w:rPr>
+              <w:t>Regelmäßige Schlaf- und Aufstehzeiten</w:t>
+            </w:r>
+          </w:p>
+        </w:tc>
+        <w:tc>
+          <w:tcPr>
+            <w:tcW w:w="0" w:type="auto"/>
+            <w:vAlign w:val="center"/>
+            <w:hideMark/>
+          </w:tcPr>
+          <w:p>
+            <w:pPr>
+              <w:spacing w:after="0" w:line="276" w:lineRule="auto"/>
+              <w:rPr>
+                <w:rFonts w:cstheme="minorHAnsi"/>
+                <w:sz w:val="24"/>
+                <w:szCs w:val="24"/>
+              </w:rPr>
+            </w:pPr>
+            <w:r>
+              <w:rPr>
+                <w:rFonts w:cstheme="minorHAnsi"/>
+                <w:sz w:val="24"/>
+                <w:szCs w:val="24"/>
+              </w:rPr>
+              <w:t>Stabilisiert die innere Uhr</w:t>
+            </w:r>
+          </w:p>
+        </w:tc>
+      </w:tr>
+      <w:tr>
+        <w:trPr>
+          <w:tblCellSpacing w:w="15" w:type="dxa"/>
+        </w:trPr>
+        <w:tc>
+          <w:tcPr>
+            <w:tcW w:w="0" w:type="auto"/>
+            <w:vAlign w:val="center"/>
+            <w:hideMark/>
+          </w:tcPr>
+          <w:p>
+            <w:pPr>
+              <w:spacing w:after="0" w:line="276" w:lineRule="auto"/>
+              <w:rPr>
+                <w:rFonts w:cstheme="minorHAnsi"/>
+                <w:sz w:val="24"/>
+                <w:szCs w:val="24"/>
+              </w:rPr>
+            </w:pPr>
+            <w:r>
+              <w:rPr>
+                <w:rFonts w:cstheme="minorHAnsi"/>
+                <w:sz w:val="24"/>
+                <w:szCs w:val="24"/>
+              </w:rPr>
+              <w:t>Morgens Tageslicht tanken</w:t>
+            </w:r>
+          </w:p>
+        </w:tc>
+        <w:tc>
+          <w:tcPr>
+            <w:tcW w:w="0" w:type="auto"/>
+            <w:vAlign w:val="center"/>
+            <w:hideMark/>
+          </w:tcPr>
+          <w:p>
+            <w:pPr>
+              <w:spacing w:after="0" w:line="276" w:lineRule="auto"/>
+              <w:rPr>
+                <w:rFonts w:cstheme="minorHAnsi"/>
+                <w:sz w:val="24"/>
+                <w:szCs w:val="24"/>
+              </w:rPr>
+            </w:pPr>
+            <w:r>
+              <w:rPr>
+                <w:rFonts w:cstheme="minorHAnsi"/>
+                <w:sz w:val="24"/>
+                <w:szCs w:val="24"/>
+              </w:rPr>
+              <w:t>Synchronisiert den zirkadianen Rhythmus</w:t>
+            </w:r>
+          </w:p>
+        </w:tc>
+      </w:tr>
+      <w:tr>
+        <w:trPr>
+          <w:tblCellSpacing w:w="15" w:type="dxa"/>
+        </w:trPr>
+        <w:tc>
+          <w:tcPr>
+            <w:tcW w:w="0" w:type="auto"/>
+            <w:vAlign w:val="center"/>
+            <w:hideMark/>
+          </w:tcPr>
+          <w:p>
+            <w:pPr>
+              <w:spacing w:after="0" w:line="276" w:lineRule="auto"/>
+              <w:rPr>
+                <w:rFonts w:cstheme="minorHAnsi"/>
+                <w:sz w:val="24"/>
+                <w:szCs w:val="24"/>
+              </w:rPr>
+            </w:pPr>
+            <w:r>
+              <w:rPr>
+                <w:rFonts w:cstheme="minorHAnsi"/>
+                <w:sz w:val="24"/>
+                <w:szCs w:val="24"/>
+              </w:rPr>
+              <w:t>Bildschirmzeit am Abend reduzieren</w:t>
+            </w:r>
+          </w:p>
+        </w:tc>
+        <w:tc>
+          <w:tcPr>
+            <w:tcW w:w="0" w:type="auto"/>
+            <w:vAlign w:val="center"/>
+            <w:hideMark/>
+          </w:tcPr>
+          <w:p>
+            <w:pPr>
+              <w:spacing w:after="0" w:line="276" w:lineRule="auto"/>
+              <w:rPr>
+                <w:rFonts w:cstheme="minorHAnsi"/>
+                <w:sz w:val="24"/>
+                <w:szCs w:val="24"/>
+              </w:rPr>
+            </w:pPr>
+            <w:r>
+              <w:rPr>
+                <w:rFonts w:cstheme="minorHAnsi"/>
+                <w:sz w:val="24"/>
+                <w:szCs w:val="24"/>
+              </w:rPr>
+              <w:t>Unterstützt die Melatoninproduktion</w:t>
+            </w:r>
+          </w:p>
+        </w:tc>
+      </w:tr>
+      <w:tr>
+        <w:trPr>
+          <w:tblCellSpacing w:w="15" w:type="dxa"/>
+        </w:trPr>
+        <w:tc>
+          <w:tcPr>
+            <w:tcW w:w="0" w:type="auto"/>
+            <w:vAlign w:val="center"/>
+            <w:hideMark/>
+          </w:tcPr>
+          <w:p>
+            <w:pPr>
+              <w:spacing w:after="0" w:line="276" w:lineRule="auto"/>
+              <w:rPr>
+                <w:rFonts w:cstheme="minorHAnsi"/>
+                <w:sz w:val="24"/>
+                <w:szCs w:val="24"/>
+              </w:rPr>
+            </w:pPr>
+            <w:r>
+              <w:rPr>
+                <w:rFonts w:cstheme="minorHAnsi"/>
+                <w:sz w:val="24"/>
+                <w:szCs w:val="24"/>
+              </w:rPr>
+              <w:t>Gedimmtes, warmes Licht nutzen</w:t>
+            </w:r>
+          </w:p>
+        </w:tc>
+        <w:tc>
+          <w:tcPr>
+            <w:tcW w:w="0" w:type="auto"/>
+            <w:vAlign w:val="center"/>
+            <w:hideMark/>
+          </w:tcPr>
+          <w:p>
+            <w:pPr>
+              <w:spacing w:after="0" w:line="276" w:lineRule="auto"/>
+              <w:rPr>
+                <w:rFonts w:cstheme="minorHAnsi"/>
+                <w:sz w:val="24"/>
+                <w:szCs w:val="24"/>
+              </w:rPr>
+            </w:pPr>
+            <w:r>
+              <w:rPr>
+                <w:rFonts w:cstheme="minorHAnsi"/>
+                <w:sz w:val="24"/>
+                <w:szCs w:val="24"/>
+              </w:rPr>
+              <w:t>Bereitet auf den Schlaf vor</w:t>
+            </w:r>
+          </w:p>
+        </w:tc>
+      </w:tr>
+      <w:tr>
+        <w:trPr>
+          <w:tblCellSpacing w:w="15" w:type="dxa"/>
+        </w:trPr>
+        <w:tc>
+          <w:tcPr>
+            <w:tcW w:w="0" w:type="auto"/>
+            <w:vAlign w:val="center"/>
+            <w:hideMark/>
+          </w:tcPr>
+          <w:p>
+            <w:pPr>
+              <w:spacing w:after="0" w:line="276" w:lineRule="auto"/>
+              <w:rPr>
+                <w:rFonts w:cstheme="minorHAnsi"/>
+                <w:sz w:val="24"/>
+                <w:szCs w:val="24"/>
+              </w:rPr>
+            </w:pPr>
+            <w:r>
+              <w:rPr>
+                <w:rFonts w:cstheme="minorHAnsi"/>
+                <w:sz w:val="24"/>
+                <w:szCs w:val="24"/>
+              </w:rPr>
+              <w:t>Ruhige Abendrituale entwickeln</w:t>
+            </w:r>
+          </w:p>
+        </w:tc>
+        <w:tc>
+          <w:tcPr>
+            <w:tcW w:w="0" w:type="auto"/>
+            <w:vAlign w:val="center"/>
+            <w:hideMark/>
+          </w:tcPr>
+          <w:p>
+            <w:pPr>
+              <w:spacing w:after="0" w:line="276" w:lineRule="auto"/>
+              <w:rPr>
+                <w:rFonts w:cstheme="minorHAnsi"/>
+                <w:sz w:val="24"/>
+                <w:szCs w:val="24"/>
+              </w:rPr>
+            </w:pPr>
+            <w:r>
+              <w:rPr>
+                <w:rFonts w:cstheme="minorHAnsi"/>
+                <w:sz w:val="24"/>
+                <w:szCs w:val="24"/>
+              </w:rPr>
+              <w:t>Signalisiert dem Gehirn: „Jetzt beginnt die Schlafenszeit.“</w:t>
+            </w:r>
+          </w:p>
+        </w:tc>
+      </w:tr>
+    </w:tbl>
+    <w:p>
+      <w:pPr>
+        <w:spacing w:after="0" w:line="276" w:lineRule="auto"/>
+        <w:rPr>
+          <w:rFonts w:cstheme="minorHAnsi"/>
+          <w:b/>
+          <w:bCs/>
+          <w:sz w:val="24"/>
+          <w:szCs w:val="24"/>
+        </w:rPr>
+      </w:pPr>
+    </w:p>
+    <w:p>
+      <w:pPr>
+        <w:spacing w:after="0" w:line="276" w:lineRule="auto"/>
+        <w:rPr>
+          <w:rFonts w:cstheme="minorHAnsi"/>
+          <w:b/>
+          <w:bCs/>
+          <w:sz w:val="24"/>
+          <w:szCs w:val="24"/>
+        </w:rPr>
+      </w:pPr>
+      <w:r>
+        <w:rPr>
+          <w:rFonts w:cstheme="minorHAnsi"/>
+          <w:b/>
+          <w:bCs/>
+          <w:sz w:val="24"/>
+          <w:szCs w:val="24"/>
+        </w:rPr>
+        <w:t>Kernaussage</w:t>
+      </w:r>
+    </w:p>
+    <w:p>
+      <w:pPr>
+        <w:spacing w:after="0" w:line="276" w:lineRule="auto"/>
+        <w:rPr>
+          <w:rFonts w:cstheme="minorHAnsi"/>
+          <w:sz w:val="24"/>
+          <w:szCs w:val="24"/>
+        </w:rPr>
+      </w:pPr>
+      <w:r>
+        <w:rPr>
+          <w:rFonts w:cstheme="minorHAnsi"/>
+          <w:sz w:val="24"/>
+          <w:szCs w:val="24"/>
+        </w:rPr>
+        <w:t>Unsere innere Uhr wird von Licht gesteuert. Wer seinen Chronotyp kennt, regelmäßig schläft und abends für Dunkelheit sorgt, unterstützt natürlichen Schlaf, bessere Erholung und mehr Leistungsfähigkeit.</w:t>
+      </w:r>
+    </w:p>
+    <w:p>
+      <w:pPr>
+        <w:spacing w:after="0" w:line="276" w:lineRule="auto"/>
+        <w:rPr>
+          <w:rFonts w:cstheme="minorHAnsi"/>
+          <w:b/>
+          <w:bCs/>
+          <w:sz w:val="24"/>
+          <w:szCs w:val="24"/>
+        </w:rPr>
+      </w:pPr>
+    </w:p>
+    <w:p>
+      <w:pPr>
+        <w:rPr>
+          <w:rFonts w:cstheme="minorHAnsi"/>
+          <w:b/>
+          <w:bCs/>
+        </w:rPr>
+      </w:pPr>
+      <w:r>
+        <w:rPr>
+          <w:rFonts w:cstheme="minorHAnsi"/>
+          <w:b/>
+          <w:bCs/>
+        </w:rPr>
+        <w:br w:type="page"/>
+      </w:r>
+    </w:p>
+    <w:p>
+      <w:pPr>
+        <w:spacing w:after="0" w:line="276" w:lineRule="auto"/>
+        <w:rPr>
+          <w:rFonts w:cstheme="minorHAnsi"/>
+          <w:b/>
+          <w:bCs/>
+        </w:rPr>
+      </w:pPr>
+      <w:r>
+        <w:rPr>
+          <w:rFonts w:cstheme="minorHAnsi"/>
+          <w:b/>
+          <w:bCs/>
+        </w:rPr>
+        <w:lastRenderedPageBreak/>
         <w:t xml:space="preserve">Anhang 2 </w:t>
       </w:r>
+      <w:r>
+        <w:rPr>
+          <w:rFonts w:cstheme="minorHAnsi"/>
+          <w:b/>
+          <w:bCs/>
+        </w:rPr>
+        <w:t xml:space="preserve">– </w:t>
+      </w:r>
+      <w:r>
+        <w:rPr>
+          <w:rFonts w:cstheme="minorHAnsi"/>
+          <w:b/>
+          <w:bCs/>
+        </w:rPr>
+        <w:t xml:space="preserve">Tools </w:t>
+      </w:r>
+      <w:r>
+        <w:rPr>
+          <w:rFonts w:cstheme="minorHAnsi"/>
+          <w:b/>
+          <w:bCs/>
+        </w:rPr>
+        <w:t>und</w:t>
+      </w:r>
+      <w:r>
+        <w:rPr>
+          <w:rFonts w:cstheme="minorHAnsi"/>
+          <w:b/>
+          <w:bCs/>
+        </w:rPr>
+        <w:t xml:space="preserve"> Methoden</w:t>
+      </w:r>
+    </w:p>
+    <w:p>
+      <w:pPr>
+        <w:spacing w:after="0" w:line="276" w:lineRule="auto"/>
+        <w:rPr>
+          <w:rFonts w:cstheme="minorHAnsi"/>
+          <w:sz w:val="16"/>
+          <w:szCs w:val="16"/>
+        </w:rPr>
+      </w:pPr>
+    </w:p>
+    <w:p>
+      <w:pPr>
+        <w:spacing w:after="0" w:line="276" w:lineRule="auto"/>
+        <w:rPr>
+          <w:rFonts w:cstheme="minorHAnsi"/>
+          <w:sz w:val="16"/>
+          <w:szCs w:val="16"/>
+        </w:rPr>
+      </w:pPr>
+    </w:p>
+    <w:tbl>
+      <w:tblPr>
+        <w:tblStyle w:val="Tabellenraster"/>
+        <w:tblW w:w="11057" w:type="dxa"/>
+        <w:tblInd w:w="-289" w:type="dxa"/>
+        <w:tblLook w:val="04A0" w:firstRow="1" w:lastRow="0" w:firstColumn="1" w:lastColumn="0" w:noHBand="0" w:noVBand="1"/>
+      </w:tblPr>
+      <w:tblGrid>
+        <w:gridCol w:w="11057"/>
+      </w:tblGrid>
+      <w:tr>
+        <w:tc>
+          <w:tcPr>
+            <w:tcW w:w="11057" w:type="dxa"/>
+          </w:tcPr>
+          <w:p>
+            <w:pPr>
+              <w:spacing w:line="276" w:lineRule="auto"/>
+              <w:rPr>
+                <w:rFonts w:cstheme="minorHAnsi"/>
+                <w:b/>
+                <w:bCs/>
+              </w:rPr>
+            </w:pPr>
+            <w:r>
+              <w:rPr>
+                <w:rFonts w:cstheme="minorHAnsi"/>
+                <w:b/>
+                <w:bCs/>
+              </w:rPr>
+              <w:t>A</w:t>
+            </w:r>
+            <w:r>
+              <w:rPr>
+                <w:rFonts w:cstheme="minorHAnsi"/>
+                <w:b/>
+                <w:bCs/>
+              </w:rPr>
+              <w:t>. Think-Pair-</w:t>
+            </w:r>
+            <w:r>
+              <w:rPr>
+                <w:rFonts w:cstheme="minorHAnsi"/>
+                <w:b/>
+                <w:bCs/>
+              </w:rPr>
+              <w:t>[</w:t>
+            </w:r>
+            <w:r>
+              <w:rPr>
+                <w:rFonts w:cstheme="minorHAnsi"/>
+                <w:b/>
+                <w:bCs/>
+              </w:rPr>
+              <w:t>Square</w:t>
+            </w:r>
+            <w:r>
+              <w:rPr>
+                <w:rFonts w:cstheme="minorHAnsi"/>
+                <w:b/>
+                <w:bCs/>
+              </w:rPr>
+              <w:t>]</w:t>
+            </w:r>
+            <w:r>
+              <w:rPr>
+                <w:rFonts w:cstheme="minorHAnsi"/>
+                <w:b/>
+                <w:bCs/>
+              </w:rPr>
+              <w:t>-Share (mit ungefähren Zeitangaben)</w:t>
+            </w:r>
+          </w:p>
+          <w:p>
+            <w:pPr>
+              <w:tabs>
+                <w:tab w:val="left" w:pos="273"/>
+              </w:tabs>
+              <w:spacing w:line="276" w:lineRule="auto"/>
+              <w:rPr>
+                <w:rFonts w:cstheme="minorHAnsi"/>
+              </w:rPr>
+            </w:pPr>
+            <w:r>
+              <w:rPr>
+                <w:rFonts w:cstheme="minorHAnsi"/>
+                <w:i/>
+                <w:iCs/>
+              </w:rPr>
+              <w:t>Think:</w:t>
+            </w:r>
+            <w:r>
+              <w:rPr>
+                <w:rFonts w:cstheme="minorHAnsi"/>
+              </w:rPr>
+              <w:t xml:space="preserve"> Einzelarbeit mit Notizen (3 Min.)</w:t>
+            </w:r>
+          </w:p>
+          <w:p>
+            <w:pPr>
+              <w:tabs>
+                <w:tab w:val="left" w:pos="273"/>
+              </w:tabs>
+              <w:spacing w:line="276" w:lineRule="auto"/>
+              <w:rPr>
+                <w:rFonts w:cstheme="minorHAnsi"/>
+              </w:rPr>
+            </w:pPr>
+            <w:r>
+              <w:rPr>
+                <w:rFonts w:cstheme="minorHAnsi"/>
+                <w:i/>
+                <w:iCs/>
+              </w:rPr>
+              <w:t>Pair:</w:t>
+            </w:r>
+            <w:r>
+              <w:rPr>
+                <w:rFonts w:cstheme="minorHAnsi"/>
+              </w:rPr>
+              <w:t xml:space="preserve"> Notizen werden in 2er-Gruppen ausgetauscht und ergänzt (3 Min.)</w:t>
+            </w:r>
+          </w:p>
+          <w:p>
+            <w:pPr>
+              <w:tabs>
+                <w:tab w:val="left" w:pos="273"/>
+              </w:tabs>
+              <w:spacing w:line="276" w:lineRule="auto"/>
+              <w:rPr>
+                <w:rFonts w:cstheme="minorHAnsi"/>
+              </w:rPr>
+            </w:pPr>
+            <w:r>
+              <w:rPr>
+                <w:rFonts w:cstheme="minorHAnsi"/>
+                <w:i/>
+                <w:iCs/>
+              </w:rPr>
+              <w:t>[</w:t>
+            </w:r>
+            <w:r>
+              <w:rPr>
+                <w:rFonts w:cstheme="minorHAnsi"/>
+                <w:i/>
+                <w:iCs/>
+              </w:rPr>
+              <w:t>Square:</w:t>
+            </w:r>
+            <w:r>
+              <w:rPr>
+                <w:rFonts w:cstheme="minorHAnsi"/>
+              </w:rPr>
+              <w:t xml:space="preserve"> In 4er-Gruppen wird ebenso verfahren</w:t>
+            </w:r>
+            <w:r>
+              <w:rPr>
+                <w:rFonts w:cstheme="minorHAnsi"/>
+              </w:rPr>
+              <w:t>]</w:t>
+            </w:r>
+          </w:p>
+          <w:p>
+            <w:pPr>
+              <w:tabs>
+                <w:tab w:val="left" w:pos="273"/>
+              </w:tabs>
+              <w:spacing w:line="276" w:lineRule="auto"/>
+              <w:rPr>
+                <w:rFonts w:cstheme="minorHAnsi"/>
+              </w:rPr>
+            </w:pPr>
+            <w:r>
+              <w:rPr>
+                <w:rFonts w:cstheme="minorHAnsi"/>
+                <w:i/>
+                <w:iCs/>
+              </w:rPr>
+              <w:t>Share:</w:t>
+            </w:r>
+            <w:r>
+              <w:rPr>
+                <w:rFonts w:cstheme="minorHAnsi"/>
+              </w:rPr>
+              <w:t xml:space="preserve"> Eine Vertreterin oder ein Vertreter der 4er-Gruppe liest das Gruppenergebnis vor (pro Gruppe 1 – 2 Min.)</w:t>
+            </w:r>
+          </w:p>
+        </w:tc>
+      </w:tr>
+    </w:tbl>
+    <w:p>
+      <w:pPr>
+        <w:spacing w:after="0" w:line="276" w:lineRule="auto"/>
+        <w:rPr>
+          <w:rFonts w:cstheme="minorHAnsi"/>
+          <w:sz w:val="16"/>
+          <w:szCs w:val="16"/>
+        </w:rPr>
+      </w:pPr>
+    </w:p>
+    <w:tbl>
+      <w:tblPr>
+        <w:tblStyle w:val="Tabellenraster"/>
+        <w:tblW w:w="11057" w:type="dxa"/>
+        <w:tblInd w:w="-289" w:type="dxa"/>
+        <w:tblLook w:val="04A0" w:firstRow="1" w:lastRow="0" w:firstColumn="1" w:lastColumn="0" w:noHBand="0" w:noVBand="1"/>
+      </w:tblPr>
+      <w:tblGrid>
+        <w:gridCol w:w="11057"/>
+      </w:tblGrid>
+      <w:tr>
+        <w:tc>
+          <w:tcPr>
+            <w:tcW w:w="11057" w:type="dxa"/>
+          </w:tcPr>
+          <w:p>
+            <w:pPr>
+              <w:spacing w:line="276" w:lineRule="auto"/>
+              <w:rPr>
+                <w:rFonts w:cstheme="minorHAnsi"/>
+                <w:b/>
+                <w:bCs/>
+              </w:rPr>
+            </w:pPr>
+            <w:r>
+              <w:rPr>
+                <w:rFonts w:cstheme="minorHAnsi"/>
+                <w:b/>
+                <w:bCs/>
+              </w:rPr>
+              <w:t>B</w:t>
+            </w:r>
+            <w:r>
+              <w:rPr>
+                <w:rFonts w:cstheme="minorHAnsi"/>
+                <w:b/>
+                <w:bCs/>
+              </w:rPr>
+              <w:t xml:space="preserve">. </w:t>
+            </w:r>
+            <w:r>
+              <w:rPr>
+                <w:rFonts w:cstheme="minorHAnsi"/>
+                <w:b/>
+                <w:bCs/>
+              </w:rPr>
+              <w:t xml:space="preserve">Meinungslinie </w:t>
+            </w:r>
+          </w:p>
+          <w:p>
+            <w:pPr>
+              <w:spacing w:line="276" w:lineRule="auto"/>
+              <w:rPr>
+                <w:rFonts w:cstheme="minorHAnsi"/>
+              </w:rPr>
+            </w:pPr>
+            <w:r>
+              <w:rPr>
+                <w:rFonts w:cstheme="minorHAnsi"/>
+              </w:rPr>
+              <w:t xml:space="preserve">Die Meinungslinie ist eine Positionierungsmethode, bei der </w:t>
+            </w:r>
+            <w:r>
+              <w:rPr>
+                <w:rFonts w:cstheme="minorHAnsi"/>
+              </w:rPr>
+              <w:t>Lernende</w:t>
+            </w:r>
+            <w:r>
+              <w:rPr>
+                <w:rFonts w:cstheme="minorHAnsi"/>
+              </w:rPr>
+              <w:t xml:space="preserve"> sich physisch entlang einer imaginären (oder markierten) Linie im Raum aufstellen – je nach ihrer persönlichen Haltung zu einer Aussage.</w:t>
+            </w:r>
+          </w:p>
+          <w:p>
+            <w:pPr>
+              <w:spacing w:line="276" w:lineRule="auto"/>
+              <w:rPr>
+                <w:rFonts w:cstheme="minorHAnsi"/>
+                <w:b/>
+                <w:bCs/>
+              </w:rPr>
+            </w:pPr>
+            <w:r>
+              <w:rPr>
+                <w:rFonts w:cstheme="minorHAnsi"/>
+                <w:b/>
+                <w:bCs/>
+              </w:rPr>
+              <w:t>Vorbereitung:</w:t>
+            </w:r>
+          </w:p>
+          <w:p>
+            <w:pPr>
+              <w:spacing w:line="276" w:lineRule="auto"/>
+              <w:rPr>
+                <w:rFonts w:cstheme="minorHAnsi"/>
+              </w:rPr>
+            </w:pPr>
+            <w:r>
+              <w:rPr>
+                <w:rFonts w:cstheme="minorHAnsi"/>
+              </w:rPr>
+              <w:t xml:space="preserve">- </w:t>
+            </w:r>
+            <w:r>
+              <w:rPr>
+                <w:rFonts w:cstheme="minorHAnsi"/>
+              </w:rPr>
+              <w:t xml:space="preserve">Markieren Sie ein Ende des Raums mit </w:t>
+            </w:r>
+            <w:r>
+              <w:rPr>
+                <w:rFonts w:cstheme="minorHAnsi"/>
+              </w:rPr>
+              <w:t>„</w:t>
+            </w:r>
+            <w:r>
+              <w:rPr>
+                <w:rFonts w:cstheme="minorHAnsi"/>
+              </w:rPr>
+              <w:t>Stimme voll zu</w:t>
+            </w:r>
+            <w:r>
+              <w:rPr>
+                <w:rFonts w:cstheme="minorHAnsi"/>
+              </w:rPr>
+              <w:t>“</w:t>
+            </w:r>
+            <w:r>
+              <w:rPr>
+                <w:rFonts w:cstheme="minorHAnsi"/>
+              </w:rPr>
+              <w:t xml:space="preserve">, das andere mit </w:t>
+            </w:r>
+            <w:r>
+              <w:rPr>
+                <w:rFonts w:cstheme="minorHAnsi"/>
+              </w:rPr>
+              <w:t>„</w:t>
+            </w:r>
+            <w:r>
+              <w:rPr>
+                <w:rFonts w:cstheme="minorHAnsi"/>
+              </w:rPr>
+              <w:t>Stimme gar nicht zu</w:t>
+            </w:r>
+            <w:r>
+              <w:rPr>
+                <w:rFonts w:cstheme="minorHAnsi"/>
+              </w:rPr>
+              <w:t>“</w:t>
+            </w:r>
+            <w:r>
+              <w:rPr>
+                <w:rFonts w:cstheme="minorHAnsi"/>
+              </w:rPr>
+              <w:t xml:space="preserve"> und die Mitte mit </w:t>
+            </w:r>
+            <w:r>
+              <w:rPr>
+                <w:rFonts w:cstheme="minorHAnsi"/>
+              </w:rPr>
+              <w:t>„U</w:t>
+            </w:r>
+            <w:r>
+              <w:rPr>
+                <w:rFonts w:cstheme="minorHAnsi"/>
+              </w:rPr>
+              <w:t xml:space="preserve">nentschieden / </w:t>
+            </w:r>
+            <w:r>
+              <w:rPr>
+                <w:rFonts w:cstheme="minorHAnsi"/>
+              </w:rPr>
+              <w:t>K</w:t>
+            </w:r>
+            <w:r>
+              <w:rPr>
+                <w:rFonts w:cstheme="minorHAnsi"/>
+              </w:rPr>
+              <w:t>ommt darauf an</w:t>
+            </w:r>
+            <w:r>
+              <w:rPr>
+                <w:rFonts w:cstheme="minorHAnsi"/>
+              </w:rPr>
+              <w:t>“</w:t>
+            </w:r>
+            <w:r>
+              <w:rPr>
+                <w:rFonts w:cstheme="minorHAnsi"/>
+              </w:rPr>
+              <w:t xml:space="preserve">. </w:t>
+            </w:r>
+          </w:p>
+          <w:p>
+            <w:pPr>
+              <w:spacing w:line="276" w:lineRule="auto"/>
+              <w:rPr>
+                <w:rFonts w:cstheme="minorHAnsi"/>
+              </w:rPr>
+            </w:pPr>
+            <w:r>
+              <w:rPr>
+                <w:rFonts w:cstheme="minorHAnsi"/>
+              </w:rPr>
+              <w:t xml:space="preserve">- </w:t>
+            </w:r>
+            <w:r>
+              <w:rPr>
+                <w:rFonts w:cstheme="minorHAnsi"/>
+              </w:rPr>
+              <w:t>Schreiben oder projizieren Sie die zu besprechende Aussage gut sichtbar</w:t>
+            </w:r>
+            <w:r>
+              <w:rPr>
+                <w:rFonts w:cstheme="minorHAnsi"/>
+              </w:rPr>
+              <w:t>. (hier:</w:t>
+            </w:r>
+            <w:r>
+              <w:rPr>
+                <w:rFonts w:cstheme="minorHAnsi"/>
+              </w:rPr>
+              <w:t xml:space="preserve"> </w:t>
+            </w:r>
+            <w:r>
+              <w:rPr>
+                <w:rFonts w:cstheme="minorHAnsi"/>
+              </w:rPr>
+              <w:t>„</w:t>
+            </w:r>
+            <w:r>
+              <w:rPr>
+                <w:rFonts w:cstheme="minorHAnsi"/>
+                <w:color w:val="000000" w:themeColor="text1"/>
+              </w:rPr>
+              <w:t>Ich werde heute Abend mein Handy früher weglegen</w:t>
+            </w:r>
+            <w:r>
+              <w:rPr>
+                <w:rFonts w:cstheme="minorHAnsi"/>
+              </w:rPr>
+              <w:t>.</w:t>
+            </w:r>
+            <w:r>
+              <w:rPr>
+                <w:rFonts w:cstheme="minorHAnsi"/>
+              </w:rPr>
+              <w:t>“)</w:t>
+            </w:r>
+          </w:p>
+          <w:p>
+            <w:pPr>
+              <w:spacing w:line="276" w:lineRule="auto"/>
+              <w:rPr>
+                <w:rFonts w:cstheme="minorHAnsi"/>
+                <w:b/>
+                <w:bCs/>
+              </w:rPr>
+            </w:pPr>
+            <w:r>
+              <w:rPr>
+                <w:rFonts w:cstheme="minorHAnsi"/>
+                <w:b/>
+                <w:bCs/>
+              </w:rPr>
+              <w:t>Durchführung (ca. 7 Min.):</w:t>
+            </w:r>
+          </w:p>
+          <w:p>
+            <w:pPr>
+              <w:spacing w:line="276" w:lineRule="auto"/>
+              <w:rPr>
+                <w:rFonts w:cstheme="minorHAnsi"/>
+              </w:rPr>
+            </w:pPr>
+            <w:r>
+              <w:rPr>
+                <w:rFonts w:cstheme="minorHAnsi"/>
+              </w:rPr>
+              <w:t xml:space="preserve">1. </w:t>
+            </w:r>
+            <w:r>
+              <w:rPr>
+                <w:rFonts w:cstheme="minorHAnsi"/>
+              </w:rPr>
+              <w:t xml:space="preserve">Die Lehrkraft liest die </w:t>
+            </w:r>
+            <w:r>
+              <w:rPr>
+                <w:rFonts w:cstheme="minorHAnsi"/>
+              </w:rPr>
+              <w:t xml:space="preserve">Aussage vor und </w:t>
+            </w:r>
+            <w:r>
+              <w:rPr>
+                <w:rFonts w:cstheme="minorHAnsi"/>
+              </w:rPr>
+              <w:t xml:space="preserve">erklärt </w:t>
+            </w:r>
+            <w:r>
+              <w:rPr>
+                <w:rFonts w:cstheme="minorHAnsi"/>
+              </w:rPr>
+              <w:t>kurz, was die beiden Enden bedeuten</w:t>
+            </w:r>
+            <w:r>
+              <w:rPr>
+                <w:rFonts w:cstheme="minorHAnsi"/>
+              </w:rPr>
+              <w:t>.</w:t>
+            </w:r>
+          </w:p>
+          <w:p>
+            <w:pPr>
+              <w:spacing w:line="276" w:lineRule="auto"/>
+              <w:rPr>
+                <w:rFonts w:cstheme="minorHAnsi"/>
+              </w:rPr>
+            </w:pPr>
+            <w:r>
+              <w:rPr>
+                <w:rFonts w:cstheme="minorHAnsi"/>
+              </w:rPr>
+              <w:t xml:space="preserve">2. </w:t>
+            </w:r>
+            <w:r>
+              <w:rPr>
+                <w:rFonts w:cstheme="minorHAnsi"/>
+              </w:rPr>
+              <w:t>Die Lernenden</w:t>
+            </w:r>
+            <w:r>
+              <w:rPr>
+                <w:rFonts w:cstheme="minorHAnsi"/>
+              </w:rPr>
+              <w:t xml:space="preserve"> stellen sich wortlos auf</w:t>
+            </w:r>
+            <w:r>
+              <w:rPr>
+                <w:rFonts w:cstheme="minorHAnsi"/>
+              </w:rPr>
+              <w:t xml:space="preserve"> (k</w:t>
+            </w:r>
+            <w:r>
+              <w:rPr>
+                <w:rFonts w:cstheme="minorHAnsi"/>
+              </w:rPr>
+              <w:t xml:space="preserve">eine Absprache, </w:t>
+            </w:r>
+            <w:r>
+              <w:rPr>
+                <w:rFonts w:cstheme="minorHAnsi"/>
+              </w:rPr>
+              <w:t>Einzelarbeit).</w:t>
+            </w:r>
+          </w:p>
+          <w:p>
+            <w:pPr>
+              <w:spacing w:line="276" w:lineRule="auto"/>
+              <w:rPr>
+                <w:rFonts w:cstheme="minorHAnsi"/>
+              </w:rPr>
+            </w:pPr>
+            <w:r>
+              <w:rPr>
+                <w:rFonts w:cstheme="minorHAnsi"/>
+              </w:rPr>
+              <w:t xml:space="preserve">3. </w:t>
+            </w:r>
+            <w:r>
+              <w:rPr>
+                <w:rFonts w:cstheme="minorHAnsi"/>
+              </w:rPr>
+              <w:t xml:space="preserve">Die </w:t>
+            </w:r>
+            <w:r>
+              <w:rPr>
+                <w:rFonts w:cstheme="minorHAnsi"/>
+              </w:rPr>
+              <w:t xml:space="preserve">Lehrkraft fragt </w:t>
+            </w:r>
+            <w:r>
+              <w:rPr>
+                <w:rFonts w:cstheme="minorHAnsi"/>
+              </w:rPr>
+              <w:t xml:space="preserve">die </w:t>
+            </w:r>
+            <w:r>
+              <w:rPr>
+                <w:rFonts w:cstheme="minorHAnsi"/>
+              </w:rPr>
+              <w:t>einzelne</w:t>
+            </w:r>
+            <w:r>
+              <w:rPr>
+                <w:rFonts w:cstheme="minorHAnsi"/>
+              </w:rPr>
+              <w:t>n</w:t>
+            </w:r>
+            <w:r>
+              <w:rPr>
+                <w:rFonts w:cstheme="minorHAnsi"/>
+              </w:rPr>
+              <w:t xml:space="preserve"> Personen aus verschiedenen Positionen: </w:t>
+            </w:r>
+            <w:r>
+              <w:rPr>
+                <w:rFonts w:cstheme="minorHAnsi"/>
+              </w:rPr>
+              <w:t>„</w:t>
+            </w:r>
+            <w:r>
+              <w:rPr>
+                <w:rFonts w:cstheme="minorHAnsi"/>
+              </w:rPr>
+              <w:t>Warum stehst du dort?</w:t>
+            </w:r>
+            <w:r>
+              <w:rPr>
+                <w:rFonts w:cstheme="minorHAnsi"/>
+              </w:rPr>
+              <w:t>“</w:t>
+            </w:r>
+          </w:p>
+          <w:p>
+            <w:pPr>
+              <w:spacing w:line="276" w:lineRule="auto"/>
+              <w:rPr>
+                <w:rFonts w:cstheme="minorHAnsi"/>
+              </w:rPr>
+            </w:pPr>
+            <w:r>
+              <w:rPr>
+                <w:rFonts w:cstheme="minorHAnsi"/>
+              </w:rPr>
+              <w:t>4. Nach einigen Wortmeldungen</w:t>
+            </w:r>
+            <w:r>
+              <w:t xml:space="preserve"> </w:t>
+            </w:r>
+            <w:r>
+              <w:rPr>
+                <w:rFonts w:cstheme="minorHAnsi"/>
+              </w:rPr>
+              <w:t xml:space="preserve">wird gefragt: „Hat ein Argument jemanden dazu gebracht, seinen Platz zu wechseln?“ </w:t>
+            </w:r>
+            <w:r>
+              <w:rPr>
+                <w:rFonts w:cstheme="minorHAnsi"/>
+              </w:rPr>
+              <w:t>E</w:t>
+            </w:r>
+            <w:r>
+              <w:rPr>
+                <w:rFonts w:cstheme="minorHAnsi"/>
+              </w:rPr>
+              <w:t>in Positionswechsel ist ausdrücklich erlaubt und wird wertgeschätzt</w:t>
+            </w:r>
+            <w:r>
+              <w:rPr>
+                <w:rFonts w:cstheme="minorHAnsi"/>
+              </w:rPr>
+              <w:t>.</w:t>
+            </w:r>
+          </w:p>
+          <w:p>
+            <w:pPr>
+              <w:spacing w:line="276" w:lineRule="auto"/>
+              <w:rPr>
+                <w:rFonts w:cstheme="minorHAnsi"/>
+                <w:b/>
+                <w:bCs/>
+              </w:rPr>
+            </w:pPr>
+            <w:r>
+              <w:rPr>
+                <w:rFonts w:cstheme="minorHAnsi"/>
+                <w:b/>
+                <w:bCs/>
+              </w:rPr>
+              <w:t>Wichtige Hinweise:</w:t>
+            </w:r>
+          </w:p>
+          <w:p>
+            <w:pPr>
+              <w:spacing w:line="276" w:lineRule="auto"/>
+              <w:rPr>
+                <w:rFonts w:cstheme="minorHAnsi"/>
+              </w:rPr>
+            </w:pPr>
+            <w:r>
+              <w:rPr>
+                <w:rFonts w:cstheme="minorHAnsi"/>
+              </w:rPr>
+              <w:t xml:space="preserve">- </w:t>
+            </w:r>
+            <w:r>
+              <w:rPr>
+                <w:rFonts w:cstheme="minorHAnsi"/>
+              </w:rPr>
+              <w:t>Alle Positionen sind legitim, und auch die Zustimmung zur Aussage soll nicht kommentiert oder korrigiert werden</w:t>
+            </w:r>
+            <w:r>
+              <w:rPr>
+                <w:rFonts w:cstheme="minorHAnsi"/>
+              </w:rPr>
+              <w:t>.</w:t>
+            </w:r>
+          </w:p>
+          <w:p>
+            <w:pPr>
+              <w:spacing w:line="276" w:lineRule="auto"/>
+              <w:rPr>
+                <w:rFonts w:cstheme="minorHAnsi"/>
+              </w:rPr>
+            </w:pPr>
+            <w:r>
+              <w:rPr>
+                <w:rFonts w:cstheme="minorHAnsi"/>
+              </w:rPr>
+              <w:t xml:space="preserve">- </w:t>
+            </w:r>
+            <w:r>
+              <w:rPr>
+                <w:rFonts w:cstheme="minorHAnsi"/>
+              </w:rPr>
+              <w:t xml:space="preserve">Das </w:t>
+            </w:r>
+            <w:r>
+              <w:rPr>
+                <w:rFonts w:cstheme="minorHAnsi"/>
+              </w:rPr>
+              <w:t xml:space="preserve">Ziel ist nicht die </w:t>
+            </w:r>
+            <w:r>
+              <w:rPr>
+                <w:rFonts w:cstheme="minorHAnsi"/>
+              </w:rPr>
+              <w:t>„</w:t>
+            </w:r>
+            <w:r>
+              <w:rPr>
+                <w:rFonts w:cstheme="minorHAnsi"/>
+              </w:rPr>
+              <w:t>richtige</w:t>
+            </w:r>
+            <w:r>
+              <w:rPr>
+                <w:rFonts w:cstheme="minorHAnsi"/>
+              </w:rPr>
+              <w:t>“</w:t>
+            </w:r>
+            <w:r>
+              <w:rPr>
+                <w:rFonts w:cstheme="minorHAnsi"/>
+              </w:rPr>
+              <w:t xml:space="preserve"> Antwort, sondern das </w:t>
+            </w:r>
+            <w:r>
+              <w:rPr>
+                <w:rFonts w:cstheme="minorHAnsi"/>
+              </w:rPr>
+              <w:t>Formulieren</w:t>
+            </w:r>
+            <w:r>
+              <w:rPr>
+                <w:rFonts w:cstheme="minorHAnsi"/>
+              </w:rPr>
+              <w:t xml:space="preserve"> und Begründen einer Haltung</w:t>
+            </w:r>
+            <w:r>
+              <w:rPr>
+                <w:rFonts w:cstheme="minorHAnsi"/>
+              </w:rPr>
+              <w:t>.</w:t>
+            </w:r>
+          </w:p>
+          <w:p>
+            <w:pPr>
+              <w:spacing w:line="276" w:lineRule="auto"/>
+              <w:rPr>
+                <w:rFonts w:cstheme="minorHAnsi"/>
+              </w:rPr>
+            </w:pPr>
+            <w:r>
+              <w:rPr>
+                <w:rFonts w:cstheme="minorHAnsi"/>
+              </w:rPr>
+              <w:t>- Die Mitte wird am stärksten besetzt sein</w:t>
+            </w:r>
+            <w:r>
+              <w:rPr>
+                <w:rFonts w:cstheme="minorHAnsi"/>
+              </w:rPr>
+              <w:t>. D</w:t>
+            </w:r>
+            <w:r>
+              <w:rPr>
+                <w:rFonts w:cstheme="minorHAnsi"/>
+              </w:rPr>
+              <w:t>as ist erwünscht und zeigt differenziertes Denken</w:t>
+            </w:r>
+            <w:r>
+              <w:rPr>
+                <w:rFonts w:cstheme="minorHAnsi"/>
+              </w:rPr>
+              <w:t>.</w:t>
+            </w:r>
+          </w:p>
+          <w:p>
+            <w:pPr>
+              <w:spacing w:line="276" w:lineRule="auto"/>
+              <w:rPr>
+                <w:rFonts w:cstheme="minorHAnsi"/>
+              </w:rPr>
+            </w:pPr>
+            <w:r>
+              <w:rPr>
+                <w:rFonts w:cstheme="minorHAnsi"/>
+              </w:rPr>
+              <w:t xml:space="preserve">- </w:t>
+            </w:r>
+            <w:r>
+              <w:rPr>
+                <w:rFonts w:cstheme="minorHAnsi"/>
+              </w:rPr>
+              <w:t>Die Lernenden</w:t>
+            </w:r>
+            <w:r>
+              <w:rPr>
+                <w:rFonts w:cstheme="minorHAnsi"/>
+              </w:rPr>
+              <w:t>, die sich nicht positionieren möchten, können auch beobachten (niedrigschwellige Option)</w:t>
+            </w:r>
+            <w:r>
+              <w:rPr>
+                <w:rFonts w:cstheme="minorHAnsi"/>
+              </w:rPr>
+              <w:t>.</w:t>
+            </w:r>
+          </w:p>
+        </w:tc>
+      </w:tr>
+    </w:tbl>
+    <w:p>
+      <w:pPr>
+        <w:spacing w:after="0" w:line="276" w:lineRule="auto"/>
+        <w:rPr>
+          <w:rFonts w:cstheme="minorHAnsi"/>
+          <w:b/>
+          <w:bCs/>
+        </w:rPr>
+      </w:pPr>
     </w:p>
     <w:p>
       <w:pPr>
@@ -14152,19 +18677,52 @@
     </w:p>
     <w:p>
       <w:pPr>
-        <w:rPr>
-          <w:rFonts w:cstheme="minorHAnsi"/>
-          <w:color w:val="EE0000"/>
-          <w:highlight w:val="yellow"/>
-        </w:rPr>
-      </w:pPr>
-      <w:r>
-        <w:rPr>
-          <w:rFonts w:cstheme="minorHAnsi"/>
-          <w:color w:val="EE0000"/>
-          <w:highlight w:val="yellow"/>
-        </w:rPr>
-        <w:br w:type="page"/>
+        <w:spacing w:after="0" w:line="276" w:lineRule="auto"/>
+        <w:rPr>
+          <w:rFonts w:ascii="Calibri" w:hAnsi="Calibri" w:cs="Calibri"/>
+          <w:b/>
+          <w:bCs/>
+        </w:rPr>
+      </w:pPr>
+      <w:r>
+        <w:rPr>
+          <w:rFonts w:cstheme="minorHAnsi"/>
+          <w:b/>
+          <w:bCs/>
+        </w:rPr>
+        <w:t xml:space="preserve">Anhang 3 </w:t>
+      </w:r>
+      <w:r>
+        <w:rPr>
+          <w:rFonts w:cstheme="minorHAnsi"/>
+          <w:b/>
+          <w:bCs/>
+        </w:rPr>
+        <w:t xml:space="preserve">- </w:t>
+      </w:r>
+      <w:r>
+        <w:rPr>
+          <w:rFonts w:ascii="Calibri" w:hAnsi="Calibri" w:cs="Calibri"/>
+          <w:b/>
+          <w:bCs/>
+        </w:rPr>
+        <w:t>Interessante Links zum Thema „</w:t>
+      </w:r>
+      <w:r>
+        <w:rPr>
+          <w:rFonts w:ascii="Calibri" w:hAnsi="Calibri" w:cs="Calibri"/>
+          <w:b/>
+          <w:bCs/>
+        </w:rPr>
+        <w:t>Schlafgesundheit</w:t>
+      </w:r>
+      <w:r>
+        <w:rPr>
+          <w:rFonts w:ascii="Calibri" w:hAnsi="Calibri" w:cs="Calibri"/>
+          <w:b/>
+          <w:bCs/>
+        </w:rPr>
+        <w:t>“</w:t>
       </w:r>
     </w:p>
     <w:p>
@@ -14172,51 +18730,228 @@
         <w:spacing w:after="0" w:line="276" w:lineRule="auto"/>
         <w:rPr>
           <w:rFonts w:cstheme="minorHAnsi"/>
-          <w:color w:val="EE0000"/>
-        </w:rPr>
-      </w:pPr>
-      <w:r>
-        <w:rPr>
-          <w:rFonts w:cstheme="minorHAnsi"/>
-          <w:color w:val="EE0000"/>
-          <w:highlight w:val="yellow"/>
-        </w:rPr>
-        <w:lastRenderedPageBreak/>
-        <w:t>((Seite Impressum einfügen // Änderungen in Gelb, der Rest ist unverändert))</w:t>
-      </w:r>
+          <w:b/>
+          <w:bCs/>
+        </w:rPr>
+      </w:pPr>
     </w:p>
     <w:p>
       <w:pPr>
         <w:spacing w:after="0" w:line="276" w:lineRule="auto"/>
         <w:rPr>
           <w:rFonts w:cstheme="minorHAnsi"/>
-          <w:color w:val="EE0000"/>
-        </w:rPr>
-      </w:pPr>
+          <w:b/>
+          <w:bCs/>
+        </w:rPr>
+      </w:pPr>
+      <w:r>
+        <w:rPr>
+          <w:rFonts w:cstheme="minorHAnsi"/>
+          <w:b/>
+          <w:bCs/>
+        </w:rPr>
+        <w:t>Blaues Licht, Melatonin &amp; zirkadianer Rhythmus</w:t>
+      </w:r>
     </w:p>
     <w:p>
       <w:pPr>
         <w:spacing w:after="0" w:line="276" w:lineRule="auto"/>
         <w:rPr>
           <w:rFonts w:cstheme="minorHAnsi"/>
-          <w:color w:val="EE0000"/>
+          <w:b/>
+          <w:bCs/>
         </w:rPr>
       </w:pPr>
     </w:p>
     <w:p>
       <w:pPr>
         <w:spacing w:after="0" w:line="276" w:lineRule="auto"/>
-        <w:rPr>
-          <w:rFonts w:cstheme="minorHAnsi"/>
-          <w:color w:val="EE0000"/>
-        </w:rPr>
-      </w:pPr>
+        <w:ind w:left="708"/>
+        <w:rPr>
+          <w:rFonts w:cstheme="minorHAnsi"/>
+        </w:rPr>
+      </w:pPr>
+      <w:r>
+        <w:rPr>
+          <w:rFonts w:cstheme="minorHAnsi"/>
+        </w:rPr>
+        <w:t xml:space="preserve">Chang, A. M., Aeschbach, D., Duffy, J. F. &amp; Czeisler, C. A. (2015). </w:t>
+      </w:r>
+      <w:r>
+        <w:rPr>
+          <w:rFonts w:cstheme="minorHAnsi"/>
+          <w:lang w:val="en-US"/>
+        </w:rPr>
+        <w:t xml:space="preserve">Evening use of light-emitting eReaders negatively affects sleep, circadian timing, and next-morning alertness. </w:t>
+      </w:r>
+      <w:r>
+        <w:rPr>
+          <w:rFonts w:cstheme="minorHAnsi"/>
+          <w:i/>
+          <w:iCs/>
+          <w:lang w:val="en-US"/>
+        </w:rPr>
+        <w:t>Proceedings of the National Academy of Sciences, 112</w:t>
+      </w:r>
+      <w:r>
+        <w:rPr>
+          <w:rFonts w:cstheme="minorHAnsi"/>
+          <w:lang w:val="en-US"/>
+        </w:rPr>
+        <w:t xml:space="preserve">(4), 1232–1237. → </w:t>
+      </w:r>
+      <w:hyperlink r:id="rId15" w:history="1">
+        <w:r>
+          <w:rPr>
+            <w:rStyle w:val="Hyperlink"/>
+            <w:rFonts w:cstheme="minorHAnsi"/>
+            <w:lang w:val="en-US"/>
+          </w:rPr>
+          <w:t>https://www.pnas.org/doi/10.1073/pnas.1418490112</w:t>
+        </w:r>
+      </w:hyperlink>
     </w:p>
     <w:p>
       <w:pPr>
         <w:spacing w:after="0" w:line="276" w:lineRule="auto"/>
         <w:rPr>
           <w:rFonts w:cstheme="minorHAnsi"/>
+          <w:lang w:val="it-IT"/>
+        </w:rPr>
+      </w:pPr>
+    </w:p>
+    <w:p>
+      <w:pPr>
+        <w:spacing w:after="0" w:line="276" w:lineRule="auto"/>
+        <w:ind w:left="708"/>
+        <w:rPr>
+          <w:rFonts w:cstheme="minorHAnsi"/>
+          <w:lang w:val="en-US"/>
+        </w:rPr>
+      </w:pPr>
+      <w:r>
+        <w:rPr>
+          <w:rFonts w:cstheme="minorHAnsi"/>
+          <w:lang w:val="it-IT"/>
+        </w:rPr>
+        <w:t xml:space="preserve">Maeda-Nishino, N. J., Yoshimoto, R., Ono, T., Chiba, S., &amp; Nishino, S. (2025). </w:t>
+      </w:r>
+      <w:r>
+        <w:rPr>
+          <w:rFonts w:cstheme="minorHAnsi"/>
+          <w:lang w:val="en-US"/>
+        </w:rPr>
+        <w:t>Partial blue light blocking glasses at night advanced sleep phase and reduced daytime irritability, disruptive behavior and improved morning mood, but did not alter salivary melatonin secretion in Japanese male schoolchildren. </w:t>
+      </w:r>
+      <w:r>
+        <w:rPr>
+          <w:rFonts w:cstheme="minorHAnsi"/>
+          <w:i/>
+          <w:iCs/>
+          <w:lang w:val="en-US"/>
+        </w:rPr>
+        <w:t>PloS one</w:t>
+      </w:r>
+      <w:r>
+        <w:rPr>
+          <w:rFonts w:cstheme="minorHAnsi"/>
+          <w:lang w:val="en-US"/>
+        </w:rPr>
+        <w:t>, </w:t>
+      </w:r>
+      <w:r>
+        <w:rPr>
+          <w:rFonts w:cstheme="minorHAnsi"/>
+          <w:i/>
+          <w:iCs/>
+          <w:lang w:val="en-US"/>
+        </w:rPr>
+        <w:t>20</w:t>
+      </w:r>
+      <w:r>
+        <w:rPr>
+          <w:rFonts w:cstheme="minorHAnsi"/>
+          <w:lang w:val="en-US"/>
+        </w:rPr>
+        <w:t xml:space="preserve">(10), e0332877. </w:t>
+      </w:r>
+      <w:hyperlink r:id="rId16" w:history="1">
+        <w:r>
+          <w:rPr>
+            <w:rStyle w:val="Hyperlink"/>
+            <w:rFonts w:cstheme="minorHAnsi"/>
+            <w:lang w:val="en-US"/>
+          </w:rPr>
+          <w:t>https://doi.org/10.1371/journal.pone.0332877</w:t>
+        </w:r>
+      </w:hyperlink>
+    </w:p>
+    <w:p>
+      <w:pPr>
+        <w:spacing w:after="0" w:line="276" w:lineRule="auto"/>
+        <w:rPr>
+          <w:rFonts w:cstheme="minorHAnsi"/>
+          <w:lang w:val="en-US"/>
+        </w:rPr>
+      </w:pPr>
+    </w:p>
+    <w:p>
+      <w:pPr>
+        <w:spacing w:after="0" w:line="276" w:lineRule="auto"/>
+        <w:ind w:left="708"/>
+        <w:rPr>
+          <w:rFonts w:cstheme="minorHAnsi"/>
+          <w:lang w:val="en-US"/>
+        </w:rPr>
+      </w:pPr>
+      <w:r>
+        <w:rPr>
+          <w:rFonts w:cstheme="minorHAnsi"/>
+          <w:lang w:val="en-US"/>
+        </w:rPr>
+        <w:t>Ari Shechter, Kristal A Quispe, Jennifer S Mizhquiri Barbecho, Cody Slater, Louise Falzon, Interventions to reduce short-wavelength (“blue”) light exposure at night and their effects on sleep: A systematic review and meta-analysis, </w:t>
+      </w:r>
+      <w:r>
+        <w:rPr>
+          <w:rFonts w:cstheme="minorHAnsi"/>
+          <w:i/>
+          <w:iCs/>
+          <w:lang w:val="en-US"/>
+        </w:rPr>
+        <w:t>SLEEP Advances</w:t>
+      </w:r>
+      <w:r>
+        <w:rPr>
+          <w:rFonts w:cstheme="minorHAnsi"/>
+          <w:lang w:val="en-US"/>
+        </w:rPr>
+        <w:t>, Volume 1, Issue 1, 2020, zpaa002, </w:t>
+      </w:r>
+      <w:hyperlink r:id="rId17" w:history="1">
+        <w:r>
+          <w:rPr>
+            <w:rStyle w:val="Hyperlink"/>
+            <w:rFonts w:cstheme="minorHAnsi"/>
+            <w:lang w:val="en-US"/>
+          </w:rPr>
+          <w:t>https://doi.org/10.1093/sleepadvances/zpaa002</w:t>
+        </w:r>
+      </w:hyperlink>
+    </w:p>
+    <w:p>
+      <w:pPr>
+        <w:spacing w:after="0" w:line="276" w:lineRule="auto"/>
+        <w:rPr>
+          <w:rFonts w:cstheme="minorHAnsi"/>
+          <w:lang w:val="en-US"/>
+        </w:rPr>
+      </w:pPr>
+    </w:p>
+    <w:p>
+      <w:pPr>
+        <w:spacing w:after="0" w:line="276" w:lineRule="auto"/>
+        <w:rPr>
+          <w:rFonts w:cstheme="minorHAnsi"/>
           <w:b/>
           <w:bCs/>
         </w:rPr>
@@ -14227,82 +18962,117 @@
           <w:b/>
           <w:bCs/>
         </w:rPr>
-        <w:t>Impressum</w:t>
+        <w:lastRenderedPageBreak/>
+        <w:t>Social Jetlag &amp; Chronotypen</w:t>
       </w:r>
     </w:p>
     <w:p>
       <w:pPr>
         <w:spacing w:after="0" w:line="276" w:lineRule="auto"/>
-        <w:rPr>
-          <w:rFonts w:cstheme="minorHAnsi"/>
-        </w:rPr>
-      </w:pPr>
-      <w:r>
-        <w:rPr>
-          <w:rFonts w:cstheme="minorHAnsi"/>
-        </w:rPr>
-        <w:t xml:space="preserve">1. </w:t>
-      </w:r>
-      <w:r>
-        <w:rPr>
-          <w:rFonts w:cstheme="minorHAnsi"/>
-        </w:rPr>
-        <w:t xml:space="preserve">Auflage </w:t>
-      </w:r>
-      <w:r>
-        <w:rPr>
-          <w:rFonts w:cstheme="minorHAnsi"/>
-          <w:highlight w:val="yellow"/>
-        </w:rPr>
-        <w:t>xxx 2026</w:t>
-      </w:r>
-      <w:r>
-        <w:rPr>
-          <w:rFonts w:cstheme="minorHAnsi"/>
-        </w:rPr>
-        <w:t>. Das Werk und seine Teile sind urheberrechtlich geschützt. Jede Nutzung in anderen als den gesetzlich zugelassenen Fällen bedarf der vorherigen schriftlichen Einwilligung des Verlages. Abweichend hiervon ist die Vervielfältigung und Verbreitung des Werks und seiner Teile an Lernende zur Veranschaulichung des Unterrichts und zur Lehre an Bildungseinrichtungen durch Lehrende erlaubt.</w:t>
-      </w:r>
+        <w:ind w:left="708"/>
+        <w:rPr>
+          <w:rFonts w:cstheme="minorHAnsi"/>
+          <w:lang w:val="en-US"/>
+        </w:rPr>
+      </w:pPr>
+      <w:r>
+        <w:rPr>
+          <w:rFonts w:cstheme="minorHAnsi"/>
+        </w:rPr>
+        <w:t xml:space="preserve">Roenneberg, T., Allebrandt, K. V., Merrow, M. &amp; Vetter, C. (2012). </w:t>
+      </w:r>
+      <w:r>
+        <w:rPr>
+          <w:rFonts w:cstheme="minorHAnsi"/>
+          <w:lang w:val="en-US"/>
+        </w:rPr>
+        <w:t xml:space="preserve">Social Jetlag and Obesity. </w:t>
+      </w:r>
+      <w:r>
+        <w:rPr>
+          <w:rFonts w:cstheme="minorHAnsi"/>
+          <w:i/>
+          <w:iCs/>
+          <w:lang w:val="en-US"/>
+        </w:rPr>
+        <w:t>Current Biology, 22</w:t>
+      </w:r>
+      <w:r>
+        <w:rPr>
+          <w:rFonts w:cstheme="minorHAnsi"/>
+          <w:lang w:val="en-US"/>
+        </w:rPr>
+        <w:t xml:space="preserve">(10), 939–943. → </w:t>
+      </w:r>
+      <w:hyperlink r:id="rId18" w:history="1">
+        <w:r>
+          <w:rPr>
+            <w:rStyle w:val="Hyperlink"/>
+            <w:rFonts w:cstheme="minorHAnsi"/>
+            <w:lang w:val="en-US"/>
+          </w:rPr>
+          <w:t>https://www.cell.com/current-biology/fulltext/S0960-9822(12)00325-9</w:t>
+        </w:r>
+      </w:hyperlink>
     </w:p>
     <w:p>
       <w:pPr>
         <w:spacing w:after="0" w:line="276" w:lineRule="auto"/>
         <w:rPr>
           <w:rFonts w:cstheme="minorHAnsi"/>
+          <w:lang w:val="en-US"/>
         </w:rPr>
       </w:pPr>
     </w:p>
     <w:p>
       <w:pPr>
         <w:spacing w:after="0" w:line="276" w:lineRule="auto"/>
-        <w:rPr>
-          <w:rFonts w:cstheme="minorHAnsi"/>
-        </w:rPr>
-      </w:pPr>
-      <w:r>
-        <w:rPr>
-          <w:rFonts w:cstheme="minorHAnsi"/>
-        </w:rPr>
-        <w:t xml:space="preserve">In diesem Werk sind nach dem MarkenG geschützte Marken und sonstige Kennzeichen für eine bessere Lesbarkeit nicht besonders kenntlich gemacht. Es kann also aus dem Fehlen eines entsprechenden Hinweises nicht geschlossen werden, dass es sich um einen freien Warennamen handelt. Haftungsnotiz: Auf verschiedenen Seiten dieses Heftes befinden sich Verweise (Links) auf Internetadressen. Trotz sorgfältiger inhaltlicher Kontrolle wird die Haftung für die Inhalte der externen Seiten ausgeschlossen. Für den Inhalt dieser externen Seiten sind ausschließlich die Betreiberinnen und Betreiber verantwortlich. Sollten Sie daher auf kostenpflichtige, illegale oder anstößige Seiten treffen, so bedauern wir dies ausdrücklich und bitten Sie, uns umgehend per E-Mail </w:t>
-      </w:r>
-      <w:r>
-        <w:rPr>
-          <w:rFonts w:cstheme="minorHAnsi"/>
-          <w:highlight w:val="yellow"/>
-        </w:rPr>
-        <w:t>(a.rapp@klett-mex.de)</w:t>
-      </w:r>
-      <w:r>
-        <w:rPr>
-          <w:rFonts w:cstheme="minorHAnsi"/>
-        </w:rPr>
-        <w:t xml:space="preserve"> davon in Kenntnis zu setzen, damit bei Nachdruck der Nachweis gelöscht wird.</w:t>
-      </w:r>
+        <w:ind w:left="708"/>
+        <w:rPr>
+          <w:rFonts w:cstheme="minorHAnsi"/>
+          <w:lang w:val="en-US"/>
+        </w:rPr>
+      </w:pPr>
+      <w:r>
+        <w:rPr>
+          <w:rFonts w:cstheme="minorHAnsi"/>
+          <w:lang w:val="en-US"/>
+        </w:rPr>
+        <w:t xml:space="preserve">Roenneberg, T., Wirz-Justice, A. &amp; Merrow, M. (2003). Life between clocks: Daily temporal patterns of human chronotypes. </w:t>
+      </w:r>
+      <w:r>
+        <w:rPr>
+          <w:rFonts w:cstheme="minorHAnsi"/>
+          <w:i/>
+          <w:iCs/>
+          <w:lang w:val="en-US"/>
+        </w:rPr>
+        <w:t>Journal of Biological Rhythms, 18</w:t>
+      </w:r>
+      <w:r>
+        <w:rPr>
+          <w:rFonts w:cstheme="minorHAnsi"/>
+          <w:lang w:val="en-US"/>
+        </w:rPr>
+        <w:t xml:space="preserve">(1), 80–90. → </w:t>
+      </w:r>
+      <w:hyperlink r:id="rId19" w:history="1">
+        <w:r>
+          <w:rPr>
+            <w:rStyle w:val="Hyperlink"/>
+            <w:rFonts w:cstheme="minorHAnsi"/>
+            <w:lang w:val="en-US"/>
+          </w:rPr>
+          <w:t>https://pubmed.ncbi.nlm.nih.gov/12568247/</w:t>
+        </w:r>
+      </w:hyperlink>
     </w:p>
     <w:p>
       <w:pPr>
         <w:spacing w:after="0" w:line="276" w:lineRule="auto"/>
         <w:rPr>
           <w:rFonts w:cstheme="minorHAnsi"/>
+          <w:lang w:val="en-US"/>
         </w:rPr>
       </w:pPr>
     </w:p>
@@ -14311,21 +19081,17 @@
         <w:spacing w:after="0" w:line="276" w:lineRule="auto"/>
         <w:rPr>
           <w:rFonts w:cstheme="minorHAnsi"/>
-        </w:rPr>
-      </w:pPr>
-      <w:r>
-        <w:rPr>
-          <w:rFonts w:cstheme="minorHAnsi"/>
           <w:b/>
           <w:bCs/>
         </w:rPr>
-        <w:t>Autor:</w:t>
-      </w:r>
-      <w:r>
-        <w:rPr>
-          <w:rFonts w:cstheme="minorHAnsi"/>
-        </w:rPr>
-        <w:t xml:space="preserve"> Michael Kohl</w:t>
+      </w:pPr>
+      <w:r>
+        <w:rPr>
+          <w:rFonts w:cstheme="minorHAnsi"/>
+          <w:b/>
+          <w:bCs/>
+        </w:rPr>
+        <w:t>Digitale Medien &amp; Schlaf (FOMO, Bildschirmzeit, Scrollen)</w:t>
       </w:r>
     </w:p>
     <w:p>
@@ -14335,19 +19101,199 @@
           <w:rFonts w:cstheme="minorHAnsi"/>
         </w:rPr>
       </w:pPr>
-      <w:r>
+    </w:p>
+    <w:p>
+      <w:pPr>
+        <w:spacing w:after="0" w:line="276" w:lineRule="auto"/>
+        <w:ind w:left="708"/>
+        <w:rPr>
+          <w:rFonts w:cstheme="minorHAnsi"/>
+        </w:rPr>
+      </w:pPr>
+      <w:r>
+        <w:rPr>
+          <w:rFonts w:cstheme="minorHAnsi"/>
+          <w:lang w:val="en-US"/>
+        </w:rPr>
+        <w:t xml:space="preserve">Bauducco, S., Pillion, M., Bartel, K., Reynolds, C., Kahn, M. &amp; Gradisar, M. (2024). A bidirectional model of sleep and technology use: A theoretical review. </w:t>
+      </w:r>
+      <w:r>
+        <w:rPr>
+          <w:rFonts w:cstheme="minorHAnsi"/>
+          <w:i/>
+          <w:iCs/>
+        </w:rPr>
+        <w:t>Sleep Medicine Reviews, 76</w:t>
+      </w:r>
+      <w:r>
+        <w:rPr>
+          <w:rFonts w:cstheme="minorHAnsi"/>
+        </w:rPr>
+        <w:t xml:space="preserve">, 101941. → </w:t>
+      </w:r>
+      <w:hyperlink r:id="rId20" w:history="1">
+        <w:r>
+          <w:rPr>
+            <w:rStyle w:val="Hyperlink"/>
+            <w:rFonts w:cstheme="minorHAnsi"/>
+          </w:rPr>
+          <w:t>https://pubmed.ncbi.nlm.nih.gov/38657359/</w:t>
+        </w:r>
+      </w:hyperlink>
+    </w:p>
+    <w:p>
+      <w:pPr>
+        <w:spacing w:after="0" w:line="276" w:lineRule="auto"/>
+        <w:ind w:left="708"/>
+        <w:rPr>
+          <w:rFonts w:cstheme="minorHAnsi"/>
+        </w:rPr>
+      </w:pPr>
+    </w:p>
+    <w:p>
+      <w:pPr>
+        <w:spacing w:after="0" w:line="276" w:lineRule="auto"/>
+        <w:ind w:left="708"/>
+        <w:rPr>
+          <w:rFonts w:cstheme="minorHAnsi"/>
+          <w:lang w:val="en-US"/>
+        </w:rPr>
+      </w:pPr>
+      <w:r>
+        <w:rPr>
+          <w:rFonts w:cstheme="minorHAnsi"/>
+          <w:lang w:val="it-IT"/>
+        </w:rPr>
+        <w:t xml:space="preserve">Fiore, M., Arena, D., Crisafi, V., Grieco, V., Palella, M., Timperanza, C., Conti, A., Cuffari, G., &amp; Ferrante, M. (2025). </w:t>
+      </w:r>
+      <w:r>
+        <w:rPr>
+          <w:rFonts w:cstheme="minorHAnsi"/>
+          <w:lang w:val="en-US"/>
+        </w:rPr>
+        <w:t>Digital Devices Use and Sleep in Adolescents: An Umbrella Review. </w:t>
+      </w:r>
+      <w:r>
+        <w:rPr>
+          <w:rFonts w:cstheme="minorHAnsi"/>
+          <w:i/>
+          <w:iCs/>
+          <w:lang w:val="en-US"/>
+        </w:rPr>
+        <w:t>International Journal of Environmental Research and Public Health</w:t>
+      </w:r>
+      <w:r>
+        <w:rPr>
+          <w:rFonts w:cstheme="minorHAnsi"/>
+          <w:lang w:val="en-US"/>
+        </w:rPr>
+        <w:t>, </w:t>
+      </w:r>
+      <w:r>
+        <w:rPr>
+          <w:rFonts w:cstheme="minorHAnsi"/>
+          <w:i/>
+          <w:iCs/>
+          <w:lang w:val="en-US"/>
+        </w:rPr>
+        <w:t>22</w:t>
+      </w:r>
+      <w:r>
+        <w:rPr>
+          <w:rFonts w:cstheme="minorHAnsi"/>
+          <w:lang w:val="en-US"/>
+        </w:rPr>
+        <w:t xml:space="preserve">(10), 1517. </w:t>
+      </w:r>
+      <w:hyperlink r:id="rId21" w:history="1">
+        <w:r>
+          <w:rPr>
+            <w:rStyle w:val="Hyperlink"/>
+            <w:rFonts w:cstheme="minorHAnsi"/>
+            <w:lang w:val="en-US"/>
+          </w:rPr>
+          <w:t>https://doi.org/10.3390/ijerph22101517</w:t>
+        </w:r>
+      </w:hyperlink>
+    </w:p>
+    <w:p>
+      <w:pPr>
+        <w:spacing w:after="0" w:line="276" w:lineRule="auto"/>
+        <w:ind w:left="708"/>
+        <w:rPr>
+          <w:rFonts w:cstheme="minorHAnsi"/>
+          <w:lang w:val="en-US"/>
+        </w:rPr>
+      </w:pPr>
+    </w:p>
+    <w:p>
+      <w:pPr>
+        <w:spacing w:after="0" w:line="276" w:lineRule="auto"/>
+        <w:ind w:left="708"/>
+        <w:rPr>
+          <w:rFonts w:cstheme="minorHAnsi"/>
+          <w:lang w:val="en-US"/>
+        </w:rPr>
+      </w:pPr>
+      <w:r>
+        <w:rPr>
+          <w:rFonts w:cstheme="minorHAnsi"/>
+          <w:lang w:val="en-US"/>
+        </w:rPr>
+        <w:t xml:space="preserve">Nagata, Cheng, et al. (2024). Bedtime Screen Use Behaviors and Sleep Outcomes in Early Adolescents: A Prospective Cohort Study. </w:t>
+      </w:r>
+      <w:r>
+        <w:rPr>
+          <w:rFonts w:cstheme="minorHAnsi"/>
+          <w:i/>
+          <w:iCs/>
+          <w:lang w:val="en-US"/>
+        </w:rPr>
+        <w:t>Journal of Adolescent Health, 75</w:t>
+      </w:r>
+      <w:r>
+        <w:rPr>
+          <w:rFonts w:cstheme="minorHAnsi"/>
+          <w:lang w:val="en-US"/>
+        </w:rPr>
+        <w:t xml:space="preserve">(4), 631–638. → </w:t>
+      </w:r>
+      <w:hyperlink r:id="rId22" w:history="1">
+        <w:r>
+          <w:rPr>
+            <w:rStyle w:val="Hyperlink"/>
+            <w:rFonts w:cstheme="minorHAnsi"/>
+            <w:lang w:val="en-US"/>
+          </w:rPr>
+          <w:t>https://www.jahonline.org/article/S1054-139X(24)00289-1/fulltext</w:t>
+        </w:r>
+      </w:hyperlink>
+    </w:p>
+    <w:p>
+      <w:pPr>
+        <w:spacing w:after="0" w:line="276" w:lineRule="auto"/>
+        <w:rPr>
+          <w:rFonts w:cstheme="minorHAnsi"/>
+          <w:lang w:val="en-US"/>
+        </w:rPr>
+      </w:pPr>
+    </w:p>
+    <w:p>
+      <w:pPr>
+        <w:spacing w:after="0" w:line="276" w:lineRule="auto"/>
         <w:rPr>
           <w:rFonts w:cstheme="minorHAnsi"/>
           <w:b/>
           <w:bCs/>
         </w:rPr>
-        <w:t>Redaktion und Autorenkoordination:</w:t>
-      </w:r>
-      <w:r>
-        <w:rPr>
-          <w:rFonts w:cstheme="minorHAnsi"/>
-        </w:rPr>
-        <w:t xml:space="preserve"> Fabienne Schmaus</w:t>
+      </w:pPr>
+      <w:r>
+        <w:rPr>
+          <w:rFonts w:cstheme="minorHAnsi"/>
+          <w:b/>
+          <w:bCs/>
+        </w:rPr>
+        <w:t>Schlaf &amp; psychische Gesundheit</w:t>
       </w:r>
     </w:p>
     <w:p>
@@ -14355,41 +19301,17 @@
         <w:spacing w:after="0" w:line="276" w:lineRule="auto"/>
         <w:rPr>
           <w:rFonts w:cstheme="minorHAnsi"/>
-        </w:rPr>
-      </w:pPr>
-      <w:r>
-        <w:rPr>
-          <w:rFonts w:cstheme="minorHAnsi"/>
-          <w:b/>
-          <w:bCs/>
-        </w:rPr>
-        <w:t>Projektkoordination:</w:t>
-      </w:r>
-      <w:r>
-        <w:rPr>
-          <w:rFonts w:cstheme="minorHAnsi"/>
-        </w:rPr>
-        <w:t xml:space="preserve"> </w:t>
-      </w:r>
-      <w:r>
-        <w:rPr>
-          <w:rFonts w:cstheme="minorHAnsi"/>
-          <w:highlight w:val="yellow"/>
-        </w:rPr>
-        <w:t>Annkathrin Rapp</w:t>
-      </w:r>
-      <w:r>
-        <w:rPr>
-          <w:rFonts w:cstheme="minorHAnsi"/>
-        </w:rPr>
-        <w:t>, Klett MEX GmbH</w:t>
-      </w:r>
+          <w:lang w:val="en-US"/>
+        </w:rPr>
+      </w:pPr>
     </w:p>
     <w:p>
       <w:pPr>
         <w:spacing w:after="0" w:line="276" w:lineRule="auto"/>
-        <w:rPr>
-          <w:rFonts w:cstheme="minorHAnsi"/>
+        <w:ind w:left="708"/>
+        <w:rPr>
+          <w:rFonts w:cstheme="minorHAnsi"/>
+          <w:lang w:val="en-US"/>
         </w:rPr>
       </w:pPr>
       <w:r>
@@ -14399,42 +19321,129 @@
           <w:bCs/>
           <w:lang w:val="en-US"/>
         </w:rPr>
-        <w:t>Layout und Satz</w:t>
+        <w:t>Leonard H, Khurana A, Hammond M (2021)</w:t>
       </w:r>
       <w:r>
         <w:rPr>
           <w:rFonts w:cstheme="minorHAnsi"/>
           <w:lang w:val="en-US"/>
         </w:rPr>
-        <w:t xml:space="preserve">: We are Family GmbH &amp; Co. </w:t>
-      </w:r>
-      <w:r>
-        <w:rPr>
-          <w:rFonts w:cstheme="minorHAnsi"/>
-        </w:rPr>
-        <w:t>KG, Stuttgart</w:t>
+        <w:t xml:space="preserve">. Bedtime media use and sleep: evidence for bidirectional effects and associations with attention control in adolescents. </w:t>
+      </w:r>
+      <w:r>
+        <w:rPr>
+          <w:rFonts w:cstheme="minorHAnsi"/>
+          <w:i/>
+          <w:iCs/>
+          <w:lang w:val="en-US"/>
+        </w:rPr>
+        <w:t>Sleep Health: Journal of the National Sleep Foundation</w:t>
+      </w:r>
+      <w:r>
+        <w:rPr>
+          <w:rFonts w:cstheme="minorHAnsi"/>
+          <w:lang w:val="en-US"/>
+        </w:rPr>
+        <w:t>, 2021; 7, 491-499</w:t>
       </w:r>
     </w:p>
     <w:p>
       <w:pPr>
         <w:spacing w:after="0" w:line="276" w:lineRule="auto"/>
-        <w:rPr>
-          <w:rFonts w:cstheme="minorHAnsi"/>
-        </w:rPr>
-      </w:pPr>
-      <w:r>
+        <w:ind w:left="708"/>
+        <w:rPr>
+          <w:rFonts w:cstheme="minorHAnsi"/>
+          <w:lang w:val="en-US"/>
+        </w:rPr>
+      </w:pPr>
+      <w:r>
+        <w:rPr>
+          <w:rFonts w:cstheme="minorHAnsi"/>
+          <w:lang w:val="en-US"/>
+        </w:rPr>
+        <w:t xml:space="preserve">→ </w:t>
+      </w:r>
+      <w:hyperlink r:id="rId23" w:history="1">
+        <w:r>
+          <w:rPr>
+            <w:rStyle w:val="Hyperlink"/>
+            <w:rFonts w:cstheme="minorHAnsi"/>
+            <w:lang w:val="en-US"/>
+          </w:rPr>
+          <w:t>https://pubmed.ncbi.nlm.nih.gov/34023235/</w:t>
+        </w:r>
+      </w:hyperlink>
+      <w:r>
+        <w:rPr>
+          <w:rFonts w:cstheme="minorHAnsi"/>
+          <w:lang w:val="en-US"/>
+        </w:rPr>
+        <w:t>)</w:t>
+      </w:r>
+    </w:p>
+    <w:p>
+      <w:pPr>
+        <w:spacing w:after="0" w:line="276" w:lineRule="auto"/>
+        <w:rPr>
+          <w:rFonts w:cstheme="minorHAnsi"/>
+          <w:lang w:val="en-US"/>
+        </w:rPr>
+      </w:pPr>
+    </w:p>
+    <w:p>
+      <w:pPr>
+        <w:spacing w:after="0" w:line="276" w:lineRule="auto"/>
+        <w:rPr>
+          <w:rFonts w:cstheme="minorHAnsi"/>
+          <w:lang w:val="en-US"/>
+        </w:rPr>
+      </w:pPr>
+    </w:p>
+    <w:p>
+      <w:pPr>
+        <w:spacing w:after="0" w:line="276" w:lineRule="auto"/>
         <w:rPr>
           <w:rFonts w:cstheme="minorHAnsi"/>
           <w:b/>
           <w:bCs/>
-        </w:rPr>
-        <w:t>Herausgeber:</w:t>
-      </w:r>
-      <w:r>
-        <w:rPr>
-          <w:rFonts w:cstheme="minorHAnsi"/>
-        </w:rPr>
-        <w:t xml:space="preserve"> BARMER, Axel-Springer-Straße 44, 10969 Berlin</w:t>
+          <w:lang w:val="en-US"/>
+        </w:rPr>
+      </w:pPr>
+      <w:r>
+        <w:rPr>
+          <w:rFonts w:cstheme="minorHAnsi"/>
+          <w:b/>
+          <w:bCs/>
+          <w:lang w:val="en-US"/>
+        </w:rPr>
+        <w:t>Weitere</w:t>
+      </w:r>
+      <w:r>
+        <w:rPr>
+          <w:rFonts w:cstheme="minorHAnsi"/>
+          <w:b/>
+          <w:bCs/>
+          <w:lang w:val="en-US"/>
+        </w:rPr>
+        <w:t xml:space="preserve"> </w:t>
+      </w:r>
+      <w:r>
+        <w:rPr>
+          <w:rFonts w:cstheme="minorHAnsi"/>
+          <w:b/>
+          <w:bCs/>
+          <w:lang w:val="en-US"/>
+        </w:rPr>
+        <w:t>t</w:t>
+      </w:r>
+      <w:r>
+        <w:rPr>
+          <w:rFonts w:cstheme="minorHAnsi"/>
+          <w:b/>
+          <w:bCs/>
+          <w:lang w:val="en-US"/>
+        </w:rPr>
+        <w:t>hematische Webquellen</w:t>
       </w:r>
     </w:p>
     <w:p>
@@ -14442,34 +19451,65 @@
         <w:spacing w:after="0" w:line="276" w:lineRule="auto"/>
         <w:rPr>
           <w:rFonts w:cstheme="minorHAnsi"/>
-        </w:rPr>
-      </w:pPr>
-      <w:r>
-        <w:rPr>
-          <w:rFonts w:cstheme="minorHAnsi"/>
-        </w:rPr>
-        <w:t>Eine Zusammenarbeit der BARMER und der Klett MEX GmbH</w:t>
-      </w:r>
+          <w:lang w:val="en-US"/>
+        </w:rPr>
+      </w:pPr>
     </w:p>
     <w:p>
       <w:pPr>
         <w:spacing w:after="0" w:line="276" w:lineRule="auto"/>
         <w:rPr>
           <w:rFonts w:cstheme="minorHAnsi"/>
-        </w:rPr>
-      </w:pPr>
-      <w:r>
-        <w:rPr>
-          <w:rFonts w:cstheme="minorHAnsi"/>
-        </w:rPr>
-        <w:t>©BARMER, Berlin, Klett MEX GmbH, Stuttgart und We are Family GmbH &amp; Co. KG, Stuttgart.</w:t>
-      </w:r>
+          <w:color w:val="000000" w:themeColor="text1"/>
+        </w:rPr>
+      </w:pPr>
+      <w:r>
+        <w:rPr>
+          <w:rFonts w:cstheme="minorHAnsi"/>
+          <w:color w:val="000000" w:themeColor="text1"/>
+        </w:rPr>
+        <w:t>IQWiG / gesundheitsinformation.de – Was ist normaler Schlaf?</w:t>
+      </w:r>
+      <w:r>
+        <w:rPr>
+          <w:rFonts w:cstheme="minorHAnsi"/>
+          <w:color w:val="000000" w:themeColor="text1"/>
+        </w:rPr>
+        <w:t xml:space="preserve"> - </w:t>
+      </w:r>
+      <w:hyperlink r:id="rId24" w:history="1">
+        <w:r>
+          <w:rPr>
+            <w:rStyle w:val="Hyperlink"/>
+            <w:rFonts w:cstheme="minorHAnsi"/>
+            <w:color w:val="000000" w:themeColor="text1"/>
+          </w:rPr>
+          <w:t>www.gesundheitsinfo</w:t>
+        </w:r>
+        <w:r>
+          <w:rPr>
+            <w:rStyle w:val="Hyperlink"/>
+            <w:rFonts w:cstheme="minorHAnsi"/>
+            <w:color w:val="000000" w:themeColor="text1"/>
+          </w:rPr>
+          <w:t>r</w:t>
+        </w:r>
+        <w:r>
+          <w:rPr>
+            <w:rStyle w:val="Hyperlink"/>
+            <w:rFonts w:cstheme="minorHAnsi"/>
+            <w:color w:val="000000" w:themeColor="text1"/>
+          </w:rPr>
+          <w:t>mation.de/was-ist-normaler-schlaf.html</w:t>
+        </w:r>
+      </w:hyperlink>
     </w:p>
     <w:p>
       <w:pPr>
         <w:spacing w:after="0" w:line="276" w:lineRule="auto"/>
         <w:rPr>
           <w:rFonts w:cstheme="minorHAnsi"/>
+          <w:color w:val="000000" w:themeColor="text1"/>
         </w:rPr>
       </w:pPr>
     </w:p>
@@ -14478,6 +19518,387 @@
         <w:spacing w:after="0" w:line="276" w:lineRule="auto"/>
         <w:rPr>
           <w:rFonts w:cstheme="minorHAnsi"/>
+          <w:color w:val="000000" w:themeColor="text1"/>
+        </w:rPr>
+      </w:pPr>
+      <w:r>
+        <w:rPr>
+          <w:rFonts w:cstheme="minorHAnsi"/>
+          <w:color w:val="000000" w:themeColor="text1"/>
+        </w:rPr>
+        <w:t>IQWiG / gesundheitsinformation.de – Wie wird Schlaf gesteuert?</w:t>
+      </w:r>
+      <w:r>
+        <w:rPr>
+          <w:rFonts w:cstheme="minorHAnsi"/>
+          <w:color w:val="000000" w:themeColor="text1"/>
+        </w:rPr>
+        <w:t xml:space="preserve"> - </w:t>
+      </w:r>
+      <w:hyperlink r:id="rId25" w:history="1">
+        <w:r>
+          <w:rPr>
+            <w:rStyle w:val="Hyperlink"/>
+            <w:rFonts w:cstheme="minorHAnsi"/>
+            <w:color w:val="000000" w:themeColor="text1"/>
+          </w:rPr>
+          <w:t>www.gesund</w:t>
+        </w:r>
+        <w:r>
+          <w:rPr>
+            <w:rStyle w:val="Hyperlink"/>
+            <w:rFonts w:cstheme="minorHAnsi"/>
+            <w:color w:val="000000" w:themeColor="text1"/>
+          </w:rPr>
+          <w:t>h</w:t>
+        </w:r>
+        <w:r>
+          <w:rPr>
+            <w:rStyle w:val="Hyperlink"/>
+            <w:rFonts w:cstheme="minorHAnsi"/>
+            <w:color w:val="000000" w:themeColor="text1"/>
+          </w:rPr>
+          <w:t>eitsinformation.de/wie-wird-der-schlaf-gesteuert.html</w:t>
+        </w:r>
+      </w:hyperlink>
+    </w:p>
+    <w:p>
+      <w:pPr>
+        <w:spacing w:after="0" w:line="276" w:lineRule="auto"/>
+        <w:rPr>
+          <w:rFonts w:cstheme="minorHAnsi"/>
+          <w:color w:val="000000" w:themeColor="text1"/>
+        </w:rPr>
+      </w:pPr>
+    </w:p>
+    <w:p>
+      <w:pPr>
+        <w:spacing w:after="0" w:line="276" w:lineRule="auto"/>
+        <w:rPr>
+          <w:rFonts w:cstheme="minorHAnsi"/>
+          <w:color w:val="000000" w:themeColor="text1"/>
+          <w:lang w:val="en-US"/>
+        </w:rPr>
+      </w:pPr>
+      <w:r>
+        <w:rPr>
+          <w:rFonts w:cstheme="minorHAnsi"/>
+          <w:color w:val="000000" w:themeColor="text1"/>
+          <w:lang w:val="en-US"/>
+        </w:rPr>
+        <w:t>National Sleep Foundation – Teen Sleep Toolkit</w:t>
+      </w:r>
+      <w:r>
+        <w:rPr>
+          <w:rFonts w:cstheme="minorHAnsi"/>
+          <w:color w:val="000000" w:themeColor="text1"/>
+          <w:lang w:val="en-US"/>
+        </w:rPr>
+        <w:t xml:space="preserve"> - </w:t>
+      </w:r>
+      <w:hyperlink r:id="rId26" w:history="1">
+        <w:r>
+          <w:rPr>
+            <w:rStyle w:val="Hyperlink"/>
+            <w:rFonts w:cstheme="minorHAnsi"/>
+            <w:color w:val="000000" w:themeColor="text1"/>
+            <w:lang w:val="en-US"/>
+          </w:rPr>
+          <w:t>www.th</w:t>
+        </w:r>
+        <w:r>
+          <w:rPr>
+            <w:rStyle w:val="Hyperlink"/>
+            <w:rFonts w:cstheme="minorHAnsi"/>
+            <w:color w:val="000000" w:themeColor="text1"/>
+            <w:lang w:val="en-US"/>
+          </w:rPr>
+          <w:t>e</w:t>
+        </w:r>
+        <w:r>
+          <w:rPr>
+            <w:rStyle w:val="Hyperlink"/>
+            <w:rFonts w:cstheme="minorHAnsi"/>
+            <w:color w:val="000000" w:themeColor="text1"/>
+            <w:lang w:val="en-US"/>
+          </w:rPr>
+          <w:t>nsf.org/teen-sleep-toolkit/</w:t>
+        </w:r>
+      </w:hyperlink>
+    </w:p>
+    <w:p>
+      <w:pPr>
+        <w:spacing w:after="0" w:line="276" w:lineRule="auto"/>
+        <w:rPr>
+          <w:rFonts w:cstheme="minorHAnsi"/>
+          <w:color w:val="000000" w:themeColor="text1"/>
+          <w:lang w:val="en-US"/>
+        </w:rPr>
+      </w:pPr>
+    </w:p>
+    <w:p>
+      <w:pPr>
+        <w:spacing w:after="0" w:line="276" w:lineRule="auto"/>
+        <w:rPr>
+          <w:rFonts w:cstheme="minorHAnsi"/>
+          <w:color w:val="000000" w:themeColor="text1"/>
+        </w:rPr>
+      </w:pPr>
+      <w:r>
+        <w:rPr>
+          <w:rFonts w:cstheme="minorHAnsi"/>
+          <w:color w:val="000000" w:themeColor="text1"/>
+        </w:rPr>
+        <w:t>BARMER – Schlafstörungen bei Jugendlichen</w:t>
+      </w:r>
+      <w:r>
+        <w:rPr>
+          <w:rFonts w:cstheme="minorHAnsi"/>
+          <w:color w:val="000000" w:themeColor="text1"/>
+        </w:rPr>
+        <w:t xml:space="preserve"> - </w:t>
+      </w:r>
+      <w:hyperlink r:id="rId27" w:history="1">
+        <w:r>
+          <w:rPr>
+            <w:rStyle w:val="Hyperlink"/>
+            <w:rFonts w:cstheme="minorHAnsi"/>
+            <w:color w:val="000000" w:themeColor="text1"/>
+          </w:rPr>
+          <w:t>www.barmer.de/ges</w:t>
+        </w:r>
+        <w:r>
+          <w:rPr>
+            <w:rStyle w:val="Hyperlink"/>
+            <w:rFonts w:cstheme="minorHAnsi"/>
+            <w:color w:val="000000" w:themeColor="text1"/>
+          </w:rPr>
+          <w:t>u</w:t>
+        </w:r>
+        <w:r>
+          <w:rPr>
+            <w:rStyle w:val="Hyperlink"/>
+            <w:rFonts w:cstheme="minorHAnsi"/>
+            <w:color w:val="000000" w:themeColor="text1"/>
+          </w:rPr>
+          <w:t>ndheit-verstehen/leben/schlaf/schlafstoerungen-jugendliche-1071486</w:t>
+        </w:r>
+      </w:hyperlink>
+    </w:p>
+    <w:p>
+      <w:pPr>
+        <w:spacing w:after="0" w:line="276" w:lineRule="auto"/>
+        <w:rPr>
+          <w:rFonts w:cstheme="minorHAnsi"/>
+          <w:color w:val="000000" w:themeColor="text1"/>
+        </w:rPr>
+      </w:pPr>
+    </w:p>
+    <w:p>
+      <w:pPr>
+        <w:spacing w:after="0" w:line="276" w:lineRule="auto"/>
+        <w:rPr>
+          <w:rFonts w:cstheme="minorHAnsi"/>
+          <w:color w:val="000000" w:themeColor="text1"/>
+        </w:rPr>
+      </w:pPr>
+      <w:r>
+        <w:rPr>
+          <w:rFonts w:cstheme="minorHAnsi"/>
+          <w:color w:val="000000" w:themeColor="text1"/>
+        </w:rPr>
+        <w:t>BARMER – Digitale Medien &amp; Schlafqualität</w:t>
+      </w:r>
+      <w:r>
+        <w:rPr>
+          <w:rFonts w:cstheme="minorHAnsi"/>
+          <w:color w:val="000000" w:themeColor="text1"/>
+        </w:rPr>
+        <w:t xml:space="preserve"> - </w:t>
+      </w:r>
+      <w:hyperlink r:id="rId28" w:history="1">
+        <w:r>
+          <w:rPr>
+            <w:rStyle w:val="Hyperlink"/>
+            <w:rFonts w:cstheme="minorHAnsi"/>
+            <w:color w:val="000000" w:themeColor="text1"/>
+          </w:rPr>
+          <w:t>www.</w:t>
+        </w:r>
+        <w:r>
+          <w:rPr>
+            <w:rStyle w:val="Hyperlink"/>
+            <w:rFonts w:cstheme="minorHAnsi"/>
+            <w:color w:val="000000" w:themeColor="text1"/>
+          </w:rPr>
+          <w:t>b</w:t>
+        </w:r>
+        <w:r>
+          <w:rPr>
+            <w:rStyle w:val="Hyperlink"/>
+            <w:rFonts w:cstheme="minorHAnsi"/>
+            <w:color w:val="000000" w:themeColor="text1"/>
+          </w:rPr>
+          <w:t>armer.de/gesundheit-verstehen/leben/schlaf/schlafqualitaet-digitale-medien-1056086</w:t>
+        </w:r>
+      </w:hyperlink>
+    </w:p>
+    <w:p>
+      <w:pPr>
+        <w:spacing w:after="0" w:line="276" w:lineRule="auto"/>
+        <w:rPr>
+          <w:rFonts w:cstheme="minorHAnsi"/>
+          <w:color w:val="EE0000"/>
+        </w:rPr>
+      </w:pPr>
+    </w:p>
+    <w:p>
+      <w:pPr>
+        <w:spacing w:after="0" w:line="276" w:lineRule="auto"/>
+        <w:rPr>
+          <w:rFonts w:cstheme="minorHAnsi"/>
+          <w:color w:val="000000" w:themeColor="text1"/>
+        </w:rPr>
+      </w:pPr>
+      <w:r>
+        <w:rPr>
+          <w:rFonts w:cstheme="minorHAnsi"/>
+          <w:color w:val="000000" w:themeColor="text1"/>
+        </w:rPr>
+        <w:lastRenderedPageBreak/>
+        <w:t>IQWiG – Schlafprobleme bei Jugendlichen</w:t>
+      </w:r>
+      <w:r>
+        <w:rPr>
+          <w:rFonts w:cstheme="minorHAnsi"/>
+          <w:color w:val="000000" w:themeColor="text1"/>
+        </w:rPr>
+        <w:t xml:space="preserve"> - </w:t>
+      </w:r>
+      <w:hyperlink r:id="rId29" w:history="1">
+        <w:r>
+          <w:rPr>
+            <w:rStyle w:val="Hyperlink"/>
+            <w:rFonts w:cstheme="minorHAnsi"/>
+            <w:color w:val="000000" w:themeColor="text1"/>
+          </w:rPr>
+          <w:t>www.gesundheitsinformation.de/probleme-mit-dem-schlafen-infos-fuer-jugendliche.html</w:t>
+        </w:r>
+      </w:hyperlink>
+    </w:p>
+    <w:p>
+      <w:pPr>
+        <w:spacing w:after="0" w:line="276" w:lineRule="auto"/>
+        <w:rPr>
+          <w:rFonts w:cstheme="minorHAnsi"/>
+        </w:rPr>
+      </w:pPr>
+    </w:p>
+    <w:p>
+      <w:pPr>
+        <w:spacing w:after="0" w:line="276" w:lineRule="auto"/>
+        <w:rPr>
+          <w:rFonts w:cstheme="minorHAnsi"/>
+        </w:rPr>
+      </w:pPr>
+    </w:p>
+    <w:p>
+      <w:pPr>
+        <w:spacing w:after="0" w:line="276" w:lineRule="auto"/>
+        <w:rPr>
+          <w:rFonts w:cstheme="minorHAnsi"/>
+        </w:rPr>
+      </w:pPr>
+    </w:p>
+    <w:p>
+      <w:pPr>
+        <w:spacing w:after="0" w:line="276" w:lineRule="auto"/>
+        <w:rPr>
+          <w:rFonts w:cstheme="minorHAnsi"/>
+        </w:rPr>
+      </w:pPr>
+    </w:p>
+    <w:p>
+      <w:pPr>
+        <w:spacing w:after="0" w:line="276" w:lineRule="auto"/>
+        <w:rPr>
+          <w:rFonts w:cstheme="minorHAnsi"/>
+        </w:rPr>
+      </w:pPr>
+    </w:p>
+    <w:p>
+      <w:pPr>
+        <w:spacing w:after="0" w:line="276" w:lineRule="auto"/>
+        <w:rPr>
+          <w:rFonts w:cstheme="minorHAnsi"/>
+        </w:rPr>
+      </w:pPr>
+    </w:p>
+    <w:p>
+      <w:pPr>
+        <w:spacing w:after="0" w:line="276" w:lineRule="auto"/>
+        <w:rPr>
+          <w:rFonts w:cstheme="minorHAnsi"/>
+        </w:rPr>
+      </w:pPr>
+    </w:p>
+    <w:p>
+      <w:pPr>
+        <w:spacing w:after="0" w:line="276" w:lineRule="auto"/>
+        <w:rPr>
+          <w:rFonts w:cstheme="minorHAnsi"/>
+        </w:rPr>
+      </w:pPr>
+    </w:p>
+    <w:p>
+      <w:pPr>
+        <w:spacing w:after="0" w:line="276" w:lineRule="auto"/>
+        <w:rPr>
+          <w:rFonts w:cstheme="minorHAnsi"/>
+          <w:color w:val="EE0000"/>
+        </w:rPr>
+      </w:pPr>
+      <w:r>
+        <w:rPr>
+          <w:rFonts w:cstheme="minorHAnsi"/>
+          <w:color w:val="EE0000"/>
+          <w:highlight w:val="yellow"/>
+        </w:rPr>
+        <w:t>((Seite Impressum einfügen // Änderungen in Gelb, der Rest ist unverändert))</w:t>
+      </w:r>
+    </w:p>
+    <w:p>
+      <w:pPr>
+        <w:spacing w:after="0" w:line="276" w:lineRule="auto"/>
+        <w:rPr>
+          <w:rFonts w:cstheme="minorHAnsi"/>
+          <w:color w:val="EE0000"/>
+        </w:rPr>
+      </w:pPr>
+    </w:p>
+    <w:p>
+      <w:pPr>
+        <w:spacing w:after="0" w:line="276" w:lineRule="auto"/>
+        <w:rPr>
+          <w:rFonts w:cstheme="minorHAnsi"/>
+          <w:color w:val="EE0000"/>
+        </w:rPr>
+      </w:pPr>
+    </w:p>
+    <w:p>
+      <w:pPr>
+        <w:spacing w:after="0" w:line="276" w:lineRule="auto"/>
+        <w:rPr>
+          <w:rFonts w:cstheme="minorHAnsi"/>
+          <w:color w:val="EE0000"/>
+        </w:rPr>
+      </w:pPr>
+    </w:p>
+    <w:p>
+      <w:pPr>
+        <w:spacing w:after="0" w:line="276" w:lineRule="auto"/>
+        <w:rPr>
+          <w:rFonts w:cstheme="minorHAnsi"/>
           <w:b/>
           <w:bCs/>
         </w:rPr>
@@ -14488,7 +19909,7 @@
           <w:b/>
           <w:bCs/>
         </w:rPr>
-        <w:t>Digital in eine gesunde Zukunft.</w:t>
+        <w:t>Impressum</w:t>
       </w:r>
     </w:p>
     <w:p>
@@ -14502,7 +19923,26 @@
         <w:rPr>
           <w:rFonts w:cstheme="minorHAnsi"/>
         </w:rPr>
-        <w:t>Wir wollen die Chancen und Potenziale der Digitalisierung für unsere Gesundheit nutzen, indem wir digitale Kompetenz für selbstbestimmte Entscheidungen in allen Gesundheitsfragen vermitteln.</w:t>
+        <w:t xml:space="preserve">1. </w:t>
+      </w:r>
+      <w:r>
+        <w:rPr>
+          <w:rFonts w:cstheme="minorHAnsi"/>
+        </w:rPr>
+        <w:t xml:space="preserve">Auflage </w:t>
+      </w:r>
+      <w:r>
+        <w:rPr>
+          <w:rFonts w:cstheme="minorHAnsi"/>
+          <w:highlight w:val="yellow"/>
+        </w:rPr>
+        <w:t>xxx 2026</w:t>
+      </w:r>
+      <w:r>
+        <w:rPr>
+          <w:rFonts w:cstheme="minorHAnsi"/>
+        </w:rPr>
+        <w:t>. Das Werk und seine Teile sind urheberrechtlich geschützt. Jede Nutzung in anderen als den gesetzlich zugelassenen Fällen bedarf der vorherigen schriftlichen Einwilligung des Verlages. Abweichend hiervon ist die Vervielfältigung und Verbreitung des Werks und seiner Teile an Lernende zur Veranschaulichung des Unterrichts und zur Lehre an Bildungseinrichtungen durch Lehrende erlaubt.</w:t>
       </w:r>
     </w:p>
     <w:p>
@@ -14523,18 +19963,260 @@
       <w:r>
         <w:rPr>
           <w:rFonts w:cstheme="minorHAnsi"/>
+        </w:rPr>
+        <w:t xml:space="preserve">In diesem Werk sind nach dem MarkenG geschützte Marken und sonstige Kennzeichen für eine bessere Lesbarkeit nicht besonders kenntlich gemacht. Es kann also aus dem Fehlen eines entsprechenden Hinweises nicht geschlossen werden, dass es sich um einen freien Warennamen handelt. Haftungsnotiz: Auf verschiedenen Seiten dieses Heftes befinden sich Verweise (Links) auf Internetadressen. Trotz sorgfältiger inhaltlicher Kontrolle wird die Haftung für die Inhalte der externen Seiten ausgeschlossen. Für den Inhalt dieser externen Seiten sind ausschließlich die Betreiberinnen und Betreiber verantwortlich. Sollten Sie daher auf kostenpflichtige, illegale oder anstößige Seiten treffen, so bedauern wir dies ausdrücklich und bitten Sie, uns umgehend per E-Mail </w:t>
+      </w:r>
+      <w:r>
+        <w:rPr>
+          <w:rFonts w:cstheme="minorHAnsi"/>
+          <w:highlight w:val="yellow"/>
+        </w:rPr>
+        <w:t>(a.rapp@klett-mex.de)</w:t>
+      </w:r>
+      <w:r>
+        <w:rPr>
+          <w:rFonts w:cstheme="minorHAnsi"/>
+        </w:rPr>
+        <w:t xml:space="preserve"> davon in Kenntnis zu setzen, damit bei Nachdruck der Nachweis gelöscht wird.</w:t>
+      </w:r>
+    </w:p>
+    <w:p>
+      <w:pPr>
+        <w:spacing w:after="0" w:line="276" w:lineRule="auto"/>
+        <w:rPr>
+          <w:rFonts w:cstheme="minorHAnsi"/>
+        </w:rPr>
+      </w:pPr>
+    </w:p>
+    <w:p>
+      <w:pPr>
+        <w:spacing w:after="0" w:line="276" w:lineRule="auto"/>
+        <w:rPr>
+          <w:rFonts w:cstheme="minorHAnsi"/>
+        </w:rPr>
+      </w:pPr>
+      <w:r>
+        <w:rPr>
+          <w:rFonts w:cstheme="minorHAnsi"/>
+          <w:b/>
+          <w:bCs/>
+        </w:rPr>
+        <w:t>Autor:</w:t>
+      </w:r>
+      <w:r>
+        <w:rPr>
+          <w:rFonts w:cstheme="minorHAnsi"/>
+        </w:rPr>
+        <w:t xml:space="preserve"> Michael Kohl</w:t>
+      </w:r>
+    </w:p>
+    <w:p>
+      <w:pPr>
+        <w:spacing w:after="0" w:line="276" w:lineRule="auto"/>
+        <w:rPr>
+          <w:rFonts w:cstheme="minorHAnsi"/>
+        </w:rPr>
+      </w:pPr>
+      <w:r>
+        <w:rPr>
+          <w:rFonts w:cstheme="minorHAnsi"/>
+          <w:b/>
+          <w:bCs/>
+        </w:rPr>
+        <w:t>Redaktion und Autorenkoordination:</w:t>
+      </w:r>
+      <w:r>
+        <w:rPr>
+          <w:rFonts w:cstheme="minorHAnsi"/>
+        </w:rPr>
+        <w:t xml:space="preserve"> Fabienne Schmaus</w:t>
+      </w:r>
+    </w:p>
+    <w:p>
+      <w:pPr>
+        <w:spacing w:after="0" w:line="276" w:lineRule="auto"/>
+        <w:rPr>
+          <w:rFonts w:cstheme="minorHAnsi"/>
+        </w:rPr>
+      </w:pPr>
+      <w:r>
+        <w:rPr>
+          <w:rFonts w:cstheme="minorHAnsi"/>
+          <w:b/>
+          <w:bCs/>
+        </w:rPr>
+        <w:t>Projektkoordination:</w:t>
+      </w:r>
+      <w:r>
+        <w:rPr>
+          <w:rFonts w:cstheme="minorHAnsi"/>
+        </w:rPr>
+        <w:t xml:space="preserve"> </w:t>
+      </w:r>
+      <w:r>
+        <w:rPr>
+          <w:rFonts w:cstheme="minorHAnsi"/>
+          <w:highlight w:val="yellow"/>
+        </w:rPr>
+        <w:t>Annkathrin Rapp</w:t>
+      </w:r>
+      <w:r>
+        <w:rPr>
+          <w:rFonts w:cstheme="minorHAnsi"/>
+        </w:rPr>
+        <w:t>, Klett MEX GmbH</w:t>
+      </w:r>
+    </w:p>
+    <w:p>
+      <w:pPr>
+        <w:spacing w:after="0" w:line="276" w:lineRule="auto"/>
+        <w:rPr>
+          <w:rFonts w:cstheme="minorHAnsi"/>
+        </w:rPr>
+      </w:pPr>
+      <w:r>
+        <w:rPr>
+          <w:rFonts w:cstheme="minorHAnsi"/>
+          <w:b/>
+          <w:bCs/>
+          <w:lang w:val="en-US"/>
+        </w:rPr>
+        <w:t>Layout und Satz</w:t>
+      </w:r>
+      <w:r>
+        <w:rPr>
+          <w:rFonts w:cstheme="minorHAnsi"/>
+          <w:lang w:val="en-US"/>
+        </w:rPr>
+        <w:t xml:space="preserve">: We are Family GmbH &amp; Co. </w:t>
+      </w:r>
+      <w:r>
+        <w:rPr>
+          <w:rFonts w:cstheme="minorHAnsi"/>
+        </w:rPr>
+        <w:t>KG, Stuttgart</w:t>
+      </w:r>
+    </w:p>
+    <w:p>
+      <w:pPr>
+        <w:spacing w:after="0" w:line="276" w:lineRule="auto"/>
+        <w:rPr>
+          <w:rFonts w:cstheme="minorHAnsi"/>
+        </w:rPr>
+      </w:pPr>
+      <w:r>
+        <w:rPr>
+          <w:rFonts w:cstheme="minorHAnsi"/>
+          <w:b/>
+          <w:bCs/>
+        </w:rPr>
+        <w:t>Herausgeber:</w:t>
+      </w:r>
+      <w:r>
+        <w:rPr>
+          <w:rFonts w:cstheme="minorHAnsi"/>
+        </w:rPr>
+        <w:t xml:space="preserve"> BARMER, Axel-Springer-Straße 44, 10969 Berlin</w:t>
+      </w:r>
+    </w:p>
+    <w:p>
+      <w:pPr>
+        <w:spacing w:after="0" w:line="276" w:lineRule="auto"/>
+        <w:rPr>
+          <w:rFonts w:cstheme="minorHAnsi"/>
+        </w:rPr>
+      </w:pPr>
+      <w:r>
+        <w:rPr>
+          <w:rFonts w:cstheme="minorHAnsi"/>
+        </w:rPr>
+        <w:t>Eine Zusammenarbeit der BARMER und der Klett MEX GmbH</w:t>
+      </w:r>
+    </w:p>
+    <w:p>
+      <w:pPr>
+        <w:spacing w:after="0" w:line="276" w:lineRule="auto"/>
+        <w:rPr>
+          <w:rFonts w:cstheme="minorHAnsi"/>
+        </w:rPr>
+      </w:pPr>
+      <w:r>
+        <w:rPr>
+          <w:rFonts w:cstheme="minorHAnsi"/>
+        </w:rPr>
+        <w:t>©BARMER, Berlin, Klett MEX GmbH, Stuttgart und We are Family GmbH &amp; Co. KG, Stuttgart.</w:t>
+      </w:r>
+    </w:p>
+    <w:p>
+      <w:pPr>
+        <w:spacing w:after="0" w:line="276" w:lineRule="auto"/>
+        <w:rPr>
+          <w:rFonts w:cstheme="minorHAnsi"/>
+        </w:rPr>
+      </w:pPr>
+    </w:p>
+    <w:p>
+      <w:pPr>
+        <w:spacing w:after="0" w:line="276" w:lineRule="auto"/>
+        <w:rPr>
+          <w:rFonts w:cstheme="minorHAnsi"/>
+          <w:b/>
+          <w:bCs/>
+        </w:rPr>
+      </w:pPr>
+      <w:r>
+        <w:rPr>
+          <w:rFonts w:cstheme="minorHAnsi"/>
+          <w:b/>
+          <w:bCs/>
+        </w:rPr>
+        <w:t>Digital in eine gesunde Zukunft.</w:t>
+      </w:r>
+    </w:p>
+    <w:p>
+      <w:pPr>
+        <w:spacing w:after="0" w:line="276" w:lineRule="auto"/>
+        <w:rPr>
+          <w:rFonts w:cstheme="minorHAnsi"/>
+        </w:rPr>
+      </w:pPr>
+      <w:r>
+        <w:rPr>
+          <w:rFonts w:cstheme="minorHAnsi"/>
+        </w:rPr>
+        <w:t>Wir wollen die Chancen und Potenziale der Digitalisierung für unsere Gesundheit nutzen, indem wir digitale Kompetenz für selbstbestimmte Entscheidungen in allen Gesundheitsfragen vermitteln.</w:t>
+      </w:r>
+    </w:p>
+    <w:p>
+      <w:pPr>
+        <w:spacing w:after="0" w:line="276" w:lineRule="auto"/>
+        <w:rPr>
+          <w:rFonts w:cstheme="minorHAnsi"/>
+        </w:rPr>
+      </w:pPr>
+    </w:p>
+    <w:p>
+      <w:pPr>
+        <w:spacing w:after="0" w:line="276" w:lineRule="auto"/>
+        <w:rPr>
+          <w:rFonts w:cstheme="minorHAnsi"/>
+        </w:rPr>
+      </w:pPr>
+      <w:r>
+        <w:rPr>
+          <w:rFonts w:cstheme="minorHAnsi"/>
           <w:highlight w:val="yellow"/>
         </w:rPr>
         <w:t>((+ Logos))</w:t>
       </w:r>
     </w:p>
     <w:sectPr>
-      <w:headerReference w:type="even" r:id="rId15"/>
-      <w:headerReference w:type="default" r:id="rId16"/>
-      <w:footerReference w:type="even" r:id="rId17"/>
-      <w:footerReference w:type="default" r:id="rId18"/>
-      <w:headerReference w:type="first" r:id="rId19"/>
-      <w:footerReference w:type="first" r:id="rId20"/>
+      <w:headerReference w:type="even" r:id="rId30"/>
+      <w:headerReference w:type="default" r:id="rId31"/>
+      <w:footerReference w:type="even" r:id="rId32"/>
+      <w:footerReference w:type="default" r:id="rId33"/>
+      <w:headerReference w:type="first" r:id="rId34"/>
+      <w:footerReference w:type="first" r:id="rId35"/>
       <w:type w:val="continuous"/>
       <w:pgSz w:w="11906" w:h="16838"/>
       <w:pgMar w:top="720" w:right="720" w:bottom="720" w:left="720" w:header="708" w:footer="708" w:gutter="0"/>
@@ -14563,7 +20245,7 @@
       </w:r>
     </w:p>
   </w:comment>
-  <w:comment w:id="4" w:author="Michael Kohl" w:date="2026-06-04T18:50:00Z" w:initials="MK">
+  <w:comment w:id="2" w:author="Michael Kohl" w:date="2026-06-05T08:39:00Z" w:initials="MK">
     <w:p>
       <w:pPr>
         <w:pStyle w:val="Kommentartext"/>
@@ -14575,11 +20257,11 @@
         <w:annotationRef/>
       </w:r>
       <w:r>
-        <w:t>Jede Gruppe ein positives und ein negatives? Ist von der Zeit her drin, glaub ich</w:t>
+        <w:t>Rückmeldungen aus Grobkonzept sind auch in dieser LH alle eingearbeitet.</w:t>
       </w:r>
     </w:p>
   </w:comment>
-  <w:comment w:id="5" w:author="Michael Kohl" w:date="2026-06-04T20:02:00Z" w:initials="MK">
+  <w:comment w:id="5" w:author="Michael Kohl" w:date="2026-06-05T11:02:00Z" w:initials="MK">
     <w:p>
       <w:pPr>
         <w:pStyle w:val="Kommentartext"/>
@@ -14591,11 +20273,11 @@
         <w:annotationRef/>
       </w:r>
       <w:r>
-        <w:t>Infobox mit 7Mind@School Übung?</w:t>
+        <w:t>Oder einfach als Hefteintrag? Dazu müsste man aber zumindest ne Überschrift und Hinweise für die Lehrkraft mit einbauen. Zeitfaktor fürs Abschreiben und Pfeile malen?</w:t>
       </w:r>
     </w:p>
   </w:comment>
-  <w:comment w:id="6" w:author="Michael Kohl" w:date="2026-06-04T20:08:00Z" w:initials="MK">
+  <w:comment w:id="6" w:author="Michael Kohl" w:date="2026-06-05T15:03:00Z" w:initials="MK">
     <w:p>
       <w:pPr>
         <w:pStyle w:val="Kommentartext"/>
@@ -14607,7 +20289,340 @@
         <w:annotationRef/>
       </w:r>
       <w:r>
+        <w:rPr>
+          <w:b/>
+          <w:bCs/>
+        </w:rPr>
+        <w:t>Maeda-Nishino, N. J., Yoshimoto, R., Ono, T., Chiba, S., &amp; Nishino, S. (2025).</w:t>
+      </w:r>
+      <w:r>
+        <w:t xml:space="preserve"> Partial blue light blocking glasses at night advanced sleep phase and reduced daytime irritability, disruptive behavior and improved morning mood, but did not alter salivary melatonin secretion in Japanese male schoolchildren. </w:t>
+      </w:r>
+      <w:r>
+        <w:rPr>
+          <w:i/>
+          <w:iCs/>
+        </w:rPr>
+        <w:t>PloS one</w:t>
+      </w:r>
+      <w:r>
+        <w:t>, </w:t>
+      </w:r>
+      <w:r>
+        <w:rPr>
+          <w:i/>
+          <w:iCs/>
+        </w:rPr>
+        <w:t>20</w:t>
+      </w:r>
+      <w:r>
+        <w:t xml:space="preserve">(10), e0332877. </w:t>
+      </w:r>
+      <w:hyperlink r:id="rId1" w:history="1">
+        <w:r>
+          <w:rPr>
+            <w:rStyle w:val="Hyperlink"/>
+          </w:rPr>
+          <w:t>https://doi.org/10.1371/journal.pone.0332877</w:t>
+        </w:r>
+      </w:hyperlink>
+    </w:p>
+    <w:p>
+      <w:pPr>
+        <w:pStyle w:val="Kommentartext"/>
+      </w:pPr>
+      <w:r>
+        <w:t>Und</w:t>
+      </w:r>
+    </w:p>
+    <w:p>
+      <w:pPr>
+        <w:pStyle w:val="Kommentartext"/>
+      </w:pPr>
+      <w:r>
+        <w:rPr>
+          <w:b/>
+          <w:bCs/>
+        </w:rPr>
+        <w:t>Chang, A. M., Aeschbach, D., Duffy, J. F. &amp; Czeisler, C. A. (2015).</w:t>
+      </w:r>
+      <w:r>
+        <w:t xml:space="preserve"> Evening use of light-emitting eReaders negatively affects sleep, circadian timing, and next-morning alertness. </w:t>
+      </w:r>
+      <w:r>
+        <w:rPr>
+          <w:i/>
+          <w:iCs/>
+        </w:rPr>
+        <w:t>Proceedings of the National Academy of Sciences, 112</w:t>
+      </w:r>
+      <w:r>
+        <w:t xml:space="preserve">(4), 1232–1237. → </w:t>
+      </w:r>
+      <w:hyperlink r:id="rId2" w:history="1">
+        <w:r>
+          <w:rPr>
+            <w:rStyle w:val="Hyperlink"/>
+          </w:rPr>
+          <w:t>https://www.pnas.org/doi/10.1073/pnas.1418490112</w:t>
+        </w:r>
+      </w:hyperlink>
+    </w:p>
+  </w:comment>
+  <w:comment w:id="7" w:author="Michael Kohl" w:date="2026-06-05T14:53:00Z" w:initials="MK">
+    <w:p>
+      <w:pPr>
+        <w:pStyle w:val="Kommentartext"/>
+      </w:pPr>
+      <w:r>
+        <w:rPr>
+          <w:rStyle w:val="Kommentarzeichen"/>
+        </w:rPr>
+        <w:annotationRef/>
+      </w:r>
+      <w:r>
+        <w:rPr>
+          <w:b/>
+          <w:bCs/>
+        </w:rPr>
+        <w:t>Bauducco, S., Pillion, M., Bartel, K., Reynolds, C., Kahn, M. &amp; Gradisar, M. (2024).</w:t>
+      </w:r>
+      <w:r>
+        <w:t xml:space="preserve"> A bidirectional model of sleep and technology use: A theoretical review. </w:t>
+      </w:r>
+      <w:r>
+        <w:rPr>
+          <w:i/>
+          <w:iCs/>
+        </w:rPr>
+        <w:t>Sleep Medicine Reviews, 76</w:t>
+      </w:r>
+      <w:r>
+        <w:t xml:space="preserve">, 101941. → </w:t>
+      </w:r>
+      <w:hyperlink r:id="rId3" w:history="1">
+        <w:r>
+          <w:rPr>
+            <w:rStyle w:val="Hyperlink"/>
+          </w:rPr>
+          <w:t>https://pubmed.ncbi.nlm.nih.gov/38657359/</w:t>
+        </w:r>
+      </w:hyperlink>
+    </w:p>
+  </w:comment>
+  <w:comment w:id="8" w:author="Michael Kohl" w:date="2026-06-05T15:06:00Z" w:initials="MK">
+    <w:p>
+      <w:pPr>
+        <w:pStyle w:val="Kommentartext"/>
+      </w:pPr>
+      <w:r>
+        <w:rPr>
+          <w:rStyle w:val="Kommentarzeichen"/>
+        </w:rPr>
+        <w:annotationRef/>
+      </w:r>
+      <w:r>
+        <w:rPr>
+          <w:b/>
+          <w:bCs/>
+        </w:rPr>
+        <w:t>Roenneberg, T., Wirz-Justice, A. &amp; Merrow, M. (2003).</w:t>
+      </w:r>
+      <w:r>
+        <w:t xml:space="preserve"> Life between clocks: Daily temporal patterns of human chronotypes. </w:t>
+      </w:r>
+      <w:r>
+        <w:rPr>
+          <w:i/>
+          <w:iCs/>
+        </w:rPr>
+        <w:t>Journal of Biological Rhythms, 18</w:t>
+      </w:r>
+      <w:r>
+        <w:t xml:space="preserve">(1), 80–90. → </w:t>
+      </w:r>
+      <w:hyperlink r:id="rId4" w:history="1">
+        <w:r>
+          <w:rPr>
+            <w:rStyle w:val="Hyperlink"/>
+          </w:rPr>
+          <w:t>https://pubmed.ncbi.nlm.nih.gov/12568247/</w:t>
+        </w:r>
+      </w:hyperlink>
+    </w:p>
+    <w:p>
+      <w:pPr>
+        <w:pStyle w:val="Kommentartext"/>
+      </w:pPr>
+      <w:r>
+        <w:t>Und</w:t>
+      </w:r>
+    </w:p>
+    <w:p>
+      <w:pPr>
+        <w:pStyle w:val="Kommentartext"/>
+      </w:pPr>
+      <w:r>
+        <w:rPr>
+          <w:b/>
+          <w:bCs/>
+        </w:rPr>
+        <w:t>Roenneberg, T., Allebrandt, K. V., Merrow, M. &amp; Vetter, C. (2012).</w:t>
+      </w:r>
+      <w:r>
+        <w:t xml:space="preserve"> Social Jetlag and Obesity. </w:t>
+      </w:r>
+      <w:r>
+        <w:rPr>
+          <w:i/>
+          <w:iCs/>
+        </w:rPr>
+        <w:t>Current Biology, 22</w:t>
+      </w:r>
+      <w:r>
+        <w:t xml:space="preserve">(10), 939–943. → </w:t>
+      </w:r>
+      <w:hyperlink r:id="rId5" w:history="1">
+        <w:r>
+          <w:rPr>
+            <w:rStyle w:val="Hyperlink"/>
+          </w:rPr>
+          <w:t>https://www.cell.com/current-biology/fulltext/S0960-9822(12)00325-9</w:t>
+        </w:r>
+      </w:hyperlink>
+    </w:p>
+  </w:comment>
+  <w:comment w:id="9" w:author="Michael Kohl" w:date="2026-06-04T18:50:00Z" w:initials="MK">
+    <w:p>
+      <w:pPr>
+        <w:pStyle w:val="Kommentartext"/>
+      </w:pPr>
+      <w:r>
+        <w:rPr>
+          <w:rStyle w:val="Kommentarzeichen"/>
+        </w:rPr>
+        <w:annotationRef/>
+      </w:r>
+      <w:r>
+        <w:t>Jede Gruppe ein positives und ein negatives? Ist von der Zeit her drin, glaub ich</w:t>
+      </w:r>
+    </w:p>
+  </w:comment>
+  <w:comment w:id="10" w:author="Michael Kohl" w:date="2026-06-05T14:47:00Z" w:initials="MK">
+    <w:p>
+      <w:pPr>
+        <w:pStyle w:val="Kommentartext"/>
+      </w:pPr>
+      <w:r>
+        <w:rPr>
+          <w:rStyle w:val="Kommentarzeichen"/>
+        </w:rPr>
+        <w:annotationRef/>
+      </w:r>
+      <w:r>
+        <w:t>Ausführlichste Antworten auf die Fragen des Arbeitsblattes in der Arbeitsblatt-Datei. Je nachdem wir umfangreich sie sein sollen, kann ich sie dementsprechend skalieren.</w:t>
+      </w:r>
+    </w:p>
+  </w:comment>
+  <w:comment w:id="11" w:author="Michael Kohl" w:date="2026-06-04T20:02:00Z" w:initials="MK">
+    <w:p>
+      <w:pPr>
+        <w:pStyle w:val="Kommentartext"/>
+      </w:pPr>
+      <w:r>
+        <w:rPr>
+          <w:rStyle w:val="Kommentarzeichen"/>
+        </w:rPr>
+        <w:annotationRef/>
+      </w:r>
+      <w:r>
+        <w:t>Infobox mit 7Mind@School Übung?</w:t>
+      </w:r>
+    </w:p>
+  </w:comment>
+  <w:comment w:id="12" w:author="Michael Kohl" w:date="2026-06-05T15:14:00Z" w:initials="MK">
+    <w:p>
+      <w:pPr>
+        <w:pStyle w:val="Kommentartext"/>
+      </w:pPr>
+      <w:r>
+        <w:rPr>
+          <w:rStyle w:val="Kommentarzeichen"/>
+        </w:rPr>
+        <w:annotationRef/>
+      </w:r>
+      <w:r>
+        <w:t xml:space="preserve">Gollwitzer, P. M. (1999).** Implementation Intentions: Strong Effects of Simple Plans. </w:t>
+      </w:r>
+      <w:r>
+        <w:rPr>
+          <w:i/>
+          <w:iCs/>
+        </w:rPr>
+        <w:t>American Psychologist, 54</w:t>
+      </w:r>
+      <w:r>
+        <w:t>(7), 493–503.</w:t>
+      </w:r>
+    </w:p>
+    <w:p>
+      <w:pPr>
+        <w:pStyle w:val="Kommentartext"/>
+      </w:pPr>
+      <w:r>
+        <w:rPr>
+          <w:i/>
+          <w:iCs/>
+        </w:rPr>
+        <w:t>Grundlagenarbeit zu Implementation Intentions: „Wenn-Dann"-Pläne (Auslöser + konkrete Reaktion) erhöhen die Umsetzungswahrscheinlichkeit von Vorsätzen deutlich im Vergleich zu einfachen Zielformulierungen. Wissenschaftliche Grundlage für die Wenn-Dann-Aufgabe in Phase 5 der Handreichung.</w:t>
+      </w:r>
+    </w:p>
+    <w:p>
+      <w:pPr>
+        <w:pStyle w:val="Kommentartext"/>
+      </w:pPr>
+      <w:r>
+        <w:t xml:space="preserve">→ Übersicht auf Deutsch: </w:t>
+      </w:r>
+      <w:hyperlink r:id="rId6" w:history="1">
+        <w:r>
+          <w:rPr>
+            <w:rStyle w:val="Hyperlink"/>
+          </w:rPr>
+          <w:t>https://lexikon.stangl.eu/39722/implementation-intentions</w:t>
+        </w:r>
+      </w:hyperlink>
+    </w:p>
+  </w:comment>
+  <w:comment w:id="13" w:author="Michael Kohl" w:date="2026-06-04T20:08:00Z" w:initials="MK">
+    <w:p>
+      <w:pPr>
+        <w:pStyle w:val="Kommentartext"/>
+      </w:pPr>
+      <w:r>
+        <w:rPr>
+          <w:rStyle w:val="Kommentarzeichen"/>
+        </w:rPr>
+        <w:annotationRef/>
+      </w:r>
+      <w:r>
         <w:t>Dort Platz einfügen?</w:t>
+      </w:r>
+    </w:p>
+  </w:comment>
+  <w:comment w:id="15" w:author="Michael Kohl" w:date="2026-06-05T10:01:00Z" w:initials="MK">
+    <w:p>
+      <w:pPr>
+        <w:pStyle w:val="Kommentartext"/>
+      </w:pPr>
+      <w:r>
+        <w:rPr>
+          <w:rStyle w:val="Kommentarzeichen"/>
+        </w:rPr>
+        <w:annotationRef/>
+      </w:r>
+      <w:r>
+        <w:t>Auch als „schöne“ Grafik als Extradatei mitgeschickt.</w:t>
       </w:r>
     </w:p>
   </w:comment>
@@ -14617,27 +20632,51 @@
 <file path=word/commentsExtended.xml><?xml version="1.0" encoding="utf-8"?>
 <w15:commentsEx xmlns:wpc="http://schemas.microsoft.com/office/word/2010/wordprocessingCanvas" xmlns:cx="http://schemas.microsoft.com/office/drawing/2014/chartex" xmlns:cx1="http://schemas.microsoft.com/office/drawing/2015/9/8/chartex" xmlns:cx2="http://schemas.microsoft.com/office/drawing/2015/10/21/chartex" xmlns:cx3="http://schemas.microsoft.com/office/drawing/2016/5/9/chartex" xmlns:cx4="http://schemas.microsoft.com/office/drawing/2016/5/10/chartex" xmlns:cx5="http://schemas.microsoft.com/office/drawing/2016/5/11/chartex" xmlns:cx6="http://schemas.microsoft.com/office/drawing/2016/5/12/chartex" xmlns:cx7="http://schemas.microsoft.com/office/drawing/2016/5/13/chartex" xmlns:cx8="http://schemas.microsoft.com/office/drawing/2016/5/14/chartex" xmlns:mc="http://schemas.openxmlformats.org/markup-compatibility/2006" xmlns:aink="http://schemas.microsoft.com/office/drawing/2016/ink" xmlns:am3d="http://schemas.microsoft.com/office/drawing/2017/model3d" xmlns:o="urn:schemas-microsoft-com:office:office" xmlns:oel="http://schemas.microsoft.com/office/2019/extlst" xmlns:r="http://schemas.openxmlformats.org/officeDocument/2006/relationships" xmlns:m="http://schemas.openxmlformats.org/officeDocument/2006/math" xmlns:v="urn:schemas-microsoft-com:vml" xmlns:wp14="http://schemas.microsoft.com/office/word/2010/wordprocessingDrawing" xmlns:wp="http://schemas.openxmlformats.org/drawingml/2006/wordprocessingDrawing" xmlns:w10="urn:schemas-microsoft-com:office:word" xmlns:w="http://schemas.openxmlformats.org/wordprocessingml/2006/main" xmlns:w14="http://schemas.microsoft.com/office/word/2010/wordml" xmlns:w15="http://schemas.microsoft.com/office/word/2012/wordml" xmlns:w16cex="http://schemas.microsoft.com/office/word/2018/wordml/cex" xmlns:w16cid="http://schemas.microsoft.com/office/word/2016/wordml/cid" xmlns:w16="http://schemas.microsoft.com/office/word/2018/wordml" xmlns:w16du="http://schemas.microsoft.com/office/word/2023/wordml/word16du" xmlns:w16sdtdh="http://schemas.microsoft.com/office/word/2020/wordml/sdtdatahash" xmlns:w16sdtfl="http://schemas.microsoft.com/office/word/2024/wordml/sdtformatlock" xmlns:w16se="http://schemas.microsoft.com/office/word/2015/wordml/symex" xmlns:wpg="http://schemas.microsoft.com/office/word/2010/wordprocessingGroup" xmlns:wpi="http://schemas.microsoft.com/office/word/2010/wordprocessingInk" xmlns:wne="http://schemas.microsoft.com/office/word/2006/wordml" xmlns:wps="http://schemas.microsoft.com/office/word/2010/wordprocessingShape" mc:Ignorable="w14 w15 w16se w16cid w16 w16cex w16sdtdh w16sdtfl w16du wp14">
   <w15:commentEx w15:paraId="472A8B27" w15:done="0"/>
+  <w15:commentEx w15:paraId="7C9D6C9A" w15:done="0"/>
+  <w15:commentEx w15:paraId="1B9BE6EF" w15:done="0"/>
+  <w15:commentEx w15:paraId="7FB52BC3" w15:done="0"/>
+  <w15:commentEx w15:paraId="65CE042B" w15:done="0"/>
+  <w15:commentEx w15:paraId="30BE35C6" w15:done="0"/>
   <w15:commentEx w15:paraId="1053029E" w15:done="0"/>
+  <w15:commentEx w15:paraId="0A428AAA" w15:done="0"/>
   <w15:commentEx w15:paraId="5D5DC882" w15:done="0"/>
+  <w15:commentEx w15:paraId="6D77C2C3" w15:done="0"/>
   <w15:commentEx w15:paraId="30DD4CB8" w15:done="0"/>
+  <w15:commentEx w15:paraId="73F20E9E" w15:done="0"/>
 </w15:commentsEx>
 </file>
 
 <file path=word/commentsExtensible.xml><?xml version="1.0" encoding="utf-8"?>
 <w16cex:commentsExtensible xmlns:wpc="http://schemas.microsoft.com/office/word/2010/wordprocessingCanvas" xmlns:cx="http://schemas.microsoft.com/office/drawing/2014/chartex" xmlns:cx1="http://schemas.microsoft.com/office/drawing/2015/9/8/chartex" xmlns:cx2="http://schemas.microsoft.com/office/drawing/2015/10/21/chartex" xmlns:cx3="http://schemas.microsoft.com/office/drawing/2016/5/9/chartex" xmlns:cx4="http://schemas.microsoft.com/office/drawing/2016/5/10/chartex" xmlns:cx5="http://schemas.microsoft.com/office/drawing/2016/5/11/chartex" xmlns:cx6="http://schemas.microsoft.com/office/drawing/2016/5/12/chartex" xmlns:cx7="http://schemas.microsoft.com/office/drawing/2016/5/13/chartex" xmlns:cx8="http://schemas.microsoft.com/office/drawing/2016/5/14/chartex" xmlns:cr="http://schemas.microsoft.com/office/comments/2020/reactions" xmlns:mc="http://schemas.openxmlformats.org/markup-compatibility/2006" xmlns:aink="http://schemas.microsoft.com/office/drawing/2016/ink" xmlns:am3d="http://schemas.microsoft.com/office/drawing/2017/model3d" xmlns:o="urn:schemas-microsoft-com:office:office" xmlns:oel="http://schemas.microsoft.com/office/2019/extlst" xmlns:r="http://schemas.openxmlformats.org/officeDocument/2006/relationships" xmlns:m="http://schemas.openxmlformats.org/officeDocument/2006/math" xmlns:v="urn:schemas-microsoft-com:vml" xmlns:wp14="http://schemas.microsoft.com/office/word/2010/wordprocessingDrawing" xmlns:wp="http://schemas.openxmlformats.org/drawingml/2006/wordprocessingDrawing" xmlns:w10="urn:schemas-microsoft-com:office:word" xmlns:w="http://schemas.openxmlformats.org/wordprocessingml/2006/main" xmlns:w14="http://schemas.microsoft.com/office/word/2010/wordml" xmlns:w15="http://schemas.microsoft.com/office/word/2012/wordml" xmlns:w16cex="http://schemas.microsoft.com/office/word/2018/wordml/cex" xmlns:w16cid="http://schemas.microsoft.com/office/word/2016/wordml/cid" xmlns:w16="http://schemas.microsoft.com/office/word/2018/wordml" xmlns:w16du="http://schemas.microsoft.com/office/word/2023/wordml/word16du" xmlns:w16sdtdh="http://schemas.microsoft.com/office/word/2020/wordml/sdtdatahash" xmlns:w16sdtfl="http://schemas.microsoft.com/office/word/2024/wordml/sdtformatlock" xmlns:w16se="http://schemas.microsoft.com/office/word/2015/wordml/symex" xmlns:wpg="http://schemas.microsoft.com/office/word/2010/wordprocessingGroup" xmlns:wpi="http://schemas.microsoft.com/office/word/2010/wordprocessingInk" xmlns:wne="http://schemas.microsoft.com/office/word/2006/wordml" xmlns:wps="http://schemas.microsoft.com/office/word/2010/wordprocessingShape" mc:Ignorable="w14 w15 w16se w16cid w16 w16cex w16sdtdh w16sdtfl cr w16du wp14">
   <w16cex:commentExtensible w16cex:durableId="45994A08" w16cex:dateUtc="2026-06-03T05:57:00Z"/>
+  <w16cex:commentExtensible w16cex:durableId="3B039C77" w16cex:dateUtc="2026-06-05T06:39:00Z"/>
+  <w16cex:commentExtensible w16cex:durableId="27C5F5F1" w16cex:dateUtc="2026-06-05T09:02:00Z"/>
+  <w16cex:commentExtensible w16cex:durableId="10C71D8A" w16cex:dateUtc="2026-06-05T13:03:00Z"/>
+  <w16cex:commentExtensible w16cex:durableId="05EE3EBB" w16cex:dateUtc="2026-06-05T12:53:00Z"/>
+  <w16cex:commentExtensible w16cex:durableId="5227D229" w16cex:dateUtc="2026-06-05T13:06:00Z"/>
   <w16cex:commentExtensible w16cex:durableId="280A8A22" w16cex:dateUtc="2026-06-04T16:50:00Z"/>
+  <w16cex:commentExtensible w16cex:durableId="6E99BEE2" w16cex:dateUtc="2026-06-05T12:47:00Z"/>
   <w16cex:commentExtensible w16cex:durableId="05E6FDC5" w16cex:dateUtc="2026-06-04T18:02:00Z"/>
+  <w16cex:commentExtensible w16cex:durableId="57836790" w16cex:dateUtc="2026-06-05T13:14:00Z"/>
   <w16cex:commentExtensible w16cex:durableId="6CB61528" w16cex:dateUtc="2026-06-04T18:08:00Z"/>
+  <w16cex:commentExtensible w16cex:durableId="406FB142" w16cex:dateUtc="2026-06-05T08:01:00Z"/>
 </w16cex:commentsExtensible>
 </file>
 
 <file path=word/commentsIds.xml><?xml version="1.0" encoding="utf-8"?>
 <w16cid:commentsIds xmlns:wpc="http://schemas.microsoft.com/office/word/2010/wordprocessingCanvas" xmlns:cx="http://schemas.microsoft.com/office/drawing/2014/chartex" xmlns:cx1="http://schemas.microsoft.com/office/drawing/2015/9/8/chartex" xmlns:cx2="http://schemas.microsoft.com/office/drawing/2015/10/21/chartex" xmlns:cx3="http://schemas.microsoft.com/office/drawing/2016/5/9/chartex" xmlns:cx4="http://schemas.microsoft.com/office/drawing/2016/5/10/chartex" xmlns:cx5="http://schemas.microsoft.com/office/drawing/2016/5/11/chartex" xmlns:cx6="http://schemas.microsoft.com/office/drawing/2016/5/12/chartex" xmlns:cx7="http://schemas.microsoft.com/office/drawing/2016/5/13/chartex" xmlns:cx8="http://schemas.microsoft.com/office/drawing/2016/5/14/chartex" xmlns:mc="http://schemas.openxmlformats.org/markup-compatibility/2006" xmlns:aink="http://schemas.microsoft.com/office/drawing/2016/ink" xmlns:am3d="http://schemas.microsoft.com/office/drawing/2017/model3d" xmlns:o="urn:schemas-microsoft-com:office:office" xmlns:oel="http://schemas.microsoft.com/office/2019/extlst" xmlns:r="http://schemas.openxmlformats.org/officeDocument/2006/relationships" xmlns:m="http://schemas.openxmlformats.org/officeDocument/2006/math" xmlns:v="urn:schemas-microsoft-com:vml" xmlns:wp14="http://schemas.microsoft.com/office/word/2010/wordprocessingDrawing" xmlns:wp="http://schemas.openxmlformats.org/drawingml/2006/wordprocessingDrawing" xmlns:w10="urn:schemas-microsoft-com:office:word" xmlns:w="http://schemas.openxmlformats.org/wordprocessingml/2006/main" xmlns:w14="http://schemas.microsoft.com/office/word/2010/wordml" xmlns:w15="http://schemas.microsoft.com/office/word/2012/wordml" xmlns:w16cex="http://schemas.microsoft.com/office/word/2018/wordml/cex" xmlns:w16cid="http://schemas.microsoft.com/office/word/2016/wordml/cid" xmlns:w16="http://schemas.microsoft.com/office/word/2018/wordml" xmlns:w16du="http://schemas.microsoft.com/office/word/2023/wordml/word16du" xmlns:w16sdtdh="http://schemas.microsoft.com/office/word/2020/wordml/sdtdatahash" xmlns:w16sdtfl="http://schemas.microsoft.com/office/word/2024/wordml/sdtformatlock" xmlns:w16se="http://schemas.microsoft.com/office/word/2015/wordml/symex" xmlns:wpg="http://schemas.microsoft.com/office/word/2010/wordprocessingGroup" xmlns:wpi="http://schemas.microsoft.com/office/word/2010/wordprocessingInk" xmlns:wne="http://schemas.microsoft.com/office/word/2006/wordml" xmlns:wps="http://schemas.microsoft.com/office/word/2010/wordprocessingShape" mc:Ignorable="w14 w15 w16se w16cid w16 w16cex w16sdtdh w16sdtfl w16du wp14">
   <w16cid:commentId w16cid:paraId="472A8B27" w16cid:durableId="45994A08"/>
+  <w16cid:commentId w16cid:paraId="7C9D6C9A" w16cid:durableId="3B039C77"/>
+  <w16cid:commentId w16cid:paraId="1B9BE6EF" w16cid:durableId="27C5F5F1"/>
+  <w16cid:commentId w16cid:paraId="7FB52BC3" w16cid:durableId="10C71D8A"/>
+  <w16cid:commentId w16cid:paraId="65CE042B" w16cid:durableId="05EE3EBB"/>
+  <w16cid:commentId w16cid:paraId="30BE35C6" w16cid:durableId="5227D229"/>
   <w16cid:commentId w16cid:paraId="1053029E" w16cid:durableId="280A8A22"/>
+  <w16cid:commentId w16cid:paraId="0A428AAA" w16cid:durableId="6E99BEE2"/>
   <w16cid:commentId w16cid:paraId="5D5DC882" w16cid:durableId="05E6FDC5"/>
+  <w16cid:commentId w16cid:paraId="6D77C2C3" w16cid:durableId="57836790"/>
   <w16cid:commentId w16cid:paraId="30DD4CB8" w16cid:durableId="6CB61528"/>
+  <w16cid:commentId w16cid:paraId="73F20E9E" w16cid:durableId="406FB142"/>
 </w16cid:commentsIds>
 </file>
 
@@ -15125,6 +21164,155 @@
     </w:lvl>
   </w:abstractNum>
   <w:abstractNum w:abstractNumId="3" w15:restartNumberingAfterBreak="0">
+    <w:nsid w:val="22071794"/>
+    <w:multiLevelType w:val="multilevel"/>
+    <w:tmpl w:val="4A8893E6"/>
+    <w:lvl w:ilvl="0">
+      <w:start w:val="1"/>
+      <w:numFmt w:val="bullet"/>
+      <w:lvlText w:val=""/>
+      <w:lvlJc w:val="left"/>
+      <w:pPr>
+        <w:tabs>
+          <w:tab w:val="num" w:pos="720"/>
+        </w:tabs>
+        <w:ind w:left="720" w:hanging="360"/>
+      </w:pPr>
+      <w:rPr>
+        <w:rFonts w:ascii="Symbol" w:hAnsi="Symbol" w:hint="default"/>
+        <w:sz w:val="20"/>
+      </w:rPr>
+    </w:lvl>
+    <w:lvl w:ilvl="1" w:tentative="1">
+      <w:start w:val="1"/>
+      <w:numFmt w:val="bullet"/>
+      <w:lvlText w:val="o"/>
+      <w:lvlJc w:val="left"/>
+      <w:pPr>
+        <w:tabs>
+          <w:tab w:val="num" w:pos="1440"/>
+        </w:tabs>
+        <w:ind w:left="1440" w:hanging="360"/>
+      </w:pPr>
+      <w:rPr>
+        <w:rFonts w:ascii="Courier New" w:hAnsi="Courier New" w:hint="default"/>
+        <w:sz w:val="20"/>
+      </w:rPr>
+    </w:lvl>
+    <w:lvl w:ilvl="2" w:tentative="1">
+      <w:start w:val="1"/>
+      <w:numFmt w:val="bullet"/>
+      <w:lvlText w:val=""/>
+      <w:lvlJc w:val="left"/>
+      <w:pPr>
+        <w:tabs>
+          <w:tab w:val="num" w:pos="2160"/>
+        </w:tabs>
+        <w:ind w:left="2160" w:hanging="360"/>
+      </w:pPr>
+      <w:rPr>
+        <w:rFonts w:ascii="Wingdings" w:hAnsi="Wingdings" w:hint="default"/>
+        <w:sz w:val="20"/>
+      </w:rPr>
+    </w:lvl>
+    <w:lvl w:ilvl="3" w:tentative="1">
+      <w:start w:val="1"/>
+      <w:numFmt w:val="bullet"/>
+      <w:lvlText w:val=""/>
+      <w:lvlJc w:val="left"/>
+      <w:pPr>
+        <w:tabs>
+          <w:tab w:val="num" w:pos="2880"/>
+        </w:tabs>
+        <w:ind w:left="2880" w:hanging="360"/>
+      </w:pPr>
+      <w:rPr>
+        <w:rFonts w:ascii="Wingdings" w:hAnsi="Wingdings" w:hint="default"/>
+        <w:sz w:val="20"/>
+      </w:rPr>
+    </w:lvl>
+    <w:lvl w:ilvl="4" w:tentative="1">
+      <w:start w:val="1"/>
+      <w:numFmt w:val="bullet"/>
+      <w:lvlText w:val=""/>
+      <w:lvlJc w:val="left"/>
+      <w:pPr>
+        <w:tabs>
+          <w:tab w:val="num" w:pos="3600"/>
+        </w:tabs>
+        <w:ind w:left="3600" w:hanging="360"/>
+      </w:pPr>
+      <w:rPr>
+        <w:rFonts w:ascii="Wingdings" w:hAnsi="Wingdings" w:hint="default"/>
+        <w:sz w:val="20"/>
+      </w:rPr>
+    </w:lvl>
+    <w:lvl w:ilvl="5" w:tentative="1">
+      <w:start w:val="1"/>
+      <w:numFmt w:val="bullet"/>
+      <w:lvlText w:val=""/>
+      <w:lvlJc w:val="left"/>
+      <w:pPr>
+        <w:tabs>
+          <w:tab w:val="num" w:pos="4320"/>
+        </w:tabs>
+        <w:ind w:left="4320" w:hanging="360"/>
+      </w:pPr>
+      <w:rPr>
+        <w:rFonts w:ascii="Wingdings" w:hAnsi="Wingdings" w:hint="default"/>
+        <w:sz w:val="20"/>
+      </w:rPr>
+    </w:lvl>
+    <w:lvl w:ilvl="6" w:tentative="1">
+      <w:start w:val="1"/>
+      <w:numFmt w:val="bullet"/>
+      <w:lvlText w:val=""/>
+      <w:lvlJc w:val="left"/>
+      <w:pPr>
+        <w:tabs>
+          <w:tab w:val="num" w:pos="5040"/>
+        </w:tabs>
+        <w:ind w:left="5040" w:hanging="360"/>
+      </w:pPr>
+      <w:rPr>
+        <w:rFonts w:ascii="Wingdings" w:hAnsi="Wingdings" w:hint="default"/>
+        <w:sz w:val="20"/>
+      </w:rPr>
+    </w:lvl>
+    <w:lvl w:ilvl="7" w:tentative="1">
+      <w:start w:val="1"/>
+      <w:numFmt w:val="bullet"/>
+      <w:lvlText w:val=""/>
+      <w:lvlJc w:val="left"/>
+      <w:pPr>
+        <w:tabs>
+          <w:tab w:val="num" w:pos="5760"/>
+        </w:tabs>
+        <w:ind w:left="5760" w:hanging="360"/>
+      </w:pPr>
+      <w:rPr>
+        <w:rFonts w:ascii="Wingdings" w:hAnsi="Wingdings" w:hint="default"/>
+        <w:sz w:val="20"/>
+      </w:rPr>
+    </w:lvl>
+    <w:lvl w:ilvl="8" w:tentative="1">
+      <w:start w:val="1"/>
+      <w:numFmt w:val="bullet"/>
+      <w:lvlText w:val=""/>
+      <w:lvlJc w:val="left"/>
+      <w:pPr>
+        <w:tabs>
+          <w:tab w:val="num" w:pos="6480"/>
+        </w:tabs>
+        <w:ind w:left="6480" w:hanging="360"/>
+      </w:pPr>
+      <w:rPr>
+        <w:rFonts w:ascii="Wingdings" w:hAnsi="Wingdings" w:hint="default"/>
+        <w:sz w:val="20"/>
+      </w:rPr>
+    </w:lvl>
+  </w:abstractNum>
+  <w:abstractNum w:abstractNumId="4" w15:restartNumberingAfterBreak="0">
     <w:nsid w:val="31A668C5"/>
     <w:multiLevelType w:val="multilevel"/>
     <w:tmpl w:val="135CF266"/>
@@ -15237,7 +21425,7 @@
       </w:pPr>
     </w:lvl>
   </w:abstractNum>
-  <w:abstractNum w:abstractNumId="4" w15:restartNumberingAfterBreak="0">
+  <w:abstractNum w:abstractNumId="5" w15:restartNumberingAfterBreak="0">
     <w:nsid w:val="375042CD"/>
     <w:multiLevelType w:val="hybridMultilevel"/>
     <w:tmpl w:val="113EE62C"/>
@@ -15351,7 +21539,7 @@
       </w:rPr>
     </w:lvl>
   </w:abstractNum>
-  <w:abstractNum w:abstractNumId="5" w15:restartNumberingAfterBreak="0">
+  <w:abstractNum w:abstractNumId="6" w15:restartNumberingAfterBreak="0">
     <w:nsid w:val="3B8B0D76"/>
     <w:multiLevelType w:val="multilevel"/>
     <w:tmpl w:val="1C58C424"/>
@@ -15500,7 +21688,7 @@
       </w:rPr>
     </w:lvl>
   </w:abstractNum>
-  <w:abstractNum w:abstractNumId="6" w15:restartNumberingAfterBreak="0">
+  <w:abstractNum w:abstractNumId="7" w15:restartNumberingAfterBreak="0">
     <w:nsid w:val="3EC53EBF"/>
     <w:multiLevelType w:val="multilevel"/>
     <w:tmpl w:val="4A8893E6"/>
@@ -15649,7 +21837,7 @@
       </w:rPr>
     </w:lvl>
   </w:abstractNum>
-  <w:abstractNum w:abstractNumId="7" w15:restartNumberingAfterBreak="0">
+  <w:abstractNum w:abstractNumId="8" w15:restartNumberingAfterBreak="0">
     <w:nsid w:val="40390FB6"/>
     <w:multiLevelType w:val="hybridMultilevel"/>
     <w:tmpl w:val="CFA0BC8A"/>
@@ -15762,7 +21950,7 @@
       </w:rPr>
     </w:lvl>
   </w:abstractNum>
-  <w:abstractNum w:abstractNumId="8" w15:restartNumberingAfterBreak="0">
+  <w:abstractNum w:abstractNumId="9" w15:restartNumberingAfterBreak="0">
     <w:nsid w:val="59EB6657"/>
     <w:multiLevelType w:val="multilevel"/>
     <w:tmpl w:val="4A8893E6"/>
@@ -15911,7 +22099,7 @@
       </w:rPr>
     </w:lvl>
   </w:abstractNum>
-  <w:abstractNum w:abstractNumId="9" w15:restartNumberingAfterBreak="0">
+  <w:abstractNum w:abstractNumId="10" w15:restartNumberingAfterBreak="0">
     <w:nsid w:val="5B3E19CF"/>
     <w:multiLevelType w:val="multilevel"/>
     <w:tmpl w:val="9D2E7CD4"/>
@@ -16060,7 +22248,7 @@
       </w:rPr>
     </w:lvl>
   </w:abstractNum>
-  <w:abstractNum w:abstractNumId="10" w15:restartNumberingAfterBreak="0">
+  <w:abstractNum w:abstractNumId="11" w15:restartNumberingAfterBreak="0">
     <w:nsid w:val="5C602658"/>
     <w:multiLevelType w:val="hybridMultilevel"/>
     <w:tmpl w:val="69E86CFA"/>
@@ -16146,7 +22334,7 @@
       </w:pPr>
     </w:lvl>
   </w:abstractNum>
-  <w:abstractNum w:abstractNumId="11" w15:restartNumberingAfterBreak="0">
+  <w:abstractNum w:abstractNumId="12" w15:restartNumberingAfterBreak="0">
     <w:nsid w:val="5F8F4591"/>
     <w:multiLevelType w:val="multilevel"/>
     <w:tmpl w:val="4A8893E6"/>
@@ -16295,7 +22483,7 @@
       </w:rPr>
     </w:lvl>
   </w:abstractNum>
-  <w:abstractNum w:abstractNumId="12" w15:restartNumberingAfterBreak="0">
+  <w:abstractNum w:abstractNumId="13" w15:restartNumberingAfterBreak="0">
     <w:nsid w:val="606E37D7"/>
     <w:multiLevelType w:val="multilevel"/>
     <w:tmpl w:val="DA7EB11C"/>
@@ -16444,7 +22632,7 @@
       </w:rPr>
     </w:lvl>
   </w:abstractNum>
-  <w:abstractNum w:abstractNumId="13" w15:restartNumberingAfterBreak="0">
+  <w:abstractNum w:abstractNumId="14" w15:restartNumberingAfterBreak="0">
     <w:nsid w:val="622A27E0"/>
     <w:multiLevelType w:val="multilevel"/>
     <w:tmpl w:val="F72CD622"/>
@@ -16593,7 +22781,7 @@
       </w:rPr>
     </w:lvl>
   </w:abstractNum>
-  <w:abstractNum w:abstractNumId="14" w15:restartNumberingAfterBreak="0">
+  <w:abstractNum w:abstractNumId="15" w15:restartNumberingAfterBreak="0">
     <w:nsid w:val="66744F5F"/>
     <w:multiLevelType w:val="hybridMultilevel"/>
     <w:tmpl w:val="4DF077CC"/>
@@ -16706,7 +22894,7 @@
       </w:rPr>
     </w:lvl>
   </w:abstractNum>
-  <w:abstractNum w:abstractNumId="15" w15:restartNumberingAfterBreak="0">
+  <w:abstractNum w:abstractNumId="16" w15:restartNumberingAfterBreak="0">
     <w:nsid w:val="66BA30CF"/>
     <w:multiLevelType w:val="multilevel"/>
     <w:tmpl w:val="4A8893E6"/>
@@ -16855,7 +23043,7 @@
       </w:rPr>
     </w:lvl>
   </w:abstractNum>
-  <w:abstractNum w:abstractNumId="16" w15:restartNumberingAfterBreak="0">
+  <w:abstractNum w:abstractNumId="17" w15:restartNumberingAfterBreak="0">
     <w:nsid w:val="67DB1A2E"/>
     <w:multiLevelType w:val="hybridMultilevel"/>
     <w:tmpl w:val="08DA14EE"/>
@@ -16968,7 +23156,7 @@
       </w:rPr>
     </w:lvl>
   </w:abstractNum>
-  <w:abstractNum w:abstractNumId="17" w15:restartNumberingAfterBreak="0">
+  <w:abstractNum w:abstractNumId="18" w15:restartNumberingAfterBreak="0">
     <w:nsid w:val="6D85532A"/>
     <w:multiLevelType w:val="multilevel"/>
     <w:tmpl w:val="4A8893E6"/>
@@ -17117,7 +23305,7 @@
       </w:rPr>
     </w:lvl>
   </w:abstractNum>
-  <w:abstractNum w:abstractNumId="18" w15:restartNumberingAfterBreak="0">
+  <w:abstractNum w:abstractNumId="19" w15:restartNumberingAfterBreak="0">
     <w:nsid w:val="747C048B"/>
     <w:multiLevelType w:val="multilevel"/>
     <w:tmpl w:val="4A8893E6"/>
@@ -17266,7 +23454,156 @@
       </w:rPr>
     </w:lvl>
   </w:abstractNum>
-  <w:abstractNum w:abstractNumId="19" w15:restartNumberingAfterBreak="0">
+  <w:abstractNum w:abstractNumId="20" w15:restartNumberingAfterBreak="0">
+    <w:nsid w:val="7BF373E7"/>
+    <w:multiLevelType w:val="multilevel"/>
+    <w:tmpl w:val="4A8893E6"/>
+    <w:lvl w:ilvl="0">
+      <w:start w:val="1"/>
+      <w:numFmt w:val="bullet"/>
+      <w:lvlText w:val=""/>
+      <w:lvlJc w:val="left"/>
+      <w:pPr>
+        <w:tabs>
+          <w:tab w:val="num" w:pos="720"/>
+        </w:tabs>
+        <w:ind w:left="720" w:hanging="360"/>
+      </w:pPr>
+      <w:rPr>
+        <w:rFonts w:ascii="Symbol" w:hAnsi="Symbol" w:hint="default"/>
+        <w:sz w:val="20"/>
+      </w:rPr>
+    </w:lvl>
+    <w:lvl w:ilvl="1" w:tentative="1">
+      <w:start w:val="1"/>
+      <w:numFmt w:val="bullet"/>
+      <w:lvlText w:val="o"/>
+      <w:lvlJc w:val="left"/>
+      <w:pPr>
+        <w:tabs>
+          <w:tab w:val="num" w:pos="1440"/>
+        </w:tabs>
+        <w:ind w:left="1440" w:hanging="360"/>
+      </w:pPr>
+      <w:rPr>
+        <w:rFonts w:ascii="Courier New" w:hAnsi="Courier New" w:hint="default"/>
+        <w:sz w:val="20"/>
+      </w:rPr>
+    </w:lvl>
+    <w:lvl w:ilvl="2" w:tentative="1">
+      <w:start w:val="1"/>
+      <w:numFmt w:val="bullet"/>
+      <w:lvlText w:val=""/>
+      <w:lvlJc w:val="left"/>
+      <w:pPr>
+        <w:tabs>
+          <w:tab w:val="num" w:pos="2160"/>
+        </w:tabs>
+        <w:ind w:left="2160" w:hanging="360"/>
+      </w:pPr>
+      <w:rPr>
+        <w:rFonts w:ascii="Wingdings" w:hAnsi="Wingdings" w:hint="default"/>
+        <w:sz w:val="20"/>
+      </w:rPr>
+    </w:lvl>
+    <w:lvl w:ilvl="3" w:tentative="1">
+      <w:start w:val="1"/>
+      <w:numFmt w:val="bullet"/>
+      <w:lvlText w:val=""/>
+      <w:lvlJc w:val="left"/>
+      <w:pPr>
+        <w:tabs>
+          <w:tab w:val="num" w:pos="2880"/>
+        </w:tabs>
+        <w:ind w:left="2880" w:hanging="360"/>
+      </w:pPr>
+      <w:rPr>
+        <w:rFonts w:ascii="Wingdings" w:hAnsi="Wingdings" w:hint="default"/>
+        <w:sz w:val="20"/>
+      </w:rPr>
+    </w:lvl>
+    <w:lvl w:ilvl="4" w:tentative="1">
+      <w:start w:val="1"/>
+      <w:numFmt w:val="bullet"/>
+      <w:lvlText w:val=""/>
+      <w:lvlJc w:val="left"/>
+      <w:pPr>
+        <w:tabs>
+          <w:tab w:val="num" w:pos="3600"/>
+        </w:tabs>
+        <w:ind w:left="3600" w:hanging="360"/>
+      </w:pPr>
+      <w:rPr>
+        <w:rFonts w:ascii="Wingdings" w:hAnsi="Wingdings" w:hint="default"/>
+        <w:sz w:val="20"/>
+      </w:rPr>
+    </w:lvl>
+    <w:lvl w:ilvl="5" w:tentative="1">
+      <w:start w:val="1"/>
+      <w:numFmt w:val="bullet"/>
+      <w:lvlText w:val=""/>
+      <w:lvlJc w:val="left"/>
+      <w:pPr>
+        <w:tabs>
+          <w:tab w:val="num" w:pos="4320"/>
+        </w:tabs>
+        <w:ind w:left="4320" w:hanging="360"/>
+      </w:pPr>
+      <w:rPr>
+        <w:rFonts w:ascii="Wingdings" w:hAnsi="Wingdings" w:hint="default"/>
+        <w:sz w:val="20"/>
+      </w:rPr>
+    </w:lvl>
+    <w:lvl w:ilvl="6" w:tentative="1">
+      <w:start w:val="1"/>
+      <w:numFmt w:val="bullet"/>
+      <w:lvlText w:val=""/>
+      <w:lvlJc w:val="left"/>
+      <w:pPr>
+        <w:tabs>
+          <w:tab w:val="num" w:pos="5040"/>
+        </w:tabs>
+        <w:ind w:left="5040" w:hanging="360"/>
+      </w:pPr>
+      <w:rPr>
+        <w:rFonts w:ascii="Wingdings" w:hAnsi="Wingdings" w:hint="default"/>
+        <w:sz w:val="20"/>
+      </w:rPr>
+    </w:lvl>
+    <w:lvl w:ilvl="7" w:tentative="1">
+      <w:start w:val="1"/>
+      <w:numFmt w:val="bullet"/>
+      <w:lvlText w:val=""/>
+      <w:lvlJc w:val="left"/>
+      <w:pPr>
+        <w:tabs>
+          <w:tab w:val="num" w:pos="5760"/>
+        </w:tabs>
+        <w:ind w:left="5760" w:hanging="360"/>
+      </w:pPr>
+      <w:rPr>
+        <w:rFonts w:ascii="Wingdings" w:hAnsi="Wingdings" w:hint="default"/>
+        <w:sz w:val="20"/>
+      </w:rPr>
+    </w:lvl>
+    <w:lvl w:ilvl="8" w:tentative="1">
+      <w:start w:val="1"/>
+      <w:numFmt w:val="bullet"/>
+      <w:lvlText w:val=""/>
+      <w:lvlJc w:val="left"/>
+      <w:pPr>
+        <w:tabs>
+          <w:tab w:val="num" w:pos="6480"/>
+        </w:tabs>
+        <w:ind w:left="6480" w:hanging="360"/>
+      </w:pPr>
+      <w:rPr>
+        <w:rFonts w:ascii="Wingdings" w:hAnsi="Wingdings" w:hint="default"/>
+        <w:sz w:val="20"/>
+      </w:rPr>
+    </w:lvl>
+  </w:abstractNum>
+  <w:abstractNum w:abstractNumId="21" w15:restartNumberingAfterBreak="0">
     <w:nsid w:val="7CA0536B"/>
     <w:multiLevelType w:val="hybridMultilevel"/>
     <w:tmpl w:val="DB12C880"/>
@@ -17380,66 +23717,72 @@
     </w:lvl>
   </w:abstractNum>
   <w:num w:numId="1" w16cid:durableId="1296135134">
-    <w:abstractNumId w:val="4"/>
+    <w:abstractNumId w:val="5"/>
   </w:num>
   <w:num w:numId="2" w16cid:durableId="1125269462">
     <w:abstractNumId w:val="0"/>
   </w:num>
   <w:num w:numId="3" w16cid:durableId="1097870664">
+    <w:abstractNumId w:val="15"/>
+  </w:num>
+  <w:num w:numId="4" w16cid:durableId="674461014">
+    <w:abstractNumId w:val="4"/>
+  </w:num>
+  <w:num w:numId="5" w16cid:durableId="272785797">
+    <w:abstractNumId w:val="21"/>
+  </w:num>
+  <w:num w:numId="6" w16cid:durableId="2020161405">
+    <w:abstractNumId w:val="17"/>
+  </w:num>
+  <w:num w:numId="7" w16cid:durableId="1992442348">
+    <w:abstractNumId w:val="8"/>
+  </w:num>
+  <w:num w:numId="8" w16cid:durableId="753933575">
+    <w:abstractNumId w:val="10"/>
+  </w:num>
+  <w:num w:numId="9" w16cid:durableId="621617993">
+    <w:abstractNumId w:val="18"/>
+  </w:num>
+  <w:num w:numId="10" w16cid:durableId="806514935">
     <w:abstractNumId w:val="14"/>
   </w:num>
-  <w:num w:numId="4" w16cid:durableId="674461014">
-    <w:abstractNumId w:val="3"/>
-  </w:num>
-  <w:num w:numId="5" w16cid:durableId="272785797">
-    <w:abstractNumId w:val="19"/>
-  </w:num>
-  <w:num w:numId="6" w16cid:durableId="2020161405">
-    <w:abstractNumId w:val="16"/>
-  </w:num>
-  <w:num w:numId="7" w16cid:durableId="1992442348">
-    <w:abstractNumId w:val="7"/>
-  </w:num>
-  <w:num w:numId="8" w16cid:durableId="753933575">
-    <w:abstractNumId w:val="9"/>
-  </w:num>
-  <w:num w:numId="9" w16cid:durableId="621617993">
-    <w:abstractNumId w:val="17"/>
-  </w:num>
-  <w:num w:numId="10" w16cid:durableId="806514935">
+  <w:num w:numId="11" w16cid:durableId="318383735">
     <w:abstractNumId w:val="13"/>
   </w:num>
-  <w:num w:numId="11" w16cid:durableId="318383735">
-    <w:abstractNumId w:val="12"/>
-  </w:num>
   <w:num w:numId="12" w16cid:durableId="407045243">
-    <w:abstractNumId w:val="5"/>
+    <w:abstractNumId w:val="6"/>
   </w:num>
   <w:num w:numId="13" w16cid:durableId="535698163">
     <w:abstractNumId w:val="1"/>
   </w:num>
   <w:num w:numId="14" w16cid:durableId="67044567">
-    <w:abstractNumId w:val="18"/>
+    <w:abstractNumId w:val="19"/>
   </w:num>
   <w:num w:numId="15" w16cid:durableId="1883981307">
-    <w:abstractNumId w:val="8"/>
+    <w:abstractNumId w:val="9"/>
   </w:num>
   <w:num w:numId="16" w16cid:durableId="1092505318">
-    <w:abstractNumId w:val="15"/>
+    <w:abstractNumId w:val="16"/>
   </w:num>
   <w:num w:numId="17" w16cid:durableId="553541994">
     <w:abstractNumId w:val="2"/>
   </w:num>
   <w:num w:numId="18" w16cid:durableId="232547159">
+    <w:abstractNumId w:val="12"/>
+  </w:num>
+  <w:num w:numId="19" w16cid:durableId="1518886167">
+    <w:abstractNumId w:val="7"/>
+  </w:num>
+  <w:num w:numId="20" w16cid:durableId="1901865968">
     <w:abstractNumId w:val="11"/>
   </w:num>
-  <w:num w:numId="19" w16cid:durableId="1518886167">
-    <w:abstractNumId w:val="6"/>
+  <w:num w:numId="21" w16cid:durableId="1079711766">
+    <w:abstractNumId w:val="3"/>
   </w:num>
-  <w:num w:numId="20" w16cid:durableId="1901865968">
-    <w:abstractNumId w:val="10"/>
+  <w:num w:numId="22" w16cid:durableId="977881671">
+    <w:abstractNumId w:val="20"/>
   </w:num>
-  <w:numIdMacAtCleanup w:val="20"/>
+  <w:numIdMacAtCleanup w:val="22"/>
 </w:numbering>
 </file>
 

--- a/lh4/feinkonzept/DURCHBLICKT_LH4_Schlaf_MK.docx
+++ b/lh4/feinkonzept/DURCHBLICKT_LH4_Schlaf_MK.docx
@@ -9825,7 +9825,35 @@
                 <w:rFonts w:cstheme="minorHAnsi"/>
                 <w:color w:val="000000" w:themeColor="text1"/>
               </w:rPr>
-              <w:t xml:space="preserve"> 1 – einem Plakat mit kindnahen Satzanfängen rund um die Frage „Warum braucht mein Körper Schlaf?"</w:t>
+              <w:t xml:space="preserve"> 1 – </w:t>
+            </w:r>
+            <w:r>
+              <w:rPr>
+                <w:rFonts w:cstheme="minorHAnsi"/>
+                <w:color w:val="000000" w:themeColor="text1"/>
+              </w:rPr>
+              <w:t xml:space="preserve">was schließlich in </w:t>
+            </w:r>
+            <w:r>
+              <w:rPr>
+                <w:rFonts w:cstheme="minorHAnsi"/>
+                <w:color w:val="000000" w:themeColor="text1"/>
+              </w:rPr>
+              <w:t xml:space="preserve">einem Plakat mit kindnahen </w:t>
+            </w:r>
+            <w:r>
+              <w:rPr>
+                <w:rFonts w:cstheme="minorHAnsi"/>
+                <w:color w:val="000000" w:themeColor="text1"/>
+              </w:rPr>
+              <w:t>Antworten</w:t>
+            </w:r>
+            <w:r>
+              <w:rPr>
+                <w:rFonts w:cstheme="minorHAnsi"/>
+                <w:color w:val="000000" w:themeColor="text1"/>
+              </w:rPr>
+              <w:t xml:space="preserve"> rund um die Frage „Warum braucht mein Körper Schlaf?"</w:t>
             </w:r>
           </w:p>
           <w:p>
@@ -9849,7 +9877,1466 @@
                 <w:bCs/>
                 <w:color w:val="000000" w:themeColor="text1"/>
               </w:rPr>
-              <w:t>Die vier Satzanfänge:</w:t>
+              <w:t>Methodische Hinweise:</w:t>
+            </w:r>
+          </w:p>
+          <w:p>
+            <w:pPr>
+              <w:numPr>
+                <w:ilvl w:val="0"/>
+                <w:numId w:val="8"/>
+              </w:numPr>
+              <w:shd w:val="clear" w:color="auto" w:fill="E2EFD9" w:themeFill="accent6" w:themeFillTint="33"/>
+              <w:tabs>
+                <w:tab w:val="left" w:pos="273"/>
+              </w:tabs>
+              <w:spacing w:line="276" w:lineRule="auto"/>
+              <w:rPr>
+                <w:rFonts w:cstheme="minorHAnsi"/>
+                <w:color w:val="000000" w:themeColor="text1"/>
+              </w:rPr>
+            </w:pPr>
+            <w:r>
+              <w:rPr>
+                <w:rFonts w:cstheme="minorHAnsi"/>
+                <w:color w:val="000000" w:themeColor="text1"/>
+              </w:rPr>
+              <w:t>Kinder ergänzen die Sätze in Einzelarbeit – schriftlich oder als Zeichnung</w:t>
+            </w:r>
+            <w:r>
+              <w:rPr>
+                <w:rFonts w:cstheme="minorHAnsi"/>
+                <w:color w:val="000000" w:themeColor="text1"/>
+              </w:rPr>
+              <w:t xml:space="preserve"> oder andere kreative Herangehensweisen, die Sie als Lehrkraft in dieser Klassen schon eingeführt haben.</w:t>
+            </w:r>
+          </w:p>
+          <w:p>
+            <w:pPr>
+              <w:numPr>
+                <w:ilvl w:val="0"/>
+                <w:numId w:val="8"/>
+              </w:numPr>
+              <w:shd w:val="clear" w:color="auto" w:fill="E2EFD9" w:themeFill="accent6" w:themeFillTint="33"/>
+              <w:tabs>
+                <w:tab w:val="left" w:pos="273"/>
+              </w:tabs>
+              <w:spacing w:line="276" w:lineRule="auto"/>
+              <w:rPr>
+                <w:rFonts w:cstheme="minorHAnsi"/>
+                <w:color w:val="000000" w:themeColor="text1"/>
+              </w:rPr>
+            </w:pPr>
+            <w:r>
+              <w:rPr>
+                <w:rFonts w:cstheme="minorHAnsi"/>
+                <w:color w:val="000000" w:themeColor="text1"/>
+              </w:rPr>
+              <w:t>Anschließend Sitzkreis: Kinder teilen ihre Antworten; Lehrkraft notiert Stichworte auf Plakat</w:t>
+            </w:r>
+          </w:p>
+          <w:p>
+            <w:pPr>
+              <w:numPr>
+                <w:ilvl w:val="0"/>
+                <w:numId w:val="8"/>
+              </w:numPr>
+              <w:shd w:val="clear" w:color="auto" w:fill="E2EFD9" w:themeFill="accent6" w:themeFillTint="33"/>
+              <w:tabs>
+                <w:tab w:val="left" w:pos="273"/>
+              </w:tabs>
+              <w:spacing w:line="276" w:lineRule="auto"/>
+              <w:rPr>
+                <w:rFonts w:cstheme="minorHAnsi"/>
+                <w:color w:val="000000" w:themeColor="text1"/>
+              </w:rPr>
+            </w:pPr>
+            <w:r>
+              <w:rPr>
+                <w:rFonts w:cstheme="minorHAnsi"/>
+                <w:color w:val="000000" w:themeColor="text1"/>
+              </w:rPr>
+              <w:t>Abschluss: Gemeinsam ein „Schlaf-hilft-mir!"-Plakat gestalten, das im Klassenzimmer bleibt</w:t>
+            </w:r>
+            <w:r>
+              <w:rPr>
+                <w:rFonts w:cstheme="minorHAnsi"/>
+                <w:color w:val="000000" w:themeColor="text1"/>
+              </w:rPr>
+              <w:t xml:space="preserve"> mit den Sätzen, Bildern, Zeichnungen, Begriffen, die aus dem Sitzkreis und der Arbeitsblatt-Bearbeitung hervorgegangen sind.</w:t>
+            </w:r>
+          </w:p>
+          <w:p>
+            <w:pPr>
+              <w:numPr>
+                <w:ilvl w:val="0"/>
+                <w:numId w:val="8"/>
+              </w:numPr>
+              <w:shd w:val="clear" w:color="auto" w:fill="E2EFD9" w:themeFill="accent6" w:themeFillTint="33"/>
+              <w:tabs>
+                <w:tab w:val="left" w:pos="273"/>
+              </w:tabs>
+              <w:spacing w:line="276" w:lineRule="auto"/>
+              <w:rPr>
+                <w:rFonts w:cstheme="minorHAnsi"/>
+                <w:color w:val="000000" w:themeColor="text1"/>
+              </w:rPr>
+            </w:pPr>
+            <w:r>
+              <w:rPr>
+                <w:rFonts w:cstheme="minorHAnsi"/>
+                <w:color w:val="000000" w:themeColor="text1"/>
+              </w:rPr>
+              <w:t>Überleitung zur nächsten Phase durch das Augreifen aus vorheriger Phase</w:t>
+            </w:r>
+            <w:r>
+              <w:rPr>
+                <w:rFonts w:cstheme="minorHAnsi"/>
+                <w:color w:val="000000" w:themeColor="text1"/>
+              </w:rPr>
+              <w:t>: „Erinnert ihr euch, was blaues Licht macht? Genau – es sagt dem Gehirn: Es ist noch Tag. Und was braucht der Körper, um das zu ändern?"</w:t>
+            </w:r>
+            <w:r>
+              <w:rPr>
+                <w:rFonts w:cstheme="minorHAnsi"/>
+                <w:color w:val="000000" w:themeColor="text1"/>
+              </w:rPr>
+              <w:t xml:space="preserve"> </w:t>
+            </w:r>
+          </w:p>
+          <w:p>
+            <w:pPr>
+              <w:shd w:val="clear" w:color="auto" w:fill="E2EFD9" w:themeFill="accent6" w:themeFillTint="33"/>
+              <w:tabs>
+                <w:tab w:val="left" w:pos="273"/>
+              </w:tabs>
+              <w:spacing w:line="276" w:lineRule="auto"/>
+              <w:rPr>
+                <w:rFonts w:cstheme="minorHAnsi"/>
+                <w:color w:val="000000" w:themeColor="text1"/>
+              </w:rPr>
+            </w:pPr>
+            <w:r>
+              <w:rPr>
+                <w:rFonts w:cstheme="minorHAnsi"/>
+                <w:b/>
+                <w:bCs/>
+                <w:color w:val="000000" w:themeColor="text1"/>
+              </w:rPr>
+              <w:t>Hinweise zu den Lösungen:</w:t>
+            </w:r>
+            <w:r>
+              <w:rPr>
+                <w:rFonts w:cstheme="minorHAnsi"/>
+                <w:b/>
+                <w:bCs/>
+                <w:color w:val="000000" w:themeColor="text1"/>
+              </w:rPr>
+              <w:t xml:space="preserve"> </w:t>
+            </w:r>
+          </w:p>
+          <w:p>
+            <w:pPr>
+              <w:shd w:val="clear" w:color="auto" w:fill="E2EFD9" w:themeFill="accent6" w:themeFillTint="33"/>
+              <w:tabs>
+                <w:tab w:val="left" w:pos="273"/>
+              </w:tabs>
+              <w:spacing w:line="276" w:lineRule="auto"/>
+              <w:rPr>
+                <w:rFonts w:cstheme="minorHAnsi"/>
+                <w:color w:val="000000" w:themeColor="text1"/>
+              </w:rPr>
+            </w:pPr>
+            <w:r>
+              <w:rPr>
+                <w:rFonts w:cstheme="minorHAnsi"/>
+                <w:b/>
+                <w:bCs/>
+                <w:color w:val="000000" w:themeColor="text1"/>
+              </w:rPr>
+              <w:t>1. Wenn ich schlafe, kann mein Körper …</w:t>
+            </w:r>
+          </w:p>
+          <w:p>
+            <w:pPr>
+              <w:shd w:val="clear" w:color="auto" w:fill="E2EFD9" w:themeFill="accent6" w:themeFillTint="33"/>
+              <w:tabs>
+                <w:tab w:val="left" w:pos="273"/>
+              </w:tabs>
+              <w:spacing w:line="276" w:lineRule="auto"/>
+              <w:rPr>
+                <w:rFonts w:cstheme="minorHAnsi"/>
+                <w:color w:val="000000" w:themeColor="text1"/>
+              </w:rPr>
+            </w:pPr>
+            <w:r>
+              <w:rPr>
+                <w:rFonts w:cstheme="minorHAnsi"/>
+                <w:i/>
+                <w:iCs/>
+                <w:color w:val="000000" w:themeColor="text1"/>
+              </w:rPr>
+              <w:t>(Zum Beispiel: wachsen, sich erholen, neue Kraft tanken, Gelerntes behalten…)</w:t>
+            </w:r>
+          </w:p>
+          <w:p>
+            <w:pPr>
+              <w:shd w:val="clear" w:color="auto" w:fill="E2EFD9" w:themeFill="accent6" w:themeFillTint="33"/>
+              <w:tabs>
+                <w:tab w:val="left" w:pos="273"/>
+              </w:tabs>
+              <w:spacing w:line="276" w:lineRule="auto"/>
+              <w:rPr>
+                <w:rFonts w:cstheme="minorHAnsi"/>
+                <w:color w:val="000000" w:themeColor="text1"/>
+              </w:rPr>
+            </w:pPr>
+            <w:r>
+              <w:rPr>
+                <w:rFonts w:cstheme="minorHAnsi"/>
+                <w:b/>
+                <w:bCs/>
+                <w:color w:val="000000" w:themeColor="text1"/>
+              </w:rPr>
+              <w:t>2. Wenn ich zu wenig schlafe, fühle ich mich …</w:t>
+            </w:r>
+          </w:p>
+          <w:p>
+            <w:pPr>
+              <w:shd w:val="clear" w:color="auto" w:fill="E2EFD9" w:themeFill="accent6" w:themeFillTint="33"/>
+              <w:tabs>
+                <w:tab w:val="left" w:pos="273"/>
+              </w:tabs>
+              <w:spacing w:line="276" w:lineRule="auto"/>
+              <w:rPr>
+                <w:rFonts w:cstheme="minorHAnsi"/>
+                <w:color w:val="000000" w:themeColor="text1"/>
+              </w:rPr>
+            </w:pPr>
+            <w:r>
+              <w:rPr>
+                <w:rFonts w:cstheme="minorHAnsi"/>
+                <w:i/>
+                <w:iCs/>
+                <w:color w:val="000000" w:themeColor="text1"/>
+              </w:rPr>
+              <w:t>(Zum Beispiel: müde, gereizt, unkonzentriert, traurig…)</w:t>
+            </w:r>
+          </w:p>
+          <w:p>
+            <w:pPr>
+              <w:shd w:val="clear" w:color="auto" w:fill="E2EFD9" w:themeFill="accent6" w:themeFillTint="33"/>
+              <w:tabs>
+                <w:tab w:val="left" w:pos="273"/>
+              </w:tabs>
+              <w:spacing w:line="276" w:lineRule="auto"/>
+              <w:rPr>
+                <w:rFonts w:cstheme="minorHAnsi"/>
+                <w:color w:val="000000" w:themeColor="text1"/>
+              </w:rPr>
+            </w:pPr>
+            <w:r>
+              <w:rPr>
+                <w:rFonts w:cstheme="minorHAnsi"/>
+                <w:b/>
+                <w:bCs/>
+                <w:color w:val="000000" w:themeColor="text1"/>
+              </w:rPr>
+              <w:t>3. Mein Körper schläft, aber mein Gehirn …</w:t>
+            </w:r>
+          </w:p>
+          <w:p>
+            <w:pPr>
+              <w:shd w:val="clear" w:color="auto" w:fill="E2EFD9" w:themeFill="accent6" w:themeFillTint="33"/>
+              <w:tabs>
+                <w:tab w:val="left" w:pos="273"/>
+              </w:tabs>
+              <w:spacing w:line="276" w:lineRule="auto"/>
+              <w:rPr>
+                <w:rFonts w:cstheme="minorHAnsi"/>
+                <w:color w:val="000000" w:themeColor="text1"/>
+              </w:rPr>
+            </w:pPr>
+            <w:r>
+              <w:rPr>
+                <w:rFonts w:cstheme="minorHAnsi"/>
+                <w:i/>
+                <w:iCs/>
+                <w:color w:val="000000" w:themeColor="text1"/>
+              </w:rPr>
+              <w:t>(Zum Beispiel: träumt, sortiert Erinnerungen, reinigt sich, verarbeitet den Tag…)</w:t>
+            </w:r>
+          </w:p>
+          <w:p>
+            <w:pPr>
+              <w:shd w:val="clear" w:color="auto" w:fill="E2EFD9" w:themeFill="accent6" w:themeFillTint="33"/>
+              <w:tabs>
+                <w:tab w:val="left" w:pos="273"/>
+              </w:tabs>
+              <w:spacing w:line="276" w:lineRule="auto"/>
+              <w:rPr>
+                <w:rFonts w:cstheme="minorHAnsi"/>
+                <w:color w:val="000000" w:themeColor="text1"/>
+              </w:rPr>
+            </w:pPr>
+            <w:r>
+              <w:rPr>
+                <w:rFonts w:cstheme="minorHAnsi"/>
+                <w:b/>
+                <w:bCs/>
+                <w:color w:val="000000" w:themeColor="text1"/>
+              </w:rPr>
+              <w:t>4. Schlaf ist wichtig, weil …</w:t>
+            </w:r>
+          </w:p>
+          <w:p>
+            <w:pPr>
+              <w:shd w:val="clear" w:color="auto" w:fill="E2EFD9" w:themeFill="accent6" w:themeFillTint="33"/>
+              <w:tabs>
+                <w:tab w:val="left" w:pos="273"/>
+              </w:tabs>
+              <w:spacing w:line="276" w:lineRule="auto"/>
+              <w:rPr>
+                <w:rFonts w:cstheme="minorHAnsi"/>
+                <w:color w:val="000000" w:themeColor="text1"/>
+              </w:rPr>
+            </w:pPr>
+            <w:r>
+              <w:rPr>
+                <w:rFonts w:cstheme="minorHAnsi"/>
+                <w:color w:val="000000" w:themeColor="text1"/>
+              </w:rPr>
+              <w:t>(individuelle Lösungen)</w:t>
+            </w:r>
+          </w:p>
+          <w:p>
+            <w:pPr>
+              <w:tabs>
+                <w:tab w:val="left" w:pos="273"/>
+              </w:tabs>
+              <w:spacing w:line="276" w:lineRule="auto"/>
+              <w:rPr>
+                <w:rFonts w:cstheme="minorHAnsi"/>
+                <w:b/>
+                <w:bCs/>
+                <w:color w:val="EE0000"/>
+              </w:rPr>
+            </w:pPr>
+          </w:p>
+          <w:p>
+            <w:pPr>
+              <w:tabs>
+                <w:tab w:val="left" w:pos="273"/>
+              </w:tabs>
+              <w:spacing w:line="276" w:lineRule="auto"/>
+              <w:rPr>
+                <w:rFonts w:cstheme="minorHAnsi"/>
+                <w:color w:val="000000" w:themeColor="text1"/>
+              </w:rPr>
+            </w:pPr>
+            <w:r>
+              <w:rPr>
+                <w:rFonts w:cstheme="minorHAnsi"/>
+                <w:color w:val="000000" w:themeColor="text1"/>
+              </w:rPr>
+              <w:t>In dieser Phase entwickeln die Lernenden Kriterien für eine gesundheitsbewusste Einschätzung ihrer Mediennutzung und analysieren Zusammenhänge anhand realer Abendsituationen</w:t>
+            </w:r>
+            <w:r>
+              <w:rPr>
+                <w:rFonts w:cstheme="minorHAnsi"/>
+                <w:color w:val="000000" w:themeColor="text1"/>
+              </w:rPr>
+              <w:t>.</w:t>
+            </w:r>
+          </w:p>
+          <w:p>
+            <w:pPr>
+              <w:tabs>
+                <w:tab w:val="left" w:pos="273"/>
+              </w:tabs>
+              <w:spacing w:line="276" w:lineRule="auto"/>
+              <w:rPr>
+                <w:rFonts w:cstheme="minorHAnsi"/>
+                <w:color w:val="EE0000"/>
+              </w:rPr>
+            </w:pPr>
+          </w:p>
+          <w:p>
+            <w:pPr>
+              <w:tabs>
+                <w:tab w:val="left" w:pos="273"/>
+              </w:tabs>
+              <w:spacing w:line="276" w:lineRule="auto"/>
+              <w:rPr>
+                <w:rFonts w:cstheme="minorHAnsi"/>
+                <w:color w:val="EE0000"/>
+              </w:rPr>
+            </w:pPr>
+            <w:r>
+              <w:rPr>
+                <w:rFonts w:cstheme="minorHAnsi"/>
+                <w:color w:val="EE0000"/>
+              </w:rPr>
+              <w:t>___________________________________________________________________________</w:t>
+            </w:r>
+          </w:p>
+          <w:p>
+            <w:pPr>
+              <w:rPr>
+                <w:rFonts w:cstheme="minorHAnsi"/>
+                <w:color w:val="EE0000"/>
+              </w:rPr>
+            </w:pPr>
+            <w:r>
+              <w:rPr>
+                <w:rFonts w:cstheme="minorHAnsi"/>
+                <w:color w:val="EE0000"/>
+                <w:highlight w:val="yellow"/>
+              </w:rPr>
+              <w:t>((Seite 10))</w:t>
+            </w:r>
+          </w:p>
+          <w:p>
+            <w:pPr>
+              <w:tabs>
+                <w:tab w:val="left" w:pos="273"/>
+              </w:tabs>
+              <w:spacing w:line="276" w:lineRule="auto"/>
+              <w:rPr>
+                <w:rFonts w:cstheme="minorHAnsi"/>
+                <w:b/>
+                <w:bCs/>
+                <w:color w:val="000000" w:themeColor="text1"/>
+                <w:sz w:val="26"/>
+                <w:szCs w:val="26"/>
+              </w:rPr>
+            </w:pPr>
+            <w:r>
+              <w:rPr>
+                <w:rFonts w:cstheme="minorHAnsi"/>
+                <w:b/>
+                <w:bCs/>
+                <w:color w:val="000000" w:themeColor="text1"/>
+                <w:sz w:val="26"/>
+                <w:szCs w:val="26"/>
+              </w:rPr>
+              <w:t>Vertiefung</w:t>
+            </w:r>
+          </w:p>
+          <w:p>
+            <w:pPr>
+              <w:tabs>
+                <w:tab w:val="left" w:pos="273"/>
+              </w:tabs>
+              <w:spacing w:line="276" w:lineRule="auto"/>
+              <w:rPr>
+                <w:rFonts w:cstheme="minorHAnsi"/>
+                <w:color w:val="000000" w:themeColor="text1"/>
+              </w:rPr>
+            </w:pPr>
+            <w:r>
+              <w:rPr>
+                <w:rFonts w:cstheme="minorHAnsi"/>
+                <w:color w:val="000000" w:themeColor="text1"/>
+              </w:rPr>
+              <w:t xml:space="preserve">Zum Thema </w:t>
+            </w:r>
+            <w:r>
+              <w:rPr>
+                <w:rFonts w:cstheme="minorHAnsi"/>
+                <w:color w:val="000000" w:themeColor="text1"/>
+              </w:rPr>
+              <w:t>„Was könnte mir helfen, besser zu schlafen?"</w:t>
+            </w:r>
+            <w:r>
+              <w:rPr>
+                <w:rFonts w:cstheme="minorHAnsi"/>
+                <w:color w:val="000000" w:themeColor="text1"/>
+              </w:rPr>
+              <w:t xml:space="preserve"> führt die Lehrkraft mit der Think-Pair-Share-Methode (</w:t>
+            </w:r>
+            <w:r>
+              <w:rPr>
+                <w:rFonts w:cstheme="minorHAnsi"/>
+                <w:color w:val="EE0000"/>
+              </w:rPr>
+              <w:t xml:space="preserve">Anhang </w:t>
+            </w:r>
+            <w:r>
+              <w:rPr>
+                <w:rFonts w:cstheme="minorHAnsi"/>
+                <w:color w:val="000000" w:themeColor="text1"/>
+              </w:rPr>
+              <w:t>2) die Lernenden durch dieses Brainstorming. Wenn noch Zeit ist und die Methode schon bekannt ist, kann man sie auch gerne zu Think-Pair-Square-Share erweitern.</w:t>
+            </w:r>
+          </w:p>
+          <w:p>
+            <w:pPr>
+              <w:tabs>
+                <w:tab w:val="left" w:pos="273"/>
+              </w:tabs>
+              <w:spacing w:line="276" w:lineRule="auto"/>
+              <w:rPr>
+                <w:rFonts w:cstheme="minorHAnsi"/>
+                <w:color w:val="EE0000"/>
+              </w:rPr>
+            </w:pPr>
+          </w:p>
+          <w:p>
+            <w:pPr>
+              <w:tabs>
+                <w:tab w:val="left" w:pos="273"/>
+              </w:tabs>
+              <w:spacing w:line="276" w:lineRule="auto"/>
+              <w:rPr>
+                <w:rFonts w:cstheme="minorHAnsi"/>
+                <w:color w:val="000000" w:themeColor="text1"/>
+              </w:rPr>
+            </w:pPr>
+            <w:r>
+              <w:rPr>
+                <w:rFonts w:cstheme="minorHAnsi"/>
+                <w:color w:val="000000" w:themeColor="text1"/>
+              </w:rPr>
+              <w:t>Von den Ergebnissen ausgehend, schließt die Frage „Un</w:t>
+            </w:r>
+            <w:r>
+              <w:rPr>
+                <w:rFonts w:cstheme="minorHAnsi"/>
+                <w:color w:val="000000" w:themeColor="text1"/>
+              </w:rPr>
+              <w:t>d</w:t>
+            </w:r>
+            <w:r>
+              <w:rPr>
+                <w:rFonts w:cstheme="minorHAnsi"/>
+                <w:color w:val="000000" w:themeColor="text1"/>
+              </w:rPr>
+              <w:t xml:space="preserve"> was macht es schwer, das umzusetzen</w:t>
+            </w:r>
+            <w:r>
+              <w:rPr>
+                <w:rFonts w:cstheme="minorHAnsi"/>
+                <w:color w:val="000000" w:themeColor="text1"/>
+              </w:rPr>
+              <w:t>?</w:t>
+            </w:r>
+            <w:r>
+              <w:rPr>
+                <w:rFonts w:cstheme="minorHAnsi"/>
+                <w:color w:val="000000" w:themeColor="text1"/>
+              </w:rPr>
+              <w:t>“ an.</w:t>
+            </w:r>
+          </w:p>
+          <w:p>
+            <w:pPr>
+              <w:tabs>
+                <w:tab w:val="left" w:pos="273"/>
+              </w:tabs>
+              <w:spacing w:line="276" w:lineRule="auto"/>
+              <w:rPr>
+                <w:rFonts w:cstheme="minorHAnsi"/>
+                <w:color w:val="000000" w:themeColor="text1"/>
+              </w:rPr>
+            </w:pPr>
+          </w:p>
+          <w:p>
+            <w:pPr>
+              <w:tabs>
+                <w:tab w:val="left" w:pos="273"/>
+              </w:tabs>
+              <w:spacing w:line="276" w:lineRule="auto"/>
+              <w:rPr>
+                <w:rFonts w:cstheme="minorHAnsi"/>
+                <w:b/>
+                <w:bCs/>
+                <w:color w:val="000000" w:themeColor="text1"/>
+              </w:rPr>
+            </w:pPr>
+            <w:r>
+              <w:rPr>
+                <w:rFonts w:cstheme="minorHAnsi"/>
+                <w:b/>
+                <w:bCs/>
+                <w:color w:val="000000" w:themeColor="text1"/>
+              </w:rPr>
+              <w:t>Erwartete Antworten der Lernenden</w:t>
+            </w:r>
+          </w:p>
+          <w:p>
+            <w:pPr>
+              <w:tabs>
+                <w:tab w:val="left" w:pos="273"/>
+              </w:tabs>
+              <w:spacing w:line="276" w:lineRule="auto"/>
+              <w:rPr>
+                <w:rFonts w:cstheme="minorHAnsi"/>
+                <w:color w:val="000000" w:themeColor="text1"/>
+              </w:rPr>
+            </w:pPr>
+            <w:r>
+              <w:rPr>
+                <w:rFonts w:cstheme="minorHAnsi"/>
+                <w:b/>
+                <w:bCs/>
+                <w:color w:val="000000" w:themeColor="text1"/>
+              </w:rPr>
+              <w:t>Was könnte helfen?</w:t>
+            </w:r>
+          </w:p>
+          <w:p>
+            <w:pPr>
+              <w:numPr>
+                <w:ilvl w:val="0"/>
+                <w:numId w:val="12"/>
+              </w:numPr>
+              <w:tabs>
+                <w:tab w:val="left" w:pos="273"/>
+              </w:tabs>
+              <w:spacing w:line="276" w:lineRule="auto"/>
+              <w:rPr>
+                <w:rFonts w:cstheme="minorHAnsi"/>
+                <w:color w:val="000000" w:themeColor="text1"/>
+              </w:rPr>
+            </w:pPr>
+            <w:r>
+              <w:rPr>
+                <w:rFonts w:cstheme="minorHAnsi"/>
+                <w:color w:val="000000" w:themeColor="text1"/>
+              </w:rPr>
+              <w:t>„Handy nicht neben dem Bett legen"</w:t>
+            </w:r>
+          </w:p>
+          <w:p>
+            <w:pPr>
+              <w:numPr>
+                <w:ilvl w:val="0"/>
+                <w:numId w:val="12"/>
+              </w:numPr>
+              <w:tabs>
+                <w:tab w:val="left" w:pos="273"/>
+              </w:tabs>
+              <w:spacing w:line="276" w:lineRule="auto"/>
+              <w:rPr>
+                <w:rFonts w:cstheme="minorHAnsi"/>
+                <w:color w:val="000000" w:themeColor="text1"/>
+              </w:rPr>
+            </w:pPr>
+            <w:r>
+              <w:rPr>
+                <w:rFonts w:cstheme="minorHAnsi"/>
+                <w:color w:val="000000" w:themeColor="text1"/>
+              </w:rPr>
+              <w:t>„Eine Stunde vorher aufhören mit Serien"</w:t>
+            </w:r>
+          </w:p>
+          <w:p>
+            <w:pPr>
+              <w:numPr>
+                <w:ilvl w:val="0"/>
+                <w:numId w:val="12"/>
+              </w:numPr>
+              <w:tabs>
+                <w:tab w:val="left" w:pos="273"/>
+              </w:tabs>
+              <w:spacing w:line="276" w:lineRule="auto"/>
+              <w:rPr>
+                <w:rFonts w:cstheme="minorHAnsi"/>
+                <w:color w:val="000000" w:themeColor="text1"/>
+              </w:rPr>
+            </w:pPr>
+            <w:r>
+              <w:rPr>
+                <w:rFonts w:cstheme="minorHAnsi"/>
+                <w:color w:val="000000" w:themeColor="text1"/>
+              </w:rPr>
+              <w:t>„Buch lesen statt scrollen"</w:t>
+            </w:r>
+          </w:p>
+          <w:p>
+            <w:pPr>
+              <w:numPr>
+                <w:ilvl w:val="0"/>
+                <w:numId w:val="12"/>
+              </w:numPr>
+              <w:tabs>
+                <w:tab w:val="left" w:pos="273"/>
+              </w:tabs>
+              <w:spacing w:line="276" w:lineRule="auto"/>
+              <w:rPr>
+                <w:rFonts w:cstheme="minorHAnsi"/>
+                <w:color w:val="000000" w:themeColor="text1"/>
+              </w:rPr>
+            </w:pPr>
+            <w:r>
+              <w:rPr>
+                <w:rFonts w:cstheme="minorHAnsi"/>
+                <w:color w:val="000000" w:themeColor="text1"/>
+              </w:rPr>
+              <w:t>„Feste Schlafenszeit"</w:t>
+            </w:r>
+          </w:p>
+          <w:p>
+            <w:pPr>
+              <w:tabs>
+                <w:tab w:val="left" w:pos="273"/>
+              </w:tabs>
+              <w:spacing w:line="276" w:lineRule="auto"/>
+              <w:rPr>
+                <w:rFonts w:cstheme="minorHAnsi"/>
+                <w:color w:val="000000" w:themeColor="text1"/>
+              </w:rPr>
+            </w:pPr>
+            <w:r>
+              <w:rPr>
+                <w:rFonts w:cstheme="minorHAnsi"/>
+                <w:b/>
+                <w:bCs/>
+                <w:color w:val="000000" w:themeColor="text1"/>
+              </w:rPr>
+              <w:t>Was macht es schwer?</w:t>
+            </w:r>
+          </w:p>
+          <w:p>
+            <w:pPr>
+              <w:numPr>
+                <w:ilvl w:val="0"/>
+                <w:numId w:val="13"/>
+              </w:numPr>
+              <w:tabs>
+                <w:tab w:val="left" w:pos="273"/>
+              </w:tabs>
+              <w:spacing w:line="276" w:lineRule="auto"/>
+              <w:rPr>
+                <w:rFonts w:cstheme="minorHAnsi"/>
+                <w:color w:val="000000" w:themeColor="text1"/>
+              </w:rPr>
+            </w:pPr>
+            <w:r>
+              <w:rPr>
+                <w:rFonts w:cstheme="minorHAnsi"/>
+                <w:color w:val="000000" w:themeColor="text1"/>
+              </w:rPr>
+              <w:t>„Ich kann nicht einschlafen ohne Musik oder Videos – das beruhigt mich"</w:t>
+            </w:r>
+          </w:p>
+          <w:p>
+            <w:pPr>
+              <w:numPr>
+                <w:ilvl w:val="0"/>
+                <w:numId w:val="13"/>
+              </w:numPr>
+              <w:tabs>
+                <w:tab w:val="left" w:pos="273"/>
+              </w:tabs>
+              <w:spacing w:line="276" w:lineRule="auto"/>
+              <w:rPr>
+                <w:rFonts w:cstheme="minorHAnsi"/>
+                <w:color w:val="000000" w:themeColor="text1"/>
+              </w:rPr>
+            </w:pPr>
+            <w:r>
+              <w:rPr>
+                <w:rFonts w:cstheme="minorHAnsi"/>
+                <w:color w:val="000000" w:themeColor="text1"/>
+              </w:rPr>
+              <w:t>„Ich warte auf Nachrichten"</w:t>
+            </w:r>
+          </w:p>
+          <w:p>
+            <w:pPr>
+              <w:numPr>
+                <w:ilvl w:val="0"/>
+                <w:numId w:val="13"/>
+              </w:numPr>
+              <w:tabs>
+                <w:tab w:val="left" w:pos="273"/>
+              </w:tabs>
+              <w:spacing w:line="276" w:lineRule="auto"/>
+              <w:rPr>
+                <w:rFonts w:cstheme="minorHAnsi"/>
+                <w:color w:val="000000" w:themeColor="text1"/>
+              </w:rPr>
+            </w:pPr>
+            <w:r>
+              <w:rPr>
+                <w:rFonts w:cstheme="minorHAnsi"/>
+                <w:color w:val="000000" w:themeColor="text1"/>
+              </w:rPr>
+              <w:t>„Meine Eltern bestimmen das nicht – und ich auch nicht so richtig"</w:t>
+            </w:r>
+          </w:p>
+          <w:p>
+            <w:pPr>
+              <w:numPr>
+                <w:ilvl w:val="0"/>
+                <w:numId w:val="13"/>
+              </w:numPr>
+              <w:tabs>
+                <w:tab w:val="left" w:pos="273"/>
+              </w:tabs>
+              <w:spacing w:line="276" w:lineRule="auto"/>
+              <w:rPr>
+                <w:rFonts w:cstheme="minorHAnsi"/>
+                <w:color w:val="000000" w:themeColor="text1"/>
+              </w:rPr>
+            </w:pPr>
+            <w:r>
+              <w:rPr>
+                <w:rFonts w:cstheme="minorHAnsi"/>
+                <w:color w:val="000000" w:themeColor="text1"/>
+              </w:rPr>
+              <w:t>„Ich weiß nicht, was ich stattdessen machen soll"</w:t>
+            </w:r>
+          </w:p>
+          <w:p>
+            <w:pPr>
+              <w:tabs>
+                <w:tab w:val="left" w:pos="273"/>
+              </w:tabs>
+              <w:spacing w:line="276" w:lineRule="auto"/>
+              <w:rPr>
+                <w:rFonts w:cstheme="minorHAnsi"/>
+                <w:color w:val="000000" w:themeColor="text1"/>
+              </w:rPr>
+            </w:pPr>
+          </w:p>
+          <w:p>
+            <w:pPr>
+              <w:tabs>
+                <w:tab w:val="left" w:pos="273"/>
+              </w:tabs>
+              <w:spacing w:line="276" w:lineRule="auto"/>
+              <w:rPr>
+                <w:rFonts w:cstheme="minorHAnsi"/>
+                <w:color w:val="000000" w:themeColor="text1"/>
+              </w:rPr>
+            </w:pPr>
+            <w:r>
+              <w:rPr>
+                <w:rFonts w:cstheme="minorHAnsi"/>
+                <w:b/>
+                <w:bCs/>
+                <w:color w:val="000000" w:themeColor="text1"/>
+              </w:rPr>
+              <w:t>Hindernisse würdigen:</w:t>
+            </w:r>
+            <w:r>
+              <w:rPr>
+                <w:rFonts w:cstheme="minorHAnsi"/>
+                <w:color w:val="000000" w:themeColor="text1"/>
+              </w:rPr>
+              <w:t xml:space="preserve"> Im Think-Pair-Share werden regelmäßig echte Barrieren genannt: </w:t>
+            </w:r>
+            <w:r>
+              <w:rPr>
+                <w:rFonts w:cstheme="minorHAnsi"/>
+                <w:i/>
+                <w:iCs/>
+                <w:color w:val="000000" w:themeColor="text1"/>
+              </w:rPr>
+              <w:t>„Ich kann nicht einschlafen ohne Handy", „Meine Eltern entscheiden das", „Ich brauche das zum Entspannen"</w:t>
+            </w:r>
+            <w:r>
+              <w:rPr>
+                <w:rFonts w:cstheme="minorHAnsi"/>
+                <w:color w:val="000000" w:themeColor="text1"/>
+              </w:rPr>
+              <w:t>. Diese Antworten sind wertvoll und sollten explizit anerkannt werden – sie zeigen, dass Verhaltensänderung komplex ist und keine Willenssache.</w:t>
+            </w:r>
+          </w:p>
+          <w:p>
+            <w:pPr>
+              <w:tabs>
+                <w:tab w:val="left" w:pos="273"/>
+              </w:tabs>
+              <w:spacing w:line="276" w:lineRule="auto"/>
+              <w:rPr>
+                <w:rFonts w:cstheme="minorHAnsi"/>
+                <w:color w:val="000000" w:themeColor="text1"/>
+              </w:rPr>
+            </w:pPr>
+          </w:p>
+          <w:p>
+            <w:pPr>
+              <w:tabs>
+                <w:tab w:val="left" w:pos="273"/>
+              </w:tabs>
+              <w:spacing w:line="276" w:lineRule="auto"/>
+              <w:rPr>
+                <w:rFonts w:cstheme="minorHAnsi"/>
+                <w:color w:val="000000" w:themeColor="text1"/>
+              </w:rPr>
+            </w:pPr>
+            <w:r>
+              <w:rPr>
+                <w:rFonts w:cstheme="minorHAnsi"/>
+                <w:color w:val="000000" w:themeColor="text1"/>
+              </w:rPr>
+              <w:t xml:space="preserve">Die Lernenden haben nun einen guten Überblick über das Thema und erstellen </w:t>
+            </w:r>
+            <w:r>
+              <w:rPr>
+                <w:rFonts w:cstheme="minorHAnsi"/>
+                <w:color w:val="000000" w:themeColor="text1"/>
+              </w:rPr>
+              <w:t xml:space="preserve">in 2er-Gruppen </w:t>
+            </w:r>
+            <w:r>
+              <w:rPr>
+                <w:rFonts w:cstheme="minorHAnsi"/>
+                <w:color w:val="000000" w:themeColor="text1"/>
+              </w:rPr>
+              <w:t>mit Arbeitsblatt 3 ein bildschirmfrei</w:t>
+            </w:r>
+            <w:r>
+              <w:rPr>
+                <w:rFonts w:cstheme="minorHAnsi"/>
+                <w:color w:val="000000" w:themeColor="text1"/>
+              </w:rPr>
+              <w:t>es</w:t>
+            </w:r>
+            <w:r>
+              <w:rPr>
+                <w:rFonts w:cstheme="minorHAnsi"/>
+                <w:color w:val="000000" w:themeColor="text1"/>
+              </w:rPr>
+              <w:t xml:space="preserve"> </w:t>
+            </w:r>
+            <w:commentRangeStart w:id="11"/>
+            <w:r>
+              <w:rPr>
+                <w:rFonts w:cstheme="minorHAnsi"/>
+                <w:color w:val="000000" w:themeColor="text1"/>
+              </w:rPr>
+              <w:t>Abendritual</w:t>
+            </w:r>
+            <w:r>
+              <w:rPr>
+                <w:rFonts w:cstheme="minorHAnsi"/>
+                <w:color w:val="000000" w:themeColor="text1"/>
+              </w:rPr>
+              <w:t xml:space="preserve"> </w:t>
+            </w:r>
+            <w:commentRangeEnd w:id="11"/>
+            <w:r>
+              <w:rPr>
+                <w:rStyle w:val="Kommentarzeichen"/>
+                <w:rFonts w:cstheme="minorHAnsi"/>
+                <w:color w:val="000000" w:themeColor="text1"/>
+                <w:sz w:val="22"/>
+                <w:szCs w:val="22"/>
+              </w:rPr>
+              <w:commentReference w:id="11"/>
+            </w:r>
+            <w:r>
+              <w:rPr>
+                <w:rFonts w:cstheme="minorHAnsi"/>
+                <w:color w:val="000000" w:themeColor="text1"/>
+              </w:rPr>
+              <w:t>mit gegenseitigem Feedback. Keine Notwendigkeit für ein Sammeln der Ergebnisse im Plenum, da die Pläne sehr indiduell aus den vorausgehenden Inhalte der Unterrichtseinheit zusammengestellt werden.</w:t>
+            </w:r>
+          </w:p>
+          <w:p>
+            <w:pPr>
+              <w:tabs>
+                <w:tab w:val="left" w:pos="273"/>
+              </w:tabs>
+              <w:spacing w:line="276" w:lineRule="auto"/>
+              <w:rPr>
+                <w:rFonts w:cstheme="minorHAnsi"/>
+                <w:color w:val="000000" w:themeColor="text1"/>
+              </w:rPr>
+            </w:pPr>
+          </w:p>
+          <w:p>
+            <w:pPr>
+              <w:shd w:val="clear" w:color="auto" w:fill="FBE4D5" w:themeFill="accent2" w:themeFillTint="33"/>
+              <w:tabs>
+                <w:tab w:val="left" w:pos="273"/>
+              </w:tabs>
+              <w:spacing w:line="276" w:lineRule="auto"/>
+              <w:rPr>
+                <w:rFonts w:cstheme="minorHAnsi"/>
+                <w:color w:val="000000" w:themeColor="text1"/>
+              </w:rPr>
+            </w:pPr>
+            <w:r>
+              <w:rPr>
+                <w:rFonts w:cstheme="minorHAnsi"/>
+                <w:color w:val="000000" w:themeColor="text1"/>
+                <w:highlight w:val="yellow"/>
+              </w:rPr>
+              <w:t>((Icon „Differenzierung“!!))</w:t>
+            </w:r>
+          </w:p>
+          <w:p>
+            <w:pPr>
+              <w:shd w:val="clear" w:color="auto" w:fill="FBE4D5" w:themeFill="accent2" w:themeFillTint="33"/>
+              <w:tabs>
+                <w:tab w:val="left" w:pos="273"/>
+              </w:tabs>
+              <w:spacing w:line="276" w:lineRule="auto"/>
+              <w:rPr>
+                <w:rFonts w:cstheme="minorHAnsi"/>
+                <w:b/>
+                <w:bCs/>
+                <w:color w:val="000000" w:themeColor="text1"/>
+              </w:rPr>
+            </w:pPr>
+            <w:r>
+              <w:rPr>
+                <w:rFonts w:cstheme="minorHAnsi"/>
+                <w:b/>
+                <w:bCs/>
+                <w:color w:val="000000" w:themeColor="text1"/>
+              </w:rPr>
+              <w:t>Sek. I (Arbeitsbl</w:t>
+            </w:r>
+            <w:r>
+              <w:rPr>
+                <w:rFonts w:cstheme="minorHAnsi"/>
+                <w:b/>
+                <w:bCs/>
+                <w:color w:val="000000" w:themeColor="text1"/>
+              </w:rPr>
+              <w:t>att</w:t>
+            </w:r>
+            <w:r>
+              <w:rPr>
+                <w:rFonts w:cstheme="minorHAnsi"/>
+                <w:b/>
+                <w:bCs/>
+                <w:color w:val="000000" w:themeColor="text1"/>
+              </w:rPr>
+              <w:t xml:space="preserve"> </w:t>
+            </w:r>
+            <w:r>
+              <w:rPr>
+                <w:rFonts w:cstheme="minorHAnsi"/>
+                <w:b/>
+                <w:bCs/>
+                <w:color w:val="000000" w:themeColor="text1"/>
+              </w:rPr>
+              <w:t>3</w:t>
+            </w:r>
+            <w:r>
+              <w:rPr>
+                <w:rFonts w:cstheme="minorHAnsi"/>
+                <w:b/>
+                <w:bCs/>
+                <w:color w:val="000000" w:themeColor="text1"/>
+              </w:rPr>
+              <w:t xml:space="preserve">-Variante A) </w:t>
+            </w:r>
+          </w:p>
+          <w:p>
+            <w:pPr>
+              <w:numPr>
+                <w:ilvl w:val="0"/>
+                <w:numId w:val="10"/>
+              </w:numPr>
+              <w:shd w:val="clear" w:color="auto" w:fill="FBE4D5" w:themeFill="accent2" w:themeFillTint="33"/>
+              <w:tabs>
+                <w:tab w:val="left" w:pos="273"/>
+              </w:tabs>
+              <w:spacing w:line="276" w:lineRule="auto"/>
+              <w:rPr>
+                <w:rFonts w:cstheme="minorHAnsi"/>
+                <w:color w:val="000000" w:themeColor="text1"/>
+              </w:rPr>
+            </w:pPr>
+            <w:r>
+              <w:rPr>
+                <w:rFonts w:cstheme="minorHAnsi"/>
+                <w:color w:val="000000" w:themeColor="text1"/>
+              </w:rPr>
+              <w:t>Stark vorstrukturiert mit Aktivitätsvorschlägen zum Ankreuzen (Buch lesen, Musik hören, Tagebuch schreiben, Gespräch, Entspannungsübung, …) + Feld für eigene Ideen</w:t>
+            </w:r>
+          </w:p>
+          <w:p>
+            <w:pPr>
+              <w:numPr>
+                <w:ilvl w:val="0"/>
+                <w:numId w:val="10"/>
+              </w:numPr>
+              <w:shd w:val="clear" w:color="auto" w:fill="FBE4D5" w:themeFill="accent2" w:themeFillTint="33"/>
+              <w:tabs>
+                <w:tab w:val="left" w:pos="273"/>
+              </w:tabs>
+              <w:spacing w:line="276" w:lineRule="auto"/>
+              <w:rPr>
+                <w:rFonts w:cstheme="minorHAnsi"/>
+                <w:color w:val="000000" w:themeColor="text1"/>
+              </w:rPr>
+            </w:pPr>
+            <w:r>
+              <w:rPr>
+                <w:rFonts w:cstheme="minorHAnsi"/>
+                <w:color w:val="000000" w:themeColor="text1"/>
+              </w:rPr>
+              <w:t>Fokus auf kleine, sofort umsetzbare Schritte: „Was kannst du heute Abend schon ausprobieren?"</w:t>
+            </w:r>
+          </w:p>
+          <w:p>
+            <w:pPr>
+              <w:shd w:val="clear" w:color="auto" w:fill="FBE4D5" w:themeFill="accent2" w:themeFillTint="33"/>
+              <w:tabs>
+                <w:tab w:val="left" w:pos="273"/>
+              </w:tabs>
+              <w:spacing w:line="276" w:lineRule="auto"/>
+              <w:rPr>
+                <w:rFonts w:cstheme="minorHAnsi"/>
+                <w:b/>
+                <w:bCs/>
+                <w:color w:val="000000" w:themeColor="text1"/>
+                <w:lang w:val="it-IT"/>
+              </w:rPr>
+            </w:pPr>
+            <w:r>
+              <w:rPr>
+                <w:rFonts w:cstheme="minorHAnsi"/>
+                <w:b/>
+                <w:bCs/>
+                <w:color w:val="000000" w:themeColor="text1"/>
+                <w:lang w:val="it-IT"/>
+              </w:rPr>
+              <w:t xml:space="preserve">Sek. I (Arbeitsblatt 3-Variante A) </w:t>
+            </w:r>
+          </w:p>
+          <w:p>
+            <w:pPr>
+              <w:numPr>
+                <w:ilvl w:val="0"/>
+                <w:numId w:val="11"/>
+              </w:numPr>
+              <w:shd w:val="clear" w:color="auto" w:fill="FBE4D5" w:themeFill="accent2" w:themeFillTint="33"/>
+              <w:tabs>
+                <w:tab w:val="left" w:pos="273"/>
+              </w:tabs>
+              <w:spacing w:line="276" w:lineRule="auto"/>
+              <w:rPr>
+                <w:rFonts w:cstheme="minorHAnsi"/>
+                <w:color w:val="000000" w:themeColor="text1"/>
+              </w:rPr>
+            </w:pPr>
+            <w:r>
+              <w:rPr>
+                <w:rFonts w:cstheme="minorHAnsi"/>
+                <w:color w:val="000000" w:themeColor="text1"/>
+              </w:rPr>
+              <w:t>Offenes Format; eigene Rituale entwerfen und begründen; SMART-Ziele formulieren (</w:t>
+            </w:r>
+            <w:r>
+              <w:rPr>
+                <w:rFonts w:cstheme="minorHAnsi"/>
+                <w:i/>
+                <w:iCs/>
+                <w:color w:val="000000" w:themeColor="text1"/>
+              </w:rPr>
+              <w:t>spezifisch, messbar, attraktiv, realistisch, terminiert</w:t>
+            </w:r>
+            <w:r>
+              <w:rPr>
+                <w:rFonts w:cstheme="minorHAnsi"/>
+                <w:color w:val="000000" w:themeColor="text1"/>
+              </w:rPr>
+              <w:t>)</w:t>
+            </w:r>
+          </w:p>
+          <w:p>
+            <w:pPr>
+              <w:numPr>
+                <w:ilvl w:val="0"/>
+                <w:numId w:val="11"/>
+              </w:numPr>
+              <w:shd w:val="clear" w:color="auto" w:fill="FBE4D5" w:themeFill="accent2" w:themeFillTint="33"/>
+              <w:tabs>
+                <w:tab w:val="left" w:pos="273"/>
+              </w:tabs>
+              <w:spacing w:line="276" w:lineRule="auto"/>
+              <w:rPr>
+                <w:rFonts w:cstheme="minorHAnsi"/>
+                <w:color w:val="000000" w:themeColor="text1"/>
+              </w:rPr>
+            </w:pPr>
+            <w:r>
+              <w:rPr>
+                <w:rFonts w:cstheme="minorHAnsi"/>
+                <w:color w:val="000000" w:themeColor="text1"/>
+              </w:rPr>
+              <w:t>Reflexion über innere Barrieren: FOMO, soziale Erwartungen, Suchtmuster – und wie damit umgehen?</w:t>
+            </w:r>
+          </w:p>
+          <w:p>
+            <w:pPr>
+              <w:tabs>
+                <w:tab w:val="left" w:pos="273"/>
+              </w:tabs>
+              <w:spacing w:line="276" w:lineRule="auto"/>
+              <w:rPr>
+                <w:rFonts w:cstheme="minorHAnsi"/>
+                <w:color w:val="000000" w:themeColor="text1"/>
+              </w:rPr>
+            </w:pPr>
+          </w:p>
+          <w:p>
+            <w:pPr>
+              <w:tabs>
+                <w:tab w:val="left" w:pos="273"/>
+              </w:tabs>
+              <w:spacing w:line="276" w:lineRule="auto"/>
+              <w:rPr>
+                <w:rFonts w:cstheme="minorHAnsi"/>
+                <w:color w:val="000000" w:themeColor="text1"/>
+              </w:rPr>
+            </w:pPr>
+            <w:r>
+              <w:rPr>
+                <w:rFonts w:cstheme="minorHAnsi"/>
+                <w:color w:val="000000" w:themeColor="text1"/>
+              </w:rPr>
+              <w:t>Um aus dem theoretischen Wissen nachprüfbare Ergebnisse zu bekommen, wird mit Arbeitsblatt 4 das Schlafprotokoll vorgestellt, mit dem Hinweis auf eine Follow-Up Einheit von 15 Minuten in einer oder zwei Wochen, wo Freiwillige ihre Ergebnisse präsentieren können. Die Lehrkraft klärt noch Rückfragen zum Schlafprotokoll.</w:t>
+            </w:r>
+          </w:p>
+          <w:p>
+            <w:pPr>
+              <w:tabs>
+                <w:tab w:val="left" w:pos="273"/>
+              </w:tabs>
+              <w:spacing w:line="276" w:lineRule="auto"/>
+              <w:rPr>
+                <w:rFonts w:cstheme="minorHAnsi"/>
+                <w:color w:val="000000" w:themeColor="text1"/>
+              </w:rPr>
+            </w:pPr>
+            <w:r>
+              <w:rPr>
+                <w:rFonts w:cstheme="minorHAnsi"/>
+                <w:color w:val="000000" w:themeColor="text1"/>
+              </w:rPr>
+              <w:t xml:space="preserve">Das Schlafprotokoll ist mehr als ein Arbeitsblatt – es ist ein Selbstexperiment. Die Lernenden werden zu Forschenden ihrer eigenen Gewohnheiten. Das stärkt Selbstwirksamkeit und schafft echte Datenbasis für das Follow-up. </w:t>
+            </w:r>
+          </w:p>
+          <w:p>
+            <w:pPr>
+              <w:tabs>
+                <w:tab w:val="left" w:pos="273"/>
+              </w:tabs>
+              <w:spacing w:line="276" w:lineRule="auto"/>
+              <w:rPr>
+                <w:rFonts w:cstheme="minorHAnsi"/>
+                <w:color w:val="EE0000"/>
+              </w:rPr>
+            </w:pPr>
+          </w:p>
+          <w:p>
+            <w:pPr>
+              <w:tabs>
+                <w:tab w:val="left" w:pos="273"/>
+              </w:tabs>
+              <w:spacing w:line="276" w:lineRule="auto"/>
+              <w:rPr>
+                <w:rFonts w:cstheme="minorHAnsi"/>
+                <w:color w:val="EE0000"/>
+              </w:rPr>
+            </w:pPr>
+          </w:p>
+          <w:p>
+            <w:pPr>
+              <w:shd w:val="clear" w:color="auto" w:fill="E2EFD9" w:themeFill="accent6" w:themeFillTint="33"/>
+              <w:tabs>
+                <w:tab w:val="left" w:pos="273"/>
+              </w:tabs>
+              <w:spacing w:line="276" w:lineRule="auto"/>
+              <w:rPr>
+                <w:rFonts w:cstheme="minorHAnsi"/>
+                <w:color w:val="000000" w:themeColor="text1"/>
+              </w:rPr>
+            </w:pPr>
+            <w:r>
+              <w:rPr>
+                <w:rFonts w:cstheme="minorHAnsi"/>
+                <w:color w:val="000000" w:themeColor="text1"/>
+                <w:highlight w:val="yellow"/>
+              </w:rPr>
+              <w:t>((Icon „Primarstufe“))</w:t>
+            </w:r>
+          </w:p>
+          <w:p>
+            <w:pPr>
+              <w:shd w:val="clear" w:color="auto" w:fill="E2EFD9" w:themeFill="accent6" w:themeFillTint="33"/>
+              <w:tabs>
+                <w:tab w:val="left" w:pos="273"/>
+              </w:tabs>
+              <w:spacing w:line="276" w:lineRule="auto"/>
+              <w:rPr>
+                <w:rFonts w:cstheme="minorHAnsi"/>
+                <w:color w:val="000000" w:themeColor="text1"/>
+              </w:rPr>
+            </w:pPr>
+            <w:r>
+              <w:rPr>
+                <w:rFonts w:cstheme="minorHAnsi"/>
+                <w:b/>
+                <w:bCs/>
+                <w:color w:val="000000" w:themeColor="text1"/>
+              </w:rPr>
+              <w:t>Zeitumfang:</w:t>
+            </w:r>
+            <w:r>
+              <w:rPr>
+                <w:rFonts w:cstheme="minorHAnsi"/>
+                <w:color w:val="000000" w:themeColor="text1"/>
+              </w:rPr>
+              <w:t xml:space="preserve"> ca. </w:t>
+            </w:r>
+            <w:r>
+              <w:rPr>
+                <w:rFonts w:cstheme="minorHAnsi"/>
+                <w:color w:val="000000" w:themeColor="text1"/>
+              </w:rPr>
+              <w:t>2</w:t>
+            </w:r>
+            <w:r>
+              <w:rPr>
+                <w:rFonts w:cstheme="minorHAnsi"/>
+                <w:color w:val="000000" w:themeColor="text1"/>
+              </w:rPr>
+              <w:t>0 Min.</w:t>
+            </w:r>
+          </w:p>
+          <w:p>
+            <w:pPr>
+              <w:shd w:val="clear" w:color="auto" w:fill="E2EFD9" w:themeFill="accent6" w:themeFillTint="33"/>
+              <w:tabs>
+                <w:tab w:val="left" w:pos="273"/>
+              </w:tabs>
+              <w:spacing w:line="276" w:lineRule="auto"/>
+              <w:rPr>
+                <w:rFonts w:cstheme="minorHAnsi"/>
+                <w:color w:val="000000" w:themeColor="text1"/>
+              </w:rPr>
+            </w:pPr>
+            <w:r>
+              <w:rPr>
+                <w:rFonts w:cstheme="minorHAnsi"/>
+                <w:b/>
+                <w:bCs/>
+                <w:color w:val="000000" w:themeColor="text1"/>
+              </w:rPr>
+              <w:t>Materialhinweis:</w:t>
+            </w:r>
+            <w:r>
+              <w:rPr>
+                <w:rFonts w:cstheme="minorHAnsi"/>
+                <w:color w:val="000000" w:themeColor="text1"/>
+              </w:rPr>
+              <w:t xml:space="preserve"> Primarstufe – Arbeitsblatt </w:t>
+            </w:r>
+            <w:r>
+              <w:rPr>
+                <w:rFonts w:cstheme="minorHAnsi"/>
+                <w:color w:val="000000" w:themeColor="text1"/>
+              </w:rPr>
+              <w:t>2</w:t>
+            </w:r>
+          </w:p>
+          <w:p>
+            <w:pPr>
+              <w:shd w:val="clear" w:color="auto" w:fill="E2EFD9" w:themeFill="accent6" w:themeFillTint="33"/>
+              <w:tabs>
+                <w:tab w:val="left" w:pos="273"/>
+              </w:tabs>
+              <w:spacing w:line="276" w:lineRule="auto"/>
+              <w:rPr>
+                <w:rFonts w:cstheme="minorHAnsi"/>
+                <w:color w:val="000000" w:themeColor="text1"/>
+              </w:rPr>
+            </w:pPr>
+            <w:r>
+              <w:rPr>
+                <w:rFonts w:cstheme="minorHAnsi"/>
+                <w:b/>
+                <w:bCs/>
+                <w:color w:val="000000" w:themeColor="text1"/>
+              </w:rPr>
+              <w:t xml:space="preserve">Anpassung der Erarbeitungsphase: </w:t>
+            </w:r>
+            <w:r>
+              <w:rPr>
+                <w:rFonts w:cstheme="minorHAnsi"/>
+                <w:color w:val="000000" w:themeColor="text1"/>
+              </w:rPr>
+              <w:t>Statt A</w:t>
+            </w:r>
+            <w:r>
+              <w:rPr>
+                <w:rFonts w:cstheme="minorHAnsi"/>
+                <w:color w:val="000000" w:themeColor="text1"/>
+              </w:rPr>
+              <w:t xml:space="preserve">rbeitsblätter </w:t>
+            </w:r>
+            <w:r>
+              <w:rPr>
+                <w:rFonts w:cstheme="minorHAnsi"/>
+                <w:color w:val="000000" w:themeColor="text1"/>
+              </w:rPr>
+              <w:t>3</w:t>
+            </w:r>
+            <w:r>
+              <w:rPr>
+                <w:rFonts w:cstheme="minorHAnsi"/>
+                <w:color w:val="000000" w:themeColor="text1"/>
+              </w:rPr>
+              <w:t xml:space="preserve"> und</w:t>
+            </w:r>
+            <w:r>
+              <w:rPr>
+                <w:rFonts w:cstheme="minorHAnsi"/>
+                <w:color w:val="000000" w:themeColor="text1"/>
+              </w:rPr>
+              <w:t xml:space="preserve"> 4 arbeiten die Kinder mit Primarstufe A</w:t>
+            </w:r>
+            <w:r>
+              <w:rPr>
+                <w:rFonts w:cstheme="minorHAnsi"/>
+                <w:color w:val="000000" w:themeColor="text1"/>
+              </w:rPr>
+              <w:t>rbeitsblatt</w:t>
+            </w:r>
+            <w:r>
+              <w:rPr>
+                <w:rFonts w:cstheme="minorHAnsi"/>
+                <w:color w:val="000000" w:themeColor="text1"/>
+              </w:rPr>
+              <w:t xml:space="preserve"> 2 – einem kindgerechten Sortierspiel.</w:t>
+            </w:r>
+          </w:p>
+          <w:p>
+            <w:pPr>
+              <w:shd w:val="clear" w:color="auto" w:fill="E2EFD9" w:themeFill="accent6" w:themeFillTint="33"/>
+              <w:tabs>
+                <w:tab w:val="left" w:pos="273"/>
+              </w:tabs>
+              <w:spacing w:line="276" w:lineRule="auto"/>
+              <w:rPr>
+                <w:rFonts w:cstheme="minorHAnsi"/>
+                <w:b/>
+                <w:bCs/>
+                <w:color w:val="000000" w:themeColor="text1"/>
+              </w:rPr>
+            </w:pPr>
+            <w:r>
+              <w:rPr>
+                <w:rFonts w:cstheme="minorHAnsi"/>
+                <w:b/>
+                <w:bCs/>
+                <w:color w:val="000000" w:themeColor="text1"/>
+              </w:rPr>
+              <w:lastRenderedPageBreak/>
+              <w:t>Das Sortierspiel: Bildkarten mit verschiedenen Abendaktivitäten werden in zwei Kategorien sortiert:</w:t>
             </w:r>
           </w:p>
           <w:p>
@@ -9865,17 +11352,30 @@
               <w:spacing w:line="276" w:lineRule="auto"/>
               <w:rPr>
                 <w:rFonts w:cstheme="minorHAnsi"/>
-                <w:color w:val="000000" w:themeColor="text1"/>
-              </w:rPr>
-            </w:pPr>
-            <w:r>
-              <w:rPr>
-                <w:rFonts w:cstheme="minorHAnsi"/>
                 <w:i/>
                 <w:iCs/>
                 <w:color w:val="000000" w:themeColor="text1"/>
               </w:rPr>
-              <w:t>„Wenn ich schlafe, kann mein Körper …"</w:t>
+            </w:pPr>
+            <w:r>
+              <w:rPr>
+                <w:rFonts w:cstheme="minorHAnsi"/>
+                <w:b/>
+                <w:bCs/>
+                <w:i/>
+                <w:iCs/>
+                <w:color w:val="000000" w:themeColor="text1"/>
+              </w:rPr>
+              <w:t>„Macht eher müde"</w:t>
+            </w:r>
+            <w:r>
+              <w:rPr>
+                <w:rFonts w:cstheme="minorHAnsi"/>
+                <w:i/>
+                <w:iCs/>
+                <w:color w:val="000000" w:themeColor="text1"/>
+              </w:rPr>
+              <w:t xml:space="preserve"> (Buch lesen, Gute-Nacht-Geschichte hören, Musik hören, kuscheln, ruhiges Gespräch)</w:t>
             </w:r>
           </w:p>
           <w:p>
@@ -9891,67 +11391,30 @@
               <w:spacing w:line="276" w:lineRule="auto"/>
               <w:rPr>
                 <w:rFonts w:cstheme="minorHAnsi"/>
-                <w:color w:val="000000" w:themeColor="text1"/>
-              </w:rPr>
-            </w:pPr>
-            <w:r>
-              <w:rPr>
-                <w:rFonts w:cstheme="minorHAnsi"/>
                 <w:i/>
                 <w:iCs/>
                 <w:color w:val="000000" w:themeColor="text1"/>
               </w:rPr>
-              <w:t>„Wenn ich zu wenig schlafe, fühle ich mich …"</w:t>
-            </w:r>
-          </w:p>
-          <w:p>
-            <w:pPr>
-              <w:numPr>
-                <w:ilvl w:val="0"/>
-                <w:numId w:val="9"/>
-              </w:numPr>
-              <w:shd w:val="clear" w:color="auto" w:fill="E2EFD9" w:themeFill="accent6" w:themeFillTint="33"/>
-              <w:tabs>
-                <w:tab w:val="left" w:pos="273"/>
-              </w:tabs>
-              <w:spacing w:line="276" w:lineRule="auto"/>
-              <w:rPr>
-                <w:rFonts w:cstheme="minorHAnsi"/>
-                <w:color w:val="000000" w:themeColor="text1"/>
-              </w:rPr>
-            </w:pPr>
-            <w:r>
-              <w:rPr>
-                <w:rFonts w:cstheme="minorHAnsi"/>
+            </w:pPr>
+            <w:r>
+              <w:rPr>
+                <w:rFonts w:cstheme="minorHAnsi"/>
+                <w:b/>
+                <w:bCs/>
                 <w:i/>
                 <w:iCs/>
                 <w:color w:val="000000" w:themeColor="text1"/>
               </w:rPr>
-              <w:t>„Mein Körper schläft, aber mein Gehirn …"</w:t>
-            </w:r>
-          </w:p>
-          <w:p>
-            <w:pPr>
-              <w:numPr>
-                <w:ilvl w:val="0"/>
-                <w:numId w:val="9"/>
-              </w:numPr>
-              <w:shd w:val="clear" w:color="auto" w:fill="E2EFD9" w:themeFill="accent6" w:themeFillTint="33"/>
-              <w:tabs>
-                <w:tab w:val="left" w:pos="273"/>
-              </w:tabs>
-              <w:spacing w:line="276" w:lineRule="auto"/>
-              <w:rPr>
-                <w:rFonts w:cstheme="minorHAnsi"/>
-                <w:color w:val="000000" w:themeColor="text1"/>
-              </w:rPr>
-            </w:pPr>
-            <w:r>
-              <w:rPr>
-                <w:rFonts w:cstheme="minorHAnsi"/>
-                <w:color w:val="000000" w:themeColor="text1"/>
-              </w:rPr>
-              <w:t>„Schlaf ist wichtig, weil …"</w:t>
+              <w:t>„Hält eher wach"</w:t>
+            </w:r>
+            <w:r>
+              <w:rPr>
+                <w:rFonts w:cstheme="minorHAnsi"/>
+                <w:i/>
+                <w:iCs/>
+                <w:color w:val="000000" w:themeColor="text1"/>
+              </w:rPr>
+              <w:t xml:space="preserve"> (Handy schauen, Videospiel spielen, aufregendes Fernsehen, laute Musik)</w:t>
             </w:r>
           </w:p>
           <w:p>
@@ -9999,14 +11462,7 @@
                 <w:rFonts w:cstheme="minorHAnsi"/>
                 <w:color w:val="000000" w:themeColor="text1"/>
               </w:rPr>
-              <w:t>Kinder ergänzen die Sätze in Einzelarbeit – schriftlich oder als Zeichnung</w:t>
-            </w:r>
-            <w:r>
-              <w:rPr>
-                <w:rFonts w:cstheme="minorHAnsi"/>
-                <w:color w:val="000000" w:themeColor="text1"/>
-              </w:rPr>
-              <w:t xml:space="preserve"> oder andere kreative Herangehensweisen, die Sie als Lehrkraft in dieser Klassen schon eingeführt haben.</w:t>
+              <w:t>Sortieren in 2er-Paaren; Bildkarten werden physisch gelegt oder ausgeschnitten</w:t>
             </w:r>
           </w:p>
           <w:p>
@@ -10030,7 +11486,7 @@
                 <w:rFonts w:cstheme="minorHAnsi"/>
                 <w:color w:val="000000" w:themeColor="text1"/>
               </w:rPr>
-              <w:t>Anschließend Sitzkreis: Kinder teilen ihre Antworten; Lehrkraft notiert Stichworte auf Plakat</w:t>
+              <w:t>Anschließend Kurzpräsentation im Plenum: Paare erklären eine ihrer Entscheidungen</w:t>
             </w:r>
           </w:p>
           <w:p>
@@ -10054,7 +11510,30 @@
                 <w:rFonts w:cstheme="minorHAnsi"/>
                 <w:color w:val="000000" w:themeColor="text1"/>
               </w:rPr>
-              <w:t>Abschluss: Gemeinsam ein „Schlaf-hilft-mir!"-Plakat gestalten, das im Klassenzimmer bleibt</w:t>
+              <w:t xml:space="preserve">Abweichungen behutsam diskutieren – </w:t>
+            </w:r>
+            <w:r>
+              <w:rPr>
+                <w:rFonts w:cstheme="minorHAnsi"/>
+                <w:i/>
+                <w:iCs/>
+                <w:color w:val="000000" w:themeColor="text1"/>
+              </w:rPr>
+              <w:t>„Warum könnte das so sein?"</w:t>
+            </w:r>
+            <w:r>
+              <w:rPr>
+                <w:rFonts w:cstheme="minorHAnsi"/>
+                <w:color w:val="000000" w:themeColor="text1"/>
+              </w:rPr>
+              <w:t xml:space="preserve"> – ohne Bewertung</w:t>
+            </w:r>
+            <w:r>
+              <w:rPr>
+                <w:rFonts w:cstheme="minorHAnsi"/>
+                <w:color w:val="000000" w:themeColor="text1"/>
+              </w:rPr>
+              <w:t xml:space="preserve"> wie „Das ist falsch!“ Eher „Was könnte passieren, wenn…“?</w:t>
             </w:r>
           </w:p>
           <w:p>
@@ -10078,1253 +11557,7 @@
                 <w:rFonts w:cstheme="minorHAnsi"/>
                 <w:color w:val="000000" w:themeColor="text1"/>
               </w:rPr>
-              <w:t>Überleitung zur nächsten Phase durch das Augreifen aus vorheriger Phase</w:t>
-            </w:r>
-            <w:r>
-              <w:rPr>
-                <w:rFonts w:cstheme="minorHAnsi"/>
-                <w:color w:val="000000" w:themeColor="text1"/>
-              </w:rPr>
-              <w:t>: „Erinnert ihr euch, was blaues Licht macht? Genau – es sagt dem Gehirn: Es ist noch Tag. Und was braucht der Körper, um das zu ändern?"</w:t>
-            </w:r>
-            <w:r>
-              <w:rPr>
-                <w:rFonts w:cstheme="minorHAnsi"/>
-                <w:color w:val="000000" w:themeColor="text1"/>
-              </w:rPr>
-              <w:t xml:space="preserve"> </w:t>
-            </w:r>
-          </w:p>
-          <w:p>
-            <w:pPr>
-              <w:tabs>
-                <w:tab w:val="left" w:pos="273"/>
-              </w:tabs>
-              <w:spacing w:line="276" w:lineRule="auto"/>
-              <w:rPr>
-                <w:rFonts w:cstheme="minorHAnsi"/>
-                <w:b/>
-                <w:bCs/>
-                <w:color w:val="EE0000"/>
-              </w:rPr>
-            </w:pPr>
-          </w:p>
-          <w:p>
-            <w:pPr>
-              <w:tabs>
-                <w:tab w:val="left" w:pos="273"/>
-              </w:tabs>
-              <w:spacing w:line="276" w:lineRule="auto"/>
-              <w:rPr>
-                <w:rFonts w:cstheme="minorHAnsi"/>
-                <w:color w:val="000000" w:themeColor="text1"/>
-              </w:rPr>
-            </w:pPr>
-            <w:r>
-              <w:rPr>
-                <w:rFonts w:cstheme="minorHAnsi"/>
-                <w:color w:val="000000" w:themeColor="text1"/>
-              </w:rPr>
-              <w:t>In dieser Phase entwickeln die Lernenden Kriterien für eine gesundheitsbewusste Einschätzung ihrer Mediennutzung und analysieren Zusammenhänge anhand realer Abendsituationen</w:t>
-            </w:r>
-            <w:r>
-              <w:rPr>
-                <w:rFonts w:cstheme="minorHAnsi"/>
-                <w:color w:val="000000" w:themeColor="text1"/>
-              </w:rPr>
-              <w:t>.</w:t>
-            </w:r>
-          </w:p>
-          <w:p>
-            <w:pPr>
-              <w:tabs>
-                <w:tab w:val="left" w:pos="273"/>
-              </w:tabs>
-              <w:spacing w:line="276" w:lineRule="auto"/>
-              <w:rPr>
-                <w:rFonts w:cstheme="minorHAnsi"/>
-                <w:color w:val="EE0000"/>
-              </w:rPr>
-            </w:pPr>
-          </w:p>
-          <w:p>
-            <w:pPr>
-              <w:tabs>
-                <w:tab w:val="left" w:pos="273"/>
-              </w:tabs>
-              <w:spacing w:line="276" w:lineRule="auto"/>
-              <w:rPr>
-                <w:rFonts w:cstheme="minorHAnsi"/>
-                <w:color w:val="EE0000"/>
-              </w:rPr>
-            </w:pPr>
-            <w:r>
-              <w:rPr>
-                <w:rFonts w:cstheme="minorHAnsi"/>
-                <w:color w:val="EE0000"/>
-              </w:rPr>
-              <w:t>___________________________________________________________________________</w:t>
-            </w:r>
-          </w:p>
-          <w:p>
-            <w:pPr>
-              <w:rPr>
-                <w:rFonts w:cstheme="minorHAnsi"/>
-                <w:color w:val="EE0000"/>
-              </w:rPr>
-            </w:pPr>
-            <w:r>
-              <w:rPr>
-                <w:rFonts w:cstheme="minorHAnsi"/>
-                <w:color w:val="EE0000"/>
-                <w:highlight w:val="yellow"/>
-              </w:rPr>
-              <w:t>((Seite 10))</w:t>
-            </w:r>
-          </w:p>
-          <w:p>
-            <w:pPr>
-              <w:tabs>
-                <w:tab w:val="left" w:pos="273"/>
-              </w:tabs>
-              <w:spacing w:line="276" w:lineRule="auto"/>
-              <w:rPr>
-                <w:rFonts w:cstheme="minorHAnsi"/>
-                <w:b/>
-                <w:bCs/>
-                <w:color w:val="000000" w:themeColor="text1"/>
-                <w:sz w:val="26"/>
-                <w:szCs w:val="26"/>
-              </w:rPr>
-            </w:pPr>
-            <w:r>
-              <w:rPr>
-                <w:rFonts w:cstheme="minorHAnsi"/>
-                <w:b/>
-                <w:bCs/>
-                <w:color w:val="000000" w:themeColor="text1"/>
-                <w:sz w:val="26"/>
-                <w:szCs w:val="26"/>
-              </w:rPr>
-              <w:t>Vertiefung</w:t>
-            </w:r>
-          </w:p>
-          <w:p>
-            <w:pPr>
-              <w:tabs>
-                <w:tab w:val="left" w:pos="273"/>
-              </w:tabs>
-              <w:spacing w:line="276" w:lineRule="auto"/>
-              <w:rPr>
-                <w:rFonts w:cstheme="minorHAnsi"/>
-                <w:color w:val="000000" w:themeColor="text1"/>
-              </w:rPr>
-            </w:pPr>
-            <w:r>
-              <w:rPr>
-                <w:rFonts w:cstheme="minorHAnsi"/>
-                <w:color w:val="000000" w:themeColor="text1"/>
-              </w:rPr>
-              <w:t xml:space="preserve">Zum Thema </w:t>
-            </w:r>
-            <w:r>
-              <w:rPr>
-                <w:rFonts w:cstheme="minorHAnsi"/>
-                <w:color w:val="000000" w:themeColor="text1"/>
-              </w:rPr>
-              <w:t>„Was könnte mir helfen, besser zu schlafen?"</w:t>
-            </w:r>
-            <w:r>
-              <w:rPr>
-                <w:rFonts w:cstheme="minorHAnsi"/>
-                <w:color w:val="000000" w:themeColor="text1"/>
-              </w:rPr>
-              <w:t xml:space="preserve"> führt die Lehrkraft mit der Think-Pair-Share-Methode (</w:t>
-            </w:r>
-            <w:r>
-              <w:rPr>
-                <w:rFonts w:cstheme="minorHAnsi"/>
-                <w:color w:val="EE0000"/>
-              </w:rPr>
-              <w:t xml:space="preserve">Anhang </w:t>
-            </w:r>
-            <w:r>
-              <w:rPr>
-                <w:rFonts w:cstheme="minorHAnsi"/>
-                <w:color w:val="000000" w:themeColor="text1"/>
-              </w:rPr>
-              <w:t>2) die Lernenden durch dieses Brainstorming. Wenn noch Zeit ist und die Methode schon bekannt ist, kann man sie auch gerne zu Think-Pair-Square-Share erweitern.</w:t>
-            </w:r>
-          </w:p>
-          <w:p>
-            <w:pPr>
-              <w:tabs>
-                <w:tab w:val="left" w:pos="273"/>
-              </w:tabs>
-              <w:spacing w:line="276" w:lineRule="auto"/>
-              <w:rPr>
-                <w:rFonts w:cstheme="minorHAnsi"/>
-                <w:color w:val="EE0000"/>
-              </w:rPr>
-            </w:pPr>
-          </w:p>
-          <w:p>
-            <w:pPr>
-              <w:tabs>
-                <w:tab w:val="left" w:pos="273"/>
-              </w:tabs>
-              <w:spacing w:line="276" w:lineRule="auto"/>
-              <w:rPr>
-                <w:rFonts w:cstheme="minorHAnsi"/>
-                <w:color w:val="000000" w:themeColor="text1"/>
-              </w:rPr>
-            </w:pPr>
-            <w:r>
-              <w:rPr>
-                <w:rFonts w:cstheme="minorHAnsi"/>
-                <w:color w:val="000000" w:themeColor="text1"/>
-              </w:rPr>
-              <w:t>Von den Ergebnissen ausgehend, schließt die Frage „Un</w:t>
-            </w:r>
-            <w:r>
-              <w:rPr>
-                <w:rFonts w:cstheme="minorHAnsi"/>
-                <w:color w:val="000000" w:themeColor="text1"/>
-              </w:rPr>
-              <w:t>d</w:t>
-            </w:r>
-            <w:r>
-              <w:rPr>
-                <w:rFonts w:cstheme="minorHAnsi"/>
-                <w:color w:val="000000" w:themeColor="text1"/>
-              </w:rPr>
-              <w:t xml:space="preserve"> was macht es schwer, das umzusetzen</w:t>
-            </w:r>
-            <w:r>
-              <w:rPr>
-                <w:rFonts w:cstheme="minorHAnsi"/>
-                <w:color w:val="000000" w:themeColor="text1"/>
-              </w:rPr>
-              <w:t>?</w:t>
-            </w:r>
-            <w:r>
-              <w:rPr>
-                <w:rFonts w:cstheme="minorHAnsi"/>
-                <w:color w:val="000000" w:themeColor="text1"/>
-              </w:rPr>
-              <w:t>“ an.</w:t>
-            </w:r>
-          </w:p>
-          <w:p>
-            <w:pPr>
-              <w:tabs>
-                <w:tab w:val="left" w:pos="273"/>
-              </w:tabs>
-              <w:spacing w:line="276" w:lineRule="auto"/>
-              <w:rPr>
-                <w:rFonts w:cstheme="minorHAnsi"/>
-                <w:color w:val="000000" w:themeColor="text1"/>
-              </w:rPr>
-            </w:pPr>
-          </w:p>
-          <w:p>
-            <w:pPr>
-              <w:tabs>
-                <w:tab w:val="left" w:pos="273"/>
-              </w:tabs>
-              <w:spacing w:line="276" w:lineRule="auto"/>
-              <w:rPr>
-                <w:rFonts w:cstheme="minorHAnsi"/>
-                <w:b/>
-                <w:bCs/>
-                <w:color w:val="000000" w:themeColor="text1"/>
-              </w:rPr>
-            </w:pPr>
-            <w:r>
-              <w:rPr>
-                <w:rFonts w:cstheme="minorHAnsi"/>
-                <w:b/>
-                <w:bCs/>
-                <w:color w:val="000000" w:themeColor="text1"/>
-              </w:rPr>
-              <w:t>Erwartete Antworten der Lernenden</w:t>
-            </w:r>
-          </w:p>
-          <w:p>
-            <w:pPr>
-              <w:tabs>
-                <w:tab w:val="left" w:pos="273"/>
-              </w:tabs>
-              <w:spacing w:line="276" w:lineRule="auto"/>
-              <w:rPr>
-                <w:rFonts w:cstheme="minorHAnsi"/>
-                <w:color w:val="000000" w:themeColor="text1"/>
-              </w:rPr>
-            </w:pPr>
-            <w:r>
-              <w:rPr>
-                <w:rFonts w:cstheme="minorHAnsi"/>
-                <w:b/>
-                <w:bCs/>
-                <w:color w:val="000000" w:themeColor="text1"/>
-              </w:rPr>
-              <w:t>Was könnte helfen?</w:t>
-            </w:r>
-          </w:p>
-          <w:p>
-            <w:pPr>
-              <w:numPr>
-                <w:ilvl w:val="0"/>
-                <w:numId w:val="12"/>
-              </w:numPr>
-              <w:tabs>
-                <w:tab w:val="left" w:pos="273"/>
-              </w:tabs>
-              <w:spacing w:line="276" w:lineRule="auto"/>
-              <w:rPr>
-                <w:rFonts w:cstheme="minorHAnsi"/>
-                <w:color w:val="000000" w:themeColor="text1"/>
-              </w:rPr>
-            </w:pPr>
-            <w:r>
-              <w:rPr>
-                <w:rFonts w:cstheme="minorHAnsi"/>
-                <w:color w:val="000000" w:themeColor="text1"/>
-              </w:rPr>
-              <w:t>„Handy nicht neben dem Bett legen"</w:t>
-            </w:r>
-          </w:p>
-          <w:p>
-            <w:pPr>
-              <w:numPr>
-                <w:ilvl w:val="0"/>
-                <w:numId w:val="12"/>
-              </w:numPr>
-              <w:tabs>
-                <w:tab w:val="left" w:pos="273"/>
-              </w:tabs>
-              <w:spacing w:line="276" w:lineRule="auto"/>
-              <w:rPr>
-                <w:rFonts w:cstheme="minorHAnsi"/>
-                <w:color w:val="000000" w:themeColor="text1"/>
-              </w:rPr>
-            </w:pPr>
-            <w:r>
-              <w:rPr>
-                <w:rFonts w:cstheme="minorHAnsi"/>
-                <w:color w:val="000000" w:themeColor="text1"/>
-              </w:rPr>
-              <w:t>„Eine Stunde vorher aufhören mit Serien"</w:t>
-            </w:r>
-          </w:p>
-          <w:p>
-            <w:pPr>
-              <w:numPr>
-                <w:ilvl w:val="0"/>
-                <w:numId w:val="12"/>
-              </w:numPr>
-              <w:tabs>
-                <w:tab w:val="left" w:pos="273"/>
-              </w:tabs>
-              <w:spacing w:line="276" w:lineRule="auto"/>
-              <w:rPr>
-                <w:rFonts w:cstheme="minorHAnsi"/>
-                <w:color w:val="000000" w:themeColor="text1"/>
-              </w:rPr>
-            </w:pPr>
-            <w:r>
-              <w:rPr>
-                <w:rFonts w:cstheme="minorHAnsi"/>
-                <w:color w:val="000000" w:themeColor="text1"/>
-              </w:rPr>
-              <w:t>„Buch lesen statt scrollen"</w:t>
-            </w:r>
-          </w:p>
-          <w:p>
-            <w:pPr>
-              <w:numPr>
-                <w:ilvl w:val="0"/>
-                <w:numId w:val="12"/>
-              </w:numPr>
-              <w:tabs>
-                <w:tab w:val="left" w:pos="273"/>
-              </w:tabs>
-              <w:spacing w:line="276" w:lineRule="auto"/>
-              <w:rPr>
-                <w:rFonts w:cstheme="minorHAnsi"/>
-                <w:color w:val="000000" w:themeColor="text1"/>
-              </w:rPr>
-            </w:pPr>
-            <w:r>
-              <w:rPr>
-                <w:rFonts w:cstheme="minorHAnsi"/>
-                <w:color w:val="000000" w:themeColor="text1"/>
-              </w:rPr>
-              <w:lastRenderedPageBreak/>
-              <w:t>„Feste Schlafenszeit"</w:t>
-            </w:r>
-          </w:p>
-          <w:p>
-            <w:pPr>
-              <w:tabs>
-                <w:tab w:val="left" w:pos="273"/>
-              </w:tabs>
-              <w:spacing w:line="276" w:lineRule="auto"/>
-              <w:rPr>
-                <w:rFonts w:cstheme="minorHAnsi"/>
-                <w:color w:val="000000" w:themeColor="text1"/>
-              </w:rPr>
-            </w:pPr>
-            <w:r>
-              <w:rPr>
-                <w:rFonts w:cstheme="minorHAnsi"/>
-                <w:b/>
-                <w:bCs/>
-                <w:color w:val="000000" w:themeColor="text1"/>
-              </w:rPr>
-              <w:t>Was macht es schwer?</w:t>
-            </w:r>
-          </w:p>
-          <w:p>
-            <w:pPr>
-              <w:numPr>
-                <w:ilvl w:val="0"/>
-                <w:numId w:val="13"/>
-              </w:numPr>
-              <w:tabs>
-                <w:tab w:val="left" w:pos="273"/>
-              </w:tabs>
-              <w:spacing w:line="276" w:lineRule="auto"/>
-              <w:rPr>
-                <w:rFonts w:cstheme="minorHAnsi"/>
-                <w:color w:val="000000" w:themeColor="text1"/>
-              </w:rPr>
-            </w:pPr>
-            <w:r>
-              <w:rPr>
-                <w:rFonts w:cstheme="minorHAnsi"/>
-                <w:color w:val="000000" w:themeColor="text1"/>
-              </w:rPr>
-              <w:t>„Ich kann nicht einschlafen ohne Musik oder Videos – das beruhigt mich"</w:t>
-            </w:r>
-          </w:p>
-          <w:p>
-            <w:pPr>
-              <w:numPr>
-                <w:ilvl w:val="0"/>
-                <w:numId w:val="13"/>
-              </w:numPr>
-              <w:tabs>
-                <w:tab w:val="left" w:pos="273"/>
-              </w:tabs>
-              <w:spacing w:line="276" w:lineRule="auto"/>
-              <w:rPr>
-                <w:rFonts w:cstheme="minorHAnsi"/>
-                <w:color w:val="000000" w:themeColor="text1"/>
-              </w:rPr>
-            </w:pPr>
-            <w:r>
-              <w:rPr>
-                <w:rFonts w:cstheme="minorHAnsi"/>
-                <w:color w:val="000000" w:themeColor="text1"/>
-              </w:rPr>
-              <w:t>„Ich warte auf Nachrichten"</w:t>
-            </w:r>
-          </w:p>
-          <w:p>
-            <w:pPr>
-              <w:numPr>
-                <w:ilvl w:val="0"/>
-                <w:numId w:val="13"/>
-              </w:numPr>
-              <w:tabs>
-                <w:tab w:val="left" w:pos="273"/>
-              </w:tabs>
-              <w:spacing w:line="276" w:lineRule="auto"/>
-              <w:rPr>
-                <w:rFonts w:cstheme="minorHAnsi"/>
-                <w:color w:val="000000" w:themeColor="text1"/>
-              </w:rPr>
-            </w:pPr>
-            <w:r>
-              <w:rPr>
-                <w:rFonts w:cstheme="minorHAnsi"/>
-                <w:color w:val="000000" w:themeColor="text1"/>
-              </w:rPr>
-              <w:t>„Meine Eltern bestimmen das nicht – und ich auch nicht so richtig"</w:t>
-            </w:r>
-          </w:p>
-          <w:p>
-            <w:pPr>
-              <w:numPr>
-                <w:ilvl w:val="0"/>
-                <w:numId w:val="13"/>
-              </w:numPr>
-              <w:tabs>
-                <w:tab w:val="left" w:pos="273"/>
-              </w:tabs>
-              <w:spacing w:line="276" w:lineRule="auto"/>
-              <w:rPr>
-                <w:rFonts w:cstheme="minorHAnsi"/>
-                <w:color w:val="000000" w:themeColor="text1"/>
-              </w:rPr>
-            </w:pPr>
-            <w:r>
-              <w:rPr>
-                <w:rFonts w:cstheme="minorHAnsi"/>
-                <w:color w:val="000000" w:themeColor="text1"/>
-              </w:rPr>
-              <w:t>„Ich weiß nicht, was ich stattdessen machen soll"</w:t>
-            </w:r>
-          </w:p>
-          <w:p>
-            <w:pPr>
-              <w:tabs>
-                <w:tab w:val="left" w:pos="273"/>
-              </w:tabs>
-              <w:spacing w:line="276" w:lineRule="auto"/>
-              <w:rPr>
-                <w:rFonts w:cstheme="minorHAnsi"/>
-                <w:color w:val="000000" w:themeColor="text1"/>
-              </w:rPr>
-            </w:pPr>
-          </w:p>
-          <w:p>
-            <w:pPr>
-              <w:tabs>
-                <w:tab w:val="left" w:pos="273"/>
-              </w:tabs>
-              <w:spacing w:line="276" w:lineRule="auto"/>
-              <w:rPr>
-                <w:rFonts w:cstheme="minorHAnsi"/>
-                <w:color w:val="000000" w:themeColor="text1"/>
-              </w:rPr>
-            </w:pPr>
-            <w:r>
-              <w:rPr>
-                <w:rFonts w:cstheme="minorHAnsi"/>
-                <w:b/>
-                <w:bCs/>
-                <w:color w:val="000000" w:themeColor="text1"/>
-              </w:rPr>
-              <w:t>Hindernisse würdigen:</w:t>
-            </w:r>
-            <w:r>
-              <w:rPr>
-                <w:rFonts w:cstheme="minorHAnsi"/>
-                <w:color w:val="000000" w:themeColor="text1"/>
-              </w:rPr>
-              <w:t xml:space="preserve"> Im Think-Pair-Share werden regelmäßig echte Barrieren genannt: </w:t>
-            </w:r>
-            <w:r>
-              <w:rPr>
-                <w:rFonts w:cstheme="minorHAnsi"/>
-                <w:i/>
-                <w:iCs/>
-                <w:color w:val="000000" w:themeColor="text1"/>
-              </w:rPr>
-              <w:t>„Ich kann nicht einschlafen ohne Handy", „Meine Eltern entscheiden das", „Ich brauche das zum Entspannen"</w:t>
-            </w:r>
-            <w:r>
-              <w:rPr>
-                <w:rFonts w:cstheme="minorHAnsi"/>
-                <w:color w:val="000000" w:themeColor="text1"/>
-              </w:rPr>
-              <w:t>. Diese Antworten sind wertvoll und sollten explizit anerkannt werden – sie zeigen, dass Verhaltensänderung komplex ist und keine Willenssache.</w:t>
-            </w:r>
-          </w:p>
-          <w:p>
-            <w:pPr>
-              <w:tabs>
-                <w:tab w:val="left" w:pos="273"/>
-              </w:tabs>
-              <w:spacing w:line="276" w:lineRule="auto"/>
-              <w:rPr>
-                <w:rFonts w:cstheme="minorHAnsi"/>
-                <w:color w:val="000000" w:themeColor="text1"/>
-              </w:rPr>
-            </w:pPr>
-          </w:p>
-          <w:p>
-            <w:pPr>
-              <w:tabs>
-                <w:tab w:val="left" w:pos="273"/>
-              </w:tabs>
-              <w:spacing w:line="276" w:lineRule="auto"/>
-              <w:rPr>
-                <w:rFonts w:cstheme="minorHAnsi"/>
-                <w:color w:val="000000" w:themeColor="text1"/>
-              </w:rPr>
-            </w:pPr>
-            <w:r>
-              <w:rPr>
-                <w:rFonts w:cstheme="minorHAnsi"/>
-                <w:color w:val="000000" w:themeColor="text1"/>
-              </w:rPr>
-              <w:t xml:space="preserve">Die Lernenden haben nun einen guten Überblick über das Thema und erstellen </w:t>
-            </w:r>
-            <w:r>
-              <w:rPr>
-                <w:rFonts w:cstheme="minorHAnsi"/>
-                <w:color w:val="000000" w:themeColor="text1"/>
-              </w:rPr>
-              <w:t xml:space="preserve">in 2er-Gruppen </w:t>
-            </w:r>
-            <w:r>
-              <w:rPr>
-                <w:rFonts w:cstheme="minorHAnsi"/>
-                <w:color w:val="000000" w:themeColor="text1"/>
-              </w:rPr>
-              <w:t>mit Arbeitsblatt 3 ein bildschirmfrei</w:t>
-            </w:r>
-            <w:r>
-              <w:rPr>
-                <w:rFonts w:cstheme="minorHAnsi"/>
-                <w:color w:val="000000" w:themeColor="text1"/>
-              </w:rPr>
-              <w:t>es</w:t>
-            </w:r>
-            <w:r>
-              <w:rPr>
-                <w:rFonts w:cstheme="minorHAnsi"/>
-                <w:color w:val="000000" w:themeColor="text1"/>
-              </w:rPr>
-              <w:t xml:space="preserve"> </w:t>
-            </w:r>
-            <w:commentRangeStart w:id="11"/>
-            <w:r>
-              <w:rPr>
-                <w:rFonts w:cstheme="minorHAnsi"/>
-                <w:color w:val="000000" w:themeColor="text1"/>
-              </w:rPr>
-              <w:t>Abendritual</w:t>
-            </w:r>
-            <w:r>
-              <w:rPr>
-                <w:rFonts w:cstheme="minorHAnsi"/>
-                <w:color w:val="000000" w:themeColor="text1"/>
-              </w:rPr>
-              <w:t xml:space="preserve"> </w:t>
-            </w:r>
-            <w:commentRangeEnd w:id="11"/>
-            <w:r>
-              <w:rPr>
-                <w:rStyle w:val="Kommentarzeichen"/>
-                <w:rFonts w:cstheme="minorHAnsi"/>
-                <w:color w:val="000000" w:themeColor="text1"/>
-                <w:sz w:val="22"/>
-                <w:szCs w:val="22"/>
-              </w:rPr>
-              <w:commentReference w:id="11"/>
-            </w:r>
-            <w:r>
-              <w:rPr>
-                <w:rFonts w:cstheme="minorHAnsi"/>
-                <w:color w:val="000000" w:themeColor="text1"/>
-              </w:rPr>
-              <w:t>mit gegenseitigem Feedback. Keine Notwendigkeit für ein Sammeln der Ergebnisse im Plenum, da die Pläne sehr indiduell aus den vorausgehenden Inhalte der Unterrichtseinheit zusammengestellt werden.</w:t>
-            </w:r>
-          </w:p>
-          <w:p>
-            <w:pPr>
-              <w:tabs>
-                <w:tab w:val="left" w:pos="273"/>
-              </w:tabs>
-              <w:spacing w:line="276" w:lineRule="auto"/>
-              <w:rPr>
-                <w:rFonts w:cstheme="minorHAnsi"/>
-                <w:color w:val="000000" w:themeColor="text1"/>
-              </w:rPr>
-            </w:pPr>
-          </w:p>
-          <w:p>
-            <w:pPr>
-              <w:shd w:val="clear" w:color="auto" w:fill="FBE4D5" w:themeFill="accent2" w:themeFillTint="33"/>
-              <w:tabs>
-                <w:tab w:val="left" w:pos="273"/>
-              </w:tabs>
-              <w:spacing w:line="276" w:lineRule="auto"/>
-              <w:rPr>
-                <w:rFonts w:cstheme="minorHAnsi"/>
-                <w:color w:val="000000" w:themeColor="text1"/>
-              </w:rPr>
-            </w:pPr>
-            <w:r>
-              <w:rPr>
-                <w:rFonts w:cstheme="minorHAnsi"/>
-                <w:color w:val="000000" w:themeColor="text1"/>
-                <w:highlight w:val="yellow"/>
-              </w:rPr>
-              <w:t>((Icon „Differenzierung“!!))</w:t>
-            </w:r>
-          </w:p>
-          <w:p>
-            <w:pPr>
-              <w:shd w:val="clear" w:color="auto" w:fill="FBE4D5" w:themeFill="accent2" w:themeFillTint="33"/>
-              <w:tabs>
-                <w:tab w:val="left" w:pos="273"/>
-              </w:tabs>
-              <w:spacing w:line="276" w:lineRule="auto"/>
-              <w:rPr>
-                <w:rFonts w:cstheme="minorHAnsi"/>
-                <w:b/>
-                <w:bCs/>
-                <w:color w:val="000000" w:themeColor="text1"/>
-              </w:rPr>
-            </w:pPr>
-            <w:r>
-              <w:rPr>
-                <w:rFonts w:cstheme="minorHAnsi"/>
-                <w:b/>
-                <w:bCs/>
-                <w:color w:val="000000" w:themeColor="text1"/>
-              </w:rPr>
-              <w:t>Sek. I (Arbeitsbl</w:t>
-            </w:r>
-            <w:r>
-              <w:rPr>
-                <w:rFonts w:cstheme="minorHAnsi"/>
-                <w:b/>
-                <w:bCs/>
-                <w:color w:val="000000" w:themeColor="text1"/>
-              </w:rPr>
-              <w:t>att</w:t>
-            </w:r>
-            <w:r>
-              <w:rPr>
-                <w:rFonts w:cstheme="minorHAnsi"/>
-                <w:b/>
-                <w:bCs/>
-                <w:color w:val="000000" w:themeColor="text1"/>
-              </w:rPr>
-              <w:t xml:space="preserve"> </w:t>
-            </w:r>
-            <w:r>
-              <w:rPr>
-                <w:rFonts w:cstheme="minorHAnsi"/>
-                <w:b/>
-                <w:bCs/>
-                <w:color w:val="000000" w:themeColor="text1"/>
-              </w:rPr>
-              <w:t>3</w:t>
-            </w:r>
-            <w:r>
-              <w:rPr>
-                <w:rFonts w:cstheme="minorHAnsi"/>
-                <w:b/>
-                <w:bCs/>
-                <w:color w:val="000000" w:themeColor="text1"/>
-              </w:rPr>
-              <w:t xml:space="preserve">-Variante A) </w:t>
-            </w:r>
-          </w:p>
-          <w:p>
-            <w:pPr>
-              <w:numPr>
-                <w:ilvl w:val="0"/>
-                <w:numId w:val="10"/>
-              </w:numPr>
-              <w:shd w:val="clear" w:color="auto" w:fill="FBE4D5" w:themeFill="accent2" w:themeFillTint="33"/>
-              <w:tabs>
-                <w:tab w:val="left" w:pos="273"/>
-              </w:tabs>
-              <w:spacing w:line="276" w:lineRule="auto"/>
-              <w:rPr>
-                <w:rFonts w:cstheme="minorHAnsi"/>
-                <w:color w:val="000000" w:themeColor="text1"/>
-              </w:rPr>
-            </w:pPr>
-            <w:r>
-              <w:rPr>
-                <w:rFonts w:cstheme="minorHAnsi"/>
-                <w:color w:val="000000" w:themeColor="text1"/>
-              </w:rPr>
-              <w:t>Stark vorstrukturiert mit Aktivitätsvorschlägen zum Ankreuzen (Buch lesen, Musik hören, Tagebuch schreiben, Gespräch, Entspannungsübung, …) + Feld für eigene Ideen</w:t>
-            </w:r>
-          </w:p>
-          <w:p>
-            <w:pPr>
-              <w:numPr>
-                <w:ilvl w:val="0"/>
-                <w:numId w:val="10"/>
-              </w:numPr>
-              <w:shd w:val="clear" w:color="auto" w:fill="FBE4D5" w:themeFill="accent2" w:themeFillTint="33"/>
-              <w:tabs>
-                <w:tab w:val="left" w:pos="273"/>
-              </w:tabs>
-              <w:spacing w:line="276" w:lineRule="auto"/>
-              <w:rPr>
-                <w:rFonts w:cstheme="minorHAnsi"/>
-                <w:color w:val="000000" w:themeColor="text1"/>
-              </w:rPr>
-            </w:pPr>
-            <w:r>
-              <w:rPr>
-                <w:rFonts w:cstheme="minorHAnsi"/>
-                <w:color w:val="000000" w:themeColor="text1"/>
-              </w:rPr>
-              <w:t>Fokus auf kleine, sofort umsetzbare Schritte: „Was kannst du heute Abend schon ausprobieren?"</w:t>
-            </w:r>
-          </w:p>
-          <w:p>
-            <w:pPr>
-              <w:shd w:val="clear" w:color="auto" w:fill="FBE4D5" w:themeFill="accent2" w:themeFillTint="33"/>
-              <w:tabs>
-                <w:tab w:val="left" w:pos="273"/>
-              </w:tabs>
-              <w:spacing w:line="276" w:lineRule="auto"/>
-              <w:rPr>
-                <w:rFonts w:cstheme="minorHAnsi"/>
-                <w:b/>
-                <w:bCs/>
-                <w:color w:val="000000" w:themeColor="text1"/>
-                <w:lang w:val="it-IT"/>
-              </w:rPr>
-            </w:pPr>
-            <w:r>
-              <w:rPr>
-                <w:rFonts w:cstheme="minorHAnsi"/>
-                <w:b/>
-                <w:bCs/>
-                <w:color w:val="000000" w:themeColor="text1"/>
-                <w:lang w:val="it-IT"/>
-              </w:rPr>
-              <w:t xml:space="preserve">Sek. I (Arbeitsblatt 3-Variante A) </w:t>
-            </w:r>
-          </w:p>
-          <w:p>
-            <w:pPr>
-              <w:numPr>
-                <w:ilvl w:val="0"/>
-                <w:numId w:val="11"/>
-              </w:numPr>
-              <w:shd w:val="clear" w:color="auto" w:fill="FBE4D5" w:themeFill="accent2" w:themeFillTint="33"/>
-              <w:tabs>
-                <w:tab w:val="left" w:pos="273"/>
-              </w:tabs>
-              <w:spacing w:line="276" w:lineRule="auto"/>
-              <w:rPr>
-                <w:rFonts w:cstheme="minorHAnsi"/>
-                <w:color w:val="000000" w:themeColor="text1"/>
-              </w:rPr>
-            </w:pPr>
-            <w:r>
-              <w:rPr>
-                <w:rFonts w:cstheme="minorHAnsi"/>
-                <w:color w:val="000000" w:themeColor="text1"/>
-              </w:rPr>
-              <w:t>Offenes Format; eigene Rituale entwerfen und begründen; SMART-Ziele formulieren (</w:t>
-            </w:r>
-            <w:r>
-              <w:rPr>
-                <w:rFonts w:cstheme="minorHAnsi"/>
-                <w:i/>
-                <w:iCs/>
-                <w:color w:val="000000" w:themeColor="text1"/>
-              </w:rPr>
-              <w:t>spezifisch, messbar, attraktiv, realistisch, terminiert</w:t>
-            </w:r>
-            <w:r>
-              <w:rPr>
-                <w:rFonts w:cstheme="minorHAnsi"/>
-                <w:color w:val="000000" w:themeColor="text1"/>
-              </w:rPr>
-              <w:t>)</w:t>
-            </w:r>
-          </w:p>
-          <w:p>
-            <w:pPr>
-              <w:numPr>
-                <w:ilvl w:val="0"/>
-                <w:numId w:val="11"/>
-              </w:numPr>
-              <w:shd w:val="clear" w:color="auto" w:fill="FBE4D5" w:themeFill="accent2" w:themeFillTint="33"/>
-              <w:tabs>
-                <w:tab w:val="left" w:pos="273"/>
-              </w:tabs>
-              <w:spacing w:line="276" w:lineRule="auto"/>
-              <w:rPr>
-                <w:rFonts w:cstheme="minorHAnsi"/>
-                <w:color w:val="000000" w:themeColor="text1"/>
-              </w:rPr>
-            </w:pPr>
-            <w:r>
-              <w:rPr>
-                <w:rFonts w:cstheme="minorHAnsi"/>
-                <w:color w:val="000000" w:themeColor="text1"/>
-              </w:rPr>
-              <w:t>Reflexion über innere Barrieren: FOMO, soziale Erwartungen, Suchtmuster – und wie damit umgehen?</w:t>
-            </w:r>
-          </w:p>
-          <w:p>
-            <w:pPr>
-              <w:tabs>
-                <w:tab w:val="left" w:pos="273"/>
-              </w:tabs>
-              <w:spacing w:line="276" w:lineRule="auto"/>
-              <w:rPr>
-                <w:rFonts w:cstheme="minorHAnsi"/>
-                <w:color w:val="000000" w:themeColor="text1"/>
-              </w:rPr>
-            </w:pPr>
-          </w:p>
-          <w:p>
-            <w:pPr>
-              <w:tabs>
-                <w:tab w:val="left" w:pos="273"/>
-              </w:tabs>
-              <w:spacing w:line="276" w:lineRule="auto"/>
-              <w:rPr>
-                <w:rFonts w:cstheme="minorHAnsi"/>
-                <w:color w:val="000000" w:themeColor="text1"/>
-              </w:rPr>
-            </w:pPr>
-            <w:r>
-              <w:rPr>
-                <w:rFonts w:cstheme="minorHAnsi"/>
-                <w:color w:val="000000" w:themeColor="text1"/>
-              </w:rPr>
-              <w:t>Um aus dem theoretischen Wissen nachprüfbare Ergebnisse zu bekommen, wird mit Arbeitsblatt 4 das Schlafprotokoll vorgestellt, mit dem Hinweis auf eine Follow-Up Einheit von 15 Minuten in einer oder zwei Wochen, wo Freiwillige ihre Ergebnisse präsentieren können. Die Lehrkraft klärt noch Rückfragen zum Schlafprotokoll.</w:t>
-            </w:r>
-          </w:p>
-          <w:p>
-            <w:pPr>
-              <w:tabs>
-                <w:tab w:val="left" w:pos="273"/>
-              </w:tabs>
-              <w:spacing w:line="276" w:lineRule="auto"/>
-              <w:rPr>
-                <w:rFonts w:cstheme="minorHAnsi"/>
-                <w:color w:val="000000" w:themeColor="text1"/>
-              </w:rPr>
-            </w:pPr>
-            <w:r>
-              <w:rPr>
-                <w:rFonts w:cstheme="minorHAnsi"/>
-                <w:color w:val="000000" w:themeColor="text1"/>
-              </w:rPr>
-              <w:t xml:space="preserve">Das Schlafprotokoll ist mehr als ein Arbeitsblatt – es ist ein Selbstexperiment. Die Lernenden werden zu Forschenden ihrer eigenen Gewohnheiten. Das stärkt Selbstwirksamkeit und schafft echte Datenbasis für das Follow-up. </w:t>
-            </w:r>
-          </w:p>
-          <w:p>
-            <w:pPr>
-              <w:tabs>
-                <w:tab w:val="left" w:pos="273"/>
-              </w:tabs>
-              <w:spacing w:line="276" w:lineRule="auto"/>
-              <w:rPr>
-                <w:rFonts w:cstheme="minorHAnsi"/>
-                <w:color w:val="EE0000"/>
-              </w:rPr>
-            </w:pPr>
-          </w:p>
-          <w:p>
-            <w:pPr>
-              <w:tabs>
-                <w:tab w:val="left" w:pos="273"/>
-              </w:tabs>
-              <w:spacing w:line="276" w:lineRule="auto"/>
-              <w:rPr>
-                <w:rFonts w:cstheme="minorHAnsi"/>
-                <w:color w:val="EE0000"/>
-              </w:rPr>
-            </w:pPr>
-          </w:p>
-          <w:p>
-            <w:pPr>
-              <w:shd w:val="clear" w:color="auto" w:fill="E2EFD9" w:themeFill="accent6" w:themeFillTint="33"/>
-              <w:tabs>
-                <w:tab w:val="left" w:pos="273"/>
-              </w:tabs>
-              <w:spacing w:line="276" w:lineRule="auto"/>
-              <w:rPr>
-                <w:rFonts w:cstheme="minorHAnsi"/>
-                <w:color w:val="000000" w:themeColor="text1"/>
-              </w:rPr>
-            </w:pPr>
-            <w:r>
-              <w:rPr>
-                <w:rFonts w:cstheme="minorHAnsi"/>
-                <w:color w:val="000000" w:themeColor="text1"/>
-                <w:highlight w:val="yellow"/>
-              </w:rPr>
-              <w:t>((Icon „Primarstufe“))</w:t>
-            </w:r>
-          </w:p>
-          <w:p>
-            <w:pPr>
-              <w:shd w:val="clear" w:color="auto" w:fill="E2EFD9" w:themeFill="accent6" w:themeFillTint="33"/>
-              <w:tabs>
-                <w:tab w:val="left" w:pos="273"/>
-              </w:tabs>
-              <w:spacing w:line="276" w:lineRule="auto"/>
-              <w:rPr>
-                <w:rFonts w:cstheme="minorHAnsi"/>
-                <w:color w:val="000000" w:themeColor="text1"/>
-              </w:rPr>
-            </w:pPr>
-            <w:r>
-              <w:rPr>
-                <w:rFonts w:cstheme="minorHAnsi"/>
-                <w:b/>
-                <w:bCs/>
-                <w:color w:val="000000" w:themeColor="text1"/>
-              </w:rPr>
-              <w:t>Zeitumfang:</w:t>
-            </w:r>
-            <w:r>
-              <w:rPr>
-                <w:rFonts w:cstheme="minorHAnsi"/>
-                <w:color w:val="000000" w:themeColor="text1"/>
-              </w:rPr>
-              <w:t xml:space="preserve"> ca. </w:t>
-            </w:r>
-            <w:r>
-              <w:rPr>
-                <w:rFonts w:cstheme="minorHAnsi"/>
-                <w:color w:val="000000" w:themeColor="text1"/>
-              </w:rPr>
-              <w:t>2</w:t>
-            </w:r>
-            <w:r>
-              <w:rPr>
-                <w:rFonts w:cstheme="minorHAnsi"/>
-                <w:color w:val="000000" w:themeColor="text1"/>
-              </w:rPr>
-              <w:t>0 Min.</w:t>
-            </w:r>
-          </w:p>
-          <w:p>
-            <w:pPr>
-              <w:shd w:val="clear" w:color="auto" w:fill="E2EFD9" w:themeFill="accent6" w:themeFillTint="33"/>
-              <w:tabs>
-                <w:tab w:val="left" w:pos="273"/>
-              </w:tabs>
-              <w:spacing w:line="276" w:lineRule="auto"/>
-              <w:rPr>
-                <w:rFonts w:cstheme="minorHAnsi"/>
-                <w:color w:val="000000" w:themeColor="text1"/>
-              </w:rPr>
-            </w:pPr>
-            <w:r>
-              <w:rPr>
-                <w:rFonts w:cstheme="minorHAnsi"/>
-                <w:b/>
-                <w:bCs/>
-                <w:color w:val="000000" w:themeColor="text1"/>
-              </w:rPr>
-              <w:t>Materialhinweis:</w:t>
-            </w:r>
-            <w:r>
-              <w:rPr>
-                <w:rFonts w:cstheme="minorHAnsi"/>
-                <w:color w:val="000000" w:themeColor="text1"/>
-              </w:rPr>
-              <w:t xml:space="preserve"> Primarstufe – Arbeitsblatt </w:t>
-            </w:r>
-            <w:r>
-              <w:rPr>
-                <w:rFonts w:cstheme="minorHAnsi"/>
-                <w:color w:val="000000" w:themeColor="text1"/>
-              </w:rPr>
-              <w:t>2</w:t>
-            </w:r>
-          </w:p>
-          <w:p>
-            <w:pPr>
-              <w:shd w:val="clear" w:color="auto" w:fill="E2EFD9" w:themeFill="accent6" w:themeFillTint="33"/>
-              <w:tabs>
-                <w:tab w:val="left" w:pos="273"/>
-              </w:tabs>
-              <w:spacing w:line="276" w:lineRule="auto"/>
-              <w:rPr>
-                <w:rFonts w:cstheme="minorHAnsi"/>
-                <w:color w:val="000000" w:themeColor="text1"/>
-              </w:rPr>
-            </w:pPr>
-            <w:r>
-              <w:rPr>
-                <w:rFonts w:cstheme="minorHAnsi"/>
-                <w:b/>
-                <w:bCs/>
-                <w:color w:val="000000" w:themeColor="text1"/>
-              </w:rPr>
-              <w:t xml:space="preserve">Anpassung der Erarbeitungsphase: </w:t>
-            </w:r>
-            <w:r>
-              <w:rPr>
-                <w:rFonts w:cstheme="minorHAnsi"/>
-                <w:color w:val="000000" w:themeColor="text1"/>
-              </w:rPr>
-              <w:t>Statt A</w:t>
-            </w:r>
-            <w:r>
-              <w:rPr>
-                <w:rFonts w:cstheme="minorHAnsi"/>
-                <w:color w:val="000000" w:themeColor="text1"/>
-              </w:rPr>
-              <w:t xml:space="preserve">rbeitsblätter </w:t>
-            </w:r>
-            <w:r>
-              <w:rPr>
-                <w:rFonts w:cstheme="minorHAnsi"/>
-                <w:color w:val="000000" w:themeColor="text1"/>
-              </w:rPr>
-              <w:t>3</w:t>
-            </w:r>
-            <w:r>
-              <w:rPr>
-                <w:rFonts w:cstheme="minorHAnsi"/>
-                <w:color w:val="000000" w:themeColor="text1"/>
-              </w:rPr>
-              <w:t xml:space="preserve"> und</w:t>
-            </w:r>
-            <w:r>
-              <w:rPr>
-                <w:rFonts w:cstheme="minorHAnsi"/>
-                <w:color w:val="000000" w:themeColor="text1"/>
-              </w:rPr>
-              <w:t xml:space="preserve"> 4 arbeiten die Kinder mit Primarstufe A</w:t>
-            </w:r>
-            <w:r>
-              <w:rPr>
-                <w:rFonts w:cstheme="minorHAnsi"/>
-                <w:color w:val="000000" w:themeColor="text1"/>
-              </w:rPr>
-              <w:t>rbeitsblatt</w:t>
-            </w:r>
-            <w:r>
-              <w:rPr>
-                <w:rFonts w:cstheme="minorHAnsi"/>
-                <w:color w:val="000000" w:themeColor="text1"/>
-              </w:rPr>
-              <w:t xml:space="preserve"> 2 – einem kindgerechten Sortierspiel.</w:t>
-            </w:r>
-          </w:p>
-          <w:p>
-            <w:pPr>
-              <w:shd w:val="clear" w:color="auto" w:fill="E2EFD9" w:themeFill="accent6" w:themeFillTint="33"/>
-              <w:tabs>
-                <w:tab w:val="left" w:pos="273"/>
-              </w:tabs>
-              <w:spacing w:line="276" w:lineRule="auto"/>
-              <w:rPr>
-                <w:rFonts w:cstheme="minorHAnsi"/>
-                <w:b/>
-                <w:bCs/>
-                <w:color w:val="000000" w:themeColor="text1"/>
-              </w:rPr>
-            </w:pPr>
-            <w:r>
-              <w:rPr>
-                <w:rFonts w:cstheme="minorHAnsi"/>
-                <w:b/>
-                <w:bCs/>
-                <w:color w:val="000000" w:themeColor="text1"/>
-              </w:rPr>
-              <w:t>Das Sortierspiel: Bildkarten mit verschiedenen Abendaktivitäten werden in zwei Kategorien sortiert:</w:t>
-            </w:r>
-          </w:p>
-          <w:p>
-            <w:pPr>
-              <w:numPr>
-                <w:ilvl w:val="0"/>
-                <w:numId w:val="9"/>
-              </w:numPr>
-              <w:shd w:val="clear" w:color="auto" w:fill="E2EFD9" w:themeFill="accent6" w:themeFillTint="33"/>
-              <w:tabs>
-                <w:tab w:val="left" w:pos="273"/>
-              </w:tabs>
-              <w:spacing w:line="276" w:lineRule="auto"/>
-              <w:rPr>
-                <w:rFonts w:cstheme="minorHAnsi"/>
-                <w:i/>
-                <w:iCs/>
-                <w:color w:val="000000" w:themeColor="text1"/>
-              </w:rPr>
-            </w:pPr>
-            <w:r>
-              <w:rPr>
-                <w:rFonts w:cstheme="minorHAnsi"/>
-                <w:b/>
-                <w:bCs/>
-                <w:i/>
-                <w:iCs/>
-                <w:color w:val="000000" w:themeColor="text1"/>
-              </w:rPr>
-              <w:t>„Macht eher müde"</w:t>
-            </w:r>
-            <w:r>
-              <w:rPr>
-                <w:rFonts w:cstheme="minorHAnsi"/>
-                <w:i/>
-                <w:iCs/>
-                <w:color w:val="000000" w:themeColor="text1"/>
-              </w:rPr>
-              <w:t xml:space="preserve"> (Buch lesen, Gute-Nacht-Geschichte hören, Musik hören, kuscheln, ruhiges Gespräch)</w:t>
-            </w:r>
-          </w:p>
-          <w:p>
-            <w:pPr>
-              <w:numPr>
-                <w:ilvl w:val="0"/>
-                <w:numId w:val="9"/>
-              </w:numPr>
-              <w:shd w:val="clear" w:color="auto" w:fill="E2EFD9" w:themeFill="accent6" w:themeFillTint="33"/>
-              <w:tabs>
-                <w:tab w:val="left" w:pos="273"/>
-              </w:tabs>
-              <w:spacing w:line="276" w:lineRule="auto"/>
-              <w:rPr>
-                <w:rFonts w:cstheme="minorHAnsi"/>
-                <w:i/>
-                <w:iCs/>
-                <w:color w:val="000000" w:themeColor="text1"/>
-              </w:rPr>
-            </w:pPr>
-            <w:r>
-              <w:rPr>
-                <w:rFonts w:cstheme="minorHAnsi"/>
-                <w:b/>
-                <w:bCs/>
-                <w:i/>
-                <w:iCs/>
-                <w:color w:val="000000" w:themeColor="text1"/>
-              </w:rPr>
-              <w:t>„Hält eher wach"</w:t>
-            </w:r>
-            <w:r>
-              <w:rPr>
-                <w:rFonts w:cstheme="minorHAnsi"/>
-                <w:i/>
-                <w:iCs/>
-                <w:color w:val="000000" w:themeColor="text1"/>
-              </w:rPr>
-              <w:t xml:space="preserve"> (Handy schauen, Videospiel spielen, aufregendes Fernsehen, laute Musik)</w:t>
-            </w:r>
-          </w:p>
-          <w:p>
-            <w:pPr>
-              <w:shd w:val="clear" w:color="auto" w:fill="E2EFD9" w:themeFill="accent6" w:themeFillTint="33"/>
-              <w:tabs>
-                <w:tab w:val="left" w:pos="273"/>
-              </w:tabs>
-              <w:spacing w:line="276" w:lineRule="auto"/>
-              <w:rPr>
-                <w:rFonts w:cstheme="minorHAnsi"/>
-                <w:b/>
-                <w:bCs/>
-                <w:color w:val="000000" w:themeColor="text1"/>
-              </w:rPr>
-            </w:pPr>
-            <w:r>
-              <w:rPr>
-                <w:rFonts w:cstheme="minorHAnsi"/>
-                <w:b/>
-                <w:bCs/>
-                <w:color w:val="000000" w:themeColor="text1"/>
-              </w:rPr>
-              <w:t>Methodische Hinweise:</w:t>
+              <w:t>Einzelne Bildkarten können mehrdeutig sein (z. B. Musik: ruhig vs. aufregend) → Diskussionsanlass</w:t>
             </w:r>
           </w:p>
           <w:p>
@@ -11348,120 +11581,14 @@
                 <w:rFonts w:cstheme="minorHAnsi"/>
                 <w:color w:val="000000" w:themeColor="text1"/>
               </w:rPr>
-              <w:t>Sortieren in 2er-Paaren; Bildkarten werden physisch gelegt oder ausgeschnitten</w:t>
-            </w:r>
-          </w:p>
-          <w:p>
-            <w:pPr>
-              <w:numPr>
-                <w:ilvl w:val="0"/>
-                <w:numId w:val="8"/>
-              </w:numPr>
-              <w:shd w:val="clear" w:color="auto" w:fill="E2EFD9" w:themeFill="accent6" w:themeFillTint="33"/>
-              <w:tabs>
-                <w:tab w:val="left" w:pos="273"/>
-              </w:tabs>
-              <w:spacing w:line="276" w:lineRule="auto"/>
-              <w:rPr>
-                <w:rFonts w:cstheme="minorHAnsi"/>
-                <w:color w:val="000000" w:themeColor="text1"/>
-              </w:rPr>
-            </w:pPr>
-            <w:r>
-              <w:rPr>
-                <w:rFonts w:cstheme="minorHAnsi"/>
-                <w:color w:val="000000" w:themeColor="text1"/>
-              </w:rPr>
-              <w:t>Anschließend Kurzpräsentation im Plenum: Paare erklären eine ihrer Entscheidungen</w:t>
-            </w:r>
-          </w:p>
-          <w:p>
-            <w:pPr>
-              <w:numPr>
-                <w:ilvl w:val="0"/>
-                <w:numId w:val="8"/>
-              </w:numPr>
-              <w:shd w:val="clear" w:color="auto" w:fill="E2EFD9" w:themeFill="accent6" w:themeFillTint="33"/>
-              <w:tabs>
-                <w:tab w:val="left" w:pos="273"/>
-              </w:tabs>
-              <w:spacing w:line="276" w:lineRule="auto"/>
-              <w:rPr>
-                <w:rFonts w:cstheme="minorHAnsi"/>
-                <w:color w:val="000000" w:themeColor="text1"/>
-              </w:rPr>
-            </w:pPr>
-            <w:r>
-              <w:rPr>
-                <w:rFonts w:cstheme="minorHAnsi"/>
-                <w:color w:val="000000" w:themeColor="text1"/>
-              </w:rPr>
-              <w:lastRenderedPageBreak/>
-              <w:t xml:space="preserve">Abweichungen behutsam diskutieren – </w:t>
-            </w:r>
-            <w:r>
-              <w:rPr>
-                <w:rFonts w:cstheme="minorHAnsi"/>
-                <w:i/>
-                <w:iCs/>
-                <w:color w:val="000000" w:themeColor="text1"/>
-              </w:rPr>
-              <w:t>„Warum könnte das so sein?"</w:t>
-            </w:r>
-            <w:r>
-              <w:rPr>
-                <w:rFonts w:cstheme="minorHAnsi"/>
-                <w:color w:val="000000" w:themeColor="text1"/>
-              </w:rPr>
-              <w:t xml:space="preserve"> – ohne Bewertung</w:t>
-            </w:r>
-          </w:p>
-          <w:p>
-            <w:pPr>
-              <w:numPr>
-                <w:ilvl w:val="0"/>
-                <w:numId w:val="8"/>
-              </w:numPr>
-              <w:shd w:val="clear" w:color="auto" w:fill="E2EFD9" w:themeFill="accent6" w:themeFillTint="33"/>
-              <w:tabs>
-                <w:tab w:val="left" w:pos="273"/>
-              </w:tabs>
-              <w:spacing w:line="276" w:lineRule="auto"/>
-              <w:rPr>
-                <w:rFonts w:cstheme="minorHAnsi"/>
-                <w:color w:val="000000" w:themeColor="text1"/>
-              </w:rPr>
-            </w:pPr>
-            <w:r>
-              <w:rPr>
-                <w:rFonts w:cstheme="minorHAnsi"/>
-                <w:color w:val="000000" w:themeColor="text1"/>
-              </w:rPr>
-              <w:t>Einzelne Bildkarten können mehrdeutig sein (z. B. Musik: ruhig vs. aufregend) → Diskussionsanlass</w:t>
-            </w:r>
-          </w:p>
-          <w:p>
-            <w:pPr>
-              <w:numPr>
-                <w:ilvl w:val="0"/>
-                <w:numId w:val="8"/>
-              </w:numPr>
-              <w:shd w:val="clear" w:color="auto" w:fill="E2EFD9" w:themeFill="accent6" w:themeFillTint="33"/>
-              <w:tabs>
-                <w:tab w:val="left" w:pos="273"/>
-              </w:tabs>
-              <w:spacing w:line="276" w:lineRule="auto"/>
-              <w:rPr>
-                <w:rFonts w:cstheme="minorHAnsi"/>
-                <w:color w:val="000000" w:themeColor="text1"/>
-              </w:rPr>
-            </w:pPr>
-            <w:r>
-              <w:rPr>
-                <w:rFonts w:cstheme="minorHAnsi"/>
-                <w:color w:val="000000" w:themeColor="text1"/>
-              </w:rPr>
               <w:t>Abschluss: Jedes Kind wählt eine Idee für sein eigenes Abendritual und notiert oder malt sie auf einem Notizzettel – für sich behalten</w:t>
+            </w:r>
+            <w:r>
+              <w:rPr>
+                <w:rFonts w:cstheme="minorHAnsi"/>
+                <w:color w:val="000000" w:themeColor="text1"/>
+              </w:rPr>
+              <w:t xml:space="preserve"> und ohne Besprechen</w:t>
             </w:r>
           </w:p>
           <w:p>
@@ -12127,6 +12254,7 @@
                 <w:rFonts w:cstheme="minorHAnsi"/>
                 <w:highlight w:val="yellow"/>
               </w:rPr>
+              <w:lastRenderedPageBreak/>
               <w:t>((Icon „Differenzierung“!!))</w:t>
             </w:r>
           </w:p>
@@ -12285,7 +12413,6 @@
               <w:rPr>
                 <w:rFonts w:cstheme="minorHAnsi"/>
               </w:rPr>
-              <w:lastRenderedPageBreak/>
               <w:t xml:space="preserve">Meinungslinie kann um eine zweite These erweitert werden: </w:t>
             </w:r>
             <w:r>
@@ -12929,6 +13056,7 @@
                 <w:rFonts w:cstheme="minorHAnsi"/>
                 <w:color w:val="EE0000"/>
               </w:rPr>
+              <w:lastRenderedPageBreak/>
               <w:t>__________________________________________________________________________</w:t>
             </w:r>
           </w:p>

--- a/lh4/feinkonzept/DURCHBLICKT_LH4_Schlaf_MK.docx
+++ b/lh4/feinkonzept/DURCHBLICKT_LH4_Schlaf_MK.docx
@@ -280,7 +280,14 @@
           <w:rFonts w:cstheme="minorHAnsi"/>
           <w:color w:val="000000" w:themeColor="text1"/>
         </w:rPr>
-        <w:t>und</w:t>
+        <w:t>un</w:t>
+      </w:r>
+      <w:r>
+        <w:rPr>
+          <w:rFonts w:cstheme="minorHAnsi"/>
+          <w:color w:val="000000" w:themeColor="text1"/>
+        </w:rPr>
+        <w:t>g</w:t>
       </w:r>
       <w:r>
         <w:rPr>
@@ -2035,6 +2042,7 @@
                 <w:rFonts w:cstheme="minorHAnsi"/>
                 <w:b/>
                 <w:bCs/>
+                <w:color w:val="000000" w:themeColor="text1"/>
               </w:rPr>
             </w:pPr>
             <w:r>
@@ -2042,6 +2050,7 @@
                 <w:rFonts w:cstheme="minorHAnsi"/>
                 <w:b/>
                 <w:bCs/>
+                <w:color w:val="000000" w:themeColor="text1"/>
               </w:rPr>
               <w:t>Kursmaterial (Lehrkraft)</w:t>
             </w:r>
@@ -2051,20 +2060,20 @@
               <w:spacing w:line="276" w:lineRule="auto"/>
               <w:rPr>
                 <w:rFonts w:cstheme="minorHAnsi"/>
-                <w:color w:val="EE0000"/>
-              </w:rPr>
-            </w:pPr>
-            <w:r>
-              <w:rPr>
-                <w:rFonts w:cstheme="minorHAnsi"/>
-                <w:color w:val="EE0000"/>
+                <w:color w:val="000000" w:themeColor="text1"/>
+              </w:rPr>
+            </w:pPr>
+            <w:r>
+              <w:rPr>
+                <w:rFonts w:cstheme="minorHAnsi"/>
+                <w:color w:val="000000" w:themeColor="text1"/>
               </w:rPr>
               <w:t>&gt; Tablet oder Laptop mit Internetzugang</w:t>
             </w:r>
             <w:r>
               <w:rPr>
                 <w:rFonts w:cstheme="minorHAnsi"/>
-                <w:color w:val="EE0000"/>
+                <w:color w:val="000000" w:themeColor="text1"/>
               </w:rPr>
               <w:br/>
               <w:t>&gt; Beamer oder Smartboard (</w:t>
@@ -2072,69 +2081,91 @@
             <w:r>
               <w:rPr>
                 <w:rFonts w:cstheme="minorHAnsi"/>
+                <w:color w:val="000000" w:themeColor="text1"/>
+              </w:rPr>
+              <w:t>a</w:t>
+            </w:r>
+            <w:r>
+              <w:rPr>
+                <w:rFonts w:cstheme="minorHAnsi"/>
+                <w:color w:val="000000" w:themeColor="text1"/>
+              </w:rPr>
+              <w:t>lternativ: Tafel oder Flipchart)</w:t>
+            </w:r>
+            <w:r>
+              <w:rPr>
+                <w:rFonts w:cstheme="minorHAnsi"/>
                 <w:color w:val="EE0000"/>
               </w:rPr>
-              <w:t>a</w:t>
+              <w:br/>
+            </w:r>
+            <w:r>
+              <w:rPr>
+                <w:rFonts w:cstheme="minorHAnsi"/>
+              </w:rPr>
+              <w:t xml:space="preserve">&gt; </w:t>
+            </w:r>
+            <w:r>
+              <w:rPr>
+                <w:rFonts w:cstheme="minorHAnsi"/>
+              </w:rPr>
+              <w:t>Handreichung für Lehrkräfte</w:t>
+            </w:r>
+            <w:r>
+              <w:rPr>
+                <w:rFonts w:cstheme="minorHAnsi"/>
+              </w:rPr>
+              <w:t xml:space="preserve"> </w:t>
+            </w:r>
+            <w:r>
+              <w:rPr>
+                <w:rFonts w:cstheme="minorHAnsi"/>
+              </w:rPr>
+              <w:t>(Erwartungshorizont)</w:t>
             </w:r>
             <w:r>
               <w:rPr>
                 <w:rFonts w:cstheme="minorHAnsi"/>
                 <w:color w:val="EE0000"/>
               </w:rPr>
-              <w:t>lternativ: Tafel oder Flipchart)</w:t>
-            </w:r>
-            <w:r>
+              <w:br/>
+            </w:r>
+            <w:r>
+              <w:rPr>
+                <w:rFonts w:cstheme="minorHAnsi"/>
+                <w:color w:val="000000" w:themeColor="text1"/>
+              </w:rPr>
+              <w:t xml:space="preserve">&gt; </w:t>
+            </w:r>
+            <w:r>
+              <w:rPr>
+                <w:rFonts w:cstheme="minorHAnsi"/>
+                <w:color w:val="000000" w:themeColor="text1"/>
+              </w:rPr>
+              <w:t>Anhänge</w:t>
+            </w:r>
+            <w:r>
+              <w:rPr>
+                <w:rFonts w:cstheme="minorHAnsi"/>
+                <w:color w:val="000000" w:themeColor="text1"/>
+              </w:rPr>
+              <w:t xml:space="preserve"> bei Bedarf ausdrucken</w:t>
+            </w:r>
+          </w:p>
+          <w:p>
+            <w:pPr>
+              <w:spacing w:line="276" w:lineRule="auto"/>
               <w:rPr>
                 <w:rFonts w:cstheme="minorHAnsi"/>
                 <w:color w:val="EE0000"/>
               </w:rPr>
-              <w:br/>
-            </w:r>
-            <w:r>
-              <w:rPr>
-                <w:rFonts w:cstheme="minorHAnsi"/>
-              </w:rPr>
-              <w:t xml:space="preserve">&gt; </w:t>
-            </w:r>
-            <w:r>
-              <w:rPr>
-                <w:rFonts w:cstheme="minorHAnsi"/>
-              </w:rPr>
-              <w:t>Handreichung für Lehrkräfte</w:t>
-            </w:r>
-            <w:r>
-              <w:rPr>
-                <w:rFonts w:cstheme="minorHAnsi"/>
-              </w:rPr>
-              <w:t xml:space="preserve"> </w:t>
-            </w:r>
-            <w:r>
-              <w:rPr>
-                <w:rFonts w:cstheme="minorHAnsi"/>
-              </w:rPr>
-              <w:t>(Erwartungshorizont)</w:t>
-            </w:r>
-            <w:r>
-              <w:rPr>
-                <w:rFonts w:cstheme="minorHAnsi"/>
-                <w:color w:val="EE0000"/>
-              </w:rPr>
-              <w:br/>
-              <w:t xml:space="preserve">&gt; </w:t>
-            </w:r>
-            <w:r>
-              <w:rPr>
-                <w:rFonts w:cstheme="minorHAnsi"/>
-                <w:color w:val="EE0000"/>
-              </w:rPr>
-              <w:t>Anhänge</w:t>
-            </w:r>
-            <w:r>
-              <w:rPr>
-                <w:rFonts w:cstheme="minorHAnsi"/>
-                <w:color w:val="EE0000"/>
-              </w:rPr>
-              <w:t xml:space="preserve"> bei Bedarf ausdrucken</w:t>
+            </w:pPr>
+            <w:r>
+              <w:rPr>
+                <w:rFonts w:cstheme="minorHAnsi"/>
+                <w:color w:val="000000" w:themeColor="text1"/>
+              </w:rPr>
+              <w:t>&gt; Grundschulerweiterung Sortierspiel vorbereiten</w:t>
             </w:r>
           </w:p>
         </w:tc>
@@ -2255,57 +2286,81 @@
                 <w:color w:val="EE0000"/>
               </w:rPr>
               <w:br/>
+            </w:r>
+            <w:r>
+              <w:rPr>
+                <w:rFonts w:cstheme="minorHAnsi"/>
+                <w:color w:val="000000" w:themeColor="text1"/>
+              </w:rPr>
               <w:t xml:space="preserve">&gt; </w:t>
             </w:r>
             <w:r>
               <w:rPr>
                 <w:rFonts w:cstheme="minorHAnsi"/>
+                <w:color w:val="000000" w:themeColor="text1"/>
+              </w:rPr>
+              <w:t xml:space="preserve">Schulheft, </w:t>
+            </w:r>
+            <w:r>
+              <w:rPr>
+                <w:rFonts w:cstheme="minorHAnsi"/>
+                <w:color w:val="000000" w:themeColor="text1"/>
+              </w:rPr>
+              <w:t>Stift</w:t>
+            </w:r>
+            <w:r>
+              <w:rPr>
+                <w:rFonts w:cstheme="minorHAnsi"/>
+                <w:color w:val="000000" w:themeColor="text1"/>
+              </w:rPr>
+              <w:t xml:space="preserve"> und </w:t>
+            </w:r>
+            <w:r>
+              <w:rPr>
+                <w:rFonts w:cstheme="minorHAnsi"/>
+                <w:color w:val="000000" w:themeColor="text1"/>
+              </w:rPr>
+              <w:t>Notizzettel</w:t>
+            </w:r>
+            <w:r>
+              <w:rPr>
+                <w:rFonts w:cstheme="minorHAnsi"/>
+                <w:color w:val="000000" w:themeColor="text1"/>
+              </w:rPr>
+              <w:br/>
+            </w:r>
+            <w:commentRangeStart w:id="1"/>
+            <w:r>
+              <w:rPr>
+                <w:rFonts w:cstheme="minorHAnsi"/>
+                <w:color w:val="000000" w:themeColor="text1"/>
+              </w:rPr>
+              <w:t xml:space="preserve">&gt; </w:t>
+            </w:r>
+            <w:r>
+              <w:rPr>
+                <w:rFonts w:cstheme="minorHAnsi"/>
+                <w:color w:val="000000" w:themeColor="text1"/>
+              </w:rPr>
+              <w:t xml:space="preserve">Tablet, </w:t>
+            </w:r>
+            <w:r>
+              <w:rPr>
+                <w:rFonts w:cstheme="minorHAnsi"/>
+                <w:color w:val="000000" w:themeColor="text1"/>
+              </w:rPr>
+              <w:t>Smartphone oder Schulgerät</w:t>
+            </w:r>
+            <w:commentRangeEnd w:id="1"/>
+            <w:r>
+              <w:rPr>
+                <w:rStyle w:val="Kommentarzeichen"/>
+                <w:rFonts w:cstheme="minorHAnsi"/>
                 <w:color w:val="EE0000"/>
-              </w:rPr>
-              <w:t xml:space="preserve">Schulheft, </w:t>
-            </w:r>
-            <w:r>
-              <w:rPr>
-                <w:rFonts w:cstheme="minorHAnsi"/>
-                <w:color w:val="EE0000"/>
-              </w:rPr>
-              <w:t>Stift</w:t>
-            </w:r>
-            <w:r>
-              <w:rPr>
-                <w:rFonts w:cstheme="minorHAnsi"/>
-                <w:color w:val="EE0000"/>
-              </w:rPr>
-              <w:t xml:space="preserve"> und </w:t>
-            </w:r>
-            <w:r>
-              <w:rPr>
-                <w:rFonts w:cstheme="minorHAnsi"/>
-                <w:color w:val="EE0000"/>
-              </w:rPr>
-              <w:t>Notizzettel</w:t>
-            </w:r>
-            <w:r>
-              <w:rPr>
-                <w:rFonts w:cstheme="minorHAnsi"/>
-                <w:color w:val="EE0000"/>
-              </w:rPr>
-              <w:br/>
-              <w:t xml:space="preserve">&gt; </w:t>
-            </w:r>
-            <w:r>
-              <w:rPr>
-                <w:rFonts w:cstheme="minorHAnsi"/>
-                <w:color w:val="EE0000"/>
-              </w:rPr>
-              <w:t xml:space="preserve">Tablet, </w:t>
-            </w:r>
-            <w:r>
-              <w:rPr>
-                <w:rFonts w:cstheme="minorHAnsi"/>
-                <w:color w:val="EE0000"/>
-              </w:rPr>
-              <w:t>Smartphone oder Schulgerät</w:t>
+                <w:sz w:val="22"/>
+                <w:szCs w:val="22"/>
+              </w:rPr>
+              <w:commentReference w:id="1"/>
             </w:r>
           </w:p>
         </w:tc>
@@ -2429,101 +2484,7 @@
                 <w:rFonts w:cstheme="minorHAnsi"/>
                 <w:color w:val="EE0000"/>
               </w:rPr>
-              <w:t>„6 Diät-Mythen auf dem Prüfstand“ unter www.barmer.de</w:t>
-            </w:r>
-            <w:r>
-              <w:rPr>
-                <w:rFonts w:cstheme="minorHAnsi"/>
-                <w:color w:val="EE0000"/>
-              </w:rPr>
-              <w:t xml:space="preserve"> </w:t>
-            </w:r>
-            <w:r>
-              <w:rPr>
-                <w:rFonts w:cstheme="minorHAnsi"/>
-                <w:color w:val="EE0000"/>
-                <w:highlight w:val="yellow"/>
-              </w:rPr>
-              <w:t>((Verlinkung</w:t>
-            </w:r>
-            <w:r>
-              <w:rPr>
-                <w:rFonts w:cstheme="minorHAnsi"/>
-                <w:color w:val="EE0000"/>
-                <w:highlight w:val="yellow"/>
-              </w:rPr>
-              <w:t xml:space="preserve"> https://www.barmer.de/gesundheit-verstehen/leben/abnehmen-diaet/diaet-mythen-1054642))</w:t>
-            </w:r>
-            <w:r>
-              <w:rPr>
-                <w:rFonts w:cstheme="minorHAnsi"/>
-                <w:color w:val="EE0000"/>
-              </w:rPr>
-              <w:t xml:space="preserve"> (fakultativ)</w:t>
-            </w:r>
-          </w:p>
-          <w:p>
-            <w:pPr>
-              <w:pStyle w:val="Listenabsatz"/>
-              <w:numPr>
-                <w:ilvl w:val="0"/>
-                <w:numId w:val="5"/>
-              </w:numPr>
-              <w:tabs>
-                <w:tab w:val="left" w:pos="900"/>
-              </w:tabs>
-              <w:spacing w:line="276" w:lineRule="auto"/>
-              <w:ind w:left="317" w:hanging="317"/>
-              <w:rPr>
-                <w:rFonts w:cstheme="minorHAnsi"/>
-                <w:color w:val="EE0000"/>
-              </w:rPr>
-            </w:pPr>
-            <w:r>
-              <w:rPr>
-                <w:rFonts w:cstheme="minorHAnsi"/>
-                <w:color w:val="EE0000"/>
-              </w:rPr>
-              <w:t>„Sportmythen: Stimmt's? Die fünf häufigsten Mythen im Check“ unter www.barmer.de</w:t>
-            </w:r>
-            <w:r>
-              <w:rPr>
-                <w:rFonts w:cstheme="minorHAnsi"/>
-                <w:color w:val="EE0000"/>
-              </w:rPr>
-              <w:t xml:space="preserve"> </w:t>
-            </w:r>
-            <w:r>
-              <w:rPr>
-                <w:rFonts w:cstheme="minorHAnsi"/>
-                <w:color w:val="EE0000"/>
-                <w:highlight w:val="yellow"/>
-              </w:rPr>
-              <w:t>((Verlinkung:</w:t>
-            </w:r>
-            <w:r>
-              <w:rPr>
-                <w:rFonts w:cstheme="minorHAnsi"/>
-                <w:color w:val="EE0000"/>
-                <w:highlight w:val="yellow"/>
-              </w:rPr>
-              <w:t xml:space="preserve"> https://www.barmer.de/gesundheit-</w:t>
-            </w:r>
-            <w:r>
-              <w:rPr>
-                <w:rFonts w:cstheme="minorHAnsi"/>
-                <w:color w:val="EE0000"/>
-                <w:highlight w:val="yellow"/>
-              </w:rPr>
-              <w:lastRenderedPageBreak/>
-              <w:t>verstehen/sport/bewegung-und-fitness/sportmythen-1071480))</w:t>
-            </w:r>
-            <w:r>
-              <w:rPr>
-                <w:rFonts w:cstheme="minorHAnsi"/>
-                <w:color w:val="EE0000"/>
-              </w:rPr>
-              <w:t xml:space="preserve"> (fakultativ)</w:t>
+              <w:t>?</w:t>
             </w:r>
           </w:p>
         </w:tc>
@@ -2541,7 +2502,6 @@
           <w:rFonts w:cstheme="minorHAnsi"/>
           <w:color w:val="EE0000"/>
         </w:rPr>
-        <w:lastRenderedPageBreak/>
         <w:br w:type="page"/>
       </w:r>
     </w:p>
@@ -2586,7 +2546,7 @@
                 <w:bCs/>
               </w:rPr>
             </w:pPr>
-            <w:bookmarkStart w:id="1" w:name="_Hlk139991491"/>
+            <w:bookmarkStart w:id="2" w:name="_Hlk139991491"/>
             <w:r>
               <w:rPr>
                 <w:rFonts w:cstheme="minorHAnsi"/>
@@ -2831,7 +2791,7 @@
           <w:tcPr>
             <w:tcW w:w="10485" w:type="dxa"/>
           </w:tcPr>
-          <w:bookmarkEnd w:id="1"/>
+          <w:bookmarkEnd w:id="2"/>
           <w:p>
             <w:pPr>
               <w:tabs>
@@ -2844,7 +2804,7 @@
                 <w:bCs/>
               </w:rPr>
             </w:pPr>
-            <w:commentRangeStart w:id="2"/>
+            <w:commentRangeStart w:id="3"/>
             <w:r>
               <w:rPr>
                 <w:rFonts w:cstheme="minorHAnsi"/>
@@ -2853,7 +2813,7 @@
               </w:rPr>
               <w:t>Ablauf</w:t>
             </w:r>
-            <w:commentRangeEnd w:id="2"/>
+            <w:commentRangeEnd w:id="3"/>
             <w:r>
               <w:rPr>
                 <w:rStyle w:val="Kommentarzeichen"/>
@@ -2863,7 +2823,7 @@
                 <w:sz w:val="22"/>
                 <w:szCs w:val="22"/>
               </w:rPr>
-              <w:commentReference w:id="2"/>
+              <w:commentReference w:id="3"/>
             </w:r>
           </w:p>
           <w:p>
@@ -3320,7 +3280,7 @@
                 <w:bCs/>
               </w:rPr>
             </w:pPr>
-            <w:bookmarkStart w:id="3" w:name="_Hlk139991727"/>
+            <w:bookmarkStart w:id="4" w:name="_Hlk139991727"/>
             <w:r>
               <w:rPr>
                 <w:rFonts w:cstheme="minorHAnsi"/>
@@ -3415,7 +3375,7 @@
           </w:p>
         </w:tc>
       </w:tr>
-      <w:bookmarkEnd w:id="3"/>
+      <w:bookmarkEnd w:id="4"/>
       <w:tr>
         <w:trPr>
           <w:trHeight w:val="615"/>
@@ -5369,7 +5329,19 @@
               <w:rPr>
                 <w:rFonts w:cstheme="minorHAnsi"/>
               </w:rPr>
-              <w:t>Schlafprotokill</w:t>
+              <w:t>Schlafprotok</w:t>
+            </w:r>
+            <w:r>
+              <w:rPr>
+                <w:rFonts w:cstheme="minorHAnsi"/>
+              </w:rPr>
+              <w:t>o</w:t>
+            </w:r>
+            <w:r>
+              <w:rPr>
+                <w:rFonts w:cstheme="minorHAnsi"/>
+              </w:rPr>
+              <w:t>ll</w:t>
             </w:r>
           </w:p>
           <w:p>
@@ -6226,7 +6198,7 @@
           <w:highlight w:val="lightGray"/>
         </w:rPr>
       </w:pPr>
-      <w:bookmarkStart w:id="4" w:name="_Hlk139993229"/>
+      <w:bookmarkStart w:id="5" w:name="_Hlk139993229"/>
     </w:p>
     <w:tbl>
       <w:tblPr>
@@ -7008,7 +6980,21 @@
                 <w:rFonts w:cstheme="minorHAnsi"/>
                 <w:color w:val="000000" w:themeColor="text1"/>
               </w:rPr>
-              <w:t xml:space="preserve"> In Sek. I sind hier eher Antworten aus dem persönlichen Erleben zu erwarten, in Sek. II kann bereits mit den Themen „Blaulicht“ und „Schlafrhthymus gerechnet werden. Antworten werden wohlwollend bewertet, aber nicht vertieft.</w:t>
+              <w:t xml:space="preserve"> In Sek. I sind hier eher Antworten aus dem persönlichen Erleben zu erwarten, in Sek. II kann bereits mit den Themen „Blaulicht“ und „Schlafrh</w:t>
+            </w:r>
+            <w:r>
+              <w:rPr>
+                <w:rFonts w:cstheme="minorHAnsi"/>
+                <w:color w:val="000000" w:themeColor="text1"/>
+              </w:rPr>
+              <w:t>y</w:t>
+            </w:r>
+            <w:r>
+              <w:rPr>
+                <w:rFonts w:cstheme="minorHAnsi"/>
+                <w:color w:val="000000" w:themeColor="text1"/>
+              </w:rPr>
+              <w:t>thmus gerechnet werden. Antworten werden wohlwollend bewertet, aber nicht vertieft.</w:t>
             </w:r>
             <w:r>
               <w:rPr>
@@ -7417,14 +7403,14 @@
               </w:rPr>
               <w:t xml:space="preserve">Zur Festigung der Informationen werden die Inhalte schriftlich fixiiert auf </w:t>
             </w:r>
-            <w:commentRangeStart w:id="5"/>
+            <w:commentRangeStart w:id="6"/>
             <w:r>
               <w:rPr>
                 <w:rFonts w:cstheme="minorHAnsi"/>
               </w:rPr>
               <w:t>Arbeitsblatt 1</w:t>
             </w:r>
-            <w:commentRangeEnd w:id="5"/>
+            <w:commentRangeEnd w:id="6"/>
             <w:r>
               <w:rPr>
                 <w:rStyle w:val="Kommentarzeichen"/>
@@ -7432,7 +7418,7 @@
                 <w:sz w:val="22"/>
                 <w:szCs w:val="22"/>
               </w:rPr>
-              <w:commentReference w:id="5"/>
+              <w:commentReference w:id="6"/>
             </w:r>
             <w:r>
               <w:rPr>
@@ -7926,7 +7912,7 @@
               </w:rPr>
               <w:t xml:space="preserve">Blaues Licht hemmt die Melatoninproduktion und verschiebt den zirkadianen Rhythmus – das ist wissenschaftlich belegt. Neuere Forschung </w:t>
             </w:r>
-            <w:commentRangeStart w:id="6"/>
+            <w:commentRangeStart w:id="7"/>
             <w:r>
               <w:rPr>
                 <w:rFonts w:cstheme="minorHAnsi"/>
@@ -7943,11 +7929,13 @@
               <w:rPr>
                 <w:rFonts w:cstheme="minorHAnsi"/>
               </w:rPr>
-              <w:t>Hester et al.</w:t>
-            </w:r>
-            <w:r>
-              <w:rPr>
-                <w:rFonts w:cstheme="minorHAnsi"/>
+              <w:t>Maeda-Nishino</w:t>
+            </w:r>
+            <w:r>
+              <w:rPr>
+                <w:rFonts w:cstheme="minorHAnsi"/>
+                <w:b/>
+                <w:bCs/>
               </w:rPr>
               <w:t xml:space="preserve"> </w:t>
             </w:r>
@@ -7955,6 +7943,18 @@
               <w:rPr>
                 <w:rFonts w:cstheme="minorHAnsi"/>
               </w:rPr>
+              <w:t>et al.</w:t>
+            </w:r>
+            <w:r>
+              <w:rPr>
+                <w:rFonts w:cstheme="minorHAnsi"/>
+              </w:rPr>
+              <w:t xml:space="preserve"> </w:t>
+            </w:r>
+            <w:r>
+              <w:rPr>
+                <w:rFonts w:cstheme="minorHAnsi"/>
+              </w:rPr>
               <w:t>(</w:t>
             </w:r>
             <w:r>
@@ -7967,7 +7967,7 @@
               <w:rPr>
                 <w:rFonts w:cstheme="minorHAnsi"/>
               </w:rPr>
-              <w:t>1)</w:t>
+              <w:t>5</w:t>
             </w:r>
             <w:r>
               <w:rPr>
@@ -7979,9 +7979,15 @@
               <w:rPr>
                 <w:rFonts w:cstheme="minorHAnsi"/>
               </w:rPr>
+              <w:t>)</w:t>
+            </w:r>
+            <w:r>
+              <w:rPr>
+                <w:rFonts w:cstheme="minorHAnsi"/>
+              </w:rPr>
               <w:t xml:space="preserve"> </w:t>
             </w:r>
-            <w:commentRangeEnd w:id="6"/>
+            <w:commentRangeEnd w:id="7"/>
             <w:r>
               <w:rPr>
                 <w:rStyle w:val="Kommentarzeichen"/>
@@ -7989,7 +7995,7 @@
                 <w:sz w:val="22"/>
                 <w:szCs w:val="22"/>
               </w:rPr>
-              <w:commentReference w:id="6"/>
+              <w:commentReference w:id="7"/>
             </w:r>
             <w:r>
               <w:rPr>
@@ -8004,7 +8010,7 @@
               </w:rPr>
               <w:t xml:space="preserve">. </w:t>
             </w:r>
-            <w:commentRangeStart w:id="7"/>
+            <w:commentRangeStart w:id="8"/>
             <w:r>
               <w:rPr>
                 <w:rFonts w:cstheme="minorHAnsi"/>
@@ -8023,7 +8029,7 @@
               </w:rPr>
               <w:t>)</w:t>
             </w:r>
-            <w:commentRangeEnd w:id="7"/>
+            <w:commentRangeEnd w:id="8"/>
             <w:r>
               <w:rPr>
                 <w:rStyle w:val="Kommentarzeichen"/>
@@ -8031,7 +8037,7 @@
                 <w:sz w:val="22"/>
                 <w:szCs w:val="22"/>
               </w:rPr>
-              <w:commentReference w:id="7"/>
+              <w:commentReference w:id="8"/>
             </w:r>
             <w:r>
               <w:rPr>
@@ -8081,7 +8087,7 @@
               </w:rPr>
               <w:t xml:space="preserve"> INFOBOX // </w:t>
             </w:r>
-            <w:commentRangeStart w:id="8"/>
+            <w:commentRangeStart w:id="9"/>
             <w:r>
               <w:rPr>
                 <w:rFonts w:cstheme="minorHAnsi"/>
@@ -8090,7 +8096,7 @@
               </w:rPr>
               <w:t>Social Jetlag &amp; Chronotypen</w:t>
             </w:r>
-            <w:commentRangeEnd w:id="8"/>
+            <w:commentRangeEnd w:id="9"/>
             <w:r>
               <w:rPr>
                 <w:rStyle w:val="Kommentarzeichen"/>
@@ -8100,7 +8106,7 @@
                 <w:sz w:val="22"/>
                 <w:szCs w:val="22"/>
               </w:rPr>
-              <w:commentReference w:id="8"/>
+              <w:commentReference w:id="9"/>
             </w:r>
           </w:p>
           <w:p>
@@ -8360,7 +8366,7 @@
               </w:rPr>
               <w:t xml:space="preserve">In 4er-Gruppen werden die vier </w:t>
             </w:r>
-            <w:commentRangeStart w:id="9"/>
+            <w:commentRangeStart w:id="10"/>
             <w:r>
               <w:rPr>
                 <w:rFonts w:cstheme="minorHAnsi"/>
@@ -8375,7 +8381,7 @@
               </w:rPr>
               <w:t xml:space="preserve"> </w:t>
             </w:r>
-            <w:commentRangeEnd w:id="9"/>
+            <w:commentRangeEnd w:id="10"/>
             <w:r>
               <w:rPr>
                 <w:rStyle w:val="Kommentarzeichen"/>
@@ -8384,7 +8390,7 @@
                 <w:sz w:val="22"/>
                 <w:szCs w:val="22"/>
               </w:rPr>
-              <w:commentReference w:id="9"/>
+              <w:commentReference w:id="10"/>
             </w:r>
             <w:r>
               <w:rPr>
@@ -8719,7 +8725,7 @@
                 <w:color w:val="000000" w:themeColor="text1"/>
               </w:rPr>
             </w:pPr>
-            <w:commentRangeStart w:id="10"/>
+            <w:commentRangeStart w:id="11"/>
             <w:r>
               <w:rPr>
                 <w:rFonts w:cstheme="minorHAnsi"/>
@@ -8729,7 +8735,7 @@
               </w:rPr>
               <w:t>Erwartete Antworten der Lernenden</w:t>
             </w:r>
-            <w:commentRangeEnd w:id="10"/>
+            <w:commentRangeEnd w:id="11"/>
             <w:r>
               <w:rPr>
                 <w:rStyle w:val="Kommentarzeichen"/>
@@ -8740,7 +8746,7 @@
                 <w:sz w:val="22"/>
                 <w:szCs w:val="22"/>
               </w:rPr>
-              <w:commentReference w:id="10"/>
+              <w:commentReference w:id="11"/>
             </w:r>
           </w:p>
           <w:p>
@@ -9185,7 +9191,7 @@
                 <w:rFonts w:cstheme="minorHAnsi"/>
                 <w:color w:val="000000" w:themeColor="text1"/>
               </w:rPr>
-              <w:t>Soziale Gesundheitsdimension (explizit verankern): Erwartungsdruck zu abendlicher Erreichbarkeit als sozialer Schlafstörer benennen – nicht nur psychisch (FOMO, Grübeln), sondern sozial: Wer bestimmt, wann ich offline sein darf? Gruppendruck in Chatgruppen nachts, soziale Vergleiche und die Angst, Gespräche zu verpassen, wirken als soziale Gesundheitsrisiken. Leitfrage: Wie viel Einfluss hat das soziale Umfeld auf meine Schlafroutine? [NEU (Feedback Fabienne D5/J2)]</w:t>
+              <w:t xml:space="preserve">Soziale Gesundheitsdimension (explizit verankern): Erwartungsdruck zu abendlicher Erreichbarkeit als sozialer Schlafstörer benennen – nicht nur psychisch (FOMO, Grübeln), sondern sozial: Wer bestimmt, wann ich offline sein darf? Gruppendruck in Chatgruppen nachts, soziale Vergleiche und die Angst, Gespräche zu verpassen, wirken als soziale Gesundheitsrisiken. Leitfrage: Wie viel Einfluss hat das soziale Umfeld auf meine Schlafroutine? </w:t>
             </w:r>
           </w:p>
           <w:p>
@@ -9233,7 +9239,21 @@
                 <w:rFonts w:cstheme="minorHAnsi"/>
                 <w:color w:val="000000" w:themeColor="text1"/>
               </w:rPr>
-              <w:t>Studienbezug Cain &amp; Gradisar (2024): Passives Scrollen wirkt schlafstörender als aktive Kommunikation – Diskussion: Was bedeutet das für meinen eigenen Abend?</w:t>
+              <w:t xml:space="preserve">Studienbezug </w:t>
+            </w:r>
+            <w:r>
+              <w:rPr>
+                <w:rFonts w:cstheme="minorHAnsi"/>
+                <w:color w:val="000000" w:themeColor="text1"/>
+              </w:rPr>
+              <w:t xml:space="preserve">Bauducco et al </w:t>
+            </w:r>
+            <w:r>
+              <w:rPr>
+                <w:rFonts w:cstheme="minorHAnsi"/>
+                <w:color w:val="000000" w:themeColor="text1"/>
+              </w:rPr>
+              <w:t>(2024): Passives Scrollen wirkt schlafstörender als aktive Kommunikation – Diskussion: Was bedeutet das für meinen eigenen Abend?</w:t>
             </w:r>
           </w:p>
           <w:p>
@@ -10804,7 +10824,7 @@
               </w:rPr>
               <w:t xml:space="preserve"> </w:t>
             </w:r>
-            <w:commentRangeStart w:id="11"/>
+            <w:commentRangeStart w:id="12"/>
             <w:r>
               <w:rPr>
                 <w:rFonts w:cstheme="minorHAnsi"/>
@@ -10819,7 +10839,7 @@
               </w:rPr>
               <w:t xml:space="preserve"> </w:t>
             </w:r>
-            <w:commentRangeEnd w:id="11"/>
+            <w:commentRangeEnd w:id="12"/>
             <w:r>
               <w:rPr>
                 <w:rStyle w:val="Kommentarzeichen"/>
@@ -10828,14 +10848,28 @@
                 <w:sz w:val="22"/>
                 <w:szCs w:val="22"/>
               </w:rPr>
-              <w:commentReference w:id="11"/>
-            </w:r>
-            <w:r>
-              <w:rPr>
-                <w:rFonts w:cstheme="minorHAnsi"/>
-                <w:color w:val="000000" w:themeColor="text1"/>
-              </w:rPr>
-              <w:t>mit gegenseitigem Feedback. Keine Notwendigkeit für ein Sammeln der Ergebnisse im Plenum, da die Pläne sehr indiduell aus den vorausgehenden Inhalte der Unterrichtseinheit zusammengestellt werden.</w:t>
+              <w:commentReference w:id="12"/>
+            </w:r>
+            <w:r>
+              <w:rPr>
+                <w:rFonts w:cstheme="minorHAnsi"/>
+                <w:color w:val="000000" w:themeColor="text1"/>
+              </w:rPr>
+              <w:t>mit gegenseitigem Feedback. Keine Notwendigkeit für ein Sammeln der Ergebnisse im Plenum, da die Pläne sehr indi</w:t>
+            </w:r>
+            <w:r>
+              <w:rPr>
+                <w:rFonts w:cstheme="minorHAnsi"/>
+                <w:color w:val="000000" w:themeColor="text1"/>
+              </w:rPr>
+              <w:t>vi</w:t>
+            </w:r>
+            <w:r>
+              <w:rPr>
+                <w:rFonts w:cstheme="minorHAnsi"/>
+                <w:color w:val="000000" w:themeColor="text1"/>
+              </w:rPr>
+              <w:t>duell aus den vorausgehenden Inhalte der Unterrichtseinheit zusammengestellt werden.</w:t>
             </w:r>
           </w:p>
           <w:p>
@@ -10991,7 +11025,6 @@
                 <w:b/>
                 <w:bCs/>
                 <w:color w:val="000000" w:themeColor="text1"/>
-                <w:lang w:val="it-IT"/>
               </w:rPr>
             </w:pPr>
             <w:r>
@@ -11000,9 +11033,44 @@
                 <w:b/>
                 <w:bCs/>
                 <w:color w:val="000000" w:themeColor="text1"/>
-                <w:lang w:val="it-IT"/>
-              </w:rPr>
-              <w:t xml:space="preserve">Sek. I (Arbeitsblatt 3-Variante A) </w:t>
+              </w:rPr>
+              <w:t>Sek. I</w:t>
+            </w:r>
+            <w:r>
+              <w:rPr>
+                <w:rFonts w:cstheme="minorHAnsi"/>
+                <w:b/>
+                <w:bCs/>
+                <w:color w:val="000000" w:themeColor="text1"/>
+              </w:rPr>
+              <w:t>I</w:t>
+            </w:r>
+            <w:r>
+              <w:rPr>
+                <w:rFonts w:cstheme="minorHAnsi"/>
+                <w:b/>
+                <w:bCs/>
+                <w:color w:val="000000" w:themeColor="text1"/>
+              </w:rPr>
+              <w:t xml:space="preserve"> (Arbeitsblatt 3-Variante </w:t>
+            </w:r>
+            <w:r>
+              <w:rPr>
+                <w:rFonts w:cstheme="minorHAnsi"/>
+                <w:b/>
+                <w:bCs/>
+                <w:color w:val="000000" w:themeColor="text1"/>
+              </w:rPr>
+              <w:t>B</w:t>
+            </w:r>
+            <w:r>
+              <w:rPr>
+                <w:rFonts w:cstheme="minorHAnsi"/>
+                <w:b/>
+                <w:bCs/>
+                <w:color w:val="000000" w:themeColor="text1"/>
+              </w:rPr>
+              <w:t xml:space="preserve">) </w:t>
             </w:r>
           </w:p>
           <w:p>
@@ -12165,7 +12233,7 @@
               </w:rPr>
               <w:t xml:space="preserve">In Phase 4 haben die Lernenden bereits ein Abendritual entworfen – also den Inhalt ihres neuen Verhaltens. Der Wenn-Dann-Satz geht einen Schritt weiter: Er verknüpft einen konkreten Auslöser mit der geplanten Alternative. Statt „Ich will weniger scrollen" heißt es: „Wenn ich nach dem Abendessen die Küche verlasse, lasse ich das Handy auf dem Tisch." Diese Technik (Implementation Intention) ist gut </w:t>
             </w:r>
-            <w:commentRangeStart w:id="12"/>
+            <w:commentRangeStart w:id="13"/>
             <w:r>
               <w:rPr>
                 <w:rFonts w:cstheme="minorHAnsi"/>
@@ -12173,7 +12241,7 @@
               </w:rPr>
               <w:t xml:space="preserve">belegt </w:t>
             </w:r>
-            <w:commentRangeEnd w:id="12"/>
+            <w:commentRangeEnd w:id="13"/>
             <w:r>
               <w:rPr>
                 <w:rStyle w:val="Kommentarzeichen"/>
@@ -12182,7 +12250,7 @@
                 <w:sz w:val="22"/>
                 <w:szCs w:val="22"/>
               </w:rPr>
-              <w:commentReference w:id="12"/>
+              <w:commentReference w:id="13"/>
             </w:r>
             <w:r>
               <w:rPr>
@@ -12198,7 +12266,7 @@
               </w:rPr>
               <w:t xml:space="preserve"> Die Lernenden schreiben maximal zwei Wenn-Dann-Sätze auf (z.B. gleich auf das </w:t>
             </w:r>
-            <w:commentRangeStart w:id="13"/>
+            <w:commentRangeStart w:id="14"/>
             <w:r>
               <w:rPr>
                 <w:rFonts w:cstheme="minorHAnsi"/>
@@ -12206,7 +12274,7 @@
               </w:rPr>
               <w:t>Schlafprotokoll</w:t>
             </w:r>
-            <w:commentRangeEnd w:id="13"/>
+            <w:commentRangeEnd w:id="14"/>
             <w:r>
               <w:rPr>
                 <w:rStyle w:val="Kommentarzeichen"/>
@@ -12215,7 +12283,7 @@
                 <w:sz w:val="22"/>
                 <w:szCs w:val="22"/>
               </w:rPr>
-              <w:commentReference w:id="13"/>
+              <w:commentReference w:id="14"/>
             </w:r>
             <w:r>
               <w:rPr>
@@ -13495,7 +13563,7 @@
           </w:p>
         </w:tc>
       </w:tr>
-      <w:bookmarkEnd w:id="4"/>
+      <w:bookmarkEnd w:id="5"/>
     </w:tbl>
     <w:p>
       <w:pPr>
@@ -13525,7 +13593,7 @@
           <w:color w:val="EE0000"/>
         </w:rPr>
       </w:pPr>
-      <w:bookmarkStart w:id="14" w:name="_Hlk140047780"/>
+      <w:bookmarkStart w:id="15" w:name="_Hlk140047780"/>
       <w:r>
         <w:rPr>
           <w:rFonts w:cstheme="minorHAnsi"/>
@@ -14018,7 +14086,7 @@
         </w:rPr>
       </w:pPr>
     </w:p>
-    <w:bookmarkEnd w:id="14"/>
+    <w:bookmarkEnd w:id="15"/>
     <w:p>
       <w:pPr>
         <w:rPr>
@@ -14401,7 +14469,7 @@
           <w:szCs w:val="24"/>
         </w:rPr>
       </w:pPr>
-      <w:commentRangeStart w:id="15"/>
+      <w:commentRangeStart w:id="16"/>
       <w:r>
         <w:rPr>
           <w:rFonts w:cstheme="minorHAnsi"/>
@@ -14422,7 +14490,7 @@
         </w:rPr>
         <w:t xml:space="preserve"> 1</w:t>
       </w:r>
-      <w:commentRangeEnd w:id="15"/>
+      <w:commentRangeEnd w:id="16"/>
       <w:r>
         <w:rPr>
           <w:rStyle w:val="Kommentarzeichen"/>
@@ -14432,7 +14500,7 @@
           <w:sz w:val="24"/>
           <w:szCs w:val="24"/>
         </w:rPr>
-        <w:commentReference w:id="15"/>
+        <w:commentReference w:id="16"/>
       </w:r>
     </w:p>
     <w:p>
@@ -20373,7 +20441,7 @@
       </w:r>
     </w:p>
   </w:comment>
-  <w:comment w:id="2" w:author="Michael Kohl" w:date="2026-06-05T08:39:00Z" w:initials="MK">
+  <w:comment w:id="1" w:author="Michael Kohl" w:date="2026-06-05T20:51:00Z" w:initials="MK">
     <w:p>
       <w:pPr>
         <w:pStyle w:val="Kommentartext"/>
@@ -20385,11 +20453,11 @@
         <w:annotationRef/>
       </w:r>
       <w:r>
-        <w:t>Rückmeldungen aus Grobkonzept sind auch in dieser LH alle eingearbeitet.</w:t>
+        <w:t>Brauchen sie gar nicht, glaub ich...</w:t>
       </w:r>
     </w:p>
   </w:comment>
-  <w:comment w:id="5" w:author="Michael Kohl" w:date="2026-06-05T11:02:00Z" w:initials="MK">
+  <w:comment w:id="3" w:author="Michael Kohl" w:date="2026-06-05T08:39:00Z" w:initials="MK">
     <w:p>
       <w:pPr>
         <w:pStyle w:val="Kommentartext"/>
@@ -20401,11 +20469,27 @@
         <w:annotationRef/>
       </w:r>
       <w:r>
-        <w:t>Oder einfach als Hefteintrag? Dazu müsste man aber zumindest ne Überschrift und Hinweise für die Lehrkraft mit einbauen. Zeitfaktor fürs Abschreiben und Pfeile malen?</w:t>
+        <w:t>Rückmeldungen aus Grobkonzept sind auch in dieser LH alle eingearbeitet.</w:t>
       </w:r>
     </w:p>
   </w:comment>
-  <w:comment w:id="6" w:author="Michael Kohl" w:date="2026-06-05T15:03:00Z" w:initials="MK">
+  <w:comment w:id="6" w:author="Michael Kohl" w:date="2026-06-05T11:02:00Z" w:initials="MK">
+    <w:p>
+      <w:pPr>
+        <w:pStyle w:val="Kommentartext"/>
+      </w:pPr>
+      <w:r>
+        <w:rPr>
+          <w:rStyle w:val="Kommentarzeichen"/>
+        </w:rPr>
+        <w:annotationRef/>
+      </w:r>
+      <w:r>
+        <w:t>Oder einfach als Hefteintrag? Dazu müsste man aber zumindest ne Überschrift und Hinweise für die Lehrkraft mit einbauen. Zeitfaktor fürs Abschreiben und Pfeile malen?</w:t>
+      </w:r>
+    </w:p>
+  </w:comment>
+  <w:comment w:id="7" w:author="Michael Kohl" w:date="2026-06-05T15:03:00Z" w:initials="MK">
     <w:p>
       <w:pPr>
         <w:pStyle w:val="Kommentartext"/>
@@ -20497,7 +20581,7 @@
       </w:hyperlink>
     </w:p>
   </w:comment>
-  <w:comment w:id="7" w:author="Michael Kohl" w:date="2026-06-05T14:53:00Z" w:initials="MK">
+  <w:comment w:id="8" w:author="Michael Kohl" w:date="2026-06-05T14:53:00Z" w:initials="MK">
     <w:p>
       <w:pPr>
         <w:pStyle w:val="Kommentartext"/>
@@ -20538,7 +20622,7 @@
       </w:hyperlink>
     </w:p>
   </w:comment>
-  <w:comment w:id="8" w:author="Michael Kohl" w:date="2026-06-05T15:06:00Z" w:initials="MK">
+  <w:comment w:id="9" w:author="Michael Kohl" w:date="2026-06-05T15:06:00Z" w:initials="MK">
     <w:p>
       <w:pPr>
         <w:pStyle w:val="Kommentartext"/>
@@ -20620,7 +20704,7 @@
       </w:hyperlink>
     </w:p>
   </w:comment>
-  <w:comment w:id="9" w:author="Michael Kohl" w:date="2026-06-04T18:50:00Z" w:initials="MK">
+  <w:comment w:id="10" w:author="Michael Kohl" w:date="2026-06-04T18:50:00Z" w:initials="MK">
     <w:p>
       <w:pPr>
         <w:pStyle w:val="Kommentartext"/>
@@ -20636,7 +20720,7 @@
       </w:r>
     </w:p>
   </w:comment>
-  <w:comment w:id="10" w:author="Michael Kohl" w:date="2026-06-05T14:47:00Z" w:initials="MK">
+  <w:comment w:id="11" w:author="Michael Kohl" w:date="2026-06-05T14:47:00Z" w:initials="MK">
     <w:p>
       <w:pPr>
         <w:pStyle w:val="Kommentartext"/>
@@ -20652,7 +20736,7 @@
       </w:r>
     </w:p>
   </w:comment>
-  <w:comment w:id="11" w:author="Michael Kohl" w:date="2026-06-04T20:02:00Z" w:initials="MK">
+  <w:comment w:id="12" w:author="Michael Kohl" w:date="2026-06-04T20:02:00Z" w:initials="MK">
     <w:p>
       <w:pPr>
         <w:pStyle w:val="Kommentartext"/>
@@ -20668,7 +20752,7 @@
       </w:r>
     </w:p>
   </w:comment>
-  <w:comment w:id="12" w:author="Michael Kohl" w:date="2026-06-05T15:14:00Z" w:initials="MK">
+  <w:comment w:id="13" w:author="Michael Kohl" w:date="2026-06-05T15:14:00Z" w:initials="MK">
     <w:p>
       <w:pPr>
         <w:pStyle w:val="Kommentartext"/>
@@ -20722,7 +20806,7 @@
       </w:hyperlink>
     </w:p>
   </w:comment>
-  <w:comment w:id="13" w:author="Michael Kohl" w:date="2026-06-04T20:08:00Z" w:initials="MK">
+  <w:comment w:id="14" w:author="Michael Kohl" w:date="2026-06-04T20:08:00Z" w:initials="MK">
     <w:p>
       <w:pPr>
         <w:pStyle w:val="Kommentartext"/>
@@ -20738,7 +20822,7 @@
       </w:r>
     </w:p>
   </w:comment>
-  <w:comment w:id="15" w:author="Michael Kohl" w:date="2026-06-05T10:01:00Z" w:initials="MK">
+  <w:comment w:id="16" w:author="Michael Kohl" w:date="2026-06-05T10:01:00Z" w:initials="MK">
     <w:p>
       <w:pPr>
         <w:pStyle w:val="Kommentartext"/>
@@ -20760,6 +20844,7 @@
 <file path=word/commentsExtended.xml><?xml version="1.0" encoding="utf-8"?>
 <w15:commentsEx xmlns:wpc="http://schemas.microsoft.com/office/word/2010/wordprocessingCanvas" xmlns:cx="http://schemas.microsoft.com/office/drawing/2014/chartex" xmlns:cx1="http://schemas.microsoft.com/office/drawing/2015/9/8/chartex" xmlns:cx2="http://schemas.microsoft.com/office/drawing/2015/10/21/chartex" xmlns:cx3="http://schemas.microsoft.com/office/drawing/2016/5/9/chartex" xmlns:cx4="http://schemas.microsoft.com/office/drawing/2016/5/10/chartex" xmlns:cx5="http://schemas.microsoft.com/office/drawing/2016/5/11/chartex" xmlns:cx6="http://schemas.microsoft.com/office/drawing/2016/5/12/chartex" xmlns:cx7="http://schemas.microsoft.com/office/drawing/2016/5/13/chartex" xmlns:cx8="http://schemas.microsoft.com/office/drawing/2016/5/14/chartex" xmlns:mc="http://schemas.openxmlformats.org/markup-compatibility/2006" xmlns:aink="http://schemas.microsoft.com/office/drawing/2016/ink" xmlns:am3d="http://schemas.microsoft.com/office/drawing/2017/model3d" xmlns:o="urn:schemas-microsoft-com:office:office" xmlns:oel="http://schemas.microsoft.com/office/2019/extlst" xmlns:r="http://schemas.openxmlformats.org/officeDocument/2006/relationships" xmlns:m="http://schemas.openxmlformats.org/officeDocument/2006/math" xmlns:v="urn:schemas-microsoft-com:vml" xmlns:wp14="http://schemas.microsoft.com/office/word/2010/wordprocessingDrawing" xmlns:wp="http://schemas.openxmlformats.org/drawingml/2006/wordprocessingDrawing" xmlns:w10="urn:schemas-microsoft-com:office:word" xmlns:w="http://schemas.openxmlformats.org/wordprocessingml/2006/main" xmlns:w14="http://schemas.microsoft.com/office/word/2010/wordml" xmlns:w15="http://schemas.microsoft.com/office/word/2012/wordml" xmlns:w16cex="http://schemas.microsoft.com/office/word/2018/wordml/cex" xmlns:w16cid="http://schemas.microsoft.com/office/word/2016/wordml/cid" xmlns:w16="http://schemas.microsoft.com/office/word/2018/wordml" xmlns:w16du="http://schemas.microsoft.com/office/word/2023/wordml/word16du" xmlns:w16sdtdh="http://schemas.microsoft.com/office/word/2020/wordml/sdtdatahash" xmlns:w16sdtfl="http://schemas.microsoft.com/office/word/2024/wordml/sdtformatlock" xmlns:w16se="http://schemas.microsoft.com/office/word/2015/wordml/symex" xmlns:wpg="http://schemas.microsoft.com/office/word/2010/wordprocessingGroup" xmlns:wpi="http://schemas.microsoft.com/office/word/2010/wordprocessingInk" xmlns:wne="http://schemas.microsoft.com/office/word/2006/wordml" xmlns:wps="http://schemas.microsoft.com/office/word/2010/wordprocessingShape" mc:Ignorable="w14 w15 w16se w16cid w16 w16cex w16sdtdh w16sdtfl w16du wp14">
   <w15:commentEx w15:paraId="472A8B27" w15:done="0"/>
+  <w15:commentEx w15:paraId="173379E7" w15:done="0"/>
   <w15:commentEx w15:paraId="7C9D6C9A" w15:done="0"/>
   <w15:commentEx w15:paraId="1B9BE6EF" w15:done="0"/>
   <w15:commentEx w15:paraId="7FB52BC3" w15:done="0"/>
@@ -20777,6 +20862,7 @@
 <file path=word/commentsExtensible.xml><?xml version="1.0" encoding="utf-8"?>
 <w16cex:commentsExtensible xmlns:wpc="http://schemas.microsoft.com/office/word/2010/wordprocessingCanvas" xmlns:cx="http://schemas.microsoft.com/office/drawing/2014/chartex" xmlns:cx1="http://schemas.microsoft.com/office/drawing/2015/9/8/chartex" xmlns:cx2="http://schemas.microsoft.com/office/drawing/2015/10/21/chartex" xmlns:cx3="http://schemas.microsoft.com/office/drawing/2016/5/9/chartex" xmlns:cx4="http://schemas.microsoft.com/office/drawing/2016/5/10/chartex" xmlns:cx5="http://schemas.microsoft.com/office/drawing/2016/5/11/chartex" xmlns:cx6="http://schemas.microsoft.com/office/drawing/2016/5/12/chartex" xmlns:cx7="http://schemas.microsoft.com/office/drawing/2016/5/13/chartex" xmlns:cx8="http://schemas.microsoft.com/office/drawing/2016/5/14/chartex" xmlns:cr="http://schemas.microsoft.com/office/comments/2020/reactions" xmlns:mc="http://schemas.openxmlformats.org/markup-compatibility/2006" xmlns:aink="http://schemas.microsoft.com/office/drawing/2016/ink" xmlns:am3d="http://schemas.microsoft.com/office/drawing/2017/model3d" xmlns:o="urn:schemas-microsoft-com:office:office" xmlns:oel="http://schemas.microsoft.com/office/2019/extlst" xmlns:r="http://schemas.openxmlformats.org/officeDocument/2006/relationships" xmlns:m="http://schemas.openxmlformats.org/officeDocument/2006/math" xmlns:v="urn:schemas-microsoft-com:vml" xmlns:wp14="http://schemas.microsoft.com/office/word/2010/wordprocessingDrawing" xmlns:wp="http://schemas.openxmlformats.org/drawingml/2006/wordprocessingDrawing" xmlns:w10="urn:schemas-microsoft-com:office:word" xmlns:w="http://schemas.openxmlformats.org/wordprocessingml/2006/main" xmlns:w14="http://schemas.microsoft.com/office/word/2010/wordml" xmlns:w15="http://schemas.microsoft.com/office/word/2012/wordml" xmlns:w16cex="http://schemas.microsoft.com/office/word/2018/wordml/cex" xmlns:w16cid="http://schemas.microsoft.com/office/word/2016/wordml/cid" xmlns:w16="http://schemas.microsoft.com/office/word/2018/wordml" xmlns:w16du="http://schemas.microsoft.com/office/word/2023/wordml/word16du" xmlns:w16sdtdh="http://schemas.microsoft.com/office/word/2020/wordml/sdtdatahash" xmlns:w16sdtfl="http://schemas.microsoft.com/office/word/2024/wordml/sdtformatlock" xmlns:w16se="http://schemas.microsoft.com/office/word/2015/wordml/symex" xmlns:wpg="http://schemas.microsoft.com/office/word/2010/wordprocessingGroup" xmlns:wpi="http://schemas.microsoft.com/office/word/2010/wordprocessingInk" xmlns:wne="http://schemas.microsoft.com/office/word/2006/wordml" xmlns:wps="http://schemas.microsoft.com/office/word/2010/wordprocessingShape" mc:Ignorable="w14 w15 w16se w16cid w16 w16cex w16sdtdh w16sdtfl cr w16du wp14">
   <w16cex:commentExtensible w16cex:durableId="45994A08" w16cex:dateUtc="2026-06-03T05:57:00Z"/>
+  <w16cex:commentExtensible w16cex:durableId="66317351" w16cex:dateUtc="2026-06-05T18:51:00Z"/>
   <w16cex:commentExtensible w16cex:durableId="3B039C77" w16cex:dateUtc="2026-06-05T06:39:00Z"/>
   <w16cex:commentExtensible w16cex:durableId="27C5F5F1" w16cex:dateUtc="2026-06-05T09:02:00Z"/>
   <w16cex:commentExtensible w16cex:durableId="10C71D8A" w16cex:dateUtc="2026-06-05T13:03:00Z"/>
@@ -20794,6 +20880,7 @@
 <file path=word/commentsIds.xml><?xml version="1.0" encoding="utf-8"?>
 <w16cid:commentsIds xmlns:wpc="http://schemas.microsoft.com/office/word/2010/wordprocessingCanvas" xmlns:cx="http://schemas.microsoft.com/office/drawing/2014/chartex" xmlns:cx1="http://schemas.microsoft.com/office/drawing/2015/9/8/chartex" xmlns:cx2="http://schemas.microsoft.com/office/drawing/2015/10/21/chartex" xmlns:cx3="http://schemas.microsoft.com/office/drawing/2016/5/9/chartex" xmlns:cx4="http://schemas.microsoft.com/office/drawing/2016/5/10/chartex" xmlns:cx5="http://schemas.microsoft.com/office/drawing/2016/5/11/chartex" xmlns:cx6="http://schemas.microsoft.com/office/drawing/2016/5/12/chartex" xmlns:cx7="http://schemas.microsoft.com/office/drawing/2016/5/13/chartex" xmlns:cx8="http://schemas.microsoft.com/office/drawing/2016/5/14/chartex" xmlns:mc="http://schemas.openxmlformats.org/markup-compatibility/2006" xmlns:aink="http://schemas.microsoft.com/office/drawing/2016/ink" xmlns:am3d="http://schemas.microsoft.com/office/drawing/2017/model3d" xmlns:o="urn:schemas-microsoft-com:office:office" xmlns:oel="http://schemas.microsoft.com/office/2019/extlst" xmlns:r="http://schemas.openxmlformats.org/officeDocument/2006/relationships" xmlns:m="http://schemas.openxmlformats.org/officeDocument/2006/math" xmlns:v="urn:schemas-microsoft-com:vml" xmlns:wp14="http://schemas.microsoft.com/office/word/2010/wordprocessingDrawing" xmlns:wp="http://schemas.openxmlformats.org/drawingml/2006/wordprocessingDrawing" xmlns:w10="urn:schemas-microsoft-com:office:word" xmlns:w="http://schemas.openxmlformats.org/wordprocessingml/2006/main" xmlns:w14="http://schemas.microsoft.com/office/word/2010/wordml" xmlns:w15="http://schemas.microsoft.com/office/word/2012/wordml" xmlns:w16cex="http://schemas.microsoft.com/office/word/2018/wordml/cex" xmlns:w16cid="http://schemas.microsoft.com/office/word/2016/wordml/cid" xmlns:w16="http://schemas.microsoft.com/office/word/2018/wordml" xmlns:w16du="http://schemas.microsoft.com/office/word/2023/wordml/word16du" xmlns:w16sdtdh="http://schemas.microsoft.com/office/word/2020/wordml/sdtdatahash" xmlns:w16sdtfl="http://schemas.microsoft.com/office/word/2024/wordml/sdtformatlock" xmlns:w16se="http://schemas.microsoft.com/office/word/2015/wordml/symex" xmlns:wpg="http://schemas.microsoft.com/office/word/2010/wordprocessingGroup" xmlns:wpi="http://schemas.microsoft.com/office/word/2010/wordprocessingInk" xmlns:wne="http://schemas.microsoft.com/office/word/2006/wordml" xmlns:wps="http://schemas.microsoft.com/office/word/2010/wordprocessingShape" mc:Ignorable="w14 w15 w16se w16cid w16 w16cex w16sdtdh w16sdtfl w16du wp14">
   <w16cid:commentId w16cid:paraId="472A8B27" w16cid:durableId="45994A08"/>
+  <w16cid:commentId w16cid:paraId="173379E7" w16cid:durableId="66317351"/>
   <w16cid:commentId w16cid:paraId="7C9D6C9A" w16cid:durableId="3B039C77"/>
   <w16cid:commentId w16cid:paraId="1B9BE6EF" w16cid:durableId="27C5F5F1"/>
   <w16cid:commentId w16cid:paraId="7FB52BC3" w16cid:durableId="10C71D8A"/>
